--- a/report/Sentari_Project_Report.docx
+++ b/report/Sentari_Project_Report.docx
@@ -275,7 +275,7 @@
     <w:sdt>
       <w:sdtPr>
         <w:alias w:val="Table of Contents"/>
-        <w:id w:val="1469710969"/>
+        <w:id w:val="1020669408"/>
       </w:sdtPr>
       <w:sdtEndPr>
         <w:rPr>
@@ -307,7 +307,7 @@
           <w:r>
             <w:fldChar w:fldCharType="separate"/>
           </w:r>
-          <w:hyperlink w:anchor="_Toc241166007" w:history="1">
+          <w:hyperlink w:anchor="_Toc241179090" w:history="1">
             <w:r>
               <w:rPr>
                 <w:rStyle w:val="Hyperlink"/>
@@ -331,7 +331,7 @@
               <w:rPr>
                 <w:noProof/>
               </w:rPr>
-              <w:instrText xml:space="preserve"> PAGEREF _Toc241166007 \h </w:instrText>
+              <w:instrText xml:space="preserve"> PAGEREF _Toc241179090 \h </w:instrText>
             </w:r>
             <w:r>
               <w:rPr>
@@ -373,7 +373,7 @@
               <w14:ligatures w14:val="standardContextual"/>
             </w:rPr>
           </w:pPr>
-          <w:hyperlink w:anchor="_Toc241166008" w:history="1">
+          <w:hyperlink w:anchor="_Toc241179091" w:history="1">
             <w:r>
               <w:rPr>
                 <w:rStyle w:val="Hyperlink"/>
@@ -397,7 +397,7 @@
               <w:rPr>
                 <w:noProof/>
               </w:rPr>
-              <w:instrText xml:space="preserve"> PAGEREF _Toc241166008 \h </w:instrText>
+              <w:instrText xml:space="preserve"> PAGEREF _Toc241179091 \h </w:instrText>
             </w:r>
             <w:r>
               <w:rPr>
@@ -439,7 +439,7 @@
               <w14:ligatures w14:val="standardContextual"/>
             </w:rPr>
           </w:pPr>
-          <w:hyperlink w:anchor="_Toc241166009" w:history="1">
+          <w:hyperlink w:anchor="_Toc241179092" w:history="1">
             <w:r>
               <w:rPr>
                 <w:rStyle w:val="Hyperlink"/>
@@ -463,7 +463,7 @@
               <w:rPr>
                 <w:noProof/>
               </w:rPr>
-              <w:instrText xml:space="preserve"> PAGEREF _Toc241166009 \h </w:instrText>
+              <w:instrText xml:space="preserve"> PAGEREF _Toc241179092 \h </w:instrText>
             </w:r>
             <w:r>
               <w:rPr>
@@ -505,7 +505,7 @@
               <w14:ligatures w14:val="standardContextual"/>
             </w:rPr>
           </w:pPr>
-          <w:hyperlink w:anchor="_Toc241166010" w:history="1">
+          <w:hyperlink w:anchor="_Toc241179093" w:history="1">
             <w:r>
               <w:rPr>
                 <w:rStyle w:val="Hyperlink"/>
@@ -529,7 +529,7 @@
               <w:rPr>
                 <w:noProof/>
               </w:rPr>
-              <w:instrText xml:space="preserve"> PAGEREF _Toc241166010 \h </w:instrText>
+              <w:instrText xml:space="preserve"> PAGEREF _Toc241179093 \h </w:instrText>
             </w:r>
             <w:r>
               <w:rPr>
@@ -571,7 +571,7 @@
               <w14:ligatures w14:val="standardContextual"/>
             </w:rPr>
           </w:pPr>
-          <w:hyperlink w:anchor="_Toc241166011" w:history="1">
+          <w:hyperlink w:anchor="_Toc241179094" w:history="1">
             <w:r>
               <w:rPr>
                 <w:rStyle w:val="Hyperlink"/>
@@ -595,7 +595,7 @@
               <w:rPr>
                 <w:noProof/>
               </w:rPr>
-              <w:instrText xml:space="preserve"> PAGEREF _Toc241166011 \h </w:instrText>
+              <w:instrText xml:space="preserve"> PAGEREF _Toc241179094 \h </w:instrText>
             </w:r>
             <w:r>
               <w:rPr>
@@ -637,7 +637,7 @@
               <w14:ligatures w14:val="standardContextual"/>
             </w:rPr>
           </w:pPr>
-          <w:hyperlink w:anchor="_Toc241166012" w:history="1">
+          <w:hyperlink w:anchor="_Toc241179095" w:history="1">
             <w:r>
               <w:rPr>
                 <w:rStyle w:val="Hyperlink"/>
@@ -661,7 +661,7 @@
               <w:rPr>
                 <w:noProof/>
               </w:rPr>
-              <w:instrText xml:space="preserve"> PAGEREF _Toc241166012 \h </w:instrText>
+              <w:instrText xml:space="preserve"> PAGEREF _Toc241179095 \h </w:instrText>
             </w:r>
             <w:r>
               <w:rPr>
@@ -703,7 +703,7 @@
               <w14:ligatures w14:val="standardContextual"/>
             </w:rPr>
           </w:pPr>
-          <w:hyperlink w:anchor="_Toc241166013" w:history="1">
+          <w:hyperlink w:anchor="_Toc241179096" w:history="1">
             <w:r>
               <w:rPr>
                 <w:rStyle w:val="Hyperlink"/>
@@ -727,7 +727,7 @@
               <w:rPr>
                 <w:noProof/>
               </w:rPr>
-              <w:instrText xml:space="preserve"> PAGEREF _Toc241166013 \h </w:instrText>
+              <w:instrText xml:space="preserve"> PAGEREF _Toc241179096 \h </w:instrText>
             </w:r>
             <w:r>
               <w:rPr>
@@ -769,7 +769,7 @@
               <w14:ligatures w14:val="standardContextual"/>
             </w:rPr>
           </w:pPr>
-          <w:hyperlink w:anchor="_Toc241166014" w:history="1">
+          <w:hyperlink w:anchor="_Toc241179097" w:history="1">
             <w:r>
               <w:rPr>
                 <w:rStyle w:val="Hyperlink"/>
@@ -793,7 +793,7 @@
               <w:rPr>
                 <w:noProof/>
               </w:rPr>
-              <w:instrText xml:space="preserve"> PAGEREF _Toc241166014 \h </w:instrText>
+              <w:instrText xml:space="preserve"> PAGEREF _Toc241179097 \h </w:instrText>
             </w:r>
             <w:r>
               <w:rPr>
@@ -835,7 +835,7 @@
               <w14:ligatures w14:val="standardContextual"/>
             </w:rPr>
           </w:pPr>
-          <w:hyperlink w:anchor="_Toc241166015" w:history="1">
+          <w:hyperlink w:anchor="_Toc241179098" w:history="1">
             <w:r>
               <w:rPr>
                 <w:rStyle w:val="Hyperlink"/>
@@ -859,7 +859,7 @@
               <w:rPr>
                 <w:noProof/>
               </w:rPr>
-              <w:instrText xml:space="preserve"> PAGEREF _Toc241166015 \h </w:instrText>
+              <w:instrText xml:space="preserve"> PAGEREF _Toc241179098 \h </w:instrText>
             </w:r>
             <w:r>
               <w:rPr>
@@ -901,7 +901,7 @@
               <w14:ligatures w14:val="standardContextual"/>
             </w:rPr>
           </w:pPr>
-          <w:hyperlink w:anchor="_Toc241166016" w:history="1">
+          <w:hyperlink w:anchor="_Toc241179099" w:history="1">
             <w:r>
               <w:rPr>
                 <w:rStyle w:val="Hyperlink"/>
@@ -925,7 +925,7 @@
               <w:rPr>
                 <w:noProof/>
               </w:rPr>
-              <w:instrText xml:space="preserve"> PAGEREF _Toc241166016 \h </w:instrText>
+              <w:instrText xml:space="preserve"> PAGEREF _Toc241179099 \h </w:instrText>
             </w:r>
             <w:r>
               <w:rPr>
@@ -967,7 +967,7 @@
               <w14:ligatures w14:val="standardContextual"/>
             </w:rPr>
           </w:pPr>
-          <w:hyperlink w:anchor="_Toc241166017" w:history="1">
+          <w:hyperlink w:anchor="_Toc241179100" w:history="1">
             <w:r>
               <w:rPr>
                 <w:rStyle w:val="Hyperlink"/>
@@ -991,7 +991,7 @@
               <w:rPr>
                 <w:noProof/>
               </w:rPr>
-              <w:instrText xml:space="preserve"> PAGEREF _Toc241166017 \h </w:instrText>
+              <w:instrText xml:space="preserve"> PAGEREF _Toc241179100 \h </w:instrText>
             </w:r>
             <w:r>
               <w:rPr>
@@ -1033,7 +1033,7 @@
               <w14:ligatures w14:val="standardContextual"/>
             </w:rPr>
           </w:pPr>
-          <w:hyperlink w:anchor="_Toc241166018" w:history="1">
+          <w:hyperlink w:anchor="_Toc241179101" w:history="1">
             <w:r>
               <w:rPr>
                 <w:rStyle w:val="Hyperlink"/>
@@ -1057,7 +1057,7 @@
               <w:rPr>
                 <w:noProof/>
               </w:rPr>
-              <w:instrText xml:space="preserve"> PAGEREF _Toc241166018 \h </w:instrText>
+              <w:instrText xml:space="preserve"> PAGEREF _Toc241179101 \h </w:instrText>
             </w:r>
             <w:r>
               <w:rPr>
@@ -1099,7 +1099,7 @@
               <w14:ligatures w14:val="standardContextual"/>
             </w:rPr>
           </w:pPr>
-          <w:hyperlink w:anchor="_Toc241166019" w:history="1">
+          <w:hyperlink w:anchor="_Toc241179102" w:history="1">
             <w:r>
               <w:rPr>
                 <w:rStyle w:val="Hyperlink"/>
@@ -1123,7 +1123,7 @@
               <w:rPr>
                 <w:noProof/>
               </w:rPr>
-              <w:instrText xml:space="preserve"> PAGEREF _Toc241166019 \h </w:instrText>
+              <w:instrText xml:space="preserve"> PAGEREF _Toc241179102 \h </w:instrText>
             </w:r>
             <w:r>
               <w:rPr>
@@ -1165,7 +1165,7 @@
               <w14:ligatures w14:val="standardContextual"/>
             </w:rPr>
           </w:pPr>
-          <w:hyperlink w:anchor="_Toc241166020" w:history="1">
+          <w:hyperlink w:anchor="_Toc241179103" w:history="1">
             <w:r>
               <w:rPr>
                 <w:rStyle w:val="Hyperlink"/>
@@ -1189,7 +1189,7 @@
               <w:rPr>
                 <w:noProof/>
               </w:rPr>
-              <w:instrText xml:space="preserve"> PAGEREF _Toc241166020 \h </w:instrText>
+              <w:instrText xml:space="preserve"> PAGEREF _Toc241179103 \h </w:instrText>
             </w:r>
             <w:r>
               <w:rPr>
@@ -1231,7 +1231,7 @@
               <w14:ligatures w14:val="standardContextual"/>
             </w:rPr>
           </w:pPr>
-          <w:hyperlink w:anchor="_Toc241166021" w:history="1">
+          <w:hyperlink w:anchor="_Toc241179104" w:history="1">
             <w:r>
               <w:rPr>
                 <w:rStyle w:val="Hyperlink"/>
@@ -1255,7 +1255,7 @@
               <w:rPr>
                 <w:noProof/>
               </w:rPr>
-              <w:instrText xml:space="preserve"> PAGEREF _Toc241166021 \h </w:instrText>
+              <w:instrText xml:space="preserve"> PAGEREF _Toc241179104 \h </w:instrText>
             </w:r>
             <w:r>
               <w:rPr>
@@ -1297,7 +1297,7 @@
               <w14:ligatures w14:val="standardContextual"/>
             </w:rPr>
           </w:pPr>
-          <w:hyperlink w:anchor="_Toc241166022" w:history="1">
+          <w:hyperlink w:anchor="_Toc241179105" w:history="1">
             <w:r>
               <w:rPr>
                 <w:rStyle w:val="Hyperlink"/>
@@ -1321,7 +1321,7 @@
               <w:rPr>
                 <w:noProof/>
               </w:rPr>
-              <w:instrText xml:space="preserve"> PAGEREF _Toc241166022 \h </w:instrText>
+              <w:instrText xml:space="preserve"> PAGEREF _Toc241179105 \h </w:instrText>
             </w:r>
             <w:r>
               <w:rPr>
@@ -1363,7 +1363,7 @@
               <w14:ligatures w14:val="standardContextual"/>
             </w:rPr>
           </w:pPr>
-          <w:hyperlink w:anchor="_Toc241166023" w:history="1">
+          <w:hyperlink w:anchor="_Toc241179106" w:history="1">
             <w:r>
               <w:rPr>
                 <w:rStyle w:val="Hyperlink"/>
@@ -1387,7 +1387,7 @@
               <w:rPr>
                 <w:noProof/>
               </w:rPr>
-              <w:instrText xml:space="preserve"> PAGEREF _Toc241166023 \h </w:instrText>
+              <w:instrText xml:space="preserve"> PAGEREF _Toc241179106 \h </w:instrText>
             </w:r>
             <w:r>
               <w:rPr>
@@ -1429,7 +1429,7 @@
               <w14:ligatures w14:val="standardContextual"/>
             </w:rPr>
           </w:pPr>
-          <w:hyperlink w:anchor="_Toc241166024" w:history="1">
+          <w:hyperlink w:anchor="_Toc241179107" w:history="1">
             <w:r>
               <w:rPr>
                 <w:rStyle w:val="Hyperlink"/>
@@ -1453,7 +1453,7 @@
               <w:rPr>
                 <w:noProof/>
               </w:rPr>
-              <w:instrText xml:space="preserve"> PAGEREF _Toc241166024 \h </w:instrText>
+              <w:instrText xml:space="preserve"> PAGEREF _Toc241179107 \h </w:instrText>
             </w:r>
             <w:r>
               <w:rPr>
@@ -1495,7 +1495,7 @@
               <w14:ligatures w14:val="standardContextual"/>
             </w:rPr>
           </w:pPr>
-          <w:hyperlink w:anchor="_Toc241166025" w:history="1">
+          <w:hyperlink w:anchor="_Toc241179108" w:history="1">
             <w:r>
               <w:rPr>
                 <w:rStyle w:val="Hyperlink"/>
@@ -1519,7 +1519,7 @@
               <w:rPr>
                 <w:noProof/>
               </w:rPr>
-              <w:instrText xml:space="preserve"> PAGEREF _Toc241166025 \h </w:instrText>
+              <w:instrText xml:space="preserve"> PAGEREF _Toc241179108 \h </w:instrText>
             </w:r>
             <w:r>
               <w:rPr>
@@ -1561,7 +1561,7 @@
               <w14:ligatures w14:val="standardContextual"/>
             </w:rPr>
           </w:pPr>
-          <w:hyperlink w:anchor="_Toc241166026" w:history="1">
+          <w:hyperlink w:anchor="_Toc241179109" w:history="1">
             <w:r>
               <w:rPr>
                 <w:rStyle w:val="Hyperlink"/>
@@ -1585,7 +1585,7 @@
               <w:rPr>
                 <w:noProof/>
               </w:rPr>
-              <w:instrText xml:space="preserve"> PAGEREF _Toc241166026 \h </w:instrText>
+              <w:instrText xml:space="preserve"> PAGEREF _Toc241179109 \h </w:instrText>
             </w:r>
             <w:r>
               <w:rPr>
@@ -1627,7 +1627,7 @@
               <w14:ligatures w14:val="standardContextual"/>
             </w:rPr>
           </w:pPr>
-          <w:hyperlink w:anchor="_Toc241166027" w:history="1">
+          <w:hyperlink w:anchor="_Toc241179110" w:history="1">
             <w:r>
               <w:rPr>
                 <w:rStyle w:val="Hyperlink"/>
@@ -1651,7 +1651,7 @@
               <w:rPr>
                 <w:noProof/>
               </w:rPr>
-              <w:instrText xml:space="preserve"> PAGEREF _Toc241166027 \h </w:instrText>
+              <w:instrText xml:space="preserve"> PAGEREF _Toc241179110 \h </w:instrText>
             </w:r>
             <w:r>
               <w:rPr>
@@ -1693,7 +1693,7 @@
               <w14:ligatures w14:val="standardContextual"/>
             </w:rPr>
           </w:pPr>
-          <w:hyperlink w:anchor="_Toc241166028" w:history="1">
+          <w:hyperlink w:anchor="_Toc241179111" w:history="1">
             <w:r>
               <w:rPr>
                 <w:rStyle w:val="Hyperlink"/>
@@ -1717,7 +1717,7 @@
               <w:rPr>
                 <w:noProof/>
               </w:rPr>
-              <w:instrText xml:space="preserve"> PAGEREF _Toc241166028 \h </w:instrText>
+              <w:instrText xml:space="preserve"> PAGEREF _Toc241179111 \h </w:instrText>
             </w:r>
             <w:r>
               <w:rPr>
@@ -1759,7 +1759,7 @@
               <w14:ligatures w14:val="standardContextual"/>
             </w:rPr>
           </w:pPr>
-          <w:hyperlink w:anchor="_Toc241166029" w:history="1">
+          <w:hyperlink w:anchor="_Toc241179112" w:history="1">
             <w:r>
               <w:rPr>
                 <w:rStyle w:val="Hyperlink"/>
@@ -1783,7 +1783,7 @@
               <w:rPr>
                 <w:noProof/>
               </w:rPr>
-              <w:instrText xml:space="preserve"> PAGEREF _Toc241166029 \h </w:instrText>
+              <w:instrText xml:space="preserve"> PAGEREF _Toc241179112 \h </w:instrText>
             </w:r>
             <w:r>
               <w:rPr>
@@ -1825,7 +1825,7 @@
               <w14:ligatures w14:val="standardContextual"/>
             </w:rPr>
           </w:pPr>
-          <w:hyperlink w:anchor="_Toc241166030" w:history="1">
+          <w:hyperlink w:anchor="_Toc241179113" w:history="1">
             <w:r>
               <w:rPr>
                 <w:rStyle w:val="Hyperlink"/>
@@ -1849,7 +1849,7 @@
               <w:rPr>
                 <w:noProof/>
               </w:rPr>
-              <w:instrText xml:space="preserve"> PAGEREF _Toc241166030 \h </w:instrText>
+              <w:instrText xml:space="preserve"> PAGEREF _Toc241179113 \h </w:instrText>
             </w:r>
             <w:r>
               <w:rPr>
@@ -1891,7 +1891,7 @@
               <w14:ligatures w14:val="standardContextual"/>
             </w:rPr>
           </w:pPr>
-          <w:hyperlink w:anchor="_Toc241166031" w:history="1">
+          <w:hyperlink w:anchor="_Toc241179114" w:history="1">
             <w:r>
               <w:rPr>
                 <w:rStyle w:val="Hyperlink"/>
@@ -1915,7 +1915,7 @@
               <w:rPr>
                 <w:noProof/>
               </w:rPr>
-              <w:instrText xml:space="preserve"> PAGEREF _Toc241166031 \h </w:instrText>
+              <w:instrText xml:space="preserve"> PAGEREF _Toc241179114 \h </w:instrText>
             </w:r>
             <w:r>
               <w:rPr>
@@ -1957,7 +1957,7 @@
               <w14:ligatures w14:val="standardContextual"/>
             </w:rPr>
           </w:pPr>
-          <w:hyperlink w:anchor="_Toc241166032" w:history="1">
+          <w:hyperlink w:anchor="_Toc241179115" w:history="1">
             <w:r>
               <w:rPr>
                 <w:rStyle w:val="Hyperlink"/>
@@ -1981,7 +1981,7 @@
               <w:rPr>
                 <w:noProof/>
               </w:rPr>
-              <w:instrText xml:space="preserve"> PAGEREF _Toc241166032 \h </w:instrText>
+              <w:instrText xml:space="preserve"> PAGEREF _Toc241179115 \h </w:instrText>
             </w:r>
             <w:r>
               <w:rPr>
@@ -2023,7 +2023,7 @@
               <w14:ligatures w14:val="standardContextual"/>
             </w:rPr>
           </w:pPr>
-          <w:hyperlink w:anchor="_Toc241166033" w:history="1">
+          <w:hyperlink w:anchor="_Toc241179116" w:history="1">
             <w:r>
               <w:rPr>
                 <w:rStyle w:val="Hyperlink"/>
@@ -2047,7 +2047,7 @@
               <w:rPr>
                 <w:noProof/>
               </w:rPr>
-              <w:instrText xml:space="preserve"> PAGEREF _Toc241166033 \h </w:instrText>
+              <w:instrText xml:space="preserve"> PAGEREF _Toc241179116 \h </w:instrText>
             </w:r>
             <w:r>
               <w:rPr>
@@ -2089,7 +2089,7 @@
               <w14:ligatures w14:val="standardContextual"/>
             </w:rPr>
           </w:pPr>
-          <w:hyperlink w:anchor="_Toc241166034" w:history="1">
+          <w:hyperlink w:anchor="_Toc241179117" w:history="1">
             <w:r>
               <w:rPr>
                 <w:rStyle w:val="Hyperlink"/>
@@ -2113,7 +2113,7 @@
               <w:rPr>
                 <w:noProof/>
               </w:rPr>
-              <w:instrText xml:space="preserve"> PAGEREF _Toc241166034 \h </w:instrText>
+              <w:instrText xml:space="preserve"> PAGEREF _Toc241179117 \h </w:instrText>
             </w:r>
             <w:r>
               <w:rPr>
@@ -2155,7 +2155,7 @@
               <w14:ligatures w14:val="standardContextual"/>
             </w:rPr>
           </w:pPr>
-          <w:hyperlink w:anchor="_Toc241166035" w:history="1">
+          <w:hyperlink w:anchor="_Toc241179118" w:history="1">
             <w:r>
               <w:rPr>
                 <w:rStyle w:val="Hyperlink"/>
@@ -2179,7 +2179,7 @@
               <w:rPr>
                 <w:noProof/>
               </w:rPr>
-              <w:instrText xml:space="preserve"> PAGEREF _Toc241166035 \h </w:instrText>
+              <w:instrText xml:space="preserve"> PAGEREF _Toc241179118 \h </w:instrText>
             </w:r>
             <w:r>
               <w:rPr>
@@ -2221,7 +2221,7 @@
               <w14:ligatures w14:val="standardContextual"/>
             </w:rPr>
           </w:pPr>
-          <w:hyperlink w:anchor="_Toc241166036" w:history="1">
+          <w:hyperlink w:anchor="_Toc241179119" w:history="1">
             <w:r>
               <w:rPr>
                 <w:rStyle w:val="Hyperlink"/>
@@ -2245,7 +2245,7 @@
               <w:rPr>
                 <w:noProof/>
               </w:rPr>
-              <w:instrText xml:space="preserve"> PAGEREF _Toc241166036 \h </w:instrText>
+              <w:instrText xml:space="preserve"> PAGEREF _Toc241179119 \h </w:instrText>
             </w:r>
             <w:r>
               <w:rPr>
@@ -2287,7 +2287,7 @@
               <w14:ligatures w14:val="standardContextual"/>
             </w:rPr>
           </w:pPr>
-          <w:hyperlink w:anchor="_Toc241166037" w:history="1">
+          <w:hyperlink w:anchor="_Toc241179120" w:history="1">
             <w:r>
               <w:rPr>
                 <w:rStyle w:val="Hyperlink"/>
@@ -2311,7 +2311,7 @@
               <w:rPr>
                 <w:noProof/>
               </w:rPr>
-              <w:instrText xml:space="preserve"> PAGEREF _Toc241166037 \h </w:instrText>
+              <w:instrText xml:space="preserve"> PAGEREF _Toc241179120 \h </w:instrText>
             </w:r>
             <w:r>
               <w:rPr>
@@ -2353,7 +2353,7 @@
               <w14:ligatures w14:val="standardContextual"/>
             </w:rPr>
           </w:pPr>
-          <w:hyperlink w:anchor="_Toc241166038" w:history="1">
+          <w:hyperlink w:anchor="_Toc241179121" w:history="1">
             <w:r>
               <w:rPr>
                 <w:rStyle w:val="Hyperlink"/>
@@ -2377,7 +2377,7 @@
               <w:rPr>
                 <w:noProof/>
               </w:rPr>
-              <w:instrText xml:space="preserve"> PAGEREF _Toc241166038 \h </w:instrText>
+              <w:instrText xml:space="preserve"> PAGEREF _Toc241179121 \h </w:instrText>
             </w:r>
             <w:r>
               <w:rPr>
@@ -2419,7 +2419,7 @@
               <w14:ligatures w14:val="standardContextual"/>
             </w:rPr>
           </w:pPr>
-          <w:hyperlink w:anchor="_Toc241166039" w:history="1">
+          <w:hyperlink w:anchor="_Toc241179122" w:history="1">
             <w:r>
               <w:rPr>
                 <w:rStyle w:val="Hyperlink"/>
@@ -2443,7 +2443,7 @@
               <w:rPr>
                 <w:noProof/>
               </w:rPr>
-              <w:instrText xml:space="preserve"> PAGEREF _Toc241166039 \h </w:instrText>
+              <w:instrText xml:space="preserve"> PAGEREF _Toc241179122 \h </w:instrText>
             </w:r>
             <w:r>
               <w:rPr>
@@ -2485,7 +2485,7 @@
               <w14:ligatures w14:val="standardContextual"/>
             </w:rPr>
           </w:pPr>
-          <w:hyperlink w:anchor="_Toc241166040" w:history="1">
+          <w:hyperlink w:anchor="_Toc241179123" w:history="1">
             <w:r>
               <w:rPr>
                 <w:rStyle w:val="Hyperlink"/>
@@ -2509,7 +2509,7 @@
               <w:rPr>
                 <w:noProof/>
               </w:rPr>
-              <w:instrText xml:space="preserve"> PAGEREF _Toc241166040 \h </w:instrText>
+              <w:instrText xml:space="preserve"> PAGEREF _Toc241179123 \h </w:instrText>
             </w:r>
             <w:r>
               <w:rPr>
@@ -2551,7 +2551,7 @@
               <w14:ligatures w14:val="standardContextual"/>
             </w:rPr>
           </w:pPr>
-          <w:hyperlink w:anchor="_Toc241166041" w:history="1">
+          <w:hyperlink w:anchor="_Toc241179124" w:history="1">
             <w:r>
               <w:rPr>
                 <w:rStyle w:val="Hyperlink"/>
@@ -2575,7 +2575,7 @@
               <w:rPr>
                 <w:noProof/>
               </w:rPr>
-              <w:instrText xml:space="preserve"> PAGEREF _Toc241166041 \h </w:instrText>
+              <w:instrText xml:space="preserve"> PAGEREF _Toc241179124 \h </w:instrText>
             </w:r>
             <w:r>
               <w:rPr>
@@ -2617,7 +2617,7 @@
               <w14:ligatures w14:val="standardContextual"/>
             </w:rPr>
           </w:pPr>
-          <w:hyperlink w:anchor="_Toc241166042" w:history="1">
+          <w:hyperlink w:anchor="_Toc241179125" w:history="1">
             <w:r>
               <w:rPr>
                 <w:rStyle w:val="Hyperlink"/>
@@ -2641,7 +2641,7 @@
               <w:rPr>
                 <w:noProof/>
               </w:rPr>
-              <w:instrText xml:space="preserve"> PAGEREF _Toc241166042 \h </w:instrText>
+              <w:instrText xml:space="preserve"> PAGEREF _Toc241179125 \h </w:instrText>
             </w:r>
             <w:r>
               <w:rPr>
@@ -2683,7 +2683,7 @@
               <w14:ligatures w14:val="standardContextual"/>
             </w:rPr>
           </w:pPr>
-          <w:hyperlink w:anchor="_Toc241166043" w:history="1">
+          <w:hyperlink w:anchor="_Toc241179126" w:history="1">
             <w:r>
               <w:rPr>
                 <w:rStyle w:val="Hyperlink"/>
@@ -2707,7 +2707,7 @@
               <w:rPr>
                 <w:noProof/>
               </w:rPr>
-              <w:instrText xml:space="preserve"> PAGEREF _Toc241166043 \h </w:instrText>
+              <w:instrText xml:space="preserve"> PAGEREF _Toc241179126 \h </w:instrText>
             </w:r>
             <w:r>
               <w:rPr>
@@ -2749,7 +2749,7 @@
               <w14:ligatures w14:val="standardContextual"/>
             </w:rPr>
           </w:pPr>
-          <w:hyperlink w:anchor="_Toc241166044" w:history="1">
+          <w:hyperlink w:anchor="_Toc241179127" w:history="1">
             <w:r>
               <w:rPr>
                 <w:rStyle w:val="Hyperlink"/>
@@ -2773,7 +2773,7 @@
               <w:rPr>
                 <w:noProof/>
               </w:rPr>
-              <w:instrText xml:space="preserve"> PAGEREF _Toc241166044 \h </w:instrText>
+              <w:instrText xml:space="preserve"> PAGEREF _Toc241179127 \h </w:instrText>
             </w:r>
             <w:r>
               <w:rPr>
@@ -2815,7 +2815,7 @@
               <w14:ligatures w14:val="standardContextual"/>
             </w:rPr>
           </w:pPr>
-          <w:hyperlink w:anchor="_Toc241166045" w:history="1">
+          <w:hyperlink w:anchor="_Toc241179128" w:history="1">
             <w:r>
               <w:rPr>
                 <w:rStyle w:val="Hyperlink"/>
@@ -2839,7 +2839,7 @@
               <w:rPr>
                 <w:noProof/>
               </w:rPr>
-              <w:instrText xml:space="preserve"> PAGEREF _Toc241166045 \h </w:instrText>
+              <w:instrText xml:space="preserve"> PAGEREF _Toc241179128 \h </w:instrText>
             </w:r>
             <w:r>
               <w:rPr>
@@ -2881,7 +2881,7 @@
               <w14:ligatures w14:val="standardContextual"/>
             </w:rPr>
           </w:pPr>
-          <w:hyperlink w:anchor="_Toc241166046" w:history="1">
+          <w:hyperlink w:anchor="_Toc241179129" w:history="1">
             <w:r>
               <w:rPr>
                 <w:rStyle w:val="Hyperlink"/>
@@ -2905,7 +2905,7 @@
               <w:rPr>
                 <w:noProof/>
               </w:rPr>
-              <w:instrText xml:space="preserve"> PAGEREF _Toc241166046 \h </w:instrText>
+              <w:instrText xml:space="preserve"> PAGEREF _Toc241179129 \h </w:instrText>
             </w:r>
             <w:r>
               <w:rPr>
@@ -2947,7 +2947,7 @@
               <w14:ligatures w14:val="standardContextual"/>
             </w:rPr>
           </w:pPr>
-          <w:hyperlink w:anchor="_Toc241166047" w:history="1">
+          <w:hyperlink w:anchor="_Toc241179130" w:history="1">
             <w:r>
               <w:rPr>
                 <w:rStyle w:val="Hyperlink"/>
@@ -2971,7 +2971,7 @@
               <w:rPr>
                 <w:noProof/>
               </w:rPr>
-              <w:instrText xml:space="preserve"> PAGEREF _Toc241166047 \h </w:instrText>
+              <w:instrText xml:space="preserve"> PAGEREF _Toc241179130 \h </w:instrText>
             </w:r>
             <w:r>
               <w:rPr>
@@ -3013,7 +3013,7 @@
               <w14:ligatures w14:val="standardContextual"/>
             </w:rPr>
           </w:pPr>
-          <w:hyperlink w:anchor="_Toc241166048" w:history="1">
+          <w:hyperlink w:anchor="_Toc241179131" w:history="1">
             <w:r>
               <w:rPr>
                 <w:rStyle w:val="Hyperlink"/>
@@ -3037,7 +3037,7 @@
               <w:rPr>
                 <w:noProof/>
               </w:rPr>
-              <w:instrText xml:space="preserve"> PAGEREF _Toc241166048 \h </w:instrText>
+              <w:instrText xml:space="preserve"> PAGEREF _Toc241179131 \h </w:instrText>
             </w:r>
             <w:r>
               <w:rPr>
@@ -3079,7 +3079,7 @@
               <w14:ligatures w14:val="standardContextual"/>
             </w:rPr>
           </w:pPr>
-          <w:hyperlink w:anchor="_Toc241166049" w:history="1">
+          <w:hyperlink w:anchor="_Toc241179132" w:history="1">
             <w:r>
               <w:rPr>
                 <w:rStyle w:val="Hyperlink"/>
@@ -3103,7 +3103,7 @@
               <w:rPr>
                 <w:noProof/>
               </w:rPr>
-              <w:instrText xml:space="preserve"> PAGEREF _Toc241166049 \h </w:instrText>
+              <w:instrText xml:space="preserve"> PAGEREF _Toc241179132 \h </w:instrText>
             </w:r>
             <w:r>
               <w:rPr>
@@ -3145,7 +3145,7 @@
               <w14:ligatures w14:val="standardContextual"/>
             </w:rPr>
           </w:pPr>
-          <w:hyperlink w:anchor="_Toc241166050" w:history="1">
+          <w:hyperlink w:anchor="_Toc241179133" w:history="1">
             <w:r>
               <w:rPr>
                 <w:rStyle w:val="Hyperlink"/>
@@ -3169,7 +3169,7 @@
               <w:rPr>
                 <w:noProof/>
               </w:rPr>
-              <w:instrText xml:space="preserve"> PAGEREF _Toc241166050 \h </w:instrText>
+              <w:instrText xml:space="preserve"> PAGEREF _Toc241179133 \h </w:instrText>
             </w:r>
             <w:r>
               <w:rPr>
@@ -3211,7 +3211,7 @@
               <w14:ligatures w14:val="standardContextual"/>
             </w:rPr>
           </w:pPr>
-          <w:hyperlink w:anchor="_Toc241166051" w:history="1">
+          <w:hyperlink w:anchor="_Toc241179134" w:history="1">
             <w:r>
               <w:rPr>
                 <w:rStyle w:val="Hyperlink"/>
@@ -3235,7 +3235,7 @@
               <w:rPr>
                 <w:noProof/>
               </w:rPr>
-              <w:instrText xml:space="preserve"> PAGEREF _Toc241166051 \h </w:instrText>
+              <w:instrText xml:space="preserve"> PAGEREF _Toc241179134 \h </w:instrText>
             </w:r>
             <w:r>
               <w:rPr>
@@ -3277,7 +3277,7 @@
               <w14:ligatures w14:val="standardContextual"/>
             </w:rPr>
           </w:pPr>
-          <w:hyperlink w:anchor="_Toc241166052" w:history="1">
+          <w:hyperlink w:anchor="_Toc241179135" w:history="1">
             <w:r>
               <w:rPr>
                 <w:rStyle w:val="Hyperlink"/>
@@ -3301,7 +3301,7 @@
               <w:rPr>
                 <w:noProof/>
               </w:rPr>
-              <w:instrText xml:space="preserve"> PAGEREF _Toc241166052 \h </w:instrText>
+              <w:instrText xml:space="preserve"> PAGEREF _Toc241179135 \h </w:instrText>
             </w:r>
             <w:r>
               <w:rPr>
@@ -3343,7 +3343,7 @@
               <w14:ligatures w14:val="standardContextual"/>
             </w:rPr>
           </w:pPr>
-          <w:hyperlink w:anchor="_Toc241166053" w:history="1">
+          <w:hyperlink w:anchor="_Toc241179136" w:history="1">
             <w:r>
               <w:rPr>
                 <w:rStyle w:val="Hyperlink"/>
@@ -3367,7 +3367,7 @@
               <w:rPr>
                 <w:noProof/>
               </w:rPr>
-              <w:instrText xml:space="preserve"> PAGEREF _Toc241166053 \h </w:instrText>
+              <w:instrText xml:space="preserve"> PAGEREF _Toc241179136 \h </w:instrText>
             </w:r>
             <w:r>
               <w:rPr>
@@ -3384,7 +3384,7 @@
               <w:rPr>
                 <w:noProof/>
               </w:rPr>
-              <w:t>34</w:t>
+              <w:t>35</w:t>
             </w:r>
             <w:r>
               <w:rPr>
@@ -3409,7 +3409,7 @@
               <w14:ligatures w14:val="standardContextual"/>
             </w:rPr>
           </w:pPr>
-          <w:hyperlink w:anchor="_Toc241166054" w:history="1">
+          <w:hyperlink w:anchor="_Toc241179137" w:history="1">
             <w:r>
               <w:rPr>
                 <w:rStyle w:val="Hyperlink"/>
@@ -3433,7 +3433,7 @@
               <w:rPr>
                 <w:noProof/>
               </w:rPr>
-              <w:instrText xml:space="preserve"> PAGEREF _Toc241166054 \h </w:instrText>
+              <w:instrText xml:space="preserve"> PAGEREF _Toc241179137 \h </w:instrText>
             </w:r>
             <w:r>
               <w:rPr>
@@ -3450,7 +3450,7 @@
               <w:rPr>
                 <w:noProof/>
               </w:rPr>
-              <w:t>34</w:t>
+              <w:t>35</w:t>
             </w:r>
             <w:r>
               <w:rPr>
@@ -3475,7 +3475,7 @@
               <w14:ligatures w14:val="standardContextual"/>
             </w:rPr>
           </w:pPr>
-          <w:hyperlink w:anchor="_Toc241166055" w:history="1">
+          <w:hyperlink w:anchor="_Toc241179138" w:history="1">
             <w:r>
               <w:rPr>
                 <w:rStyle w:val="Hyperlink"/>
@@ -3499,7 +3499,7 @@
               <w:rPr>
                 <w:noProof/>
               </w:rPr>
-              <w:instrText xml:space="preserve"> PAGEREF _Toc241166055 \h </w:instrText>
+              <w:instrText xml:space="preserve"> PAGEREF _Toc241179138 \h </w:instrText>
             </w:r>
             <w:r>
               <w:rPr>
@@ -3516,7 +3516,7 @@
               <w:rPr>
                 <w:noProof/>
               </w:rPr>
-              <w:t>34</w:t>
+              <w:t>35</w:t>
             </w:r>
             <w:r>
               <w:rPr>
@@ -3541,7 +3541,7 @@
               <w14:ligatures w14:val="standardContextual"/>
             </w:rPr>
           </w:pPr>
-          <w:hyperlink w:anchor="_Toc241166056" w:history="1">
+          <w:hyperlink w:anchor="_Toc241179139" w:history="1">
             <w:r>
               <w:rPr>
                 <w:rStyle w:val="Hyperlink"/>
@@ -3565,7 +3565,7 @@
               <w:rPr>
                 <w:noProof/>
               </w:rPr>
-              <w:instrText xml:space="preserve"> PAGEREF _Toc241166056 \h </w:instrText>
+              <w:instrText xml:space="preserve"> PAGEREF _Toc241179139 \h </w:instrText>
             </w:r>
             <w:r>
               <w:rPr>
@@ -3582,7 +3582,7 @@
               <w:rPr>
                 <w:noProof/>
               </w:rPr>
-              <w:t>35</w:t>
+              <w:t>36</w:t>
             </w:r>
             <w:r>
               <w:rPr>
@@ -3607,7 +3607,7 @@
               <w14:ligatures w14:val="standardContextual"/>
             </w:rPr>
           </w:pPr>
-          <w:hyperlink w:anchor="_Toc241166057" w:history="1">
+          <w:hyperlink w:anchor="_Toc241179140" w:history="1">
             <w:r>
               <w:rPr>
                 <w:rStyle w:val="Hyperlink"/>
@@ -3631,7 +3631,7 @@
               <w:rPr>
                 <w:noProof/>
               </w:rPr>
-              <w:instrText xml:space="preserve"> PAGEREF _Toc241166057 \h </w:instrText>
+              <w:instrText xml:space="preserve"> PAGEREF _Toc241179140 \h </w:instrText>
             </w:r>
             <w:r>
               <w:rPr>
@@ -3648,7 +3648,7 @@
               <w:rPr>
                 <w:noProof/>
               </w:rPr>
-              <w:t>36</w:t>
+              <w:t>37</w:t>
             </w:r>
             <w:r>
               <w:rPr>
@@ -3673,7 +3673,7 @@
               <w14:ligatures w14:val="standardContextual"/>
             </w:rPr>
           </w:pPr>
-          <w:hyperlink w:anchor="_Toc241166058" w:history="1">
+          <w:hyperlink w:anchor="_Toc241179141" w:history="1">
             <w:r>
               <w:rPr>
                 <w:rStyle w:val="Hyperlink"/>
@@ -3697,7 +3697,7 @@
               <w:rPr>
                 <w:noProof/>
               </w:rPr>
-              <w:instrText xml:space="preserve"> PAGEREF _Toc241166058 \h </w:instrText>
+              <w:instrText xml:space="preserve"> PAGEREF _Toc241179141 \h </w:instrText>
             </w:r>
             <w:r>
               <w:rPr>
@@ -3714,7 +3714,7 @@
               <w:rPr>
                 <w:noProof/>
               </w:rPr>
-              <w:t>37</w:t>
+              <w:t>38</w:t>
             </w:r>
             <w:r>
               <w:rPr>
@@ -3739,7 +3739,7 @@
               <w14:ligatures w14:val="standardContextual"/>
             </w:rPr>
           </w:pPr>
-          <w:hyperlink w:anchor="_Toc241166059" w:history="1">
+          <w:hyperlink w:anchor="_Toc241179142" w:history="1">
             <w:r>
               <w:rPr>
                 <w:rStyle w:val="Hyperlink"/>
@@ -3763,7 +3763,7 @@
               <w:rPr>
                 <w:noProof/>
               </w:rPr>
-              <w:instrText xml:space="preserve"> PAGEREF _Toc241166059 \h </w:instrText>
+              <w:instrText xml:space="preserve"> PAGEREF _Toc241179142 \h </w:instrText>
             </w:r>
             <w:r>
               <w:rPr>
@@ -3780,7 +3780,7 @@
               <w:rPr>
                 <w:noProof/>
               </w:rPr>
-              <w:t>38</w:t>
+              <w:t>39</w:t>
             </w:r>
             <w:r>
               <w:rPr>
@@ -3805,7 +3805,7 @@
               <w14:ligatures w14:val="standardContextual"/>
             </w:rPr>
           </w:pPr>
-          <w:hyperlink w:anchor="_Toc241166060" w:history="1">
+          <w:hyperlink w:anchor="_Toc241179143" w:history="1">
             <w:r>
               <w:rPr>
                 <w:rStyle w:val="Hyperlink"/>
@@ -3829,7 +3829,7 @@
               <w:rPr>
                 <w:noProof/>
               </w:rPr>
-              <w:instrText xml:space="preserve"> PAGEREF _Toc241166060 \h </w:instrText>
+              <w:instrText xml:space="preserve"> PAGEREF _Toc241179143 \h </w:instrText>
             </w:r>
             <w:r>
               <w:rPr>
@@ -3846,7 +3846,7 @@
               <w:rPr>
                 <w:noProof/>
               </w:rPr>
-              <w:t>38</w:t>
+              <w:t>39</w:t>
             </w:r>
             <w:r>
               <w:rPr>
@@ -3871,7 +3871,7 @@
               <w14:ligatures w14:val="standardContextual"/>
             </w:rPr>
           </w:pPr>
-          <w:hyperlink w:anchor="_Toc241166061" w:history="1">
+          <w:hyperlink w:anchor="_Toc241179144" w:history="1">
             <w:r>
               <w:rPr>
                 <w:rStyle w:val="Hyperlink"/>
@@ -3895,7 +3895,7 @@
               <w:rPr>
                 <w:noProof/>
               </w:rPr>
-              <w:instrText xml:space="preserve"> PAGEREF _Toc241166061 \h </w:instrText>
+              <w:instrText xml:space="preserve"> PAGEREF _Toc241179144 \h </w:instrText>
             </w:r>
             <w:r>
               <w:rPr>
@@ -3912,7 +3912,7 @@
               <w:rPr>
                 <w:noProof/>
               </w:rPr>
-              <w:t>39</w:t>
+              <w:t>40</w:t>
             </w:r>
             <w:r>
               <w:rPr>
@@ -3937,7 +3937,7 @@
               <w14:ligatures w14:val="standardContextual"/>
             </w:rPr>
           </w:pPr>
-          <w:hyperlink w:anchor="_Toc241166062" w:history="1">
+          <w:hyperlink w:anchor="_Toc241179145" w:history="1">
             <w:r>
               <w:rPr>
                 <w:rStyle w:val="Hyperlink"/>
@@ -3961,7 +3961,7 @@
               <w:rPr>
                 <w:noProof/>
               </w:rPr>
-              <w:instrText xml:space="preserve"> PAGEREF _Toc241166062 \h </w:instrText>
+              <w:instrText xml:space="preserve"> PAGEREF _Toc241179145 \h </w:instrText>
             </w:r>
             <w:r>
               <w:rPr>
@@ -3978,7 +3978,7 @@
               <w:rPr>
                 <w:noProof/>
               </w:rPr>
-              <w:t>39</w:t>
+              <w:t>40</w:t>
             </w:r>
             <w:r>
               <w:rPr>
@@ -4003,7 +4003,7 @@
               <w14:ligatures w14:val="standardContextual"/>
             </w:rPr>
           </w:pPr>
-          <w:hyperlink w:anchor="_Toc241166063" w:history="1">
+          <w:hyperlink w:anchor="_Toc241179146" w:history="1">
             <w:r>
               <w:rPr>
                 <w:rStyle w:val="Hyperlink"/>
@@ -4027,7 +4027,7 @@
               <w:rPr>
                 <w:noProof/>
               </w:rPr>
-              <w:instrText xml:space="preserve"> PAGEREF _Toc241166063 \h </w:instrText>
+              <w:instrText xml:space="preserve"> PAGEREF _Toc241179146 \h </w:instrText>
             </w:r>
             <w:r>
               <w:rPr>
@@ -4044,7 +4044,7 @@
               <w:rPr>
                 <w:noProof/>
               </w:rPr>
-              <w:t>39</w:t>
+              <w:t>40</w:t>
             </w:r>
             <w:r>
               <w:rPr>
@@ -4069,7 +4069,7 @@
               <w14:ligatures w14:val="standardContextual"/>
             </w:rPr>
           </w:pPr>
-          <w:hyperlink w:anchor="_Toc241166064" w:history="1">
+          <w:hyperlink w:anchor="_Toc241179147" w:history="1">
             <w:r>
               <w:rPr>
                 <w:rStyle w:val="Hyperlink"/>
@@ -4093,7 +4093,7 @@
               <w:rPr>
                 <w:noProof/>
               </w:rPr>
-              <w:instrText xml:space="preserve"> PAGEREF _Toc241166064 \h </w:instrText>
+              <w:instrText xml:space="preserve"> PAGEREF _Toc241179147 \h </w:instrText>
             </w:r>
             <w:r>
               <w:rPr>
@@ -4110,7 +4110,7 @@
               <w:rPr>
                 <w:noProof/>
               </w:rPr>
-              <w:t>40</w:t>
+              <w:t>41</w:t>
             </w:r>
             <w:r>
               <w:rPr>
@@ -4135,7 +4135,7 @@
               <w14:ligatures w14:val="standardContextual"/>
             </w:rPr>
           </w:pPr>
-          <w:hyperlink w:anchor="_Toc241166065" w:history="1">
+          <w:hyperlink w:anchor="_Toc241179148" w:history="1">
             <w:r>
               <w:rPr>
                 <w:rStyle w:val="Hyperlink"/>
@@ -4159,7 +4159,7 @@
               <w:rPr>
                 <w:noProof/>
               </w:rPr>
-              <w:instrText xml:space="preserve"> PAGEREF _Toc241166065 \h </w:instrText>
+              <w:instrText xml:space="preserve"> PAGEREF _Toc241179148 \h </w:instrText>
             </w:r>
             <w:r>
               <w:rPr>
@@ -4176,7 +4176,7 @@
               <w:rPr>
                 <w:noProof/>
               </w:rPr>
-              <w:t>41</w:t>
+              <w:t>42</w:t>
             </w:r>
             <w:r>
               <w:rPr>
@@ -4201,7 +4201,7 @@
               <w14:ligatures w14:val="standardContextual"/>
             </w:rPr>
           </w:pPr>
-          <w:hyperlink w:anchor="_Toc241166066" w:history="1">
+          <w:hyperlink w:anchor="_Toc241179149" w:history="1">
             <w:r>
               <w:rPr>
                 <w:rStyle w:val="Hyperlink"/>
@@ -4225,7 +4225,7 @@
               <w:rPr>
                 <w:noProof/>
               </w:rPr>
-              <w:instrText xml:space="preserve"> PAGEREF _Toc241166066 \h </w:instrText>
+              <w:instrText xml:space="preserve"> PAGEREF _Toc241179149 \h </w:instrText>
             </w:r>
             <w:r>
               <w:rPr>
@@ -4242,7 +4242,7 @@
               <w:rPr>
                 <w:noProof/>
               </w:rPr>
-              <w:t>43</w:t>
+              <w:t>44</w:t>
             </w:r>
             <w:r>
               <w:rPr>
@@ -4267,7 +4267,7 @@
               <w14:ligatures w14:val="standardContextual"/>
             </w:rPr>
           </w:pPr>
-          <w:hyperlink w:anchor="_Toc241166067" w:history="1">
+          <w:hyperlink w:anchor="_Toc241179150" w:history="1">
             <w:r>
               <w:rPr>
                 <w:rStyle w:val="Hyperlink"/>
@@ -4291,7 +4291,7 @@
               <w:rPr>
                 <w:noProof/>
               </w:rPr>
-              <w:instrText xml:space="preserve"> PAGEREF _Toc241166067 \h </w:instrText>
+              <w:instrText xml:space="preserve"> PAGEREF _Toc241179150 \h </w:instrText>
             </w:r>
             <w:r>
               <w:rPr>
@@ -4308,7 +4308,7 @@
               <w:rPr>
                 <w:noProof/>
               </w:rPr>
-              <w:t>44</w:t>
+              <w:t>45</w:t>
             </w:r>
             <w:r>
               <w:rPr>
@@ -4333,7 +4333,7 @@
               <w14:ligatures w14:val="standardContextual"/>
             </w:rPr>
           </w:pPr>
-          <w:hyperlink w:anchor="_Toc241166068" w:history="1">
+          <w:hyperlink w:anchor="_Toc241179151" w:history="1">
             <w:r>
               <w:rPr>
                 <w:rStyle w:val="Hyperlink"/>
@@ -4357,7 +4357,7 @@
               <w:rPr>
                 <w:noProof/>
               </w:rPr>
-              <w:instrText xml:space="preserve"> PAGEREF _Toc241166068 \h </w:instrText>
+              <w:instrText xml:space="preserve"> PAGEREF _Toc241179151 \h </w:instrText>
             </w:r>
             <w:r>
               <w:rPr>
@@ -4374,7 +4374,7 @@
               <w:rPr>
                 <w:noProof/>
               </w:rPr>
-              <w:t>45</w:t>
+              <w:t>46</w:t>
             </w:r>
             <w:r>
               <w:rPr>
@@ -4399,7 +4399,7 @@
               <w14:ligatures w14:val="standardContextual"/>
             </w:rPr>
           </w:pPr>
-          <w:hyperlink w:anchor="_Toc241166069" w:history="1">
+          <w:hyperlink w:anchor="_Toc241179152" w:history="1">
             <w:r>
               <w:rPr>
                 <w:rStyle w:val="Hyperlink"/>
@@ -4423,7 +4423,7 @@
               <w:rPr>
                 <w:noProof/>
               </w:rPr>
-              <w:instrText xml:space="preserve"> PAGEREF _Toc241166069 \h </w:instrText>
+              <w:instrText xml:space="preserve"> PAGEREF _Toc241179152 \h </w:instrText>
             </w:r>
             <w:r>
               <w:rPr>
@@ -4440,7 +4440,7 @@
               <w:rPr>
                 <w:noProof/>
               </w:rPr>
-              <w:t>46</w:t>
+              <w:t>47</w:t>
             </w:r>
             <w:r>
               <w:rPr>
@@ -4470,7 +4470,7 @@
     <w:sdt>
       <w:sdtPr>
         <w:alias w:val="List of Figures"/>
-        <w:id w:val="643707589"/>
+        <w:id w:val="970329277"/>
       </w:sdtPr>
       <w:sdtEndPr>
         <w:rPr>
@@ -4502,7 +4502,7 @@
           <w:r>
             <w:fldChar w:fldCharType="separate"/>
           </w:r>
-          <w:hyperlink w:anchor="_Toc241166070" w:history="1">
+          <w:hyperlink w:anchor="_Toc241179153" w:history="1">
             <w:r>
               <w:rPr>
                 <w:rStyle w:val="Hyperlink"/>
@@ -4535,7 +4535,7 @@
               <w:rPr>
                 <w:noProof/>
               </w:rPr>
-              <w:instrText xml:space="preserve"> PAGEREF _Toc241166070 \h </w:instrText>
+              <w:instrText xml:space="preserve"> PAGEREF _Toc241179153 \h </w:instrText>
             </w:r>
             <w:r>
               <w:rPr>
@@ -4577,7 +4577,7 @@
               <w14:ligatures w14:val="standardContextual"/>
             </w:rPr>
           </w:pPr>
-          <w:hyperlink w:anchor="_Toc241166071" w:history="1">
+          <w:hyperlink w:anchor="_Toc241179154" w:history="1">
             <w:r>
               <w:rPr>
                 <w:rStyle w:val="Hyperlink"/>
@@ -4610,7 +4610,7 @@
               <w:rPr>
                 <w:noProof/>
               </w:rPr>
-              <w:instrText xml:space="preserve"> PAGEREF _Toc241166071 \h </w:instrText>
+              <w:instrText xml:space="preserve"> PAGEREF _Toc241179154 \h </w:instrText>
             </w:r>
             <w:r>
               <w:rPr>
@@ -4652,7 +4652,7 @@
               <w14:ligatures w14:val="standardContextual"/>
             </w:rPr>
           </w:pPr>
-          <w:hyperlink w:anchor="_Toc241166072" w:history="1">
+          <w:hyperlink w:anchor="_Toc241179155" w:history="1">
             <w:r>
               <w:rPr>
                 <w:rStyle w:val="Hyperlink"/>
@@ -4685,7 +4685,7 @@
               <w:rPr>
                 <w:noProof/>
               </w:rPr>
-              <w:instrText xml:space="preserve"> PAGEREF _Toc241166072 \h </w:instrText>
+              <w:instrText xml:space="preserve"> PAGEREF _Toc241179155 \h </w:instrText>
             </w:r>
             <w:r>
               <w:rPr>
@@ -4727,7 +4727,7 @@
               <w14:ligatures w14:val="standardContextual"/>
             </w:rPr>
           </w:pPr>
-          <w:hyperlink w:anchor="_Toc241166073" w:history="1">
+          <w:hyperlink w:anchor="_Toc241179156" w:history="1">
             <w:r>
               <w:rPr>
                 <w:rStyle w:val="Hyperlink"/>
@@ -4760,7 +4760,7 @@
               <w:rPr>
                 <w:noProof/>
               </w:rPr>
-              <w:instrText xml:space="preserve"> PAGEREF _Toc241166073 \h </w:instrText>
+              <w:instrText xml:space="preserve"> PAGEREF _Toc241179156 \h </w:instrText>
             </w:r>
             <w:r>
               <w:rPr>
@@ -4802,7 +4802,7 @@
               <w14:ligatures w14:val="standardContextual"/>
             </w:rPr>
           </w:pPr>
-          <w:hyperlink w:anchor="_Toc241166074" w:history="1">
+          <w:hyperlink w:anchor="_Toc241179157" w:history="1">
             <w:r>
               <w:rPr>
                 <w:rStyle w:val="Hyperlink"/>
@@ -4850,7 +4850,7 @@
               <w:rPr>
                 <w:noProof/>
               </w:rPr>
-              <w:instrText xml:space="preserve"> PAGEREF _Toc241166074 \h </w:instrText>
+              <w:instrText xml:space="preserve"> PAGEREF _Toc241179157 \h </w:instrText>
             </w:r>
             <w:r>
               <w:rPr>
@@ -4892,7 +4892,7 @@
               <w14:ligatures w14:val="standardContextual"/>
             </w:rPr>
           </w:pPr>
-          <w:hyperlink w:anchor="_Toc241166075" w:history="1">
+          <w:hyperlink w:anchor="_Toc241179158" w:history="1">
             <w:r>
               <w:rPr>
                 <w:rStyle w:val="Hyperlink"/>
@@ -4925,7 +4925,7 @@
               <w:rPr>
                 <w:noProof/>
               </w:rPr>
-              <w:instrText xml:space="preserve"> PAGEREF _Toc241166075 \h </w:instrText>
+              <w:instrText xml:space="preserve"> PAGEREF _Toc241179158 \h </w:instrText>
             </w:r>
             <w:r>
               <w:rPr>
@@ -4967,7 +4967,7 @@
               <w14:ligatures w14:val="standardContextual"/>
             </w:rPr>
           </w:pPr>
-          <w:hyperlink w:anchor="_Toc241166076" w:history="1">
+          <w:hyperlink w:anchor="_Toc241179159" w:history="1">
             <w:r>
               <w:rPr>
                 <w:rStyle w:val="Hyperlink"/>
@@ -5000,7 +5000,7 @@
               <w:rPr>
                 <w:noProof/>
               </w:rPr>
-              <w:instrText xml:space="preserve"> PAGEREF _Toc241166076 \h </w:instrText>
+              <w:instrText xml:space="preserve"> PAGEREF _Toc241179159 \h </w:instrText>
             </w:r>
             <w:r>
               <w:rPr>
@@ -5042,7 +5042,7 @@
               <w14:ligatures w14:val="standardContextual"/>
             </w:rPr>
           </w:pPr>
-          <w:hyperlink w:anchor="_Toc241166077" w:history="1">
+          <w:hyperlink w:anchor="_Toc241179160" w:history="1">
             <w:r>
               <w:rPr>
                 <w:rStyle w:val="Hyperlink"/>
@@ -5075,7 +5075,7 @@
               <w:rPr>
                 <w:noProof/>
               </w:rPr>
-              <w:instrText xml:space="preserve"> PAGEREF _Toc241166077 \h </w:instrText>
+              <w:instrText xml:space="preserve"> PAGEREF _Toc241179160 \h </w:instrText>
             </w:r>
             <w:r>
               <w:rPr>
@@ -5117,7 +5117,7 @@
               <w14:ligatures w14:val="standardContextual"/>
             </w:rPr>
           </w:pPr>
-          <w:hyperlink w:anchor="_Toc241166078" w:history="1">
+          <w:hyperlink w:anchor="_Toc241179161" w:history="1">
             <w:r>
               <w:rPr>
                 <w:rStyle w:val="Hyperlink"/>
@@ -5150,7 +5150,7 @@
               <w:rPr>
                 <w:noProof/>
               </w:rPr>
-              <w:instrText xml:space="preserve"> PAGEREF _Toc241166078 \h </w:instrText>
+              <w:instrText xml:space="preserve"> PAGEREF _Toc241179161 \h </w:instrText>
             </w:r>
             <w:r>
               <w:rPr>
@@ -5192,7 +5192,7 @@
               <w14:ligatures w14:val="standardContextual"/>
             </w:rPr>
           </w:pPr>
-          <w:hyperlink w:anchor="_Toc241166079" w:history="1">
+          <w:hyperlink w:anchor="_Toc241179162" w:history="1">
             <w:r>
               <w:rPr>
                 <w:rStyle w:val="Hyperlink"/>
@@ -5225,7 +5225,7 @@
               <w:rPr>
                 <w:noProof/>
               </w:rPr>
-              <w:instrText xml:space="preserve"> PAGEREF _Toc241166079 \h </w:instrText>
+              <w:instrText xml:space="preserve"> PAGEREF _Toc241179162 \h </w:instrText>
             </w:r>
             <w:r>
               <w:rPr>
@@ -5267,7 +5267,7 @@
               <w14:ligatures w14:val="standardContextual"/>
             </w:rPr>
           </w:pPr>
-          <w:hyperlink w:anchor="_Toc241166080" w:history="1">
+          <w:hyperlink w:anchor="_Toc241179163" w:history="1">
             <w:r>
               <w:rPr>
                 <w:rStyle w:val="Hyperlink"/>
@@ -5300,7 +5300,7 @@
               <w:rPr>
                 <w:noProof/>
               </w:rPr>
-              <w:instrText xml:space="preserve"> PAGEREF _Toc241166080 \h </w:instrText>
+              <w:instrText xml:space="preserve"> PAGEREF _Toc241179163 \h </w:instrText>
             </w:r>
             <w:r>
               <w:rPr>
@@ -5342,7 +5342,7 @@
               <w14:ligatures w14:val="standardContextual"/>
             </w:rPr>
           </w:pPr>
-          <w:hyperlink w:anchor="_Toc241166081" w:history="1">
+          <w:hyperlink w:anchor="_Toc241179164" w:history="1">
             <w:r>
               <w:rPr>
                 <w:rStyle w:val="Hyperlink"/>
@@ -5375,7 +5375,7 @@
               <w:rPr>
                 <w:noProof/>
               </w:rPr>
-              <w:instrText xml:space="preserve"> PAGEREF _Toc241166081 \h </w:instrText>
+              <w:instrText xml:space="preserve"> PAGEREF _Toc241179164 \h </w:instrText>
             </w:r>
             <w:r>
               <w:rPr>
@@ -5417,7 +5417,7 @@
               <w14:ligatures w14:val="standardContextual"/>
             </w:rPr>
           </w:pPr>
-          <w:hyperlink w:anchor="_Toc241166082" w:history="1">
+          <w:hyperlink w:anchor="_Toc241179165" w:history="1">
             <w:r>
               <w:rPr>
                 <w:rStyle w:val="Hyperlink"/>
@@ -5450,7 +5450,7 @@
               <w:rPr>
                 <w:noProof/>
               </w:rPr>
-              <w:instrText xml:space="preserve"> PAGEREF _Toc241166082 \h </w:instrText>
+              <w:instrText xml:space="preserve"> PAGEREF _Toc241179165 \h </w:instrText>
             </w:r>
             <w:r>
               <w:rPr>
@@ -5492,7 +5492,7 @@
               <w14:ligatures w14:val="standardContextual"/>
             </w:rPr>
           </w:pPr>
-          <w:hyperlink w:anchor="_Toc241166083" w:history="1">
+          <w:hyperlink w:anchor="_Toc241179166" w:history="1">
             <w:r>
               <w:rPr>
                 <w:rStyle w:val="Hyperlink"/>
@@ -5525,7 +5525,7 @@
               <w:rPr>
                 <w:noProof/>
               </w:rPr>
-              <w:instrText xml:space="preserve"> PAGEREF _Toc241166083 \h </w:instrText>
+              <w:instrText xml:space="preserve"> PAGEREF _Toc241179166 \h </w:instrText>
             </w:r>
             <w:r>
               <w:rPr>
@@ -5567,7 +5567,7 @@
               <w14:ligatures w14:val="standardContextual"/>
             </w:rPr>
           </w:pPr>
-          <w:hyperlink w:anchor="_Toc241166084" w:history="1">
+          <w:hyperlink w:anchor="_Toc241179167" w:history="1">
             <w:r>
               <w:rPr>
                 <w:rStyle w:val="Hyperlink"/>
@@ -5600,7 +5600,7 @@
               <w:rPr>
                 <w:noProof/>
               </w:rPr>
-              <w:instrText xml:space="preserve"> PAGEREF _Toc241166084 \h </w:instrText>
+              <w:instrText xml:space="preserve"> PAGEREF _Toc241179167 \h </w:instrText>
             </w:r>
             <w:r>
               <w:rPr>
@@ -5642,7 +5642,7 @@
               <w14:ligatures w14:val="standardContextual"/>
             </w:rPr>
           </w:pPr>
-          <w:hyperlink w:anchor="_Toc241166085" w:history="1">
+          <w:hyperlink w:anchor="_Toc241179168" w:history="1">
             <w:r>
               <w:rPr>
                 <w:rStyle w:val="Hyperlink"/>
@@ -5690,7 +5690,7 @@
               <w:rPr>
                 <w:noProof/>
               </w:rPr>
-              <w:instrText xml:space="preserve"> PAGEREF _Toc241166085 \h </w:instrText>
+              <w:instrText xml:space="preserve"> PAGEREF _Toc241179168 \h </w:instrText>
             </w:r>
             <w:r>
               <w:rPr>
@@ -5732,7 +5732,7 @@
               <w14:ligatures w14:val="standardContextual"/>
             </w:rPr>
           </w:pPr>
-          <w:hyperlink w:anchor="_Toc241166086" w:history="1">
+          <w:hyperlink w:anchor="_Toc241179169" w:history="1">
             <w:r>
               <w:rPr>
                 <w:rStyle w:val="Hyperlink"/>
@@ -5765,7 +5765,7 @@
               <w:rPr>
                 <w:noProof/>
               </w:rPr>
-              <w:instrText xml:space="preserve"> PAGEREF _Toc241166086 \h </w:instrText>
+              <w:instrText xml:space="preserve"> PAGEREF _Toc241179169 \h </w:instrText>
             </w:r>
             <w:r>
               <w:rPr>
@@ -5807,7 +5807,7 @@
               <w14:ligatures w14:val="standardContextual"/>
             </w:rPr>
           </w:pPr>
-          <w:hyperlink w:anchor="_Toc241166087" w:history="1">
+          <w:hyperlink w:anchor="_Toc241179170" w:history="1">
             <w:r>
               <w:rPr>
                 <w:rStyle w:val="Hyperlink"/>
@@ -5840,7 +5840,7 @@
               <w:rPr>
                 <w:noProof/>
               </w:rPr>
-              <w:instrText xml:space="preserve"> PAGEREF _Toc241166087 \h </w:instrText>
+              <w:instrText xml:space="preserve"> PAGEREF _Toc241179170 \h </w:instrText>
             </w:r>
             <w:r>
               <w:rPr>
@@ -5882,7 +5882,7 @@
               <w14:ligatures w14:val="standardContextual"/>
             </w:rPr>
           </w:pPr>
-          <w:hyperlink w:anchor="_Toc241166088" w:history="1">
+          <w:hyperlink w:anchor="_Toc241179171" w:history="1">
             <w:r>
               <w:rPr>
                 <w:rStyle w:val="Hyperlink"/>
@@ -5915,7 +5915,7 @@
               <w:rPr>
                 <w:noProof/>
               </w:rPr>
-              <w:instrText xml:space="preserve"> PAGEREF _Toc241166088 \h </w:instrText>
+              <w:instrText xml:space="preserve"> PAGEREF _Toc241179171 \h </w:instrText>
             </w:r>
             <w:r>
               <w:rPr>
@@ -5957,7 +5957,7 @@
               <w14:ligatures w14:val="standardContextual"/>
             </w:rPr>
           </w:pPr>
-          <w:hyperlink w:anchor="_Toc241166089" w:history="1">
+          <w:hyperlink w:anchor="_Toc241179172" w:history="1">
             <w:r>
               <w:rPr>
                 <w:rStyle w:val="Hyperlink"/>
@@ -5990,7 +5990,7 @@
               <w:rPr>
                 <w:noProof/>
               </w:rPr>
-              <w:instrText xml:space="preserve"> PAGEREF _Toc241166089 \h </w:instrText>
+              <w:instrText xml:space="preserve"> PAGEREF _Toc241179172 \h </w:instrText>
             </w:r>
             <w:r>
               <w:rPr>
@@ -6032,7 +6032,7 @@
               <w14:ligatures w14:val="standardContextual"/>
             </w:rPr>
           </w:pPr>
-          <w:hyperlink w:anchor="_Toc241166090" w:history="1">
+          <w:hyperlink w:anchor="_Toc241179173" w:history="1">
             <w:r>
               <w:rPr>
                 <w:rStyle w:val="Hyperlink"/>
@@ -6065,7 +6065,7 @@
               <w:rPr>
                 <w:noProof/>
               </w:rPr>
-              <w:instrText xml:space="preserve"> PAGEREF _Toc241166090 \h </w:instrText>
+              <w:instrText xml:space="preserve"> PAGEREF _Toc241179173 \h </w:instrText>
             </w:r>
             <w:r>
               <w:rPr>
@@ -6107,7 +6107,7 @@
               <w14:ligatures w14:val="standardContextual"/>
             </w:rPr>
           </w:pPr>
-          <w:hyperlink w:anchor="_Toc241166091" w:history="1">
+          <w:hyperlink w:anchor="_Toc241179174" w:history="1">
             <w:r>
               <w:rPr>
                 <w:rStyle w:val="Hyperlink"/>
@@ -6140,7 +6140,7 @@
               <w:rPr>
                 <w:noProof/>
               </w:rPr>
-              <w:instrText xml:space="preserve"> PAGEREF _Toc241166091 \h </w:instrText>
+              <w:instrText xml:space="preserve"> PAGEREF _Toc241179174 \h </w:instrText>
             </w:r>
             <w:r>
               <w:rPr>
@@ -6182,7 +6182,7 @@
               <w14:ligatures w14:val="standardContextual"/>
             </w:rPr>
           </w:pPr>
-          <w:hyperlink w:anchor="_Toc241166092" w:history="1">
+          <w:hyperlink w:anchor="_Toc241179175" w:history="1">
             <w:r>
               <w:rPr>
                 <w:rStyle w:val="Hyperlink"/>
@@ -6230,7 +6230,7 @@
               <w:rPr>
                 <w:noProof/>
               </w:rPr>
-              <w:instrText xml:space="preserve"> PAGEREF _Toc241166092 \h </w:instrText>
+              <w:instrText xml:space="preserve"> PAGEREF _Toc241179175 \h </w:instrText>
             </w:r>
             <w:r>
               <w:rPr>
@@ -6272,7 +6272,7 @@
               <w14:ligatures w14:val="standardContextual"/>
             </w:rPr>
           </w:pPr>
-          <w:hyperlink w:anchor="_Toc241166093" w:history="1">
+          <w:hyperlink w:anchor="_Toc241179176" w:history="1">
             <w:r>
               <w:rPr>
                 <w:rStyle w:val="Hyperlink"/>
@@ -6305,7 +6305,7 @@
               <w:rPr>
                 <w:noProof/>
               </w:rPr>
-              <w:instrText xml:space="preserve"> PAGEREF _Toc241166093 \h </w:instrText>
+              <w:instrText xml:space="preserve"> PAGEREF _Toc241179176 \h </w:instrText>
             </w:r>
             <w:r>
               <w:rPr>
@@ -6347,7 +6347,7 @@
               <w14:ligatures w14:val="standardContextual"/>
             </w:rPr>
           </w:pPr>
-          <w:hyperlink w:anchor="_Toc241166094" w:history="1">
+          <w:hyperlink w:anchor="_Toc241179177" w:history="1">
             <w:r>
               <w:rPr>
                 <w:rStyle w:val="Hyperlink"/>
@@ -6362,7 +6362,7 @@
                 <w:rStyle w:val="Hyperlink"/>
                 <w:noProof/>
               </w:rPr>
-              <w:t>Test run: 55 passed.</w:t>
+              <w:t>Test run: 58 passed.</w:t>
             </w:r>
             <w:r>
               <w:rPr>
@@ -6380,7 +6380,7 @@
               <w:rPr>
                 <w:noProof/>
               </w:rPr>
-              <w:instrText xml:space="preserve"> PAGEREF _Toc241166094 \h </w:instrText>
+              <w:instrText xml:space="preserve"> PAGEREF _Toc241179177 \h </w:instrText>
             </w:r>
             <w:r>
               <w:rPr>
@@ -6397,7 +6397,7 @@
               <w:rPr>
                 <w:noProof/>
               </w:rPr>
-              <w:t>34</w:t>
+              <w:t>35</w:t>
             </w:r>
             <w:r>
               <w:rPr>
@@ -6427,7 +6427,7 @@
     <w:sdt>
       <w:sdtPr>
         <w:alias w:val="List of Tables"/>
-        <w:id w:val="313004620"/>
+        <w:id w:val="89435731"/>
       </w:sdtPr>
       <w:sdtEndPr>
         <w:rPr>
@@ -6459,7 +6459,7 @@
           <w:r>
             <w:fldChar w:fldCharType="separate"/>
           </w:r>
-          <w:hyperlink w:anchor="_Toc241166095" w:history="1">
+          <w:hyperlink w:anchor="_Toc241179178" w:history="1">
             <w:r>
               <w:rPr>
                 <w:rStyle w:val="Hyperlink"/>
@@ -6492,7 +6492,7 @@
               <w:rPr>
                 <w:noProof/>
               </w:rPr>
-              <w:instrText xml:space="preserve"> PAGEREF _Toc241166095 \h </w:instrText>
+              <w:instrText xml:space="preserve"> PAGEREF _Toc241179178 \h </w:instrText>
             </w:r>
             <w:r>
               <w:rPr>
@@ -6534,7 +6534,7 @@
               <w14:ligatures w14:val="standardContextual"/>
             </w:rPr>
           </w:pPr>
-          <w:hyperlink w:anchor="_Toc241166096" w:history="1">
+          <w:hyperlink w:anchor="_Toc241179179" w:history="1">
             <w:r>
               <w:rPr>
                 <w:rStyle w:val="Hyperlink"/>
@@ -6567,7 +6567,7 @@
               <w:rPr>
                 <w:noProof/>
               </w:rPr>
-              <w:instrText xml:space="preserve"> PAGEREF _Toc241166096 \h </w:instrText>
+              <w:instrText xml:space="preserve"> PAGEREF _Toc241179179 \h </w:instrText>
             </w:r>
             <w:r>
               <w:rPr>
@@ -6609,7 +6609,7 @@
               <w14:ligatures w14:val="standardContextual"/>
             </w:rPr>
           </w:pPr>
-          <w:hyperlink w:anchor="_Toc241166097" w:history="1">
+          <w:hyperlink w:anchor="_Toc241179180" w:history="1">
             <w:r>
               <w:rPr>
                 <w:rStyle w:val="Hyperlink"/>
@@ -6642,7 +6642,7 @@
               <w:rPr>
                 <w:noProof/>
               </w:rPr>
-              <w:instrText xml:space="preserve"> PAGEREF _Toc241166097 \h </w:instrText>
+              <w:instrText xml:space="preserve"> PAGEREF _Toc241179180 \h </w:instrText>
             </w:r>
             <w:r>
               <w:rPr>
@@ -6684,7 +6684,7 @@
               <w14:ligatures w14:val="standardContextual"/>
             </w:rPr>
           </w:pPr>
-          <w:hyperlink w:anchor="_Toc241166098" w:history="1">
+          <w:hyperlink w:anchor="_Toc241179181" w:history="1">
             <w:r>
               <w:rPr>
                 <w:rStyle w:val="Hyperlink"/>
@@ -6717,7 +6717,7 @@
               <w:rPr>
                 <w:noProof/>
               </w:rPr>
-              <w:instrText xml:space="preserve"> PAGEREF _Toc241166098 \h </w:instrText>
+              <w:instrText xml:space="preserve"> PAGEREF _Toc241179181 \h </w:instrText>
             </w:r>
             <w:r>
               <w:rPr>
@@ -6759,7 +6759,7 @@
               <w14:ligatures w14:val="standardContextual"/>
             </w:rPr>
           </w:pPr>
-          <w:hyperlink w:anchor="_Toc241166099" w:history="1">
+          <w:hyperlink w:anchor="_Toc241179182" w:history="1">
             <w:r>
               <w:rPr>
                 <w:rStyle w:val="Hyperlink"/>
@@ -6792,7 +6792,7 @@
               <w:rPr>
                 <w:noProof/>
               </w:rPr>
-              <w:instrText xml:space="preserve"> PAGEREF _Toc241166099 \h </w:instrText>
+              <w:instrText xml:space="preserve"> PAGEREF _Toc241179182 \h </w:instrText>
             </w:r>
             <w:r>
               <w:rPr>
@@ -6834,7 +6834,7 @@
               <w14:ligatures w14:val="standardContextual"/>
             </w:rPr>
           </w:pPr>
-          <w:hyperlink w:anchor="_Toc241166100" w:history="1">
+          <w:hyperlink w:anchor="_Toc241179183" w:history="1">
             <w:r>
               <w:rPr>
                 <w:rStyle w:val="Hyperlink"/>
@@ -6867,7 +6867,7 @@
               <w:rPr>
                 <w:noProof/>
               </w:rPr>
-              <w:instrText xml:space="preserve"> PAGEREF _Toc241166100 \h </w:instrText>
+              <w:instrText xml:space="preserve"> PAGEREF _Toc241179183 \h </w:instrText>
             </w:r>
             <w:r>
               <w:rPr>
@@ -6909,7 +6909,7 @@
               <w14:ligatures w14:val="standardContextual"/>
             </w:rPr>
           </w:pPr>
-          <w:hyperlink w:anchor="_Toc241166101" w:history="1">
+          <w:hyperlink w:anchor="_Toc241179184" w:history="1">
             <w:r>
               <w:rPr>
                 <w:rStyle w:val="Hyperlink"/>
@@ -6942,7 +6942,7 @@
               <w:rPr>
                 <w:noProof/>
               </w:rPr>
-              <w:instrText xml:space="preserve"> PAGEREF _Toc241166101 \h </w:instrText>
+              <w:instrText xml:space="preserve"> PAGEREF _Toc241179184 \h </w:instrText>
             </w:r>
             <w:r>
               <w:rPr>
@@ -6984,7 +6984,7 @@
               <w14:ligatures w14:val="standardContextual"/>
             </w:rPr>
           </w:pPr>
-          <w:hyperlink w:anchor="_Toc241166102" w:history="1">
+          <w:hyperlink w:anchor="_Toc241179185" w:history="1">
             <w:r>
               <w:rPr>
                 <w:rStyle w:val="Hyperlink"/>
@@ -7017,7 +7017,7 @@
               <w:rPr>
                 <w:noProof/>
               </w:rPr>
-              <w:instrText xml:space="preserve"> PAGEREF _Toc241166102 \h </w:instrText>
+              <w:instrText xml:space="preserve"> PAGEREF _Toc241179185 \h </w:instrText>
             </w:r>
             <w:r>
               <w:rPr>
@@ -7059,7 +7059,7 @@
               <w14:ligatures w14:val="standardContextual"/>
             </w:rPr>
           </w:pPr>
-          <w:hyperlink w:anchor="_Toc241166103" w:history="1">
+          <w:hyperlink w:anchor="_Toc241179186" w:history="1">
             <w:r>
               <w:rPr>
                 <w:rStyle w:val="Hyperlink"/>
@@ -7092,7 +7092,7 @@
               <w:rPr>
                 <w:noProof/>
               </w:rPr>
-              <w:instrText xml:space="preserve"> PAGEREF _Toc241166103 \h </w:instrText>
+              <w:instrText xml:space="preserve"> PAGEREF _Toc241179186 \h </w:instrText>
             </w:r>
             <w:r>
               <w:rPr>
@@ -7134,7 +7134,7 @@
               <w14:ligatures w14:val="standardContextual"/>
             </w:rPr>
           </w:pPr>
-          <w:hyperlink w:anchor="_Toc241166104" w:history="1">
+          <w:hyperlink w:anchor="_Toc241179187" w:history="1">
             <w:r>
               <w:rPr>
                 <w:rStyle w:val="Hyperlink"/>
@@ -7167,7 +7167,7 @@
               <w:rPr>
                 <w:noProof/>
               </w:rPr>
-              <w:instrText xml:space="preserve"> PAGEREF _Toc241166104 \h </w:instrText>
+              <w:instrText xml:space="preserve"> PAGEREF _Toc241179187 \h </w:instrText>
             </w:r>
             <w:r>
               <w:rPr>
@@ -7209,7 +7209,7 @@
               <w14:ligatures w14:val="standardContextual"/>
             </w:rPr>
           </w:pPr>
-          <w:hyperlink w:anchor="_Toc241166105" w:history="1">
+          <w:hyperlink w:anchor="_Toc241179188" w:history="1">
             <w:r>
               <w:rPr>
                 <w:rStyle w:val="Hyperlink"/>
@@ -7242,7 +7242,7 @@
               <w:rPr>
                 <w:noProof/>
               </w:rPr>
-              <w:instrText xml:space="preserve"> PAGEREF _Toc241166105 \h </w:instrText>
+              <w:instrText xml:space="preserve"> PAGEREF _Toc241179188 \h </w:instrText>
             </w:r>
             <w:r>
               <w:rPr>
@@ -7284,7 +7284,7 @@
               <w14:ligatures w14:val="standardContextual"/>
             </w:rPr>
           </w:pPr>
-          <w:hyperlink w:anchor="_Toc241166106" w:history="1">
+          <w:hyperlink w:anchor="_Toc241179189" w:history="1">
             <w:r>
               <w:rPr>
                 <w:rStyle w:val="Hyperlink"/>
@@ -7317,7 +7317,7 @@
               <w:rPr>
                 <w:noProof/>
               </w:rPr>
-              <w:instrText xml:space="preserve"> PAGEREF _Toc241166106 \h </w:instrText>
+              <w:instrText xml:space="preserve"> PAGEREF _Toc241179189 \h </w:instrText>
             </w:r>
             <w:r>
               <w:rPr>
@@ -7359,7 +7359,7 @@
               <w14:ligatures w14:val="standardContextual"/>
             </w:rPr>
           </w:pPr>
-          <w:hyperlink w:anchor="_Toc241166107" w:history="1">
+          <w:hyperlink w:anchor="_Toc241179190" w:history="1">
             <w:r>
               <w:rPr>
                 <w:rStyle w:val="Hyperlink"/>
@@ -7392,7 +7392,7 @@
               <w:rPr>
                 <w:noProof/>
               </w:rPr>
-              <w:instrText xml:space="preserve"> PAGEREF _Toc241166107 \h </w:instrText>
+              <w:instrText xml:space="preserve"> PAGEREF _Toc241179190 \h </w:instrText>
             </w:r>
             <w:r>
               <w:rPr>
@@ -7434,7 +7434,7 @@
               <w14:ligatures w14:val="standardContextual"/>
             </w:rPr>
           </w:pPr>
-          <w:hyperlink w:anchor="_Toc241166108" w:history="1">
+          <w:hyperlink w:anchor="_Toc241179191" w:history="1">
             <w:r>
               <w:rPr>
                 <w:rStyle w:val="Hyperlink"/>
@@ -7467,7 +7467,7 @@
               <w:rPr>
                 <w:noProof/>
               </w:rPr>
-              <w:instrText xml:space="preserve"> PAGEREF _Toc241166108 \h </w:instrText>
+              <w:instrText xml:space="preserve"> PAGEREF _Toc241179191 \h </w:instrText>
             </w:r>
             <w:r>
               <w:rPr>
@@ -7509,7 +7509,7 @@
               <w14:ligatures w14:val="standardContextual"/>
             </w:rPr>
           </w:pPr>
-          <w:hyperlink w:anchor="_Toc241166109" w:history="1">
+          <w:hyperlink w:anchor="_Toc241179192" w:history="1">
             <w:r>
               <w:rPr>
                 <w:rStyle w:val="Hyperlink"/>
@@ -7524,7 +7524,7 @@
                 <w:rStyle w:val="Hyperlink"/>
                 <w:noProof/>
               </w:rPr>
-              <w:t>Automated tests by module (55 in total; one test is parametrised six ways)</w:t>
+              <w:t>Automated tests by module (58 in total; one test is parametrised six ways)</w:t>
             </w:r>
             <w:r>
               <w:rPr>
@@ -7542,7 +7542,7 @@
               <w:rPr>
                 <w:noProof/>
               </w:rPr>
-              <w:instrText xml:space="preserve"> PAGEREF _Toc241166109 \h </w:instrText>
+              <w:instrText xml:space="preserve"> PAGEREF _Toc241179192 \h </w:instrText>
             </w:r>
             <w:r>
               <w:rPr>
@@ -7559,7 +7559,7 @@
               <w:rPr>
                 <w:noProof/>
               </w:rPr>
-              <w:t>34</w:t>
+              <w:t>35</w:t>
             </w:r>
             <w:r>
               <w:rPr>
@@ -7584,7 +7584,7 @@
               <w14:ligatures w14:val="standardContextual"/>
             </w:rPr>
           </w:pPr>
-          <w:hyperlink w:anchor="_Toc241166110" w:history="1">
+          <w:hyperlink w:anchor="_Toc241179193" w:history="1">
             <w:r>
               <w:rPr>
                 <w:rStyle w:val="Hyperlink"/>
@@ -7617,7 +7617,7 @@
               <w:rPr>
                 <w:noProof/>
               </w:rPr>
-              <w:instrText xml:space="preserve"> PAGEREF _Toc241166110 \h </w:instrText>
+              <w:instrText xml:space="preserve"> PAGEREF _Toc241179193 \h </w:instrText>
             </w:r>
             <w:r>
               <w:rPr>
@@ -7634,7 +7634,7 @@
               <w:rPr>
                 <w:noProof/>
               </w:rPr>
-              <w:t>35</w:t>
+              <w:t>36</w:t>
             </w:r>
             <w:r>
               <w:rPr>
@@ -7659,7 +7659,7 @@
               <w14:ligatures w14:val="standardContextual"/>
             </w:rPr>
           </w:pPr>
-          <w:hyperlink w:anchor="_Toc241166111" w:history="1">
+          <w:hyperlink w:anchor="_Toc241179194" w:history="1">
             <w:r>
               <w:rPr>
                 <w:rStyle w:val="Hyperlink"/>
@@ -7692,7 +7692,7 @@
               <w:rPr>
                 <w:noProof/>
               </w:rPr>
-              <w:instrText xml:space="preserve"> PAGEREF _Toc241166111 \h </w:instrText>
+              <w:instrText xml:space="preserve"> PAGEREF _Toc241179194 \h </w:instrText>
             </w:r>
             <w:r>
               <w:rPr>
@@ -7709,7 +7709,7 @@
               <w:rPr>
                 <w:noProof/>
               </w:rPr>
-              <w:t>36</w:t>
+              <w:t>37</w:t>
             </w:r>
             <w:r>
               <w:rPr>
@@ -7734,7 +7734,7 @@
               <w14:ligatures w14:val="standardContextual"/>
             </w:rPr>
           </w:pPr>
-          <w:hyperlink w:anchor="_Toc241166112" w:history="1">
+          <w:hyperlink w:anchor="_Toc241179195" w:history="1">
             <w:r>
               <w:rPr>
                 <w:rStyle w:val="Hyperlink"/>
@@ -7767,7 +7767,7 @@
               <w:rPr>
                 <w:noProof/>
               </w:rPr>
-              <w:instrText xml:space="preserve"> PAGEREF _Toc241166112 \h </w:instrText>
+              <w:instrText xml:space="preserve"> PAGEREF _Toc241179195 \h </w:instrText>
             </w:r>
             <w:r>
               <w:rPr>
@@ -7784,7 +7784,7 @@
               <w:rPr>
                 <w:noProof/>
               </w:rPr>
-              <w:t>38</w:t>
+              <w:t>39</w:t>
             </w:r>
             <w:r>
               <w:rPr>
@@ -7809,7 +7809,7 @@
               <w14:ligatures w14:val="standardContextual"/>
             </w:rPr>
           </w:pPr>
-          <w:hyperlink w:anchor="_Toc241166113" w:history="1">
+          <w:hyperlink w:anchor="_Toc241179196" w:history="1">
             <w:r>
               <w:rPr>
                 <w:rStyle w:val="Hyperlink"/>
@@ -7842,7 +7842,7 @@
               <w:rPr>
                 <w:noProof/>
               </w:rPr>
-              <w:instrText xml:space="preserve"> PAGEREF _Toc241166113 \h </w:instrText>
+              <w:instrText xml:space="preserve"> PAGEREF _Toc241179196 \h </w:instrText>
             </w:r>
             <w:r>
               <w:rPr>
@@ -7859,7 +7859,7 @@
               <w:rPr>
                 <w:noProof/>
               </w:rPr>
-              <w:t>44</w:t>
+              <w:t>45</w:t>
             </w:r>
             <w:r>
               <w:rPr>
@@ -7884,7 +7884,7 @@
               <w14:ligatures w14:val="standardContextual"/>
             </w:rPr>
           </w:pPr>
-          <w:hyperlink w:anchor="_Toc241166114" w:history="1">
+          <w:hyperlink w:anchor="_Toc241179197" w:history="1">
             <w:r>
               <w:rPr>
                 <w:rStyle w:val="Hyperlink"/>
@@ -7917,7 +7917,7 @@
               <w:rPr>
                 <w:noProof/>
               </w:rPr>
-              <w:instrText xml:space="preserve"> PAGEREF _Toc241166114 \h </w:instrText>
+              <w:instrText xml:space="preserve"> PAGEREF _Toc241179197 \h </w:instrText>
             </w:r>
             <w:r>
               <w:rPr>
@@ -7934,7 +7934,7 @@
               <w:rPr>
                 <w:noProof/>
               </w:rPr>
-              <w:t>45</w:t>
+              <w:t>46</w:t>
             </w:r>
             <w:r>
               <w:rPr>
@@ -7959,7 +7959,7 @@
               <w14:ligatures w14:val="standardContextual"/>
             </w:rPr>
           </w:pPr>
-          <w:hyperlink w:anchor="_Toc241166115" w:history="1">
+          <w:hyperlink w:anchor="_Toc241179198" w:history="1">
             <w:r>
               <w:rPr>
                 <w:rStyle w:val="Hyperlink"/>
@@ -7992,7 +7992,7 @@
               <w:rPr>
                 <w:noProof/>
               </w:rPr>
-              <w:instrText xml:space="preserve"> PAGEREF _Toc241166115 \h </w:instrText>
+              <w:instrText xml:space="preserve"> PAGEREF _Toc241179198 \h </w:instrText>
             </w:r>
             <w:r>
               <w:rPr>
@@ -8009,7 +8009,7 @@
               <w:rPr>
                 <w:noProof/>
               </w:rPr>
-              <w:t>46</w:t>
+              <w:t>47</w:t>
             </w:r>
             <w:r>
               <w:rPr>
@@ -9556,7 +9556,7 @@
         <w:pStyle w:val="Heading1"/>
         <w:pageBreakBefore/>
       </w:pPr>
-      <w:bookmarkStart w:id="0" w:name="_Toc241166007"/>
+      <w:bookmarkStart w:id="0" w:name="_Toc241179090"/>
       <w:r>
         <w:lastRenderedPageBreak/>
         <w:t>1  Introduction</w:t>
@@ -9567,7 +9567,7 @@
       <w:pPr>
         <w:pStyle w:val="Heading2"/>
       </w:pPr>
-      <w:bookmarkStart w:id="1" w:name="_Toc241166008"/>
+      <w:bookmarkStart w:id="1" w:name="_Toc241179091"/>
       <w:r>
         <w:t>1.1  Background and motivation</w:t>
       </w:r>
@@ -9596,7 +9596,7 @@
       <w:pPr>
         <w:pStyle w:val="Heading2"/>
       </w:pPr>
-      <w:bookmarkStart w:id="2" w:name="_Toc241166009"/>
+      <w:bookmarkStart w:id="2" w:name="_Toc241179092"/>
       <w:r>
         <w:t>1.2  Problem statement</w:t>
       </w:r>
@@ -9614,7 +9614,7 @@
       <w:pPr>
         <w:pStyle w:val="Heading2"/>
       </w:pPr>
-      <w:bookmarkStart w:id="3" w:name="_Toc241166010"/>
+      <w:bookmarkStart w:id="3" w:name="_Toc241179093"/>
       <w:r>
         <w:t>1.3  Objectives</w:t>
       </w:r>
@@ -9624,7 +9624,7 @@
       <w:pPr>
         <w:pStyle w:val="TableCaption"/>
       </w:pPr>
-      <w:bookmarkStart w:id="4" w:name="_Toc241166095"/>
+      <w:bookmarkStart w:id="4" w:name="_Toc241179178"/>
       <w:r>
         <w:rPr>
           <w:b/>
@@ -10282,7 +10282,7 @@
       <w:pPr>
         <w:pStyle w:val="Heading2"/>
       </w:pPr>
-      <w:bookmarkStart w:id="5" w:name="_Toc241166011"/>
+      <w:bookmarkStart w:id="5" w:name="_Toc241179094"/>
       <w:r>
         <w:lastRenderedPageBreak/>
         <w:t>1.4  Scope</w:t>
@@ -10323,7 +10323,7 @@
       <w:pPr>
         <w:pStyle w:val="Heading2"/>
       </w:pPr>
-      <w:bookmarkStart w:id="6" w:name="_Toc241166012"/>
+      <w:bookmarkStart w:id="6" w:name="_Toc241179095"/>
       <w:r>
         <w:t>1.5  Contributions</w:t>
       </w:r>
@@ -10403,7 +10403,7 @@
       <w:pPr>
         <w:pStyle w:val="Heading2"/>
       </w:pPr>
-      <w:bookmarkStart w:id="7" w:name="_Toc241166013"/>
+      <w:bookmarkStart w:id="7" w:name="_Toc241179096"/>
       <w:r>
         <w:t>1.6  Organisation of this report</w:t>
       </w:r>
@@ -10425,7 +10425,7 @@
         <w:pStyle w:val="Heading1"/>
         <w:pageBreakBefore/>
       </w:pPr>
-      <w:bookmarkStart w:id="8" w:name="_Toc241166014"/>
+      <w:bookmarkStart w:id="8" w:name="_Toc241179097"/>
       <w:r>
         <w:lastRenderedPageBreak/>
         <w:t>2  Background and Related Work</w:t>
@@ -10436,7 +10436,7 @@
       <w:pPr>
         <w:pStyle w:val="Heading2"/>
       </w:pPr>
-      <w:bookmarkStart w:id="9" w:name="_Toc241166015"/>
+      <w:bookmarkStart w:id="9" w:name="_Toc241179098"/>
       <w:r>
         <w:t>2.1  Levels of sentiment analysis</w:t>
       </w:r>
@@ -10457,7 +10457,7 @@
       <w:pPr>
         <w:pStyle w:val="Heading2"/>
       </w:pPr>
-      <w:bookmarkStart w:id="10" w:name="_Toc241166016"/>
+      <w:bookmarkStart w:id="10" w:name="_Toc241179099"/>
       <w:r>
         <w:t>2.2  Lexicon- and knowledge-based methods</w:t>
       </w:r>
@@ -10532,7 +10532,7 @@
       <w:pPr>
         <w:pStyle w:val="Heading2"/>
       </w:pPr>
-      <w:bookmarkStart w:id="11" w:name="_Toc241166017"/>
+      <w:bookmarkStart w:id="11" w:name="_Toc241179100"/>
       <w:r>
         <w:t>2.3  Machine-learning and deep-learning methods</w:t>
       </w:r>
@@ -10550,7 +10550,7 @@
       <w:pPr>
         <w:pStyle w:val="Heading2"/>
       </w:pPr>
-      <w:bookmarkStart w:id="12" w:name="_Toc241166018"/>
+      <w:bookmarkStart w:id="12" w:name="_Toc241179101"/>
       <w:r>
         <w:t>2.4  Transformers and FinBERT</w:t>
       </w:r>
@@ -10568,7 +10568,7 @@
       <w:pPr>
         <w:pStyle w:val="Heading2"/>
       </w:pPr>
-      <w:bookmarkStart w:id="13" w:name="_Toc241166019"/>
+      <w:bookmarkStart w:id="13" w:name="_Toc241179102"/>
       <w:r>
         <w:t>2.5  LLM agents, hallucination and grounding</w:t>
       </w:r>
@@ -10596,7 +10596,7 @@
       <w:pPr>
         <w:pStyle w:val="Heading2"/>
       </w:pPr>
-      <w:bookmarkStart w:id="14" w:name="_Toc241166020"/>
+      <w:bookmarkStart w:id="14" w:name="_Toc241179103"/>
       <w:r>
         <w:lastRenderedPageBreak/>
         <w:t>2.6  Monitoring deployed models</w:t>
@@ -10636,7 +10636,7 @@
         <w:pStyle w:val="Heading1"/>
         <w:pageBreakBefore/>
       </w:pPr>
-      <w:bookmarkStart w:id="15" w:name="_Toc241166021"/>
+      <w:bookmarkStart w:id="15" w:name="_Toc241179104"/>
       <w:r>
         <w:lastRenderedPageBreak/>
         <w:t>3  System Design</w:t>
@@ -10647,7 +10647,7 @@
       <w:pPr>
         <w:pStyle w:val="Heading2"/>
       </w:pPr>
-      <w:bookmarkStart w:id="16" w:name="_Toc241166022"/>
+      <w:bookmarkStart w:id="16" w:name="_Toc241179105"/>
       <w:r>
         <w:t>3.1  Architecture overview</w:t>
       </w:r>
@@ -10673,7 +10673,7 @@
         </w:rPr>
         <w:lastRenderedPageBreak/>
         <w:drawing>
-          <wp:inline distT="0" distB="0" distL="0" distR="0" wp14:anchorId="2FE202CB" wp14:editId="2FE202CC">
+          <wp:inline distT="0" distB="0" distL="0" distR="0" wp14:anchorId="18A511B4" wp14:editId="18A511B5">
             <wp:extent cx="4762500" cy="7591425"/>
             <wp:effectExtent l="0" t="0" r="0" b="0"/>
             <wp:docPr id="1" name="Figure 3.1" descr="System architecture. Dark arrows follow the processing order; grey arrows are reads and writes to the database; the dashed arrow is the registry selecting the serving model." title="Figure 3.1"/>
@@ -10716,7 +10716,7 @@
       <w:pPr>
         <w:pStyle w:val="FigureCaption"/>
       </w:pPr>
-      <w:bookmarkStart w:id="17" w:name="_Toc241166070"/>
+      <w:bookmarkStart w:id="17" w:name="_Toc241179153"/>
       <w:r>
         <w:rPr>
           <w:b/>
@@ -10733,7 +10733,7 @@
       <w:pPr>
         <w:pStyle w:val="Heading2"/>
       </w:pPr>
-      <w:bookmarkStart w:id="18" w:name="_Toc241166023"/>
+      <w:bookmarkStart w:id="18" w:name="_Toc241179106"/>
       <w:r>
         <w:t>3.2  End-to-end data flow</w:t>
       </w:r>
@@ -10870,7 +10870,7 @@
       <w:pPr>
         <w:pStyle w:val="Heading2"/>
       </w:pPr>
-      <w:bookmarkStart w:id="19" w:name="_Toc241166024"/>
+      <w:bookmarkStart w:id="19" w:name="_Toc241179107"/>
       <w:r>
         <w:t>3.3  Database design</w:t>
       </w:r>
@@ -10895,10 +10895,10 @@
           <w:noProof/>
         </w:rPr>
         <w:drawing>
-          <wp:inline distT="0" distB="0" distL="0" distR="0" wp14:anchorId="2FE202CD" wp14:editId="2FE202CE">
+          <wp:inline distT="0" distB="0" distL="0" distR="0" wp14:anchorId="18A511B6" wp14:editId="18A511B7">
             <wp:extent cx="5667375" cy="1895475"/>
             <wp:effectExtent l="0" t="0" r="0" b="0"/>
-            <wp:docPr id="1769083763" name="Figure 3.2" descr="Database schema. Solid edges are foreign keys; dashed edges are logical references stored as values." title="Figure 3.2"/>
+            <wp:docPr id="1349574957" name="Figure 3.2" descr="Database schema. Solid edges are foreign keys; dashed edges are logical references stored as values." title="Figure 3.2"/>
             <wp:cNvGraphicFramePr>
               <a:graphicFrameLocks xmlns:a="http://schemas.openxmlformats.org/drawingml/2006/main" noChangeAspect="1"/>
             </wp:cNvGraphicFramePr>
@@ -10938,7 +10938,7 @@
       <w:pPr>
         <w:pStyle w:val="FigureCaption"/>
       </w:pPr>
-      <w:bookmarkStart w:id="20" w:name="_Toc241166071"/>
+      <w:bookmarkStart w:id="20" w:name="_Toc241179154"/>
       <w:r>
         <w:rPr>
           <w:b/>
@@ -10955,7 +10955,7 @@
       <w:pPr>
         <w:pStyle w:val="TableCaption"/>
       </w:pPr>
-      <w:bookmarkStart w:id="21" w:name="_Toc241166096"/>
+      <w:bookmarkStart w:id="21" w:name="_Toc241179179"/>
       <w:r>
         <w:rPr>
           <w:b/>
@@ -11933,7 +11933,7 @@
       <w:pPr>
         <w:pStyle w:val="Heading2"/>
       </w:pPr>
-      <w:bookmarkStart w:id="22" w:name="_Toc241166025"/>
+      <w:bookmarkStart w:id="22" w:name="_Toc241179108"/>
       <w:r>
         <w:t>3.4  Agent orchestration</w:t>
       </w:r>
@@ -11971,10 +11971,10 @@
         </w:rPr>
         <w:lastRenderedPageBreak/>
         <w:drawing>
-          <wp:inline distT="0" distB="0" distL="0" distR="0" wp14:anchorId="2FE202CF" wp14:editId="2FE202D0">
+          <wp:inline distT="0" distB="0" distL="0" distR="0" wp14:anchorId="18A511B8" wp14:editId="18A511B9">
             <wp:extent cx="5153025" cy="7591425"/>
             <wp:effectExtent l="0" t="0" r="0" b="0"/>
-            <wp:docPr id="2137114766" name="Figure 3.3" descr="Agent graph. Rejected claims never reach the Judge but remain in the audit trail." title="Figure 3.3"/>
+            <wp:docPr id="2137357475" name="Figure 3.3" descr="Agent graph. Rejected claims never reach the Judge but remain in the audit trail." title="Figure 3.3"/>
             <wp:cNvGraphicFramePr>
               <a:graphicFrameLocks xmlns:a="http://schemas.openxmlformats.org/drawingml/2006/main" noChangeAspect="1"/>
             </wp:cNvGraphicFramePr>
@@ -12014,7 +12014,7 @@
       <w:pPr>
         <w:pStyle w:val="FigureCaption"/>
       </w:pPr>
-      <w:bookmarkStart w:id="23" w:name="_Toc241166072"/>
+      <w:bookmarkStart w:id="23" w:name="_Toc241179155"/>
       <w:r>
         <w:rPr>
           <w:b/>
@@ -12031,7 +12031,7 @@
       <w:pPr>
         <w:pStyle w:val="Heading2"/>
       </w:pPr>
-      <w:bookmarkStart w:id="24" w:name="_Toc241166026"/>
+      <w:bookmarkStart w:id="24" w:name="_Toc241179109"/>
       <w:r>
         <w:lastRenderedPageBreak/>
         <w:t>3.5  Technology stack</w:t>
@@ -12042,7 +12042,7 @@
       <w:pPr>
         <w:pStyle w:val="TableCaption"/>
       </w:pPr>
-      <w:bookmarkStart w:id="25" w:name="_Toc241166097"/>
+      <w:bookmarkStart w:id="25" w:name="_Toc241179180"/>
       <w:r>
         <w:rPr>
           <w:b/>
@@ -13358,7 +13358,7 @@
         <w:pStyle w:val="Heading1"/>
         <w:pageBreakBefore/>
       </w:pPr>
-      <w:bookmarkStart w:id="26" w:name="_Toc241166027"/>
+      <w:bookmarkStart w:id="26" w:name="_Toc241179110"/>
       <w:r>
         <w:lastRenderedPageBreak/>
         <w:t>4  Implementation</w:t>
@@ -13370,14 +13370,14 @@
         <w:jc w:val="both"/>
       </w:pPr>
       <w:r>
-        <w:t>The implementation is about 4,000 lines of Python across seven packages and 600 lines of TypeScript, with 55 automated tests (Table 4.1). This chapter describes each component in pipeline order.</w:t>
+        <w:t>The implementation is about 4,000 lines of Python across seven packages and 600 lines of TypeScript, with 58 automated tests (Table 4.1). This chapter describes each component in pipeline order.</w:t>
       </w:r>
     </w:p>
     <w:p>
       <w:pPr>
         <w:pStyle w:val="TableCaption"/>
       </w:pPr>
-      <w:bookmarkStart w:id="27" w:name="_Toc241166098"/>
+      <w:bookmarkStart w:id="27" w:name="_Toc241179181"/>
       <w:r>
         <w:rPr>
           <w:b/>
@@ -13788,7 +13788,7 @@
                 <w:sz w:val="19"/>
                 <w:szCs w:val="19"/>
               </w:rPr>
-              <w:t>661</w:t>
+              <w:t>686</w:t>
             </w:r>
           </w:p>
         </w:tc>
@@ -14194,7 +14194,7 @@
                 <w:sz w:val="19"/>
                 <w:szCs w:val="19"/>
               </w:rPr>
-              <w:t>551</w:t>
+              <w:t>586</w:t>
             </w:r>
           </w:p>
         </w:tc>
@@ -14223,7 +14223,7 @@
                 <w:sz w:val="19"/>
                 <w:szCs w:val="19"/>
               </w:rPr>
-              <w:t>55 tests (unit, integration, API)</w:t>
+              <w:t>58 tests (unit, integration, API)</w:t>
             </w:r>
           </w:p>
         </w:tc>
@@ -14341,7 +14341,7 @@
       <w:pPr>
         <w:pStyle w:val="Heading2"/>
       </w:pPr>
-      <w:bookmarkStart w:id="28" w:name="_Toc241166028"/>
+      <w:bookmarkStart w:id="28" w:name="_Toc241179111"/>
       <w:r>
         <w:t>4.1  Ingestion service</w:t>
       </w:r>
@@ -14381,7 +14381,7 @@
       <w:pPr>
         <w:pStyle w:val="TableCaption"/>
       </w:pPr>
-      <w:bookmarkStart w:id="29" w:name="_Toc241166099"/>
+      <w:bookmarkStart w:id="29" w:name="_Toc241179182"/>
       <w:r>
         <w:rPr>
           <w:b/>
@@ -15018,7 +15018,7 @@
       <w:pPr>
         <w:pStyle w:val="TableCaption"/>
       </w:pPr>
-      <w:bookmarkStart w:id="30" w:name="_Toc241166100"/>
+      <w:bookmarkStart w:id="30" w:name="_Toc241179183"/>
       <w:r>
         <w:rPr>
           <w:b/>
@@ -15977,7 +15977,7 @@
       <w:pPr>
         <w:pStyle w:val="Heading2"/>
       </w:pPr>
-      <w:bookmarkStart w:id="31" w:name="_Toc241166029"/>
+      <w:bookmarkStart w:id="31" w:name="_Toc241179112"/>
       <w:r>
         <w:t>4.2  Preprocessing</w:t>
       </w:r>
@@ -16086,7 +16086,7 @@
       <w:pPr>
         <w:pStyle w:val="Heading2"/>
       </w:pPr>
-      <w:bookmarkStart w:id="32" w:name="_Toc241166030"/>
+      <w:bookmarkStart w:id="32" w:name="_Toc241179113"/>
       <w:r>
         <w:t>4.3  Aspect extraction</w:t>
       </w:r>
@@ -16142,10 +16142,10 @@
         </w:rPr>
         <w:lastRenderedPageBreak/>
         <w:drawing>
-          <wp:inline distT="0" distB="0" distL="0" distR="0" wp14:anchorId="2FE202D1" wp14:editId="2FE202D2">
+          <wp:inline distT="0" distB="0" distL="0" distR="0" wp14:anchorId="18A511BA" wp14:editId="18A511BB">
             <wp:extent cx="5762625" cy="1000125"/>
             <wp:effectExtent l="0" t="0" r="0" b="0"/>
-            <wp:docPr id="53007683" name="Figure 4.1" descr="Command-line analysis of a five-sentence passage (rule-based model): each sentence yields one score per detected aspect, with the matched trigger in brackets." title="Figure 4.1"/>
+            <wp:docPr id="753583054" name="Figure 4.1" descr="Command-line analysis of a five-sentence passage (rule-based model): each sentence yields one score per detected aspect, with the matched trigger in brackets." title="Figure 4.1"/>
             <wp:cNvGraphicFramePr>
               <a:graphicFrameLocks xmlns:a="http://schemas.openxmlformats.org/drawingml/2006/main" noChangeAspect="1"/>
             </wp:cNvGraphicFramePr>
@@ -16185,7 +16185,7 @@
       <w:pPr>
         <w:pStyle w:val="FigureCaption"/>
       </w:pPr>
-      <w:bookmarkStart w:id="33" w:name="_Toc241166073"/>
+      <w:bookmarkStart w:id="33" w:name="_Toc241179156"/>
       <w:r>
         <w:rPr>
           <w:b/>
@@ -16220,7 +16220,7 @@
       <w:pPr>
         <w:pStyle w:val="Heading2"/>
       </w:pPr>
-      <w:bookmarkStart w:id="34" w:name="_Toc241166031"/>
+      <w:bookmarkStart w:id="34" w:name="_Toc241179114"/>
       <w:r>
         <w:t>4.4  The model ladder</w:t>
       </w:r>
@@ -16250,7 +16250,7 @@
       <w:pPr>
         <w:pStyle w:val="TableCaption"/>
       </w:pPr>
-      <w:bookmarkStart w:id="35" w:name="_Toc241166101"/>
+      <w:bookmarkStart w:id="35" w:name="_Toc241179184"/>
       <w:r>
         <w:rPr>
           <w:b/>
@@ -17373,7 +17373,7 @@
       <w:pPr>
         <w:pStyle w:val="Heading2"/>
       </w:pPr>
-      <w:bookmarkStart w:id="36" w:name="_Toc241166032"/>
+      <w:bookmarkStart w:id="36" w:name="_Toc241179115"/>
       <w:r>
         <w:t>4.5  Scoring and the prepared-versus-Q&amp;A signal</w:t>
       </w:r>
@@ -17443,7 +17443,7 @@
       <w:pPr>
         <w:pStyle w:val="Heading2"/>
       </w:pPr>
-      <w:bookmarkStart w:id="37" w:name="_Toc241166033"/>
+      <w:bookmarkStart w:id="37" w:name="_Toc241179116"/>
       <w:r>
         <w:t>4.6  Model registry and serving</w:t>
       </w:r>
@@ -17507,7 +17507,7 @@
       <w:pPr>
         <w:pStyle w:val="Heading2"/>
       </w:pPr>
-      <w:bookmarkStart w:id="38" w:name="_Toc241166034"/>
+      <w:bookmarkStart w:id="38" w:name="_Toc241179117"/>
       <w:r>
         <w:t>4.7  Agent layer</w:t>
       </w:r>
@@ -17574,7 +17574,14 @@
         <w:jc w:val="both"/>
       </w:pPr>
       <w:r>
-        <w:t xml:space="preserve">Each side builds the strongest case from evidence of its polarity and must cite chunk IDs for every claim. With an Anthropic API key the claims are written by Claude, prompted to use only the numbered evidence; without one, a deterministic backend composes claims directly from the strongest chunks. Claim IDs are prefixed </w:t>
+        <w:t>Each side builds the strongest case from evidence of its polarity and must cite chunk IDs for every claim. The offline backend makes at most one claim per aspect and cites each sentence at most once per side: candidates are taken in order of the Extractor's ranking, and a sentence that triggers several aspects is used only for the aspect it expresses most strongly. The Judge also merges claims from the same side that cite exactly the same sentences, which guards against an LLM restating one sentence under s</w:t>
+      </w:r>
+      <w:r>
+        <w:t xml:space="preserve">everal aspects. With an Anthropic API key the claims are written by Claude, prompted to use only the numbered evidence; without one, a deterministic backend composes claims directly from the </w:t>
+      </w:r>
+      <w:r>
+        <w:lastRenderedPageBreak/>
+        <w:t xml:space="preserve">strongest chunks. Claim IDs are prefixed </w:t>
       </w:r>
       <w:r>
         <w:rPr>
@@ -17606,7 +17613,6 @@
         <w:pStyle w:val="Heading3"/>
       </w:pPr>
       <w:r>
-        <w:lastRenderedPageBreak/>
         <w:t>Skeptic — the grounding gate</w:t>
       </w:r>
     </w:p>
@@ -17614,7 +17620,7 @@
       <w:pPr>
         <w:pStyle w:val="TableCaption"/>
       </w:pPr>
-      <w:bookmarkStart w:id="39" w:name="_Toc241166102"/>
+      <w:bookmarkStart w:id="39" w:name="_Toc241179185"/>
       <w:r>
         <w:rPr>
           <w:b/>
@@ -18280,7 +18286,7 @@
       <w:pPr>
         <w:pStyle w:val="Heading2"/>
       </w:pPr>
-      <w:bookmarkStart w:id="40" w:name="_Toc241166035"/>
+      <w:bookmarkStart w:id="40" w:name="_Toc241179118"/>
       <w:r>
         <w:t>4.8  Drift monitoring</w:t>
       </w:r>
@@ -18330,7 +18336,7 @@
       <w:pPr>
         <w:pStyle w:val="Heading2"/>
       </w:pPr>
-      <w:bookmarkStart w:id="41" w:name="_Toc241166036"/>
+      <w:bookmarkStart w:id="41" w:name="_Toc241179119"/>
       <w:r>
         <w:lastRenderedPageBreak/>
         <w:t>4.9  API and delivery</w:t>
@@ -18356,10 +18362,10 @@
           <w:noProof/>
         </w:rPr>
         <w:drawing>
-          <wp:inline distT="0" distB="0" distL="0" distR="0" wp14:anchorId="2FE202D3" wp14:editId="2FE202D4">
+          <wp:inline distT="0" distB="0" distL="0" distR="0" wp14:anchorId="18A511BC" wp14:editId="18A511BD">
             <wp:extent cx="5667375" cy="3581400"/>
             <wp:effectExtent l="0" t="0" r="0" b="0"/>
-            <wp:docPr id="397084182" name="Figure 4.2" descr="Interactive API documentation generated by FastAPI (`/docs`)." title="Figure 4.2"/>
+            <wp:docPr id="1759126716" name="Figure 4.2" descr="Interactive API documentation generated by FastAPI (`/docs`)." title="Figure 4.2"/>
             <wp:cNvGraphicFramePr>
               <a:graphicFrameLocks xmlns:a="http://schemas.openxmlformats.org/drawingml/2006/main" noChangeAspect="1"/>
             </wp:cNvGraphicFramePr>
@@ -18399,7 +18405,7 @@
       <w:pPr>
         <w:pStyle w:val="FigureCaption"/>
       </w:pPr>
-      <w:bookmarkStart w:id="42" w:name="_Toc241166074"/>
+      <w:bookmarkStart w:id="42" w:name="_Toc241179157"/>
       <w:r>
         <w:rPr>
           <w:b/>
@@ -18426,7 +18432,7 @@
       <w:pPr>
         <w:pStyle w:val="Heading2"/>
       </w:pPr>
-      <w:bookmarkStart w:id="43" w:name="_Toc241166037"/>
+      <w:bookmarkStart w:id="43" w:name="_Toc241179120"/>
       <w:r>
         <w:t>4.10  Dashboard</w:t>
       </w:r>
@@ -18444,7 +18450,7 @@
       <w:pPr>
         <w:pStyle w:val="Heading2"/>
       </w:pPr>
-      <w:bookmarkStart w:id="44" w:name="_Toc241166038"/>
+      <w:bookmarkStart w:id="44" w:name="_Toc241179121"/>
       <w:r>
         <w:t>4.11  Configuration and deployment</w:t>
       </w:r>
@@ -18607,7 +18613,7 @@
         <w:pStyle w:val="Heading1"/>
         <w:pageBreakBefore/>
       </w:pPr>
-      <w:bookmarkStart w:id="45" w:name="_Toc241166039"/>
+      <w:bookmarkStart w:id="45" w:name="_Toc241179122"/>
       <w:r>
         <w:lastRenderedPageBreak/>
         <w:t>5  User Interface Walkthrough</w:t>
@@ -18626,7 +18632,7 @@
       <w:pPr>
         <w:pStyle w:val="Heading2"/>
       </w:pPr>
-      <w:bookmarkStart w:id="46" w:name="_Toc241166040"/>
+      <w:bookmarkStart w:id="46" w:name="_Toc241179123"/>
       <w:r>
         <w:t>5.1  Watchlist</w:t>
       </w:r>
@@ -18651,10 +18657,10 @@
           <w:noProof/>
         </w:rPr>
         <w:drawing>
-          <wp:inline distT="0" distB="0" distL="0" distR="0" wp14:anchorId="2FE202D5" wp14:editId="2FE202D6">
+          <wp:inline distT="0" distB="0" distL="0" distR="0" wp14:anchorId="18A511BE" wp14:editId="18A511BF">
             <wp:extent cx="5667375" cy="3581400"/>
             <wp:effectExtent l="0" t="0" r="0" b="0"/>
-            <wp:docPr id="13855977" name="Figure 5.1" descr="Watchlist: top aspect moves and per-ticker aspect scores from the latest call." title="Figure 5.1"/>
+            <wp:docPr id="587880900" name="Figure 5.1" descr="Watchlist: top aspect moves and per-ticker aspect scores from the latest call." title="Figure 5.1"/>
             <wp:cNvGraphicFramePr>
               <a:graphicFrameLocks xmlns:a="http://schemas.openxmlformats.org/drawingml/2006/main" noChangeAspect="1"/>
             </wp:cNvGraphicFramePr>
@@ -18694,7 +18700,7 @@
       <w:pPr>
         <w:pStyle w:val="FigureCaption"/>
       </w:pPr>
-      <w:bookmarkStart w:id="47" w:name="_Toc241166075"/>
+      <w:bookmarkStart w:id="47" w:name="_Toc241179158"/>
       <w:r>
         <w:rPr>
           <w:b/>
@@ -18711,7 +18717,7 @@
       <w:pPr>
         <w:pStyle w:val="Heading2"/>
       </w:pPr>
-      <w:bookmarkStart w:id="48" w:name="_Toc241166041"/>
+      <w:bookmarkStart w:id="48" w:name="_Toc241179124"/>
       <w:r>
         <w:t>5.2  Aspect trajectories and drill-down</w:t>
       </w:r>
@@ -18737,10 +18743,10 @@
         </w:rPr>
         <w:lastRenderedPageBreak/>
         <w:drawing>
-          <wp:inline distT="0" distB="0" distL="0" distR="0" wp14:anchorId="2FE202D7" wp14:editId="2FE202D8">
+          <wp:inline distT="0" distB="0" distL="0" distR="0" wp14:anchorId="18A511C0" wp14:editId="18A511C1">
             <wp:extent cx="5667375" cy="3581400"/>
             <wp:effectExtent l="0" t="0" r="0" b="0"/>
-            <wp:docPr id="1115525487" name="Figure 5.2" descr="Ticker view for ACMX: six aspect trajectories with prepared-remarks and Q&amp;A lines." title="Figure 5.2"/>
+            <wp:docPr id="285454267" name="Figure 5.2" descr="Ticker view for ACMX: six aspect trajectories with prepared-remarks and Q&amp;A lines." title="Figure 5.2"/>
             <wp:cNvGraphicFramePr>
               <a:graphicFrameLocks xmlns:a="http://schemas.openxmlformats.org/drawingml/2006/main" noChangeAspect="1"/>
             </wp:cNvGraphicFramePr>
@@ -18780,7 +18786,7 @@
       <w:pPr>
         <w:pStyle w:val="FigureCaption"/>
       </w:pPr>
-      <w:bookmarkStart w:id="49" w:name="_Toc241166076"/>
+      <w:bookmarkStart w:id="49" w:name="_Toc241179159"/>
       <w:r>
         <w:rPr>
           <w:b/>
@@ -18812,10 +18818,10 @@
           <w:noProof/>
         </w:rPr>
         <w:drawing>
-          <wp:inline distT="0" distB="0" distL="0" distR="0" wp14:anchorId="2FE202D9" wp14:editId="2FE202DA">
+          <wp:inline distT="0" distB="0" distL="0" distR="0" wp14:anchorId="18A511C2" wp14:editId="18A511C3">
             <wp:extent cx="5667375" cy="3581400"/>
             <wp:effectExtent l="0" t="0" r="0" b="0"/>
-            <wp:docPr id="1283137509" name="Figure 5.3" descr="Drill-down: the management-tone point for the Q2 call opens the sentences, sections, scores and model behind it." title="Figure 5.3"/>
+            <wp:docPr id="1425696940" name="Figure 5.3" descr="Drill-down: the management-tone point for the Q2 call opens the sentences, sections, scores and model behind it." title="Figure 5.3"/>
             <wp:cNvGraphicFramePr>
               <a:graphicFrameLocks xmlns:a="http://schemas.openxmlformats.org/drawingml/2006/main" noChangeAspect="1"/>
             </wp:cNvGraphicFramePr>
@@ -18855,7 +18861,7 @@
       <w:pPr>
         <w:pStyle w:val="FigureCaption"/>
       </w:pPr>
-      <w:bookmarkStart w:id="50" w:name="_Toc241166077"/>
+      <w:bookmarkStart w:id="50" w:name="_Toc241179160"/>
       <w:r>
         <w:rPr>
           <w:b/>
@@ -18880,10 +18886,10 @@
         </w:rPr>
         <w:lastRenderedPageBreak/>
         <w:drawing>
-          <wp:inline distT="0" distB="0" distL="0" distR="0" wp14:anchorId="2FE202DB" wp14:editId="2FE202DC">
+          <wp:inline distT="0" distB="0" distL="0" distR="0" wp14:anchorId="18A511C4" wp14:editId="18A511C5">
             <wp:extent cx="5667375" cy="3581400"/>
             <wp:effectExtent l="0" t="0" r="0" b="0"/>
-            <wp:docPr id="808077" name="Figure 5.4" descr="Source drawer: the selected sentence highlighted in its surrounding transcript, with the model's verdict." title="Figure 5.4"/>
+            <wp:docPr id="503305023" name="Figure 5.4" descr="Source drawer: the selected sentence highlighted in its surrounding transcript, with the model's verdict." title="Figure 5.4"/>
             <wp:cNvGraphicFramePr>
               <a:graphicFrameLocks xmlns:a="http://schemas.openxmlformats.org/drawingml/2006/main" noChangeAspect="1"/>
             </wp:cNvGraphicFramePr>
@@ -18923,7 +18929,7 @@
       <w:pPr>
         <w:pStyle w:val="FigureCaption"/>
       </w:pPr>
-      <w:bookmarkStart w:id="51" w:name="_Toc241166078"/>
+      <w:bookmarkStart w:id="51" w:name="_Toc241179161"/>
       <w:r>
         <w:rPr>
           <w:b/>
@@ -18940,7 +18946,7 @@
       <w:pPr>
         <w:pStyle w:val="Heading2"/>
       </w:pPr>
-      <w:bookmarkStart w:id="52" w:name="_Toc241166042"/>
+      <w:bookmarkStart w:id="52" w:name="_Toc241179125"/>
       <w:r>
         <w:t>5.3  Grounded brief</w:t>
       </w:r>
@@ -18975,10 +18981,10 @@
           <w:noProof/>
         </w:rPr>
         <w:drawing>
-          <wp:inline distT="0" distB="0" distL="0" distR="0" wp14:anchorId="2FE202DD" wp14:editId="2FE202DE">
+          <wp:inline distT="0" distB="0" distL="0" distR="0" wp14:anchorId="18A511C6" wp14:editId="18A511C7">
             <wp:extent cx="5667375" cy="3581400"/>
             <wp:effectExtent l="0" t="0" r="0" b="0"/>
-            <wp:docPr id="1485348250" name="Figure 5.5" descr="Brief for ACMX: stance, confidence breakdown and a summary in which every claim is cited." title="Figure 5.5"/>
+            <wp:docPr id="1214094307" name="Figure 5.5" descr="Brief for ACMX: stance, confidence breakdown and a summary in which every claim is cited." title="Figure 5.5"/>
             <wp:cNvGraphicFramePr>
               <a:graphicFrameLocks xmlns:a="http://schemas.openxmlformats.org/drawingml/2006/main" noChangeAspect="1"/>
             </wp:cNvGraphicFramePr>
@@ -19018,7 +19024,7 @@
       <w:pPr>
         <w:pStyle w:val="FigureCaption"/>
       </w:pPr>
-      <w:bookmarkStart w:id="53" w:name="_Toc241166079"/>
+      <w:bookmarkStart w:id="53" w:name="_Toc241179162"/>
       <w:r>
         <w:rPr>
           <w:b/>
@@ -19043,10 +19049,10 @@
         </w:rPr>
         <w:lastRenderedPageBreak/>
         <w:drawing>
-          <wp:inline distT="0" distB="0" distL="0" distR="0" wp14:anchorId="2FE202DF" wp14:editId="2FE202E0">
+          <wp:inline distT="0" distB="0" distL="0" distR="0" wp14:anchorId="18A511C8" wp14:editId="18A511C9">
             <wp:extent cx="5667375" cy="3581400"/>
             <wp:effectExtent l="0" t="0" r="0" b="0"/>
-            <wp:docPr id="11554600" name="Figure 5.6" descr="Verified bull and bear claims grouped by aspect." title="Figure 5.6"/>
+            <wp:docPr id="109662227" name="Figure 5.6" descr="Verified bull and bear claims grouped by aspect." title="Figure 5.6"/>
             <wp:cNvGraphicFramePr>
               <a:graphicFrameLocks xmlns:a="http://schemas.openxmlformats.org/drawingml/2006/main" noChangeAspect="1"/>
             </wp:cNvGraphicFramePr>
@@ -19086,7 +19092,7 @@
       <w:pPr>
         <w:pStyle w:val="FigureCaption"/>
       </w:pPr>
-      <w:bookmarkStart w:id="54" w:name="_Toc241166080"/>
+      <w:bookmarkStart w:id="54" w:name="_Toc241179163"/>
       <w:r>
         <w:rPr>
           <w:b/>
@@ -19116,14 +19122,14 @@
           <w:sz w:val="20"/>
           <w:szCs w:val="20"/>
         </w:rPr>
-        <w:t>Observed weakness (Figure 5.5).</w:t>
+        <w:t>Fixed while preparing this report: repeated claims.</w:t>
       </w:r>
       <w:r>
         <w:rPr>
           <w:sz w:val="20"/>
           <w:szCs w:val="20"/>
         </w:rPr>
-        <w:t xml:space="preserve"> The same sentence is cited under several aspects — "Demand conditions are uncertain …" appears as the bear claim for guidance, demand </w:t>
+        <w:t xml:space="preserve"> The first version of this brief cited one sentence ("Demand conditions are uncertain …") three times, as the bear claim for guidance, demand </w:t>
       </w:r>
       <w:r>
         <w:rPr>
@@ -19139,7 +19145,14 @@
           <w:sz w:val="20"/>
           <w:szCs w:val="20"/>
         </w:rPr>
-        <w:t xml:space="preserve"> management tone, and "Our management team is confident in the outlook" as a guidance claim. The cause is that one sentence can trigger several aspects (</w:t>
+        <w:t xml:space="preserve"> management tone, because one sentence can trigger several aspects and each aspect picked its strongest sentence independently. Sentences are now cited at most once per side (Section 4.7). The ACMX brief shown here has 10 claims from 10 different sentences. The bear case lost its demand claim, because no other negative demand sentence exists, and gained a more specific tone claim ("We are cautious about the tariff situation …"). One imprecision remains: "Our management team is confident in the outlook" is f</w:t>
+      </w:r>
+      <w:r>
+        <w:rPr>
+          <w:sz w:val="20"/>
+          <w:szCs w:val="20"/>
+        </w:rPr>
+        <w:t xml:space="preserve">iled under guidance because </w:t>
       </w:r>
       <w:r>
         <w:rPr>
@@ -19155,23 +19168,7 @@
           <w:sz w:val="20"/>
           <w:szCs w:val="20"/>
         </w:rPr>
-        <w:t xml:space="preserve"> is a guidance trigger; </w:t>
-      </w:r>
-      <w:r>
-        <w:rPr>
-          <w:i/>
-          <w:iCs/>
-          <w:sz w:val="20"/>
-          <w:szCs w:val="20"/>
-        </w:rPr>
-        <w:t>uncertain</w:t>
-      </w:r>
-      <w:r>
-        <w:rPr>
-          <w:sz w:val="20"/>
-          <w:szCs w:val="20"/>
-        </w:rPr>
-        <w:t xml:space="preserve"> a tone trigger) and each side picks the strongest sentence per aspect independently. The claims are correctly grounded, but the brief is repetitive and over-counts one sentence. Deduplicating claims by cited chunk is listed as future work.</w:t>
+        <w:t xml:space="preserve"> is a guidance trigger.</w:t>
       </w:r>
     </w:p>
     <w:p>
@@ -19186,10 +19183,10 @@
         </w:rPr>
         <w:lastRenderedPageBreak/>
         <w:drawing>
-          <wp:inline distT="0" distB="0" distL="0" distR="0" wp14:anchorId="2FE202E1" wp14:editId="2FE202E2">
+          <wp:inline distT="0" distB="0" distL="0" distR="0" wp14:anchorId="18A511CA" wp14:editId="18A511CB">
             <wp:extent cx="5667375" cy="3581400"/>
             <wp:effectExtent l="0" t="0" r="0" b="0"/>
-            <wp:docPr id="719972331" name="Figure 5.7" descr="Following a citation from the brief to its source sentence." title="Figure 5.7"/>
+            <wp:docPr id="1280254684" name="Figure 5.7" descr="Following a citation from the brief to its source sentence." title="Figure 5.7"/>
             <wp:cNvGraphicFramePr>
               <a:graphicFrameLocks xmlns:a="http://schemas.openxmlformats.org/drawingml/2006/main" noChangeAspect="1"/>
             </wp:cNvGraphicFramePr>
@@ -19229,7 +19226,7 @@
       <w:pPr>
         <w:pStyle w:val="FigureCaption"/>
       </w:pPr>
-      <w:bookmarkStart w:id="55" w:name="_Toc241166081"/>
+      <w:bookmarkStart w:id="55" w:name="_Toc241179164"/>
       <w:r>
         <w:rPr>
           <w:b/>
@@ -19261,10 +19258,10 @@
           <w:noProof/>
         </w:rPr>
         <w:drawing>
-          <wp:inline distT="0" distB="0" distL="0" distR="0" wp14:anchorId="2FE202E3" wp14:editId="2FE202E4">
+          <wp:inline distT="0" distB="0" distL="0" distR="0" wp14:anchorId="18A511CC" wp14:editId="18A511CD">
             <wp:extent cx="5667375" cy="3581400"/>
             <wp:effectExtent l="0" t="0" r="0" b="0"/>
-            <wp:docPr id="921779633" name="Figure 5.8" descr="Agent audit trail: the Skeptic's per-claim checks and NLI probabilities." title="Figure 5.8"/>
+            <wp:docPr id="1166464600" name="Figure 5.8" descr="Agent audit trail: the Skeptic's per-claim checks and NLI probabilities." title="Figure 5.8"/>
             <wp:cNvGraphicFramePr>
               <a:graphicFrameLocks xmlns:a="http://schemas.openxmlformats.org/drawingml/2006/main" noChangeAspect="1"/>
             </wp:cNvGraphicFramePr>
@@ -19304,7 +19301,7 @@
       <w:pPr>
         <w:pStyle w:val="FigureCaption"/>
       </w:pPr>
-      <w:bookmarkStart w:id="56" w:name="_Toc241166082"/>
+      <w:bookmarkStart w:id="56" w:name="_Toc241179165"/>
       <w:r>
         <w:rPr>
           <w:b/>
@@ -19321,7 +19318,7 @@
       <w:pPr>
         <w:pStyle w:val="Heading2"/>
       </w:pPr>
-      <w:bookmarkStart w:id="57" w:name="_Toc241166043"/>
+      <w:bookmarkStart w:id="57" w:name="_Toc241179126"/>
       <w:r>
         <w:lastRenderedPageBreak/>
         <w:t>5.4  Drift monitor and model registry</w:t>
@@ -19339,10 +19336,10 @@
           <w:noProof/>
         </w:rPr>
         <w:drawing>
-          <wp:inline distT="0" distB="0" distL="0" distR="0" wp14:anchorId="2FE202E5" wp14:editId="2FE202E6">
+          <wp:inline distT="0" distB="0" distL="0" distR="0" wp14:anchorId="18A511CE" wp14:editId="18A511CF">
             <wp:extent cx="5667375" cy="3581400"/>
             <wp:effectExtent l="0" t="0" r="0" b="0"/>
-            <wp:docPr id="3375366" name="Figure 5.9" descr="Drift monitor: PSI and confidence shift per ticker and for the whole watchlist, with baseline versus current aspect mix." title="Figure 5.9"/>
+            <wp:docPr id="1473854875" name="Figure 5.9" descr="Drift monitor: PSI and confidence shift per ticker and for the whole watchlist, with baseline versus current aspect mix." title="Figure 5.9"/>
             <wp:cNvGraphicFramePr>
               <a:graphicFrameLocks xmlns:a="http://schemas.openxmlformats.org/drawingml/2006/main" noChangeAspect="1"/>
             </wp:cNvGraphicFramePr>
@@ -19382,7 +19379,7 @@
       <w:pPr>
         <w:pStyle w:val="FigureCaption"/>
       </w:pPr>
-      <w:bookmarkStart w:id="58" w:name="_Toc241166083"/>
+      <w:bookmarkStart w:id="58" w:name="_Toc241179166"/>
       <w:r>
         <w:rPr>
           <w:b/>
@@ -19415,10 +19412,10 @@
         </w:rPr>
         <w:lastRenderedPageBreak/>
         <w:drawing>
-          <wp:inline distT="0" distB="0" distL="0" distR="0" wp14:anchorId="2FE202E7" wp14:editId="2FE202E8">
+          <wp:inline distT="0" distB="0" distL="0" distR="0" wp14:anchorId="18A511D0" wp14:editId="18A511D1">
             <wp:extent cx="5667375" cy="3581400"/>
             <wp:effectExtent l="0" t="0" r="0" b="0"/>
-            <wp:docPr id="1603834339" name="Figure 5.10" descr="Model registry: every rung with gold-set metrics and the serving flag." title="Figure 5.10"/>
+            <wp:docPr id="1743627478" name="Figure 5.10" descr="Model registry: every rung with gold-set metrics and the serving flag." title="Figure 5.10"/>
             <wp:cNvGraphicFramePr>
               <a:graphicFrameLocks xmlns:a="http://schemas.openxmlformats.org/drawingml/2006/main" noChangeAspect="1"/>
             </wp:cNvGraphicFramePr>
@@ -19458,7 +19455,7 @@
       <w:pPr>
         <w:pStyle w:val="FigureCaption"/>
       </w:pPr>
-      <w:bookmarkStart w:id="59" w:name="_Toc241166084"/>
+      <w:bookmarkStart w:id="59" w:name="_Toc241179167"/>
       <w:r>
         <w:rPr>
           <w:b/>
@@ -19482,10 +19479,10 @@
           <w:noProof/>
         </w:rPr>
         <w:drawing>
-          <wp:inline distT="0" distB="0" distL="0" distR="0" wp14:anchorId="2FE202E9" wp14:editId="2FE202EA">
+          <wp:inline distT="0" distB="0" distL="0" distR="0" wp14:anchorId="18A511D2" wp14:editId="18A511D3">
             <wp:extent cx="5667375" cy="3581400"/>
             <wp:effectExtent l="0" t="0" r="0" b="0"/>
-            <wp:docPr id="910933119" name="Figure 5.11" descr="MLflow experiment `sentari-absa-ladder` with one run per model. (Durations are logging times; training times are in Section 6.2.)" title="Figure 5.11"/>
+            <wp:docPr id="957097784" name="Figure 5.11" descr="MLflow experiment `sentari-absa-ladder` with one run per model. (Durations are logging times; training times are in Section 6.2.)" title="Figure 5.11"/>
             <wp:cNvGraphicFramePr>
               <a:graphicFrameLocks xmlns:a="http://schemas.openxmlformats.org/drawingml/2006/main" noChangeAspect="1"/>
             </wp:cNvGraphicFramePr>
@@ -19525,7 +19522,7 @@
       <w:pPr>
         <w:pStyle w:val="FigureCaption"/>
       </w:pPr>
-      <w:bookmarkStart w:id="60" w:name="_Toc241166085"/>
+      <w:bookmarkStart w:id="60" w:name="_Toc241179168"/>
       <w:r>
         <w:rPr>
           <w:b/>
@@ -19552,7 +19549,7 @@
       <w:pPr>
         <w:pStyle w:val="Heading2"/>
       </w:pPr>
-      <w:bookmarkStart w:id="61" w:name="_Toc241166044"/>
+      <w:bookmarkStart w:id="61" w:name="_Toc241179127"/>
       <w:r>
         <w:lastRenderedPageBreak/>
         <w:t>5.5  Dark mode and small screens</w:t>
@@ -19570,10 +19567,10 @@
           <w:noProof/>
         </w:rPr>
         <w:drawing>
-          <wp:inline distT="0" distB="0" distL="0" distR="0" wp14:anchorId="2FE202EB" wp14:editId="2FE202EC">
+          <wp:inline distT="0" distB="0" distL="0" distR="0" wp14:anchorId="18A511D4" wp14:editId="18A511D5">
             <wp:extent cx="5667375" cy="3581400"/>
             <wp:effectExtent l="0" t="0" r="0" b="0"/>
-            <wp:docPr id="609359245" name="Figure 5.12" descr="Ticker view in dark mode (NVLT)." title="Figure 5.12"/>
+            <wp:docPr id="1637757888" name="Figure 5.12" descr="Ticker view in dark mode (NVLT)." title="Figure 5.12"/>
             <wp:cNvGraphicFramePr>
               <a:graphicFrameLocks xmlns:a="http://schemas.openxmlformats.org/drawingml/2006/main" noChangeAspect="1"/>
             </wp:cNvGraphicFramePr>
@@ -19613,7 +19610,7 @@
       <w:pPr>
         <w:pStyle w:val="FigureCaption"/>
       </w:pPr>
-      <w:bookmarkStart w:id="62" w:name="_Toc241166086"/>
+      <w:bookmarkStart w:id="62" w:name="_Toc241179169"/>
       <w:r>
         <w:rPr>
           <w:b/>
@@ -19638,10 +19635,10 @@
         </w:rPr>
         <w:lastRenderedPageBreak/>
         <w:drawing>
-          <wp:inline distT="0" distB="0" distL="0" distR="0" wp14:anchorId="2FE202ED" wp14:editId="2FE202EE">
+          <wp:inline distT="0" distB="0" distL="0" distR="0" wp14:anchorId="18A511D6" wp14:editId="18A511D7">
             <wp:extent cx="2381250" cy="5143500"/>
             <wp:effectExtent l="0" t="0" r="0" b="0"/>
-            <wp:docPr id="1765321742" name="Figure 5.13" descr="Watchlist at phone width (390 px)." title="Figure 5.13"/>
+            <wp:docPr id="2018969792" name="Figure 5.13" descr="Watchlist at phone width (390 px)." title="Figure 5.13"/>
             <wp:cNvGraphicFramePr>
               <a:graphicFrameLocks xmlns:a="http://schemas.openxmlformats.org/drawingml/2006/main" noChangeAspect="1"/>
             </wp:cNvGraphicFramePr>
@@ -19681,7 +19678,7 @@
       <w:pPr>
         <w:pStyle w:val="FigureCaption"/>
       </w:pPr>
-      <w:bookmarkStart w:id="63" w:name="_Toc241166087"/>
+      <w:bookmarkStart w:id="63" w:name="_Toc241179170"/>
       <w:r>
         <w:rPr>
           <w:b/>
@@ -19699,7 +19696,7 @@
         <w:jc w:val="both"/>
       </w:pPr>
       <w:r>
-        <w:t>At 390 px the cards reflow correctly, but the navigation bar does not: the disclaimer text wraps into four lines and overflows the right edge (Figure 5.12). This is a known layout defect to fix.</w:t>
+        <w:t>At 390 px the cards reflow to a single column. The navigation bar wraps: the links stay on one line and the disclaimer moves to a line of its own. (An earlier version let the disclaimer overflow the right edge of the screen; it was fixed while preparing this report.)</w:t>
       </w:r>
     </w:p>
     <w:p>
@@ -19707,7 +19704,7 @@
         <w:pStyle w:val="Heading1"/>
         <w:pageBreakBefore/>
       </w:pPr>
-      <w:bookmarkStart w:id="64" w:name="_Toc241166045"/>
+      <w:bookmarkStart w:id="64" w:name="_Toc241179128"/>
       <w:r>
         <w:lastRenderedPageBreak/>
         <w:t>6  Evaluation</w:t>
@@ -19726,7 +19723,7 @@
       <w:pPr>
         <w:pStyle w:val="TableCaption"/>
       </w:pPr>
-      <w:bookmarkStart w:id="65" w:name="_Toc241166103"/>
+      <w:bookmarkStart w:id="65" w:name="_Toc241179186"/>
       <w:r>
         <w:rPr>
           <w:b/>
@@ -20374,7 +20371,7 @@
       <w:pPr>
         <w:pStyle w:val="Heading2"/>
       </w:pPr>
-      <w:bookmarkStart w:id="66" w:name="_Toc241166046"/>
+      <w:bookmarkStart w:id="66" w:name="_Toc241179129"/>
       <w:r>
         <w:t>6.1  Data and protocol</w:t>
       </w:r>
@@ -20451,7 +20448,7 @@
       <w:pPr>
         <w:pStyle w:val="Heading2"/>
       </w:pPr>
-      <w:bookmarkStart w:id="67" w:name="_Toc241166047"/>
+      <w:bookmarkStart w:id="67" w:name="_Toc241179130"/>
       <w:r>
         <w:t>6.2  Model ladder</w:t>
       </w:r>
@@ -20461,7 +20458,7 @@
       <w:pPr>
         <w:pStyle w:val="TableCaption"/>
       </w:pPr>
-      <w:bookmarkStart w:id="68" w:name="_Toc241166104"/>
+      <w:bookmarkStart w:id="68" w:name="_Toc241179187"/>
       <w:r>
         <w:rPr>
           <w:b/>
@@ -23256,10 +23253,10 @@
           <w:noProof/>
         </w:rPr>
         <w:drawing>
-          <wp:inline distT="0" distB="0" distL="0" distR="0" wp14:anchorId="2FE202EF" wp14:editId="2FE202F0">
+          <wp:inline distT="0" distB="0" distL="0" distR="0" wp14:anchorId="18A511D8" wp14:editId="18A511D9">
             <wp:extent cx="5667375" cy="3124200"/>
             <wp:effectExtent l="0" t="0" r="0" b="0"/>
-            <wp:docPr id="692927566" name="Figure 6.1" descr="Macro-F1 by model, coloured by rung." title="Figure 6.1"/>
+            <wp:docPr id="156452863" name="Figure 6.1" descr="Macro-F1 by model, coloured by rung." title="Figure 6.1"/>
             <wp:cNvGraphicFramePr>
               <a:graphicFrameLocks xmlns:a="http://schemas.openxmlformats.org/drawingml/2006/main" noChangeAspect="1"/>
             </wp:cNvGraphicFramePr>
@@ -23299,7 +23296,7 @@
       <w:pPr>
         <w:pStyle w:val="FigureCaption"/>
       </w:pPr>
-      <w:bookmarkStart w:id="69" w:name="_Toc241166088"/>
+      <w:bookmarkStart w:id="69" w:name="_Toc241179171"/>
       <w:r>
         <w:rPr>
           <w:b/>
@@ -23331,10 +23328,10 @@
           <w:noProof/>
         </w:rPr>
         <w:drawing>
-          <wp:inline distT="0" distB="0" distL="0" distR="0" wp14:anchorId="2FE202F1" wp14:editId="2FE202F2">
+          <wp:inline distT="0" distB="0" distL="0" distR="0" wp14:anchorId="18A511DA" wp14:editId="18A511DB">
             <wp:extent cx="5667375" cy="2181225"/>
             <wp:effectExtent l="0" t="0" r="0" b="0"/>
-            <wp:docPr id="1581816293" name="Figure 6.2" descr="Confusion matrices for the general-purpose lexicon, the best rule model and the best learned model." title="Figure 6.2"/>
+            <wp:docPr id="138876689" name="Figure 6.2" descr="Confusion matrices for the general-purpose lexicon, the best rule model and the best learned model." title="Figure 6.2"/>
             <wp:cNvGraphicFramePr>
               <a:graphicFrameLocks xmlns:a="http://schemas.openxmlformats.org/drawingml/2006/main" noChangeAspect="1"/>
             </wp:cNvGraphicFramePr>
@@ -23374,7 +23371,7 @@
       <w:pPr>
         <w:pStyle w:val="FigureCaption"/>
       </w:pPr>
-      <w:bookmarkStart w:id="70" w:name="_Toc241166089"/>
+      <w:bookmarkStart w:id="70" w:name="_Toc241179172"/>
       <w:r>
         <w:rPr>
           <w:b/>
@@ -23410,10 +23407,10 @@
           <w:noProof/>
         </w:rPr>
         <w:drawing>
-          <wp:inline distT="0" distB="0" distL="0" distR="0" wp14:anchorId="2FE202F3" wp14:editId="2FE202F4">
+          <wp:inline distT="0" distB="0" distL="0" distR="0" wp14:anchorId="18A511DC" wp14:editId="18A511DD">
             <wp:extent cx="5667375" cy="2857500"/>
             <wp:effectExtent l="0" t="0" r="0" b="0"/>
-            <wp:docPr id="835569880" name="Figure 6.3" descr="Accuracy against inference cost per sentence on CPU (log scale)." title="Figure 6.3"/>
+            <wp:docPr id="827815087" name="Figure 6.3" descr="Accuracy against inference cost per sentence on CPU (log scale)." title="Figure 6.3"/>
             <wp:cNvGraphicFramePr>
               <a:graphicFrameLocks xmlns:a="http://schemas.openxmlformats.org/drawingml/2006/main" noChangeAspect="1"/>
             </wp:cNvGraphicFramePr>
@@ -23453,7 +23450,7 @@
       <w:pPr>
         <w:pStyle w:val="FigureCaption"/>
       </w:pPr>
-      <w:bookmarkStart w:id="71" w:name="_Toc241166090"/>
+      <w:bookmarkStart w:id="71" w:name="_Toc241179173"/>
       <w:r>
         <w:rPr>
           <w:b/>
@@ -23581,7 +23578,7 @@
       <w:pPr>
         <w:pStyle w:val="Heading2"/>
       </w:pPr>
-      <w:bookmarkStart w:id="72" w:name="_Toc241166048"/>
+      <w:bookmarkStart w:id="72" w:name="_Toc241179131"/>
       <w:r>
         <w:t>6.3  Lexicon failure analysis</w:t>
       </w:r>
@@ -23599,7 +23596,7 @@
       <w:pPr>
         <w:pStyle w:val="TableCaption"/>
       </w:pPr>
-      <w:bookmarkStart w:id="73" w:name="_Toc241166105"/>
+      <w:bookmarkStart w:id="73" w:name="_Toc241179188"/>
       <w:r>
         <w:rPr>
           <w:b/>
@@ -24693,10 +24690,10 @@
           <w:noProof/>
         </w:rPr>
         <w:drawing>
-          <wp:inline distT="0" distB="0" distL="0" distR="0" wp14:anchorId="2FE202F5" wp14:editId="2FE202F6">
+          <wp:inline distT="0" distB="0" distL="0" distR="0" wp14:anchorId="18A511DE" wp14:editId="18A511DF">
             <wp:extent cx="5667375" cy="3409950"/>
             <wp:effectExtent l="0" t="0" r="0" b="0"/>
-            <wp:docPr id="130147471" name="Figure 6.4" descr="Error rate on finance-inverted (trap) sentences versus the rest." title="Figure 6.4"/>
+            <wp:docPr id="1805271426" name="Figure 6.4" descr="Error rate on finance-inverted (trap) sentences versus the rest." title="Figure 6.4"/>
             <wp:cNvGraphicFramePr>
               <a:graphicFrameLocks xmlns:a="http://schemas.openxmlformats.org/drawingml/2006/main" noChangeAspect="1"/>
             </wp:cNvGraphicFramePr>
@@ -24736,7 +24733,7 @@
       <w:pPr>
         <w:pStyle w:val="FigureCaption"/>
       </w:pPr>
-      <w:bookmarkStart w:id="74" w:name="_Toc241166091"/>
+      <w:bookmarkStart w:id="74" w:name="_Toc241179174"/>
       <w:r>
         <w:rPr>
           <w:b/>
@@ -24771,7 +24768,7 @@
       <w:pPr>
         <w:pStyle w:val="TableCaption"/>
       </w:pPr>
-      <w:bookmarkStart w:id="75" w:name="_Toc241166106"/>
+      <w:bookmarkStart w:id="75" w:name="_Toc241179189"/>
       <w:r>
         <w:rPr>
           <w:b/>
@@ -26959,10 +26956,10 @@
           <w:noProof/>
         </w:rPr>
         <w:drawing>
-          <wp:inline distT="0" distB="0" distL="0" distR="0" wp14:anchorId="2FE202F7" wp14:editId="2FE202F8">
+          <wp:inline distT="0" distB="0" distL="0" distR="0" wp14:anchorId="18A511E0" wp14:editId="18A511E1">
             <wp:extent cx="4933950" cy="1114425"/>
             <wp:effectExtent l="0" t="0" r="0" b="0"/>
-            <wp:docPr id="1153047748" name="Figure 6.5" descr="Output of `python -m evaluation.lexicon_failure`." title="Figure 6.5"/>
+            <wp:docPr id="82081990" name="Figure 6.5" descr="Output of `python -m evaluation.lexicon_failure`." title="Figure 6.5"/>
             <wp:cNvGraphicFramePr>
               <a:graphicFrameLocks xmlns:a="http://schemas.openxmlformats.org/drawingml/2006/main" noChangeAspect="1"/>
             </wp:cNvGraphicFramePr>
@@ -27002,7 +26999,7 @@
       <w:pPr>
         <w:pStyle w:val="FigureCaption"/>
       </w:pPr>
-      <w:bookmarkStart w:id="76" w:name="_Toc241166092"/>
+      <w:bookmarkStart w:id="76" w:name="_Toc241179175"/>
       <w:r>
         <w:rPr>
           <w:b/>
@@ -27029,7 +27026,7 @@
       <w:pPr>
         <w:pStyle w:val="Heading2"/>
       </w:pPr>
-      <w:bookmarkStart w:id="77" w:name="_Toc241166049"/>
+      <w:bookmarkStart w:id="77" w:name="_Toc241179132"/>
       <w:r>
         <w:t>6.4  Grounding audit</w:t>
       </w:r>
@@ -27064,7 +27061,7 @@
       <w:pPr>
         <w:pStyle w:val="TableCaption"/>
       </w:pPr>
-      <w:bookmarkStart w:id="78" w:name="_Toc241166107"/>
+      <w:bookmarkStart w:id="78" w:name="_Toc241179190"/>
       <w:r>
         <w:rPr>
           <w:b/>
@@ -28451,10 +28448,10 @@
         </w:rPr>
         <w:lastRenderedPageBreak/>
         <w:drawing>
-          <wp:inline distT="0" distB="0" distL="0" distR="0" wp14:anchorId="2FE202F9" wp14:editId="2FE202FA">
+          <wp:inline distT="0" distB="0" distL="0" distR="0" wp14:anchorId="18A511E2" wp14:editId="18A511E3">
             <wp:extent cx="5667375" cy="3590925"/>
             <wp:effectExtent l="0" t="0" r="0" b="0"/>
-            <wp:docPr id="1492245629" name="Figure 6.6" descr="Skeptic catch rate by corruption type, heuristic versus NLI entailment." title="Figure 6.6"/>
+            <wp:docPr id="825701896" name="Figure 6.6" descr="Skeptic catch rate by corruption type, heuristic versus NLI entailment." title="Figure 6.6"/>
             <wp:cNvGraphicFramePr>
               <a:graphicFrameLocks xmlns:a="http://schemas.openxmlformats.org/drawingml/2006/main" noChangeAspect="1"/>
             </wp:cNvGraphicFramePr>
@@ -28494,7 +28491,7 @@
       <w:pPr>
         <w:pStyle w:val="FigureCaption"/>
       </w:pPr>
-      <w:bookmarkStart w:id="79" w:name="_Toc241166093"/>
+      <w:bookmarkStart w:id="79" w:name="_Toc241179176"/>
       <w:r>
         <w:rPr>
           <w:b/>
@@ -28578,7 +28575,7 @@
       <w:pPr>
         <w:pStyle w:val="Heading2"/>
       </w:pPr>
-      <w:bookmarkStart w:id="80" w:name="_Toc241166050"/>
+      <w:bookmarkStart w:id="80" w:name="_Toc241179133"/>
       <w:r>
         <w:t>6.5  Signal validity</w:t>
       </w:r>
@@ -28627,7 +28624,7 @@
       <w:pPr>
         <w:pStyle w:val="Heading2"/>
       </w:pPr>
-      <w:bookmarkStart w:id="81" w:name="_Toc241166051"/>
+      <w:bookmarkStart w:id="81" w:name="_Toc241179134"/>
       <w:r>
         <w:t>6.6  Latency and cost</w:t>
       </w:r>
@@ -28637,7 +28634,7 @@
       <w:pPr>
         <w:pStyle w:val="TableCaption"/>
       </w:pPr>
-      <w:bookmarkStart w:id="82" w:name="_Toc241166108"/>
+      <w:bookmarkStart w:id="82" w:name="_Toc241179191"/>
       <w:r>
         <w:rPr>
           <w:b/>
@@ -29042,7 +29039,7 @@
                 <w:sz w:val="19"/>
                 <w:szCs w:val="19"/>
               </w:rPr>
-              <w:t>4.9 s</w:t>
+              <w:t>0.4 – 2.5 s</w:t>
             </w:r>
           </w:p>
         </w:tc>
@@ -29071,7 +29068,7 @@
                 <w:sz w:val="19"/>
                 <w:szCs w:val="19"/>
               </w:rPr>
-              <w:t>Includes loading the NLI model; first brief of the run</w:t>
+              <w:t>NLI model already loaded (NVLT, ACMX)</w:t>
             </w:r>
           </w:p>
         </w:tc>
@@ -29112,7 +29109,7 @@
                 <w:sz w:val="19"/>
                 <w:szCs w:val="19"/>
               </w:rPr>
-              <w:t>Full daily run on the sample corpus</w:t>
+              <w:t>Load the NLI model</w:t>
             </w:r>
           </w:p>
         </w:tc>
@@ -29142,7 +29139,7 @@
                 <w:sz w:val="19"/>
                 <w:szCs w:val="19"/>
               </w:rPr>
-              <w:t>84 s</w:t>
+              <w:t>4 s – 51 s</w:t>
             </w:r>
           </w:p>
         </w:tc>
@@ -29172,7 +29169,7 @@
                 <w:sz w:val="19"/>
                 <w:szCs w:val="19"/>
               </w:rPr>
-              <w:t>Fresh database; 5 documents, 88 chunks, FinBERT scoring, NLI Skeptic, 2 briefs, drift, digest; includes loading both models</w:t>
+              <w:t>One-off per process; varies with disk cache and Hugging Face hub checks</w:t>
             </w:r>
           </w:p>
         </w:tc>
@@ -29212,7 +29209,7 @@
                 <w:sz w:val="19"/>
                 <w:szCs w:val="19"/>
               </w:rPr>
-              <w:t>LLM tokens and cost per brief</w:t>
+              <w:t>Full daily run on the sample corpus</w:t>
             </w:r>
           </w:p>
         </w:tc>
@@ -29241,7 +29238,7 @@
                 <w:sz w:val="19"/>
                 <w:szCs w:val="19"/>
               </w:rPr>
-              <w:t>not measured</w:t>
+              <w:t>84 s</w:t>
             </w:r>
           </w:p>
         </w:tc>
@@ -29270,7 +29267,7 @@
                 <w:sz w:val="19"/>
                 <w:szCs w:val="19"/>
               </w:rPr>
-              <w:t>Recorded per brief (tokens in/out) once an API key is configured</w:t>
+              <w:t>Fresh database; 5 documents, 88 chunks, FinBERT scoring, NLI Skeptic, 2 briefs, drift, digest; includes loading both models</w:t>
             </w:r>
           </w:p>
         </w:tc>
@@ -29311,6 +29308,106 @@
                 <w:sz w:val="19"/>
                 <w:szCs w:val="19"/>
               </w:rPr>
+              <w:t>LLM tokens and cost per brief</w:t>
+            </w:r>
+          </w:p>
+        </w:tc>
+        <w:tc>
+          <w:tcPr>
+            <w:tcW w:w="2920" w:type="dxa"/>
+            <w:tcBorders>
+              <w:top w:val="single" w:sz="4" w:space="0" w:color="BFC7D1"/>
+              <w:left w:val="single" w:sz="4" w:space="0" w:color="BFC7D1"/>
+              <w:bottom w:val="single" w:sz="4" w:space="0" w:color="BFC7D1"/>
+              <w:right w:val="single" w:sz="4" w:space="0" w:color="BFC7D1"/>
+            </w:tcBorders>
+            <w:shd w:val="clear" w:color="auto" w:fill="F4F6F9"/>
+            <w:tcMar>
+              <w:top w:w="60" w:type="dxa"/>
+              <w:left w:w="100" w:type="dxa"/>
+              <w:bottom w:w="60" w:type="dxa"/>
+              <w:right w:w="100" w:type="dxa"/>
+            </w:tcMar>
+          </w:tcPr>
+          <w:p>
+            <w:pPr>
+              <w:spacing w:after="0" w:line="252" w:lineRule="auto"/>
+            </w:pPr>
+            <w:r>
+              <w:rPr>
+                <w:sz w:val="19"/>
+                <w:szCs w:val="19"/>
+              </w:rPr>
+              <w:t>not measured</w:t>
+            </w:r>
+          </w:p>
+        </w:tc>
+        <w:tc>
+          <w:tcPr>
+            <w:tcW w:w="3186" w:type="dxa"/>
+            <w:tcBorders>
+              <w:top w:val="single" w:sz="4" w:space="0" w:color="BFC7D1"/>
+              <w:left w:val="single" w:sz="4" w:space="0" w:color="BFC7D1"/>
+              <w:bottom w:val="single" w:sz="4" w:space="0" w:color="BFC7D1"/>
+              <w:right w:val="single" w:sz="4" w:space="0" w:color="BFC7D1"/>
+            </w:tcBorders>
+            <w:shd w:val="clear" w:color="auto" w:fill="F4F6F9"/>
+            <w:tcMar>
+              <w:top w:w="60" w:type="dxa"/>
+              <w:left w:w="100" w:type="dxa"/>
+              <w:bottom w:w="60" w:type="dxa"/>
+              <w:right w:w="100" w:type="dxa"/>
+            </w:tcMar>
+          </w:tcPr>
+          <w:p>
+            <w:pPr>
+              <w:spacing w:after="0" w:line="252" w:lineRule="auto"/>
+            </w:pPr>
+            <w:r>
+              <w:rPr>
+                <w:sz w:val="19"/>
+                <w:szCs w:val="19"/>
+              </w:rPr>
+              <w:t>Recorded per brief (tokens in/out) once an API key is configured</w:t>
+            </w:r>
+          </w:p>
+        </w:tc>
+      </w:tr>
+      <w:tr>
+        <w:tblPrEx>
+          <w:tblCellMar>
+            <w:top w:w="0" w:type="dxa"/>
+            <w:bottom w:w="0" w:type="dxa"/>
+          </w:tblCellMar>
+        </w:tblPrEx>
+        <w:trPr>
+          <w:cantSplit/>
+        </w:trPr>
+        <w:tc>
+          <w:tcPr>
+            <w:tcW w:w="2920" w:type="dxa"/>
+            <w:tcBorders>
+              <w:top w:val="single" w:sz="4" w:space="0" w:color="BFC7D1"/>
+              <w:left w:val="single" w:sz="4" w:space="0" w:color="BFC7D1"/>
+              <w:bottom w:val="single" w:sz="4" w:space="0" w:color="BFC7D1"/>
+              <w:right w:val="single" w:sz="4" w:space="0" w:color="BFC7D1"/>
+            </w:tcBorders>
+            <w:tcMar>
+              <w:top w:w="60" w:type="dxa"/>
+              <w:left w:w="100" w:type="dxa"/>
+              <w:bottom w:w="60" w:type="dxa"/>
+              <w:right w:w="100" w:type="dxa"/>
+            </w:tcMar>
+          </w:tcPr>
+          <w:p>
+            <w:pPr>
+              <w:spacing w:after="0" w:line="252" w:lineRule="auto"/>
+            </w:pPr>
+            <w:r>
+              <w:rPr>
+                <w:sz w:val="19"/>
+                <w:szCs w:val="19"/>
+              </w:rPr>
               <w:t>Fine-tuning time</w:t>
             </w:r>
           </w:p>
@@ -29324,7 +29421,6 @@
               <w:bottom w:val="single" w:sz="4" w:space="0" w:color="BFC7D1"/>
               <w:right w:val="single" w:sz="4" w:space="0" w:color="BFC7D1"/>
             </w:tcBorders>
-            <w:shd w:val="clear" w:color="auto" w:fill="F4F6F9"/>
             <w:tcMar>
               <w:top w:w="60" w:type="dxa"/>
               <w:left w:w="100" w:type="dxa"/>
@@ -29354,7 +29450,6 @@
               <w:bottom w:val="single" w:sz="4" w:space="0" w:color="BFC7D1"/>
               <w:right w:val="single" w:sz="4" w:space="0" w:color="BFC7D1"/>
             </w:tcBorders>
-            <w:shd w:val="clear" w:color="auto" w:fill="F4F6F9"/>
             <w:tcMar>
               <w:top w:w="60" w:type="dxa"/>
               <w:left w:w="100" w:type="dxa"/>
@@ -29394,7 +29489,7 @@
       <w:pPr>
         <w:pStyle w:val="Heading2"/>
       </w:pPr>
-      <w:bookmarkStart w:id="83" w:name="_Toc241166052"/>
+      <w:bookmarkStart w:id="83" w:name="_Toc241179135"/>
       <w:r>
         <w:t>6.7  Qualitative findings from the end-to-end run</w:t>
       </w:r>
@@ -29435,7 +29530,7 @@
         <w:t>Repeated claims</w:t>
       </w:r>
       <w:r>
-        <w:t xml:space="preserve"> across aspects in the brief (Section 5.3).</w:t>
+        <w:t xml:space="preserve"> across aspects in the first version of the brief, now fixed (Section 5.3).</w:t>
       </w:r>
     </w:p>
     <w:p>
@@ -29480,6 +29575,7 @@
           <w:b/>
           <w:bCs/>
         </w:rPr>
+        <w:lastRenderedPageBreak/>
         <w:t>Mixed document types.</w:t>
       </w:r>
       <w:r>
@@ -29510,7 +29606,7 @@
         <w:pStyle w:val="Heading1"/>
         <w:pageBreakBefore/>
       </w:pPr>
-      <w:bookmarkStart w:id="84" w:name="_Toc241166053"/>
+      <w:bookmarkStart w:id="84" w:name="_Toc241179136"/>
       <w:r>
         <w:lastRenderedPageBreak/>
         <w:t>7  Testing</w:t>
@@ -29521,7 +29617,7 @@
       <w:pPr>
         <w:pStyle w:val="Heading2"/>
       </w:pPr>
-      <w:bookmarkStart w:id="85" w:name="_Toc241166054"/>
+      <w:bookmarkStart w:id="85" w:name="_Toc241179137"/>
       <w:r>
         <w:t>7.1  Strategy</w:t>
       </w:r>
@@ -29532,7 +29628,7 @@
         <w:jc w:val="both"/>
       </w:pPr>
       <w:r>
-        <w:t xml:space="preserve">Every test runs offline in about 20 seconds with no API keys: the LLM backend is pinned to the deterministic heuristic, the serving model to the rule-based model, and the </w:t>
+        <w:t xml:space="preserve">Every test runs offline in about 30 seconds with no API keys: the LLM backend is pinned to the deterministic heuristic, the serving model to the rule-based model, and the </w:t>
       </w:r>
       <w:r>
         <w:rPr>
@@ -29551,7 +29647,7 @@
       <w:pPr>
         <w:pStyle w:val="TableCaption"/>
       </w:pPr>
-      <w:bookmarkStart w:id="86" w:name="_Toc241166109"/>
+      <w:bookmarkStart w:id="86" w:name="_Toc241179192"/>
       <w:r>
         <w:rPr>
           <w:b/>
@@ -29560,7 +29656,7 @@
         <w:t xml:space="preserve">Table 7.1: </w:t>
       </w:r>
       <w:r>
-        <w:t>Automated tests by module (55 in total; one test is parametrised six ways)</w:t>
+        <w:t>Automated tests by module (58 in total; one test is parametrised six ways)</w:t>
       </w:r>
       <w:bookmarkEnd w:id="86"/>
     </w:p>
@@ -29962,7 +30058,7 @@
                 <w:sz w:val="19"/>
                 <w:szCs w:val="19"/>
               </w:rPr>
-              <w:t>9</w:t>
+              <w:t>12</w:t>
             </w:r>
           </w:p>
         </w:tc>
@@ -29991,7 +30087,7 @@
                 <w:sz w:val="19"/>
                 <w:szCs w:val="19"/>
               </w:rPr>
-              <w:t>Skeptic accepts faithful claims; rejects fabricated numbers, bad citations and contradictions; full graph produces a cited brief with every agent in the trace; brief caching; rejected claims never reach the brief</w:t>
+              <w:t>Skeptic accepts faithful claims; rejects fabricated numbers, bad citations and contradictions; full graph produces a cited brief with every agent in the trace; brief caching; rejected claims never reach the brief; no sentence cited twice by one side; Judge merges duplicate claims</w:t>
             </w:r>
           </w:p>
         </w:tc>
@@ -30319,10 +30415,10 @@
           <w:noProof/>
         </w:rPr>
         <w:drawing>
-          <wp:inline distT="0" distB="0" distL="0" distR="0" wp14:anchorId="2FE202FB" wp14:editId="2FE202FC">
+          <wp:inline distT="0" distB="0" distL="0" distR="0" wp14:anchorId="18A511E4" wp14:editId="18A511E5">
             <wp:extent cx="4933950" cy="523875"/>
             <wp:effectExtent l="0" t="0" r="0" b="0"/>
-            <wp:docPr id="1178917930" name="Figure 7.1" descr="Test run: 55 passed." title="Figure 7.1"/>
+            <wp:docPr id="866559037" name="Figure 7.1" descr="Test run: 58 passed." title="Figure 7.1"/>
             <wp:cNvGraphicFramePr>
               <a:graphicFrameLocks xmlns:a="http://schemas.openxmlformats.org/drawingml/2006/main" noChangeAspect="1"/>
             </wp:cNvGraphicFramePr>
@@ -30362,7 +30458,7 @@
       <w:pPr>
         <w:pStyle w:val="FigureCaption"/>
       </w:pPr>
-      <w:bookmarkStart w:id="87" w:name="_Toc241166094"/>
+      <w:bookmarkStart w:id="87" w:name="_Toc241179177"/>
       <w:r>
         <w:rPr>
           <w:b/>
@@ -30371,7 +30467,7 @@
         <w:t xml:space="preserve">Figure 7.1: </w:t>
       </w:r>
       <w:r>
-        <w:t>Test run: 55 passed.</w:t>
+        <w:t>Test run: 58 passed.</w:t>
       </w:r>
       <w:bookmarkEnd w:id="87"/>
     </w:p>
@@ -30379,7 +30475,7 @@
       <w:pPr>
         <w:pStyle w:val="Heading2"/>
       </w:pPr>
-      <w:bookmarkStart w:id="88" w:name="_Toc241166055"/>
+      <w:bookmarkStart w:id="88" w:name="_Toc241179138"/>
       <w:r>
         <w:t>7.2  Continuous integration</w:t>
       </w:r>
@@ -30397,7 +30493,7 @@
       <w:pPr>
         <w:pStyle w:val="Heading2"/>
       </w:pPr>
-      <w:bookmarkStart w:id="89" w:name="_Toc241166056"/>
+      <w:bookmarkStart w:id="89" w:name="_Toc241179139"/>
       <w:r>
         <w:lastRenderedPageBreak/>
         <w:t>7.3  Defects found and fixed</w:t>
@@ -30408,7 +30504,7 @@
       <w:pPr>
         <w:pStyle w:val="TableCaption"/>
       </w:pPr>
-      <w:bookmarkStart w:id="90" w:name="_Toc241166110"/>
+      <w:bookmarkStart w:id="90" w:name="_Toc241179193"/>
       <w:r>
         <w:rPr>
           <w:b/>
@@ -31213,6 +31309,205 @@
           </w:p>
         </w:tc>
       </w:tr>
+      <w:tr>
+        <w:tblPrEx>
+          <w:tblCellMar>
+            <w:top w:w="0" w:type="dxa"/>
+            <w:bottom w:w="0" w:type="dxa"/>
+          </w:tblCellMar>
+        </w:tblPrEx>
+        <w:trPr>
+          <w:cantSplit/>
+        </w:trPr>
+        <w:tc>
+          <w:tcPr>
+            <w:tcW w:w="3982" w:type="dxa"/>
+            <w:tcBorders>
+              <w:top w:val="single" w:sz="4" w:space="0" w:color="BFC7D1"/>
+              <w:left w:val="single" w:sz="4" w:space="0" w:color="BFC7D1"/>
+              <w:bottom w:val="single" w:sz="4" w:space="0" w:color="BFC7D1"/>
+              <w:right w:val="single" w:sz="4" w:space="0" w:color="BFC7D1"/>
+            </w:tcBorders>
+            <w:tcMar>
+              <w:top w:w="60" w:type="dxa"/>
+              <w:left w:w="100" w:type="dxa"/>
+              <w:bottom w:w="60" w:type="dxa"/>
+              <w:right w:w="100" w:type="dxa"/>
+            </w:tcMar>
+          </w:tcPr>
+          <w:p>
+            <w:pPr>
+              <w:spacing w:after="0" w:line="252" w:lineRule="auto"/>
+            </w:pPr>
+            <w:r>
+              <w:rPr>
+                <w:sz w:val="19"/>
+                <w:szCs w:val="19"/>
+              </w:rPr>
+              <w:t>Briefs repeated one sentence as several claims (one per aspect it triggered)</w:t>
+            </w:r>
+          </w:p>
+        </w:tc>
+        <w:tc>
+          <w:tcPr>
+            <w:tcW w:w="2522" w:type="dxa"/>
+            <w:tcBorders>
+              <w:top w:val="single" w:sz="4" w:space="0" w:color="BFC7D1"/>
+              <w:left w:val="single" w:sz="4" w:space="0" w:color="BFC7D1"/>
+              <w:bottom w:val="single" w:sz="4" w:space="0" w:color="BFC7D1"/>
+              <w:right w:val="single" w:sz="4" w:space="0" w:color="BFC7D1"/>
+            </w:tcBorders>
+            <w:tcMar>
+              <w:top w:w="60" w:type="dxa"/>
+              <w:left w:w="100" w:type="dxa"/>
+              <w:bottom w:w="60" w:type="dxa"/>
+              <w:right w:w="100" w:type="dxa"/>
+            </w:tcMar>
+          </w:tcPr>
+          <w:p>
+            <w:pPr>
+              <w:spacing w:after="0" w:line="252" w:lineRule="auto"/>
+            </w:pPr>
+            <w:r>
+              <w:rPr>
+                <w:sz w:val="19"/>
+                <w:szCs w:val="19"/>
+              </w:rPr>
+              <w:t>Screenshot of the brief for this report</w:t>
+            </w:r>
+          </w:p>
+        </w:tc>
+        <w:tc>
+          <w:tcPr>
+            <w:tcW w:w="2522" w:type="dxa"/>
+            <w:tcBorders>
+              <w:top w:val="single" w:sz="4" w:space="0" w:color="BFC7D1"/>
+              <w:left w:val="single" w:sz="4" w:space="0" w:color="BFC7D1"/>
+              <w:bottom w:val="single" w:sz="4" w:space="0" w:color="BFC7D1"/>
+              <w:right w:val="single" w:sz="4" w:space="0" w:color="BFC7D1"/>
+            </w:tcBorders>
+            <w:tcMar>
+              <w:top w:w="60" w:type="dxa"/>
+              <w:left w:w="100" w:type="dxa"/>
+              <w:bottom w:w="60" w:type="dxa"/>
+              <w:right w:w="100" w:type="dxa"/>
+            </w:tcMar>
+          </w:tcPr>
+          <w:p>
+            <w:pPr>
+              <w:spacing w:after="0" w:line="252" w:lineRule="auto"/>
+            </w:pPr>
+            <w:r>
+              <w:rPr>
+                <w:sz w:val="19"/>
+                <w:szCs w:val="19"/>
+              </w:rPr>
+              <w:t>Each sentence cited once per side; Judge merges duplicate claims; 3 tests added</w:t>
+            </w:r>
+          </w:p>
+        </w:tc>
+      </w:tr>
+      <w:tr>
+        <w:tblPrEx>
+          <w:tblCellMar>
+            <w:top w:w="0" w:type="dxa"/>
+            <w:bottom w:w="0" w:type="dxa"/>
+          </w:tblCellMar>
+        </w:tblPrEx>
+        <w:trPr>
+          <w:cantSplit/>
+        </w:trPr>
+        <w:tc>
+          <w:tcPr>
+            <w:tcW w:w="3982" w:type="dxa"/>
+            <w:tcBorders>
+              <w:top w:val="single" w:sz="4" w:space="0" w:color="BFC7D1"/>
+              <w:left w:val="single" w:sz="4" w:space="0" w:color="BFC7D1"/>
+              <w:bottom w:val="single" w:sz="4" w:space="0" w:color="BFC7D1"/>
+              <w:right w:val="single" w:sz="4" w:space="0" w:color="BFC7D1"/>
+            </w:tcBorders>
+            <w:shd w:val="clear" w:color="auto" w:fill="F4F6F9"/>
+            <w:tcMar>
+              <w:top w:w="60" w:type="dxa"/>
+              <w:left w:w="100" w:type="dxa"/>
+              <w:bottom w:w="60" w:type="dxa"/>
+              <w:right w:w="100" w:type="dxa"/>
+            </w:tcMar>
+          </w:tcPr>
+          <w:p>
+            <w:pPr>
+              <w:spacing w:after="0" w:line="252" w:lineRule="auto"/>
+            </w:pPr>
+            <w:r>
+              <w:rPr>
+                <w:sz w:val="19"/>
+                <w:szCs w:val="19"/>
+              </w:rPr>
+              <w:t>Navigation bar overflowed the screen at phone width</w:t>
+            </w:r>
+          </w:p>
+        </w:tc>
+        <w:tc>
+          <w:tcPr>
+            <w:tcW w:w="2522" w:type="dxa"/>
+            <w:tcBorders>
+              <w:top w:val="single" w:sz="4" w:space="0" w:color="BFC7D1"/>
+              <w:left w:val="single" w:sz="4" w:space="0" w:color="BFC7D1"/>
+              <w:bottom w:val="single" w:sz="4" w:space="0" w:color="BFC7D1"/>
+              <w:right w:val="single" w:sz="4" w:space="0" w:color="BFC7D1"/>
+            </w:tcBorders>
+            <w:shd w:val="clear" w:color="auto" w:fill="F4F6F9"/>
+            <w:tcMar>
+              <w:top w:w="60" w:type="dxa"/>
+              <w:left w:w="100" w:type="dxa"/>
+              <w:bottom w:w="60" w:type="dxa"/>
+              <w:right w:w="100" w:type="dxa"/>
+            </w:tcMar>
+          </w:tcPr>
+          <w:p>
+            <w:pPr>
+              <w:spacing w:after="0" w:line="252" w:lineRule="auto"/>
+            </w:pPr>
+            <w:r>
+              <w:rPr>
+                <w:sz w:val="19"/>
+                <w:szCs w:val="19"/>
+              </w:rPr>
+              <w:t>Phone-width screenshot for this report</w:t>
+            </w:r>
+          </w:p>
+        </w:tc>
+        <w:tc>
+          <w:tcPr>
+            <w:tcW w:w="2522" w:type="dxa"/>
+            <w:tcBorders>
+              <w:top w:val="single" w:sz="4" w:space="0" w:color="BFC7D1"/>
+              <w:left w:val="single" w:sz="4" w:space="0" w:color="BFC7D1"/>
+              <w:bottom w:val="single" w:sz="4" w:space="0" w:color="BFC7D1"/>
+              <w:right w:val="single" w:sz="4" w:space="0" w:color="BFC7D1"/>
+            </w:tcBorders>
+            <w:shd w:val="clear" w:color="auto" w:fill="F4F6F9"/>
+            <w:tcMar>
+              <w:top w:w="60" w:type="dxa"/>
+              <w:left w:w="100" w:type="dxa"/>
+              <w:bottom w:w="60" w:type="dxa"/>
+              <w:right w:w="100" w:type="dxa"/>
+            </w:tcMar>
+          </w:tcPr>
+          <w:p>
+            <w:pPr>
+              <w:spacing w:after="0" w:line="252" w:lineRule="auto"/>
+            </w:pPr>
+            <w:r>
+              <w:rPr>
+                <w:sz w:val="19"/>
+                <w:szCs w:val="19"/>
+              </w:rPr>
+              <w:t>Nav wraps; disclaimer on its own line below 600 px</w:t>
+            </w:r>
+          </w:p>
+        </w:tc>
+      </w:tr>
     </w:tbl>
     <w:p>
       <w:pPr>
@@ -31224,7 +31519,7 @@
         <w:pStyle w:val="Heading1"/>
         <w:pageBreakBefore/>
       </w:pPr>
-      <w:bookmarkStart w:id="91" w:name="_Toc241166057"/>
+      <w:bookmarkStart w:id="91" w:name="_Toc241179140"/>
       <w:r>
         <w:lastRenderedPageBreak/>
         <w:t>8  Syllabus Mapping</w:t>
@@ -31235,7 +31530,7 @@
       <w:pPr>
         <w:pStyle w:val="TableCaption"/>
       </w:pPr>
-      <w:bookmarkStart w:id="92" w:name="_Toc241166111"/>
+      <w:bookmarkStart w:id="92" w:name="_Toc241179194"/>
       <w:r>
         <w:rPr>
           <w:b/>
@@ -31997,7 +32292,7 @@
         <w:pStyle w:val="Heading1"/>
         <w:pageBreakBefore/>
       </w:pPr>
-      <w:bookmarkStart w:id="93" w:name="_Toc241166058"/>
+      <w:bookmarkStart w:id="93" w:name="_Toc241179141"/>
       <w:r>
         <w:lastRenderedPageBreak/>
         <w:t>9  Ethical and Legal Considerations</w:t>
@@ -32116,7 +32411,7 @@
         <w:pStyle w:val="Heading1"/>
         <w:pageBreakBefore/>
       </w:pPr>
-      <w:bookmarkStart w:id="94" w:name="_Toc241166059"/>
+      <w:bookmarkStart w:id="94" w:name="_Toc241179142"/>
       <w:r>
         <w:lastRenderedPageBreak/>
         <w:t>10  Project Status Against the Plan</w:t>
@@ -32127,7 +32422,7 @@
       <w:pPr>
         <w:pStyle w:val="TableCaption"/>
       </w:pPr>
-      <w:bookmarkStart w:id="95" w:name="_Toc241166112"/>
+      <w:bookmarkStart w:id="95" w:name="_Toc241179195"/>
       <w:r>
         <w:rPr>
           <w:b/>
@@ -33294,7 +33589,7 @@
       <w:pPr>
         <w:pStyle w:val="Heading2"/>
       </w:pPr>
-      <w:bookmarkStart w:id="96" w:name="_Toc241166060"/>
+      <w:bookmarkStart w:id="96" w:name="_Toc241179143"/>
       <w:r>
         <w:t>10.1  Remaining work, in priority order</w:t>
       </w:r>
@@ -33408,10 +33703,10 @@
           <w:b/>
           <w:bCs/>
         </w:rPr>
-        <w:t>Fixes found in this report:</w:t>
-      </w:r>
-      <w:r>
-        <w:t xml:space="preserve"> deduplicate claims by cited chunk; raise the drift minimum sample; separate trajectories by document type; fix the mobile navigation bar.</w:t>
+        <w:t>Remaining fixes found in this report:</w:t>
+      </w:r>
+      <w:r>
+        <w:t xml:space="preserve"> raise the drift minimum sample; separate trajectories by document type; re-analysing aspect-less chunks on every run.</w:t>
       </w:r>
     </w:p>
     <w:p>
@@ -33419,7 +33714,7 @@
         <w:pStyle w:val="Heading1"/>
         <w:pageBreakBefore/>
       </w:pPr>
-      <w:bookmarkStart w:id="97" w:name="_Toc241166061"/>
+      <w:bookmarkStart w:id="97" w:name="_Toc241179144"/>
       <w:r>
         <w:lastRenderedPageBreak/>
         <w:t>11  Limitations and Future Work</w:t>
@@ -33430,7 +33725,7 @@
       <w:pPr>
         <w:pStyle w:val="Heading2"/>
       </w:pPr>
-      <w:bookmarkStart w:id="98" w:name="_Toc241166062"/>
+      <w:bookmarkStart w:id="98" w:name="_Toc241179145"/>
       <w:r>
         <w:t>11.1  Limitations</w:t>
       </w:r>
@@ -33471,7 +33766,27 @@
         <w:t>Aspect handling.</w:t>
       </w:r>
       <w:r>
-        <w:t xml:space="preserve"> One sentence can trigger several aspects and contribute the same claim to each; mixed clauses of one aspect are averaged, so a strong positive and a strong negative cancel to neutral; aspect detection is rule-based with no learned tagger.</w:t>
+        <w:t xml:space="preserve"> One sentence can still be </w:t>
+      </w:r>
+      <w:r>
+        <w:rPr>
+          <w:i/>
+          <w:iCs/>
+        </w:rPr>
+        <w:t>tagged</w:t>
+      </w:r>
+      <w:r>
+        <w:t xml:space="preserve"> with several aspects (it is now cited only once per side); mixed clauses of one aspect are averaged, so a strong positive and a strong negative cancel to neutral; aspect detection is rule-based with no learned tagger, so a word like </w:t>
+      </w:r>
+      <w:r>
+        <w:rPr>
+          <w:i/>
+          <w:iCs/>
+        </w:rPr>
+        <w:t>outlook</w:t>
+      </w:r>
+      <w:r>
+        <w:t xml:space="preserve"> can file a tone statement under guidance.</w:t>
       </w:r>
     </w:p>
     <w:p>
@@ -33554,7 +33869,7 @@
       <w:pPr>
         <w:pStyle w:val="Heading2"/>
       </w:pPr>
-      <w:bookmarkStart w:id="99" w:name="_Toc241166063"/>
+      <w:bookmarkStart w:id="99" w:name="_Toc241179146"/>
       <w:r>
         <w:t>11.2  Future work</w:t>
       </w:r>
@@ -33569,7 +33884,7 @@
         </w:numPr>
       </w:pPr>
       <w:r>
-        <w:t>A supervised aspect tagger trained on the real gold set, with claim deduplication across aspects.</w:t>
+        <w:t>A supervised aspect tagger trained on the real gold set, to reduce multi-aspect and mis-filed sentences.</w:t>
       </w:r>
     </w:p>
     <w:p>
@@ -33637,7 +33952,7 @@
         <w:pStyle w:val="Heading1"/>
         <w:pageBreakBefore/>
       </w:pPr>
-      <w:bookmarkStart w:id="100" w:name="_Toc241166064"/>
+      <w:bookmarkStart w:id="100" w:name="_Toc241179147"/>
       <w:r>
         <w:lastRenderedPageBreak/>
         <w:t>12  Conclusion</w:t>
@@ -33676,7 +33991,7 @@
         <w:pStyle w:val="Heading1"/>
         <w:pageBreakBefore/>
       </w:pPr>
-      <w:bookmarkStart w:id="101" w:name="_Toc241166065"/>
+      <w:bookmarkStart w:id="101" w:name="_Toc241179148"/>
       <w:r>
         <w:lastRenderedPageBreak/>
         <w:t>References</w:t>
@@ -34147,7 +34462,7 @@
         <w:pStyle w:val="Heading1"/>
         <w:pageBreakBefore/>
       </w:pPr>
-      <w:bookmarkStart w:id="102" w:name="_Toc241166066"/>
+      <w:bookmarkStart w:id="102" w:name="_Toc241179149"/>
       <w:r>
         <w:lastRenderedPageBreak/>
         <w:t>Appendix A  Running the System</w:t>
@@ -34338,7 +34653,7 @@
         <w:pStyle w:val="Heading1"/>
         <w:pageBreakBefore/>
       </w:pPr>
-      <w:bookmarkStart w:id="103" w:name="_Toc241166067"/>
+      <w:bookmarkStart w:id="103" w:name="_Toc241179150"/>
       <w:r>
         <w:lastRenderedPageBreak/>
         <w:t>Appendix B  Configuration</w:t>
@@ -34393,7 +34708,7 @@
       <w:pPr>
         <w:pStyle w:val="TableCaption"/>
       </w:pPr>
-      <w:bookmarkStart w:id="104" w:name="_Toc241166113"/>
+      <w:bookmarkStart w:id="104" w:name="_Toc241179196"/>
       <w:r>
         <w:rPr>
           <w:b/>
@@ -35393,7 +35708,7 @@
         <w:pStyle w:val="Heading1"/>
         <w:pageBreakBefore/>
       </w:pPr>
-      <w:bookmarkStart w:id="105" w:name="_Toc241166068"/>
+      <w:bookmarkStart w:id="105" w:name="_Toc241179151"/>
       <w:r>
         <w:lastRenderedPageBreak/>
         <w:t>Appendix C  API Reference</w:t>
@@ -35404,7 +35719,7 @@
       <w:pPr>
         <w:pStyle w:val="TableCaption"/>
       </w:pPr>
-      <w:bookmarkStart w:id="106" w:name="_Toc241166114"/>
+      <w:bookmarkStart w:id="106" w:name="_Toc241179197"/>
       <w:r>
         <w:rPr>
           <w:b/>
@@ -36950,7 +37265,7 @@
         <w:pStyle w:val="Heading1"/>
         <w:pageBreakBefore/>
       </w:pPr>
-      <w:bookmarkStart w:id="107" w:name="_Toc241166069"/>
+      <w:bookmarkStart w:id="107" w:name="_Toc241179152"/>
       <w:r>
         <w:lastRenderedPageBreak/>
         <w:t>Appendix D  Repository Structure</w:t>
@@ -36961,7 +37276,7 @@
       <w:pPr>
         <w:pStyle w:val="TableCaption"/>
       </w:pPr>
-      <w:bookmarkStart w:id="108" w:name="_Toc241166115"/>
+      <w:bookmarkStart w:id="108" w:name="_Toc241179198"/>
       <w:r>
         <w:rPr>
           <w:b/>
@@ -37856,7 +38171,7 @@
                 <w:sz w:val="19"/>
                 <w:szCs w:val="19"/>
               </w:rPr>
-              <w:t>55 automated tests</w:t>
+              <w:t>58 automated tests</w:t>
             </w:r>
           </w:p>
         </w:tc>
@@ -38165,10 +38480,10 @@
 <file path=word/numbering.xml><?xml version="1.0" encoding="utf-8"?>
 <w:numbering xmlns:wpc="http://schemas.microsoft.com/office/word/2010/wordprocessingCanvas" xmlns:cx="http://schemas.microsoft.com/office/drawing/2014/chartex" xmlns:cx1="http://schemas.microsoft.com/office/drawing/2015/9/8/chartex" xmlns:cx2="http://schemas.microsoft.com/office/drawing/2015/10/21/chartex" xmlns:cx3="http://schemas.microsoft.com/office/drawing/2016/5/9/chartex" xmlns:cx4="http://schemas.microsoft.com/office/drawing/2016/5/10/chartex" xmlns:cx5="http://schemas.microsoft.com/office/drawing/2016/5/11/chartex" xmlns:cx6="http://schemas.microsoft.com/office/drawing/2016/5/12/chartex" xmlns:cx7="http://schemas.microsoft.com/office/drawing/2016/5/13/chartex" xmlns:cx8="http://schemas.microsoft.com/office/drawing/2016/5/14/chartex" xmlns:mc="http://schemas.openxmlformats.org/markup-compatibility/2006" xmlns:aink="http://schemas.microsoft.com/office/drawing/2016/ink" xmlns:am3d="http://schemas.microsoft.com/office/drawing/2017/model3d" xmlns:o="urn:schemas-microsoft-com:office:office" xmlns:oel="http://schemas.microsoft.com/office/2019/extlst" xmlns:r="http://schemas.openxmlformats.org/officeDocument/2006/relationships" xmlns:m="http://schemas.openxmlformats.org/officeDocument/2006/math" xmlns:v="urn:schemas-microsoft-com:vml" xmlns:wp14="http://schemas.microsoft.com/office/word/2010/wordprocessingDrawing" xmlns:wp="http://schemas.openxmlformats.org/drawingml/2006/wordprocessingDrawing" xmlns:w10="urn:schemas-microsoft-com:office:word" xmlns:w="http://schemas.openxmlformats.org/wordprocessingml/2006/main" xmlns:w14="http://schemas.microsoft.com/office/word/2010/wordml" xmlns:w15="http://schemas.microsoft.com/office/word/2012/wordml" xmlns:w16cex="http://schemas.microsoft.com/office/word/2018/wordml/cex" xmlns:w16cid="http://schemas.microsoft.com/office/word/2016/wordml/cid" xmlns:w16="http://schemas.microsoft.com/office/word/2018/wordml" xmlns:w16du="http://schemas.microsoft.com/office/word/2023/wordml/word16du" xmlns:w16sdtdh="http://schemas.microsoft.com/office/word/2020/wordml/sdtdatahash" xmlns:w16sdtfl="http://schemas.microsoft.com/office/word/2024/wordml/sdtformatlock" xmlns:w16se="http://schemas.microsoft.com/office/word/2015/wordml/symex" xmlns:wpg="http://schemas.microsoft.com/office/word/2010/wordprocessingGroup" xmlns:wpi="http://schemas.microsoft.com/office/word/2010/wordprocessingInk" xmlns:wne="http://schemas.microsoft.com/office/word/2006/wordml" xmlns:wps="http://schemas.microsoft.com/office/word/2010/wordprocessingShape" mc:Ignorable="w14 w15 w16se w16cid w16 w16cex w16sdtdh w16sdtfl w16du wp14">
   <w:abstractNum w:abstractNumId="0" w15:restartNumberingAfterBreak="0">
-    <w:nsid w:val="08D1740E"/>
+    <w:nsid w:val="0BB2528E"/>
     <w:multiLevelType w:val="hybridMultilevel"/>
-    <w:tmpl w:val="17F0AF92"/>
-    <w:lvl w:ilvl="0" w:tplc="136A47BC">
+    <w:tmpl w:val="99F61516"/>
+    <w:lvl w:ilvl="0" w:tplc="3A5A1766">
       <w:start w:val="1"/>
       <w:numFmt w:val="decimal"/>
       <w:lvlText w:val="%1."/>
@@ -38177,52 +38492,52 @@
         <w:ind w:left="540" w:hanging="360"/>
       </w:pPr>
     </w:lvl>
-    <w:lvl w:ilvl="1" w:tplc="6CF42C80">
+    <w:lvl w:ilvl="1" w:tplc="078AB3C4">
       <w:numFmt w:val="decimal"/>
       <w:lvlText w:val=""/>
       <w:lvlJc w:val="left"/>
     </w:lvl>
-    <w:lvl w:ilvl="2" w:tplc="B330ACAE">
+    <w:lvl w:ilvl="2" w:tplc="1A1275B4">
       <w:numFmt w:val="decimal"/>
       <w:lvlText w:val=""/>
       <w:lvlJc w:val="left"/>
     </w:lvl>
-    <w:lvl w:ilvl="3" w:tplc="06043E0A">
+    <w:lvl w:ilvl="3" w:tplc="DB2CD45E">
       <w:numFmt w:val="decimal"/>
       <w:lvlText w:val=""/>
       <w:lvlJc w:val="left"/>
     </w:lvl>
-    <w:lvl w:ilvl="4" w:tplc="562071E2">
+    <w:lvl w:ilvl="4" w:tplc="ABB27966">
       <w:numFmt w:val="decimal"/>
       <w:lvlText w:val=""/>
       <w:lvlJc w:val="left"/>
     </w:lvl>
-    <w:lvl w:ilvl="5" w:tplc="5D98FF08">
+    <w:lvl w:ilvl="5" w:tplc="CC1A8B68">
       <w:numFmt w:val="decimal"/>
       <w:lvlText w:val=""/>
       <w:lvlJc w:val="left"/>
     </w:lvl>
-    <w:lvl w:ilvl="6" w:tplc="9D3EFA72">
+    <w:lvl w:ilvl="6" w:tplc="9388731A">
       <w:numFmt w:val="decimal"/>
       <w:lvlText w:val=""/>
       <w:lvlJc w:val="left"/>
     </w:lvl>
-    <w:lvl w:ilvl="7" w:tplc="6FC454CA">
+    <w:lvl w:ilvl="7" w:tplc="05CEF48E">
       <w:numFmt w:val="decimal"/>
       <w:lvlText w:val=""/>
       <w:lvlJc w:val="left"/>
     </w:lvl>
-    <w:lvl w:ilvl="8" w:tplc="60D07B62">
+    <w:lvl w:ilvl="8" w:tplc="77627E82">
       <w:numFmt w:val="decimal"/>
       <w:lvlText w:val=""/>
       <w:lvlJc w:val="left"/>
     </w:lvl>
   </w:abstractNum>
   <w:abstractNum w:abstractNumId="1" w15:restartNumberingAfterBreak="0">
-    <w:nsid w:val="0BD63792"/>
+    <w:nsid w:val="0EE7605C"/>
     <w:multiLevelType w:val="hybridMultilevel"/>
-    <w:tmpl w:val="0B18F11E"/>
-    <w:lvl w:ilvl="0" w:tplc="B6428A98">
+    <w:tmpl w:val="E12A9EF6"/>
+    <w:lvl w:ilvl="0" w:tplc="F32EED42">
       <w:start w:val="1"/>
       <w:numFmt w:val="bullet"/>
       <w:lvlText w:val="●"/>
@@ -38231,7 +38546,7 @@
         <w:ind w:left="720" w:hanging="360"/>
       </w:pPr>
     </w:lvl>
-    <w:lvl w:ilvl="1" w:tplc="9022E09E">
+    <w:lvl w:ilvl="1" w:tplc="8EBE8916">
       <w:start w:val="1"/>
       <w:numFmt w:val="bullet"/>
       <w:lvlText w:val="○"/>
@@ -38240,7 +38555,7 @@
         <w:ind w:left="1440" w:hanging="360"/>
       </w:pPr>
     </w:lvl>
-    <w:lvl w:ilvl="2" w:tplc="99F6DF34">
+    <w:lvl w:ilvl="2" w:tplc="B8B81D7E">
       <w:start w:val="1"/>
       <w:numFmt w:val="bullet"/>
       <w:lvlText w:val="■"/>
@@ -38249,7 +38564,7 @@
         <w:ind w:left="2160" w:hanging="360"/>
       </w:pPr>
     </w:lvl>
-    <w:lvl w:ilvl="3" w:tplc="4A563198">
+    <w:lvl w:ilvl="3" w:tplc="CBD8CCB0">
       <w:start w:val="1"/>
       <w:numFmt w:val="bullet"/>
       <w:lvlText w:val="●"/>
@@ -38258,7 +38573,7 @@
         <w:ind w:left="2880" w:hanging="360"/>
       </w:pPr>
     </w:lvl>
-    <w:lvl w:ilvl="4" w:tplc="2304C464">
+    <w:lvl w:ilvl="4" w:tplc="14EC13E8">
       <w:start w:val="1"/>
       <w:numFmt w:val="bullet"/>
       <w:lvlText w:val="○"/>
@@ -38267,7 +38582,7 @@
         <w:ind w:left="3600" w:hanging="360"/>
       </w:pPr>
     </w:lvl>
-    <w:lvl w:ilvl="5" w:tplc="BC7EE448">
+    <w:lvl w:ilvl="5" w:tplc="04F6CB50">
       <w:start w:val="1"/>
       <w:numFmt w:val="bullet"/>
       <w:lvlText w:val="■"/>
@@ -38276,7 +38591,7 @@
         <w:ind w:left="4320" w:hanging="360"/>
       </w:pPr>
     </w:lvl>
-    <w:lvl w:ilvl="6" w:tplc="23A6E9A0">
+    <w:lvl w:ilvl="6" w:tplc="7AA21BA2">
       <w:start w:val="1"/>
       <w:numFmt w:val="bullet"/>
       <w:lvlText w:val="●"/>
@@ -38285,7 +38600,7 @@
         <w:ind w:left="5040" w:hanging="360"/>
       </w:pPr>
     </w:lvl>
-    <w:lvl w:ilvl="7" w:tplc="24F2DC9A">
+    <w:lvl w:ilvl="7" w:tplc="9244AB44">
       <w:start w:val="1"/>
       <w:numFmt w:val="bullet"/>
       <w:lvlText w:val="●"/>
@@ -38294,7 +38609,7 @@
         <w:ind w:left="5760" w:hanging="360"/>
       </w:pPr>
     </w:lvl>
-    <w:lvl w:ilvl="8" w:tplc="7C30D348">
+    <w:lvl w:ilvl="8" w:tplc="C63A54F4">
       <w:start w:val="1"/>
       <w:numFmt w:val="bullet"/>
       <w:lvlText w:val="●"/>
@@ -38305,10 +38620,10 @@
     </w:lvl>
   </w:abstractNum>
   <w:abstractNum w:abstractNumId="2" w15:restartNumberingAfterBreak="0">
-    <w:nsid w:val="0E335E29"/>
+    <w:nsid w:val="1E415CBC"/>
     <w:multiLevelType w:val="hybridMultilevel"/>
-    <w:tmpl w:val="289439D0"/>
-    <w:lvl w:ilvl="0" w:tplc="523092DA">
+    <w:tmpl w:val="A1C6C46E"/>
+    <w:lvl w:ilvl="0" w:tplc="6ACC6B7A">
       <w:start w:val="1"/>
       <w:numFmt w:val="decimal"/>
       <w:lvlText w:val="%1."/>
@@ -38317,52 +38632,52 @@
         <w:ind w:left="540" w:hanging="360"/>
       </w:pPr>
     </w:lvl>
-    <w:lvl w:ilvl="1" w:tplc="3370D1E8">
+    <w:lvl w:ilvl="1" w:tplc="C360D244">
       <w:numFmt w:val="decimal"/>
       <w:lvlText w:val=""/>
       <w:lvlJc w:val="left"/>
     </w:lvl>
-    <w:lvl w:ilvl="2" w:tplc="68A04B50">
+    <w:lvl w:ilvl="2" w:tplc="006EB7C8">
       <w:numFmt w:val="decimal"/>
       <w:lvlText w:val=""/>
       <w:lvlJc w:val="left"/>
     </w:lvl>
-    <w:lvl w:ilvl="3" w:tplc="BD341A58">
+    <w:lvl w:ilvl="3" w:tplc="E46E01EA">
       <w:numFmt w:val="decimal"/>
       <w:lvlText w:val=""/>
       <w:lvlJc w:val="left"/>
     </w:lvl>
-    <w:lvl w:ilvl="4" w:tplc="26BC5AF2">
+    <w:lvl w:ilvl="4" w:tplc="A6A6A5C8">
       <w:numFmt w:val="decimal"/>
       <w:lvlText w:val=""/>
       <w:lvlJc w:val="left"/>
     </w:lvl>
-    <w:lvl w:ilvl="5" w:tplc="512208BC">
+    <w:lvl w:ilvl="5" w:tplc="7B54CF88">
       <w:numFmt w:val="decimal"/>
       <w:lvlText w:val=""/>
       <w:lvlJc w:val="left"/>
     </w:lvl>
-    <w:lvl w:ilvl="6" w:tplc="611289EA">
+    <w:lvl w:ilvl="6" w:tplc="1414B622">
       <w:numFmt w:val="decimal"/>
       <w:lvlText w:val=""/>
       <w:lvlJc w:val="left"/>
     </w:lvl>
-    <w:lvl w:ilvl="7" w:tplc="50AC2CDA">
+    <w:lvl w:ilvl="7" w:tplc="B34258F6">
       <w:numFmt w:val="decimal"/>
       <w:lvlText w:val=""/>
       <w:lvlJc w:val="left"/>
     </w:lvl>
-    <w:lvl w:ilvl="8" w:tplc="113EC736">
+    <w:lvl w:ilvl="8" w:tplc="47B41E0A">
       <w:numFmt w:val="decimal"/>
       <w:lvlText w:val=""/>
       <w:lvlJc w:val="left"/>
     </w:lvl>
   </w:abstractNum>
   <w:abstractNum w:abstractNumId="3" w15:restartNumberingAfterBreak="0">
-    <w:nsid w:val="1BF712DE"/>
+    <w:nsid w:val="26036E16"/>
     <w:multiLevelType w:val="hybridMultilevel"/>
-    <w:tmpl w:val="F49A4F32"/>
-    <w:lvl w:ilvl="0" w:tplc="932C64EE">
+    <w:tmpl w:val="2D9299C0"/>
+    <w:lvl w:ilvl="0" w:tplc="FB684C90">
       <w:start w:val="1"/>
       <w:numFmt w:val="decimal"/>
       <w:lvlText w:val="%1."/>
@@ -38371,52 +38686,52 @@
         <w:ind w:left="540" w:hanging="360"/>
       </w:pPr>
     </w:lvl>
-    <w:lvl w:ilvl="1" w:tplc="69B604B6">
+    <w:lvl w:ilvl="1" w:tplc="B6FC52B0">
       <w:numFmt w:val="decimal"/>
       <w:lvlText w:val=""/>
       <w:lvlJc w:val="left"/>
     </w:lvl>
-    <w:lvl w:ilvl="2" w:tplc="1118448A">
+    <w:lvl w:ilvl="2" w:tplc="A0DCA8C6">
       <w:numFmt w:val="decimal"/>
       <w:lvlText w:val=""/>
       <w:lvlJc w:val="left"/>
     </w:lvl>
-    <w:lvl w:ilvl="3" w:tplc="D0E69CAA">
+    <w:lvl w:ilvl="3" w:tplc="5C326D98">
       <w:numFmt w:val="decimal"/>
       <w:lvlText w:val=""/>
       <w:lvlJc w:val="left"/>
     </w:lvl>
-    <w:lvl w:ilvl="4" w:tplc="D66200E8">
+    <w:lvl w:ilvl="4" w:tplc="EED29EC6">
       <w:numFmt w:val="decimal"/>
       <w:lvlText w:val=""/>
       <w:lvlJc w:val="left"/>
     </w:lvl>
-    <w:lvl w:ilvl="5" w:tplc="15BE7FF4">
+    <w:lvl w:ilvl="5" w:tplc="843C8176">
       <w:numFmt w:val="decimal"/>
       <w:lvlText w:val=""/>
       <w:lvlJc w:val="left"/>
     </w:lvl>
-    <w:lvl w:ilvl="6" w:tplc="51686B52">
+    <w:lvl w:ilvl="6" w:tplc="EE503D38">
       <w:numFmt w:val="decimal"/>
       <w:lvlText w:val=""/>
       <w:lvlJc w:val="left"/>
     </w:lvl>
-    <w:lvl w:ilvl="7" w:tplc="89C6E05C">
+    <w:lvl w:ilvl="7" w:tplc="FF7E44F2">
       <w:numFmt w:val="decimal"/>
       <w:lvlText w:val=""/>
       <w:lvlJc w:val="left"/>
     </w:lvl>
-    <w:lvl w:ilvl="8" w:tplc="D91A5BE2">
+    <w:lvl w:ilvl="8" w:tplc="54E672BE">
       <w:numFmt w:val="decimal"/>
       <w:lvlText w:val=""/>
       <w:lvlJc w:val="left"/>
     </w:lvl>
   </w:abstractNum>
   <w:abstractNum w:abstractNumId="4" w15:restartNumberingAfterBreak="0">
-    <w:nsid w:val="1D0B6990"/>
+    <w:nsid w:val="326342FB"/>
     <w:multiLevelType w:val="hybridMultilevel"/>
-    <w:tmpl w:val="F1D06C5C"/>
-    <w:lvl w:ilvl="0" w:tplc="7312DBBE">
+    <w:tmpl w:val="B5B8F392"/>
+    <w:lvl w:ilvl="0" w:tplc="E530EE50">
       <w:start w:val="1"/>
       <w:numFmt w:val="decimal"/>
       <w:lvlText w:val="%1."/>
@@ -38425,52 +38740,52 @@
         <w:ind w:left="540" w:hanging="360"/>
       </w:pPr>
     </w:lvl>
-    <w:lvl w:ilvl="1" w:tplc="8E365264">
+    <w:lvl w:ilvl="1" w:tplc="2FB6ACAA">
       <w:numFmt w:val="decimal"/>
       <w:lvlText w:val=""/>
       <w:lvlJc w:val="left"/>
     </w:lvl>
-    <w:lvl w:ilvl="2" w:tplc="44F6169A">
+    <w:lvl w:ilvl="2" w:tplc="6DC82F98">
       <w:numFmt w:val="decimal"/>
       <w:lvlText w:val=""/>
       <w:lvlJc w:val="left"/>
     </w:lvl>
-    <w:lvl w:ilvl="3" w:tplc="86BC514E">
+    <w:lvl w:ilvl="3" w:tplc="331C3282">
       <w:numFmt w:val="decimal"/>
       <w:lvlText w:val=""/>
       <w:lvlJc w:val="left"/>
     </w:lvl>
-    <w:lvl w:ilvl="4" w:tplc="84A2B8D6">
+    <w:lvl w:ilvl="4" w:tplc="311C7026">
       <w:numFmt w:val="decimal"/>
       <w:lvlText w:val=""/>
       <w:lvlJc w:val="left"/>
     </w:lvl>
-    <w:lvl w:ilvl="5" w:tplc="6EBA41CA">
+    <w:lvl w:ilvl="5" w:tplc="BD18E52C">
       <w:numFmt w:val="decimal"/>
       <w:lvlText w:val=""/>
       <w:lvlJc w:val="left"/>
     </w:lvl>
-    <w:lvl w:ilvl="6" w:tplc="36D855E2">
+    <w:lvl w:ilvl="6" w:tplc="886AE1D0">
       <w:numFmt w:val="decimal"/>
       <w:lvlText w:val=""/>
       <w:lvlJc w:val="left"/>
     </w:lvl>
-    <w:lvl w:ilvl="7" w:tplc="2CDECC0A">
+    <w:lvl w:ilvl="7" w:tplc="6BD8C392">
       <w:numFmt w:val="decimal"/>
       <w:lvlText w:val=""/>
       <w:lvlJc w:val="left"/>
     </w:lvl>
-    <w:lvl w:ilvl="8" w:tplc="1324A4BE">
+    <w:lvl w:ilvl="8" w:tplc="54408134">
       <w:numFmt w:val="decimal"/>
       <w:lvlText w:val=""/>
       <w:lvlJc w:val="left"/>
     </w:lvl>
   </w:abstractNum>
   <w:abstractNum w:abstractNumId="5" w15:restartNumberingAfterBreak="0">
-    <w:nsid w:val="24504B41"/>
+    <w:nsid w:val="3ABD29DA"/>
     <w:multiLevelType w:val="hybridMultilevel"/>
-    <w:tmpl w:val="A45CDDF8"/>
-    <w:lvl w:ilvl="0" w:tplc="0B425456">
+    <w:tmpl w:val="895AC8D2"/>
+    <w:lvl w:ilvl="0" w:tplc="BAEEE028">
       <w:start w:val="1"/>
       <w:numFmt w:val="decimal"/>
       <w:lvlText w:val="%1."/>
@@ -38479,52 +38794,52 @@
         <w:ind w:left="540" w:hanging="360"/>
       </w:pPr>
     </w:lvl>
-    <w:lvl w:ilvl="1" w:tplc="F0B84A7A">
+    <w:lvl w:ilvl="1" w:tplc="1FC63F8A">
       <w:numFmt w:val="decimal"/>
       <w:lvlText w:val=""/>
       <w:lvlJc w:val="left"/>
     </w:lvl>
-    <w:lvl w:ilvl="2" w:tplc="8D0C7E5C">
+    <w:lvl w:ilvl="2" w:tplc="DD7ED88C">
       <w:numFmt w:val="decimal"/>
       <w:lvlText w:val=""/>
       <w:lvlJc w:val="left"/>
     </w:lvl>
-    <w:lvl w:ilvl="3" w:tplc="368015AA">
+    <w:lvl w:ilvl="3" w:tplc="F0B048B6">
       <w:numFmt w:val="decimal"/>
       <w:lvlText w:val=""/>
       <w:lvlJc w:val="left"/>
     </w:lvl>
-    <w:lvl w:ilvl="4" w:tplc="7C4265FA">
+    <w:lvl w:ilvl="4" w:tplc="BC0A7AE8">
       <w:numFmt w:val="decimal"/>
       <w:lvlText w:val=""/>
       <w:lvlJc w:val="left"/>
     </w:lvl>
-    <w:lvl w:ilvl="5" w:tplc="AC4693FE">
+    <w:lvl w:ilvl="5" w:tplc="B234E54A">
       <w:numFmt w:val="decimal"/>
       <w:lvlText w:val=""/>
       <w:lvlJc w:val="left"/>
     </w:lvl>
-    <w:lvl w:ilvl="6" w:tplc="EE4212D6">
+    <w:lvl w:ilvl="6" w:tplc="D68A1E6A">
       <w:numFmt w:val="decimal"/>
       <w:lvlText w:val=""/>
       <w:lvlJc w:val="left"/>
     </w:lvl>
-    <w:lvl w:ilvl="7" w:tplc="FA8449FA">
+    <w:lvl w:ilvl="7" w:tplc="0B18FEA8">
       <w:numFmt w:val="decimal"/>
       <w:lvlText w:val=""/>
       <w:lvlJc w:val="left"/>
     </w:lvl>
-    <w:lvl w:ilvl="8" w:tplc="4BE4DB18">
+    <w:lvl w:ilvl="8" w:tplc="38E03712">
       <w:numFmt w:val="decimal"/>
       <w:lvlText w:val=""/>
       <w:lvlJc w:val="left"/>
     </w:lvl>
   </w:abstractNum>
   <w:abstractNum w:abstractNumId="6" w15:restartNumberingAfterBreak="0">
-    <w:nsid w:val="31A9702E"/>
+    <w:nsid w:val="460437D4"/>
     <w:multiLevelType w:val="hybridMultilevel"/>
-    <w:tmpl w:val="C92C4740"/>
-    <w:lvl w:ilvl="0" w:tplc="F7786B2C">
+    <w:tmpl w:val="1C5686F4"/>
+    <w:lvl w:ilvl="0" w:tplc="C49C36C0">
       <w:start w:val="1"/>
       <w:numFmt w:val="decimal"/>
       <w:lvlText w:val="%1."/>
@@ -38533,52 +38848,52 @@
         <w:ind w:left="540" w:hanging="360"/>
       </w:pPr>
     </w:lvl>
-    <w:lvl w:ilvl="1" w:tplc="1876DB10">
+    <w:lvl w:ilvl="1" w:tplc="BD0AB25A">
       <w:numFmt w:val="decimal"/>
       <w:lvlText w:val=""/>
       <w:lvlJc w:val="left"/>
     </w:lvl>
-    <w:lvl w:ilvl="2" w:tplc="9544CBAA">
+    <w:lvl w:ilvl="2" w:tplc="9454E012">
       <w:numFmt w:val="decimal"/>
       <w:lvlText w:val=""/>
       <w:lvlJc w:val="left"/>
     </w:lvl>
-    <w:lvl w:ilvl="3" w:tplc="C430F770">
+    <w:lvl w:ilvl="3" w:tplc="9B2A275C">
       <w:numFmt w:val="decimal"/>
       <w:lvlText w:val=""/>
       <w:lvlJc w:val="left"/>
     </w:lvl>
-    <w:lvl w:ilvl="4" w:tplc="2154FB88">
+    <w:lvl w:ilvl="4" w:tplc="44C6D65A">
       <w:numFmt w:val="decimal"/>
       <w:lvlText w:val=""/>
       <w:lvlJc w:val="left"/>
     </w:lvl>
-    <w:lvl w:ilvl="5" w:tplc="4CAE422C">
+    <w:lvl w:ilvl="5" w:tplc="B96AA2BE">
       <w:numFmt w:val="decimal"/>
       <w:lvlText w:val=""/>
       <w:lvlJc w:val="left"/>
     </w:lvl>
-    <w:lvl w:ilvl="6" w:tplc="0D9685E8">
+    <w:lvl w:ilvl="6" w:tplc="F8104938">
       <w:numFmt w:val="decimal"/>
       <w:lvlText w:val=""/>
       <w:lvlJc w:val="left"/>
     </w:lvl>
-    <w:lvl w:ilvl="7" w:tplc="7CFC3E6A">
+    <w:lvl w:ilvl="7" w:tplc="58A63AE2">
       <w:numFmt w:val="decimal"/>
       <w:lvlText w:val=""/>
       <w:lvlJc w:val="left"/>
     </w:lvl>
-    <w:lvl w:ilvl="8" w:tplc="E1168E86">
+    <w:lvl w:ilvl="8" w:tplc="7C78AD60">
       <w:numFmt w:val="decimal"/>
       <w:lvlText w:val=""/>
       <w:lvlJc w:val="left"/>
     </w:lvl>
   </w:abstractNum>
   <w:abstractNum w:abstractNumId="7" w15:restartNumberingAfterBreak="0">
-    <w:nsid w:val="4C8428B6"/>
+    <w:nsid w:val="46AD0D22"/>
     <w:multiLevelType w:val="hybridMultilevel"/>
-    <w:tmpl w:val="206E8DD4"/>
-    <w:lvl w:ilvl="0" w:tplc="6B4A5C82">
+    <w:tmpl w:val="E9ECB614"/>
+    <w:lvl w:ilvl="0" w:tplc="979E0CE0">
       <w:start w:val="1"/>
       <w:numFmt w:val="decimal"/>
       <w:lvlText w:val="%1."/>
@@ -38587,52 +38902,52 @@
         <w:ind w:left="540" w:hanging="360"/>
       </w:pPr>
     </w:lvl>
-    <w:lvl w:ilvl="1" w:tplc="5A1C6432">
+    <w:lvl w:ilvl="1" w:tplc="27AC4AC0">
       <w:numFmt w:val="decimal"/>
       <w:lvlText w:val=""/>
       <w:lvlJc w:val="left"/>
     </w:lvl>
-    <w:lvl w:ilvl="2" w:tplc="3E745032">
+    <w:lvl w:ilvl="2" w:tplc="3ADA284C">
       <w:numFmt w:val="decimal"/>
       <w:lvlText w:val=""/>
       <w:lvlJc w:val="left"/>
     </w:lvl>
-    <w:lvl w:ilvl="3" w:tplc="FCB0A4CC">
+    <w:lvl w:ilvl="3" w:tplc="2EEED306">
       <w:numFmt w:val="decimal"/>
       <w:lvlText w:val=""/>
       <w:lvlJc w:val="left"/>
     </w:lvl>
-    <w:lvl w:ilvl="4" w:tplc="AB789B40">
+    <w:lvl w:ilvl="4" w:tplc="3F74B23A">
       <w:numFmt w:val="decimal"/>
       <w:lvlText w:val=""/>
       <w:lvlJc w:val="left"/>
     </w:lvl>
-    <w:lvl w:ilvl="5" w:tplc="531002E0">
+    <w:lvl w:ilvl="5" w:tplc="D6B21CF4">
       <w:numFmt w:val="decimal"/>
       <w:lvlText w:val=""/>
       <w:lvlJc w:val="left"/>
     </w:lvl>
-    <w:lvl w:ilvl="6" w:tplc="BD388A0A">
+    <w:lvl w:ilvl="6" w:tplc="1442760A">
       <w:numFmt w:val="decimal"/>
       <w:lvlText w:val=""/>
       <w:lvlJc w:val="left"/>
     </w:lvl>
-    <w:lvl w:ilvl="7" w:tplc="1812B32E">
+    <w:lvl w:ilvl="7" w:tplc="BE381F5E">
       <w:numFmt w:val="decimal"/>
       <w:lvlText w:val=""/>
       <w:lvlJc w:val="left"/>
     </w:lvl>
-    <w:lvl w:ilvl="8" w:tplc="5B4CE4C2">
+    <w:lvl w:ilvl="8" w:tplc="B9104614">
       <w:numFmt w:val="decimal"/>
       <w:lvlText w:val=""/>
       <w:lvlJc w:val="left"/>
     </w:lvl>
   </w:abstractNum>
   <w:abstractNum w:abstractNumId="8" w15:restartNumberingAfterBreak="0">
-    <w:nsid w:val="4CE951DB"/>
+    <w:nsid w:val="4C9E0799"/>
     <w:multiLevelType w:val="hybridMultilevel"/>
-    <w:tmpl w:val="EE9C57FE"/>
-    <w:lvl w:ilvl="0" w:tplc="3058E5B2">
+    <w:tmpl w:val="4B8C8FDC"/>
+    <w:lvl w:ilvl="0" w:tplc="50D0CBB6">
       <w:start w:val="1"/>
       <w:numFmt w:val="decimal"/>
       <w:lvlText w:val="%1."/>
@@ -38641,52 +38956,52 @@
         <w:ind w:left="540" w:hanging="360"/>
       </w:pPr>
     </w:lvl>
-    <w:lvl w:ilvl="1" w:tplc="9264948C">
+    <w:lvl w:ilvl="1" w:tplc="BB9E47AC">
       <w:numFmt w:val="decimal"/>
       <w:lvlText w:val=""/>
       <w:lvlJc w:val="left"/>
     </w:lvl>
-    <w:lvl w:ilvl="2" w:tplc="50ECF3D6">
+    <w:lvl w:ilvl="2" w:tplc="13D66BD0">
       <w:numFmt w:val="decimal"/>
       <w:lvlText w:val=""/>
       <w:lvlJc w:val="left"/>
     </w:lvl>
-    <w:lvl w:ilvl="3" w:tplc="14E4B0D8">
+    <w:lvl w:ilvl="3" w:tplc="8F72A21A">
       <w:numFmt w:val="decimal"/>
       <w:lvlText w:val=""/>
       <w:lvlJc w:val="left"/>
     </w:lvl>
-    <w:lvl w:ilvl="4" w:tplc="D85A7E0C">
+    <w:lvl w:ilvl="4" w:tplc="2A28C692">
       <w:numFmt w:val="decimal"/>
       <w:lvlText w:val=""/>
       <w:lvlJc w:val="left"/>
     </w:lvl>
-    <w:lvl w:ilvl="5" w:tplc="2B860AA8">
+    <w:lvl w:ilvl="5" w:tplc="4EF22B92">
       <w:numFmt w:val="decimal"/>
       <w:lvlText w:val=""/>
       <w:lvlJc w:val="left"/>
     </w:lvl>
-    <w:lvl w:ilvl="6" w:tplc="520C2DD6">
+    <w:lvl w:ilvl="6" w:tplc="F5766292">
       <w:numFmt w:val="decimal"/>
       <w:lvlText w:val=""/>
       <w:lvlJc w:val="left"/>
     </w:lvl>
-    <w:lvl w:ilvl="7" w:tplc="C714D29C">
+    <w:lvl w:ilvl="7" w:tplc="06E4D4BE">
       <w:numFmt w:val="decimal"/>
       <w:lvlText w:val=""/>
       <w:lvlJc w:val="left"/>
     </w:lvl>
-    <w:lvl w:ilvl="8" w:tplc="2CDAEE74">
+    <w:lvl w:ilvl="8" w:tplc="278EFEF2">
       <w:numFmt w:val="decimal"/>
       <w:lvlText w:val=""/>
       <w:lvlJc w:val="left"/>
     </w:lvl>
   </w:abstractNum>
   <w:abstractNum w:abstractNumId="9" w15:restartNumberingAfterBreak="0">
-    <w:nsid w:val="56E5618A"/>
+    <w:nsid w:val="5AF95CC6"/>
     <w:multiLevelType w:val="hybridMultilevel"/>
-    <w:tmpl w:val="88C6A04C"/>
-    <w:lvl w:ilvl="0" w:tplc="0A189FF2">
+    <w:tmpl w:val="B29C873A"/>
+    <w:lvl w:ilvl="0" w:tplc="4B625136">
       <w:start w:val="1"/>
       <w:numFmt w:val="decimal"/>
       <w:lvlText w:val="%1."/>
@@ -38695,52 +39010,52 @@
         <w:ind w:left="540" w:hanging="360"/>
       </w:pPr>
     </w:lvl>
-    <w:lvl w:ilvl="1" w:tplc="6FCA2FAC">
+    <w:lvl w:ilvl="1" w:tplc="0ECE4F72">
       <w:numFmt w:val="decimal"/>
       <w:lvlText w:val=""/>
       <w:lvlJc w:val="left"/>
     </w:lvl>
-    <w:lvl w:ilvl="2" w:tplc="4D923D26">
+    <w:lvl w:ilvl="2" w:tplc="60A0763A">
       <w:numFmt w:val="decimal"/>
       <w:lvlText w:val=""/>
       <w:lvlJc w:val="left"/>
     </w:lvl>
-    <w:lvl w:ilvl="3" w:tplc="5822971E">
+    <w:lvl w:ilvl="3" w:tplc="301E6724">
       <w:numFmt w:val="decimal"/>
       <w:lvlText w:val=""/>
       <w:lvlJc w:val="left"/>
     </w:lvl>
-    <w:lvl w:ilvl="4" w:tplc="DE8C3294">
+    <w:lvl w:ilvl="4" w:tplc="47644022">
       <w:numFmt w:val="decimal"/>
       <w:lvlText w:val=""/>
       <w:lvlJc w:val="left"/>
     </w:lvl>
-    <w:lvl w:ilvl="5" w:tplc="A2925C90">
+    <w:lvl w:ilvl="5" w:tplc="CFFEE034">
       <w:numFmt w:val="decimal"/>
       <w:lvlText w:val=""/>
       <w:lvlJc w:val="left"/>
     </w:lvl>
-    <w:lvl w:ilvl="6" w:tplc="747401CC">
+    <w:lvl w:ilvl="6" w:tplc="C4B6156C">
       <w:numFmt w:val="decimal"/>
       <w:lvlText w:val=""/>
       <w:lvlJc w:val="left"/>
     </w:lvl>
-    <w:lvl w:ilvl="7" w:tplc="32345D90">
+    <w:lvl w:ilvl="7" w:tplc="482056F4">
       <w:numFmt w:val="decimal"/>
       <w:lvlText w:val=""/>
       <w:lvlJc w:val="left"/>
     </w:lvl>
-    <w:lvl w:ilvl="8" w:tplc="EB407466">
+    <w:lvl w:ilvl="8" w:tplc="33D6F676">
       <w:numFmt w:val="decimal"/>
       <w:lvlText w:val=""/>
       <w:lvlJc w:val="left"/>
     </w:lvl>
   </w:abstractNum>
   <w:abstractNum w:abstractNumId="10" w15:restartNumberingAfterBreak="0">
-    <w:nsid w:val="5A4265A5"/>
+    <w:nsid w:val="6019741D"/>
     <w:multiLevelType w:val="hybridMultilevel"/>
-    <w:tmpl w:val="4DA40DC8"/>
-    <w:lvl w:ilvl="0" w:tplc="FD84774E">
+    <w:tmpl w:val="AA66ABF6"/>
+    <w:lvl w:ilvl="0" w:tplc="8F6A7A14">
       <w:start w:val="1"/>
       <w:numFmt w:val="decimal"/>
       <w:lvlText w:val="%1."/>
@@ -38749,52 +39064,52 @@
         <w:ind w:left="540" w:hanging="360"/>
       </w:pPr>
     </w:lvl>
-    <w:lvl w:ilvl="1" w:tplc="6254A9CE">
+    <w:lvl w:ilvl="1" w:tplc="B45C9F20">
       <w:numFmt w:val="decimal"/>
       <w:lvlText w:val=""/>
       <w:lvlJc w:val="left"/>
     </w:lvl>
-    <w:lvl w:ilvl="2" w:tplc="C57227A8">
+    <w:lvl w:ilvl="2" w:tplc="F5D21A0A">
       <w:numFmt w:val="decimal"/>
       <w:lvlText w:val=""/>
       <w:lvlJc w:val="left"/>
     </w:lvl>
-    <w:lvl w:ilvl="3" w:tplc="D54C8208">
+    <w:lvl w:ilvl="3" w:tplc="35DCBA74">
       <w:numFmt w:val="decimal"/>
       <w:lvlText w:val=""/>
       <w:lvlJc w:val="left"/>
     </w:lvl>
-    <w:lvl w:ilvl="4" w:tplc="EDFC65FC">
+    <w:lvl w:ilvl="4" w:tplc="7C0E8E04">
       <w:numFmt w:val="decimal"/>
       <w:lvlText w:val=""/>
       <w:lvlJc w:val="left"/>
     </w:lvl>
-    <w:lvl w:ilvl="5" w:tplc="D9867F02">
+    <w:lvl w:ilvl="5" w:tplc="CCD80418">
       <w:numFmt w:val="decimal"/>
       <w:lvlText w:val=""/>
       <w:lvlJc w:val="left"/>
     </w:lvl>
-    <w:lvl w:ilvl="6" w:tplc="CC16FBBE">
+    <w:lvl w:ilvl="6" w:tplc="70D63808">
       <w:numFmt w:val="decimal"/>
       <w:lvlText w:val=""/>
       <w:lvlJc w:val="left"/>
     </w:lvl>
-    <w:lvl w:ilvl="7" w:tplc="68C01946">
+    <w:lvl w:ilvl="7" w:tplc="120E10F6">
       <w:numFmt w:val="decimal"/>
       <w:lvlText w:val=""/>
       <w:lvlJc w:val="left"/>
     </w:lvl>
-    <w:lvl w:ilvl="8" w:tplc="0C161C42">
+    <w:lvl w:ilvl="8" w:tplc="F73C7808">
       <w:numFmt w:val="decimal"/>
       <w:lvlText w:val=""/>
       <w:lvlJc w:val="left"/>
     </w:lvl>
   </w:abstractNum>
   <w:abstractNum w:abstractNumId="11" w15:restartNumberingAfterBreak="0">
-    <w:nsid w:val="6C6B1659"/>
+    <w:nsid w:val="61512090"/>
     <w:multiLevelType w:val="hybridMultilevel"/>
-    <w:tmpl w:val="21AE9804"/>
-    <w:lvl w:ilvl="0" w:tplc="7108CEB0">
+    <w:tmpl w:val="D89698BA"/>
+    <w:lvl w:ilvl="0" w:tplc="86C0D948">
       <w:start w:val="1"/>
       <w:numFmt w:val="decimal"/>
       <w:lvlText w:val="%1."/>
@@ -38803,52 +39118,106 @@
         <w:ind w:left="540" w:hanging="360"/>
       </w:pPr>
     </w:lvl>
-    <w:lvl w:ilvl="1" w:tplc="DBAAAE64">
+    <w:lvl w:ilvl="1" w:tplc="4282BF78">
       <w:numFmt w:val="decimal"/>
       <w:lvlText w:val=""/>
       <w:lvlJc w:val="left"/>
     </w:lvl>
-    <w:lvl w:ilvl="2" w:tplc="CEAC15FE">
+    <w:lvl w:ilvl="2" w:tplc="0ECAB7DE">
       <w:numFmt w:val="decimal"/>
       <w:lvlText w:val=""/>
       <w:lvlJc w:val="left"/>
     </w:lvl>
-    <w:lvl w:ilvl="3" w:tplc="33C44CC6">
+    <w:lvl w:ilvl="3" w:tplc="30CA0F86">
       <w:numFmt w:val="decimal"/>
       <w:lvlText w:val=""/>
       <w:lvlJc w:val="left"/>
     </w:lvl>
-    <w:lvl w:ilvl="4" w:tplc="A3A45286">
+    <w:lvl w:ilvl="4" w:tplc="C3F4FA60">
       <w:numFmt w:val="decimal"/>
       <w:lvlText w:val=""/>
       <w:lvlJc w:val="left"/>
     </w:lvl>
-    <w:lvl w:ilvl="5" w:tplc="2E1E9C2A">
+    <w:lvl w:ilvl="5" w:tplc="D3E484B0">
       <w:numFmt w:val="decimal"/>
       <w:lvlText w:val=""/>
       <w:lvlJc w:val="left"/>
     </w:lvl>
-    <w:lvl w:ilvl="6" w:tplc="953A7862">
+    <w:lvl w:ilvl="6" w:tplc="B386B278">
       <w:numFmt w:val="decimal"/>
       <w:lvlText w:val=""/>
       <w:lvlJc w:val="left"/>
     </w:lvl>
-    <w:lvl w:ilvl="7" w:tplc="C8F27470">
+    <w:lvl w:ilvl="7" w:tplc="2A880D02">
       <w:numFmt w:val="decimal"/>
       <w:lvlText w:val=""/>
       <w:lvlJc w:val="left"/>
     </w:lvl>
-    <w:lvl w:ilvl="8" w:tplc="91DAED54">
+    <w:lvl w:ilvl="8" w:tplc="7A021DEE">
       <w:numFmt w:val="decimal"/>
       <w:lvlText w:val=""/>
       <w:lvlJc w:val="left"/>
     </w:lvl>
   </w:abstractNum>
   <w:abstractNum w:abstractNumId="12" w15:restartNumberingAfterBreak="0">
-    <w:nsid w:val="731C4724"/>
+    <w:nsid w:val="66A46372"/>
     <w:multiLevelType w:val="hybridMultilevel"/>
-    <w:tmpl w:val="FE3A90E6"/>
-    <w:lvl w:ilvl="0" w:tplc="63344E34">
+    <w:tmpl w:val="D2742A40"/>
+    <w:lvl w:ilvl="0" w:tplc="5B0E90E4">
+      <w:start w:val="1"/>
+      <w:numFmt w:val="decimal"/>
+      <w:lvlText w:val="%1."/>
+      <w:lvlJc w:val="left"/>
+      <w:pPr>
+        <w:ind w:left="540" w:hanging="360"/>
+      </w:pPr>
+    </w:lvl>
+    <w:lvl w:ilvl="1" w:tplc="205E0AA8">
+      <w:numFmt w:val="decimal"/>
+      <w:lvlText w:val=""/>
+      <w:lvlJc w:val="left"/>
+    </w:lvl>
+    <w:lvl w:ilvl="2" w:tplc="4E84AB60">
+      <w:numFmt w:val="decimal"/>
+      <w:lvlText w:val=""/>
+      <w:lvlJc w:val="left"/>
+    </w:lvl>
+    <w:lvl w:ilvl="3" w:tplc="F17827C8">
+      <w:numFmt w:val="decimal"/>
+      <w:lvlText w:val=""/>
+      <w:lvlJc w:val="left"/>
+    </w:lvl>
+    <w:lvl w:ilvl="4" w:tplc="9528AEEA">
+      <w:numFmt w:val="decimal"/>
+      <w:lvlText w:val=""/>
+      <w:lvlJc w:val="left"/>
+    </w:lvl>
+    <w:lvl w:ilvl="5" w:tplc="F8C422CE">
+      <w:numFmt w:val="decimal"/>
+      <w:lvlText w:val=""/>
+      <w:lvlJc w:val="left"/>
+    </w:lvl>
+    <w:lvl w:ilvl="6" w:tplc="8ED4E1C6">
+      <w:numFmt w:val="decimal"/>
+      <w:lvlText w:val=""/>
+      <w:lvlJc w:val="left"/>
+    </w:lvl>
+    <w:lvl w:ilvl="7" w:tplc="01A6B420">
+      <w:numFmt w:val="decimal"/>
+      <w:lvlText w:val=""/>
+      <w:lvlJc w:val="left"/>
+    </w:lvl>
+    <w:lvl w:ilvl="8" w:tplc="E5B4ED8A">
+      <w:numFmt w:val="decimal"/>
+      <w:lvlText w:val=""/>
+      <w:lvlJc w:val="left"/>
+    </w:lvl>
+  </w:abstractNum>
+  <w:abstractNum w:abstractNumId="13" w15:restartNumberingAfterBreak="0">
+    <w:nsid w:val="72F740E4"/>
+    <w:multiLevelType w:val="hybridMultilevel"/>
+    <w:tmpl w:val="43D0E154"/>
+    <w:lvl w:ilvl="0" w:tplc="E4447F50">
       <w:start w:val="1"/>
       <w:numFmt w:val="bullet"/>
       <w:lvlText w:val="•"/>
@@ -38857,121 +39226,67 @@
         <w:ind w:left="540" w:hanging="300"/>
       </w:pPr>
     </w:lvl>
-    <w:lvl w:ilvl="1" w:tplc="B2001FF2">
+    <w:lvl w:ilvl="1" w:tplc="8410E294">
       <w:numFmt w:val="decimal"/>
       <w:lvlText w:val=""/>
       <w:lvlJc w:val="left"/>
     </w:lvl>
-    <w:lvl w:ilvl="2" w:tplc="FAEE39AE">
+    <w:lvl w:ilvl="2" w:tplc="067ADEEA">
       <w:numFmt w:val="decimal"/>
       <w:lvlText w:val=""/>
       <w:lvlJc w:val="left"/>
     </w:lvl>
-    <w:lvl w:ilvl="3" w:tplc="294EFFC6">
+    <w:lvl w:ilvl="3" w:tplc="714CF5D6">
       <w:numFmt w:val="decimal"/>
       <w:lvlText w:val=""/>
       <w:lvlJc w:val="left"/>
     </w:lvl>
-    <w:lvl w:ilvl="4" w:tplc="E77895F6">
+    <w:lvl w:ilvl="4" w:tplc="A574F48E">
       <w:numFmt w:val="decimal"/>
       <w:lvlText w:val=""/>
       <w:lvlJc w:val="left"/>
     </w:lvl>
-    <w:lvl w:ilvl="5" w:tplc="88688664">
+    <w:lvl w:ilvl="5" w:tplc="9E5E01C2">
       <w:numFmt w:val="decimal"/>
       <w:lvlText w:val=""/>
       <w:lvlJc w:val="left"/>
     </w:lvl>
-    <w:lvl w:ilvl="6" w:tplc="4CD6FBD2">
+    <w:lvl w:ilvl="6" w:tplc="E2383E18">
       <w:numFmt w:val="decimal"/>
       <w:lvlText w:val=""/>
       <w:lvlJc w:val="left"/>
     </w:lvl>
-    <w:lvl w:ilvl="7" w:tplc="5CEC3C64">
+    <w:lvl w:ilvl="7" w:tplc="9EE68160">
       <w:numFmt w:val="decimal"/>
       <w:lvlText w:val=""/>
       <w:lvlJc w:val="left"/>
     </w:lvl>
-    <w:lvl w:ilvl="8" w:tplc="198A2472">
+    <w:lvl w:ilvl="8" w:tplc="D668E532">
       <w:numFmt w:val="decimal"/>
       <w:lvlText w:val=""/>
       <w:lvlJc w:val="left"/>
     </w:lvl>
   </w:abstractNum>
-  <w:abstractNum w:abstractNumId="13" w15:restartNumberingAfterBreak="0">
-    <w:nsid w:val="7659138D"/>
-    <w:multiLevelType w:val="hybridMultilevel"/>
-    <w:tmpl w:val="59EC1F20"/>
-    <w:lvl w:ilvl="0" w:tplc="8B8CE5E8">
-      <w:start w:val="1"/>
-      <w:numFmt w:val="decimal"/>
-      <w:lvlText w:val="%1."/>
-      <w:lvlJc w:val="left"/>
-      <w:pPr>
-        <w:ind w:left="540" w:hanging="360"/>
-      </w:pPr>
-    </w:lvl>
-    <w:lvl w:ilvl="1" w:tplc="783ADFF2">
-      <w:numFmt w:val="decimal"/>
-      <w:lvlText w:val=""/>
-      <w:lvlJc w:val="left"/>
-    </w:lvl>
-    <w:lvl w:ilvl="2" w:tplc="CD4671D6">
-      <w:numFmt w:val="decimal"/>
-      <w:lvlText w:val=""/>
-      <w:lvlJc w:val="left"/>
-    </w:lvl>
-    <w:lvl w:ilvl="3" w:tplc="7D76929A">
-      <w:numFmt w:val="decimal"/>
-      <w:lvlText w:val=""/>
-      <w:lvlJc w:val="left"/>
-    </w:lvl>
-    <w:lvl w:ilvl="4" w:tplc="8D240A9E">
-      <w:numFmt w:val="decimal"/>
-      <w:lvlText w:val=""/>
-      <w:lvlJc w:val="left"/>
-    </w:lvl>
-    <w:lvl w:ilvl="5" w:tplc="BA62F92E">
-      <w:numFmt w:val="decimal"/>
-      <w:lvlText w:val=""/>
-      <w:lvlJc w:val="left"/>
-    </w:lvl>
-    <w:lvl w:ilvl="6" w:tplc="E1589E74">
-      <w:numFmt w:val="decimal"/>
-      <w:lvlText w:val=""/>
-      <w:lvlJc w:val="left"/>
-    </w:lvl>
-    <w:lvl w:ilvl="7" w:tplc="35E0192C">
-      <w:numFmt w:val="decimal"/>
-      <w:lvlText w:val=""/>
-      <w:lvlJc w:val="left"/>
-    </w:lvl>
-    <w:lvl w:ilvl="8" w:tplc="03AACAEC">
-      <w:numFmt w:val="decimal"/>
-      <w:lvlText w:val=""/>
-      <w:lvlJc w:val="left"/>
-    </w:lvl>
-  </w:abstractNum>
-  <w:num w:numId="1" w16cid:durableId="763307717">
+  <w:num w:numId="1" w16cid:durableId="1772123646">
     <w:abstractNumId w:val="1"/>
     <w:lvlOverride w:ilvl="0">
       <w:startOverride w:val="1"/>
     </w:lvlOverride>
   </w:num>
-  <w:num w:numId="2" w16cid:durableId="632756598">
-    <w:abstractNumId w:val="12"/>
+  <w:num w:numId="2" w16cid:durableId="1094938925">
+    <w:abstractNumId w:val="13"/>
     <w:lvlOverride w:ilvl="0">
       <w:startOverride w:val="1"/>
     </w:lvlOverride>
   </w:num>
-  <w:num w:numId="3" w16cid:durableId="1555389135">
-    <w:abstractNumId w:val="3"/>
+  <w:num w:numId="3" w16cid:durableId="391124974">
+    <w:abstractNumId w:val="0"/>
     <w:lvlOverride w:ilvl="0">
       <w:startOverride w:val="1"/>
     </w:lvlOverride>
   </w:num>
-  <w:num w:numId="4" w16cid:durableId="1259869515">
-    <w:abstractNumId w:val="7"/>
+  <w:num w:numId="4" w16cid:durableId="1250894755">
+    <w:abstractNumId w:val="3"/>
     <w:lvlOverride w:ilvl="0">
       <w:startOverride w:val="1"/>
     </w:lvlOverride>
@@ -39659,7 +39974,7 @@
     <w:autoRedefine/>
     <w:uiPriority w:val="39"/>
     <w:unhideWhenUsed/>
-    <w:rsid w:val="00EA57B1"/>
+    <w:rsid w:val="0098637B"/>
     <w:pPr>
       <w:spacing w:after="100"/>
     </w:pPr>
@@ -39674,7 +39989,7 @@
     <w:autoRedefine/>
     <w:uiPriority w:val="39"/>
     <w:unhideWhenUsed/>
-    <w:rsid w:val="00EA57B1"/>
+    <w:rsid w:val="0098637B"/>
     <w:pPr>
       <w:spacing w:after="100"/>
       <w:ind w:left="220"/>

--- a/report/Sentari_Project_Report.docx
+++ b/report/Sentari_Project_Report.docx
@@ -275,7 +275,7 @@
     <w:sdt>
       <w:sdtPr>
         <w:alias w:val="Table of Contents"/>
-        <w:id w:val="1020669408"/>
+        <w:id w:val="-1067182064"/>
       </w:sdtPr>
       <w:sdtEndPr>
         <w:rPr>
@@ -307,7 +307,7 @@
           <w:r>
             <w:fldChar w:fldCharType="separate"/>
           </w:r>
-          <w:hyperlink w:anchor="_Toc241179090" w:history="1">
+          <w:hyperlink w:anchor="_Toc241461295" w:history="1">
             <w:r>
               <w:rPr>
                 <w:rStyle w:val="Hyperlink"/>
@@ -331,7 +331,7 @@
               <w:rPr>
                 <w:noProof/>
               </w:rPr>
-              <w:instrText xml:space="preserve"> PAGEREF _Toc241179090 \h </w:instrText>
+              <w:instrText xml:space="preserve"> PAGEREF _Toc241461295 \h </w:instrText>
             </w:r>
             <w:r>
               <w:rPr>
@@ -373,7 +373,7 @@
               <w14:ligatures w14:val="standardContextual"/>
             </w:rPr>
           </w:pPr>
-          <w:hyperlink w:anchor="_Toc241179091" w:history="1">
+          <w:hyperlink w:anchor="_Toc241461296" w:history="1">
             <w:r>
               <w:rPr>
                 <w:rStyle w:val="Hyperlink"/>
@@ -397,7 +397,7 @@
               <w:rPr>
                 <w:noProof/>
               </w:rPr>
-              <w:instrText xml:space="preserve"> PAGEREF _Toc241179091 \h </w:instrText>
+              <w:instrText xml:space="preserve"> PAGEREF _Toc241461296 \h </w:instrText>
             </w:r>
             <w:r>
               <w:rPr>
@@ -439,7 +439,7 @@
               <w14:ligatures w14:val="standardContextual"/>
             </w:rPr>
           </w:pPr>
-          <w:hyperlink w:anchor="_Toc241179092" w:history="1">
+          <w:hyperlink w:anchor="_Toc241461297" w:history="1">
             <w:r>
               <w:rPr>
                 <w:rStyle w:val="Hyperlink"/>
@@ -463,7 +463,7 @@
               <w:rPr>
                 <w:noProof/>
               </w:rPr>
-              <w:instrText xml:space="preserve"> PAGEREF _Toc241179092 \h </w:instrText>
+              <w:instrText xml:space="preserve"> PAGEREF _Toc241461297 \h </w:instrText>
             </w:r>
             <w:r>
               <w:rPr>
@@ -505,7 +505,7 @@
               <w14:ligatures w14:val="standardContextual"/>
             </w:rPr>
           </w:pPr>
-          <w:hyperlink w:anchor="_Toc241179093" w:history="1">
+          <w:hyperlink w:anchor="_Toc241461298" w:history="1">
             <w:r>
               <w:rPr>
                 <w:rStyle w:val="Hyperlink"/>
@@ -529,7 +529,7 @@
               <w:rPr>
                 <w:noProof/>
               </w:rPr>
-              <w:instrText xml:space="preserve"> PAGEREF _Toc241179093 \h </w:instrText>
+              <w:instrText xml:space="preserve"> PAGEREF _Toc241461298 \h </w:instrText>
             </w:r>
             <w:r>
               <w:rPr>
@@ -571,7 +571,7 @@
               <w14:ligatures w14:val="standardContextual"/>
             </w:rPr>
           </w:pPr>
-          <w:hyperlink w:anchor="_Toc241179094" w:history="1">
+          <w:hyperlink w:anchor="_Toc241461299" w:history="1">
             <w:r>
               <w:rPr>
                 <w:rStyle w:val="Hyperlink"/>
@@ -595,7 +595,7 @@
               <w:rPr>
                 <w:noProof/>
               </w:rPr>
-              <w:instrText xml:space="preserve"> PAGEREF _Toc241179094 \h </w:instrText>
+              <w:instrText xml:space="preserve"> PAGEREF _Toc241461299 \h </w:instrText>
             </w:r>
             <w:r>
               <w:rPr>
@@ -637,7 +637,7 @@
               <w14:ligatures w14:val="standardContextual"/>
             </w:rPr>
           </w:pPr>
-          <w:hyperlink w:anchor="_Toc241179095" w:history="1">
+          <w:hyperlink w:anchor="_Toc241461300" w:history="1">
             <w:r>
               <w:rPr>
                 <w:rStyle w:val="Hyperlink"/>
@@ -661,7 +661,7 @@
               <w:rPr>
                 <w:noProof/>
               </w:rPr>
-              <w:instrText xml:space="preserve"> PAGEREF _Toc241179095 \h </w:instrText>
+              <w:instrText xml:space="preserve"> PAGEREF _Toc241461300 \h </w:instrText>
             </w:r>
             <w:r>
               <w:rPr>
@@ -703,7 +703,7 @@
               <w14:ligatures w14:val="standardContextual"/>
             </w:rPr>
           </w:pPr>
-          <w:hyperlink w:anchor="_Toc241179096" w:history="1">
+          <w:hyperlink w:anchor="_Toc241461301" w:history="1">
             <w:r>
               <w:rPr>
                 <w:rStyle w:val="Hyperlink"/>
@@ -727,7 +727,7 @@
               <w:rPr>
                 <w:noProof/>
               </w:rPr>
-              <w:instrText xml:space="preserve"> PAGEREF _Toc241179096 \h </w:instrText>
+              <w:instrText xml:space="preserve"> PAGEREF _Toc241461301 \h </w:instrText>
             </w:r>
             <w:r>
               <w:rPr>
@@ -769,7 +769,7 @@
               <w14:ligatures w14:val="standardContextual"/>
             </w:rPr>
           </w:pPr>
-          <w:hyperlink w:anchor="_Toc241179097" w:history="1">
+          <w:hyperlink w:anchor="_Toc241461302" w:history="1">
             <w:r>
               <w:rPr>
                 <w:rStyle w:val="Hyperlink"/>
@@ -793,7 +793,7 @@
               <w:rPr>
                 <w:noProof/>
               </w:rPr>
-              <w:instrText xml:space="preserve"> PAGEREF _Toc241179097 \h </w:instrText>
+              <w:instrText xml:space="preserve"> PAGEREF _Toc241461302 \h </w:instrText>
             </w:r>
             <w:r>
               <w:rPr>
@@ -835,7 +835,7 @@
               <w14:ligatures w14:val="standardContextual"/>
             </w:rPr>
           </w:pPr>
-          <w:hyperlink w:anchor="_Toc241179098" w:history="1">
+          <w:hyperlink w:anchor="_Toc241461303" w:history="1">
             <w:r>
               <w:rPr>
                 <w:rStyle w:val="Hyperlink"/>
@@ -859,7 +859,7 @@
               <w:rPr>
                 <w:noProof/>
               </w:rPr>
-              <w:instrText xml:space="preserve"> PAGEREF _Toc241179098 \h </w:instrText>
+              <w:instrText xml:space="preserve"> PAGEREF _Toc241461303 \h </w:instrText>
             </w:r>
             <w:r>
               <w:rPr>
@@ -901,7 +901,7 @@
               <w14:ligatures w14:val="standardContextual"/>
             </w:rPr>
           </w:pPr>
-          <w:hyperlink w:anchor="_Toc241179099" w:history="1">
+          <w:hyperlink w:anchor="_Toc241461304" w:history="1">
             <w:r>
               <w:rPr>
                 <w:rStyle w:val="Hyperlink"/>
@@ -925,7 +925,7 @@
               <w:rPr>
                 <w:noProof/>
               </w:rPr>
-              <w:instrText xml:space="preserve"> PAGEREF _Toc241179099 \h </w:instrText>
+              <w:instrText xml:space="preserve"> PAGEREF _Toc241461304 \h </w:instrText>
             </w:r>
             <w:r>
               <w:rPr>
@@ -967,7 +967,7 @@
               <w14:ligatures w14:val="standardContextual"/>
             </w:rPr>
           </w:pPr>
-          <w:hyperlink w:anchor="_Toc241179100" w:history="1">
+          <w:hyperlink w:anchor="_Toc241461305" w:history="1">
             <w:r>
               <w:rPr>
                 <w:rStyle w:val="Hyperlink"/>
@@ -991,7 +991,7 @@
               <w:rPr>
                 <w:noProof/>
               </w:rPr>
-              <w:instrText xml:space="preserve"> PAGEREF _Toc241179100 \h </w:instrText>
+              <w:instrText xml:space="preserve"> PAGEREF _Toc241461305 \h </w:instrText>
             </w:r>
             <w:r>
               <w:rPr>
@@ -1033,7 +1033,7 @@
               <w14:ligatures w14:val="standardContextual"/>
             </w:rPr>
           </w:pPr>
-          <w:hyperlink w:anchor="_Toc241179101" w:history="1">
+          <w:hyperlink w:anchor="_Toc241461306" w:history="1">
             <w:r>
               <w:rPr>
                 <w:rStyle w:val="Hyperlink"/>
@@ -1057,7 +1057,7 @@
               <w:rPr>
                 <w:noProof/>
               </w:rPr>
-              <w:instrText xml:space="preserve"> PAGEREF _Toc241179101 \h </w:instrText>
+              <w:instrText xml:space="preserve"> PAGEREF _Toc241461306 \h </w:instrText>
             </w:r>
             <w:r>
               <w:rPr>
@@ -1099,7 +1099,7 @@
               <w14:ligatures w14:val="standardContextual"/>
             </w:rPr>
           </w:pPr>
-          <w:hyperlink w:anchor="_Toc241179102" w:history="1">
+          <w:hyperlink w:anchor="_Toc241461307" w:history="1">
             <w:r>
               <w:rPr>
                 <w:rStyle w:val="Hyperlink"/>
@@ -1123,7 +1123,7 @@
               <w:rPr>
                 <w:noProof/>
               </w:rPr>
-              <w:instrText xml:space="preserve"> PAGEREF _Toc241179102 \h </w:instrText>
+              <w:instrText xml:space="preserve"> PAGEREF _Toc241461307 \h </w:instrText>
             </w:r>
             <w:r>
               <w:rPr>
@@ -1165,7 +1165,7 @@
               <w14:ligatures w14:val="standardContextual"/>
             </w:rPr>
           </w:pPr>
-          <w:hyperlink w:anchor="_Toc241179103" w:history="1">
+          <w:hyperlink w:anchor="_Toc241461308" w:history="1">
             <w:r>
               <w:rPr>
                 <w:rStyle w:val="Hyperlink"/>
@@ -1189,7 +1189,7 @@
               <w:rPr>
                 <w:noProof/>
               </w:rPr>
-              <w:instrText xml:space="preserve"> PAGEREF _Toc241179103 \h </w:instrText>
+              <w:instrText xml:space="preserve"> PAGEREF _Toc241461308 \h </w:instrText>
             </w:r>
             <w:r>
               <w:rPr>
@@ -1231,7 +1231,7 @@
               <w14:ligatures w14:val="standardContextual"/>
             </w:rPr>
           </w:pPr>
-          <w:hyperlink w:anchor="_Toc241179104" w:history="1">
+          <w:hyperlink w:anchor="_Toc241461309" w:history="1">
             <w:r>
               <w:rPr>
                 <w:rStyle w:val="Hyperlink"/>
@@ -1255,7 +1255,7 @@
               <w:rPr>
                 <w:noProof/>
               </w:rPr>
-              <w:instrText xml:space="preserve"> PAGEREF _Toc241179104 \h </w:instrText>
+              <w:instrText xml:space="preserve"> PAGEREF _Toc241461309 \h </w:instrText>
             </w:r>
             <w:r>
               <w:rPr>
@@ -1297,7 +1297,7 @@
               <w14:ligatures w14:val="standardContextual"/>
             </w:rPr>
           </w:pPr>
-          <w:hyperlink w:anchor="_Toc241179105" w:history="1">
+          <w:hyperlink w:anchor="_Toc241461310" w:history="1">
             <w:r>
               <w:rPr>
                 <w:rStyle w:val="Hyperlink"/>
@@ -1321,7 +1321,7 @@
               <w:rPr>
                 <w:noProof/>
               </w:rPr>
-              <w:instrText xml:space="preserve"> PAGEREF _Toc241179105 \h </w:instrText>
+              <w:instrText xml:space="preserve"> PAGEREF _Toc241461310 \h </w:instrText>
             </w:r>
             <w:r>
               <w:rPr>
@@ -1363,7 +1363,7 @@
               <w14:ligatures w14:val="standardContextual"/>
             </w:rPr>
           </w:pPr>
-          <w:hyperlink w:anchor="_Toc241179106" w:history="1">
+          <w:hyperlink w:anchor="_Toc241461311" w:history="1">
             <w:r>
               <w:rPr>
                 <w:rStyle w:val="Hyperlink"/>
@@ -1387,7 +1387,7 @@
               <w:rPr>
                 <w:noProof/>
               </w:rPr>
-              <w:instrText xml:space="preserve"> PAGEREF _Toc241179106 \h </w:instrText>
+              <w:instrText xml:space="preserve"> PAGEREF _Toc241461311 \h </w:instrText>
             </w:r>
             <w:r>
               <w:rPr>
@@ -1429,7 +1429,7 @@
               <w14:ligatures w14:val="standardContextual"/>
             </w:rPr>
           </w:pPr>
-          <w:hyperlink w:anchor="_Toc241179107" w:history="1">
+          <w:hyperlink w:anchor="_Toc241461312" w:history="1">
             <w:r>
               <w:rPr>
                 <w:rStyle w:val="Hyperlink"/>
@@ -1453,7 +1453,7 @@
               <w:rPr>
                 <w:noProof/>
               </w:rPr>
-              <w:instrText xml:space="preserve"> PAGEREF _Toc241179107 \h </w:instrText>
+              <w:instrText xml:space="preserve"> PAGEREF _Toc241461312 \h </w:instrText>
             </w:r>
             <w:r>
               <w:rPr>
@@ -1495,7 +1495,7 @@
               <w14:ligatures w14:val="standardContextual"/>
             </w:rPr>
           </w:pPr>
-          <w:hyperlink w:anchor="_Toc241179108" w:history="1">
+          <w:hyperlink w:anchor="_Toc241461313" w:history="1">
             <w:r>
               <w:rPr>
                 <w:rStyle w:val="Hyperlink"/>
@@ -1519,7 +1519,7 @@
               <w:rPr>
                 <w:noProof/>
               </w:rPr>
-              <w:instrText xml:space="preserve"> PAGEREF _Toc241179108 \h </w:instrText>
+              <w:instrText xml:space="preserve"> PAGEREF _Toc241461313 \h </w:instrText>
             </w:r>
             <w:r>
               <w:rPr>
@@ -1561,7 +1561,7 @@
               <w14:ligatures w14:val="standardContextual"/>
             </w:rPr>
           </w:pPr>
-          <w:hyperlink w:anchor="_Toc241179109" w:history="1">
+          <w:hyperlink w:anchor="_Toc241461314" w:history="1">
             <w:r>
               <w:rPr>
                 <w:rStyle w:val="Hyperlink"/>
@@ -1585,7 +1585,7 @@
               <w:rPr>
                 <w:noProof/>
               </w:rPr>
-              <w:instrText xml:space="preserve"> PAGEREF _Toc241179109 \h </w:instrText>
+              <w:instrText xml:space="preserve"> PAGEREF _Toc241461314 \h </w:instrText>
             </w:r>
             <w:r>
               <w:rPr>
@@ -1627,7 +1627,7 @@
               <w14:ligatures w14:val="standardContextual"/>
             </w:rPr>
           </w:pPr>
-          <w:hyperlink w:anchor="_Toc241179110" w:history="1">
+          <w:hyperlink w:anchor="_Toc241461315" w:history="1">
             <w:r>
               <w:rPr>
                 <w:rStyle w:val="Hyperlink"/>
@@ -1651,7 +1651,7 @@
               <w:rPr>
                 <w:noProof/>
               </w:rPr>
-              <w:instrText xml:space="preserve"> PAGEREF _Toc241179110 \h </w:instrText>
+              <w:instrText xml:space="preserve"> PAGEREF _Toc241461315 \h </w:instrText>
             </w:r>
             <w:r>
               <w:rPr>
@@ -1693,7 +1693,7 @@
               <w14:ligatures w14:val="standardContextual"/>
             </w:rPr>
           </w:pPr>
-          <w:hyperlink w:anchor="_Toc241179111" w:history="1">
+          <w:hyperlink w:anchor="_Toc241461316" w:history="1">
             <w:r>
               <w:rPr>
                 <w:rStyle w:val="Hyperlink"/>
@@ -1717,7 +1717,7 @@
               <w:rPr>
                 <w:noProof/>
               </w:rPr>
-              <w:instrText xml:space="preserve"> PAGEREF _Toc241179111 \h </w:instrText>
+              <w:instrText xml:space="preserve"> PAGEREF _Toc241461316 \h </w:instrText>
             </w:r>
             <w:r>
               <w:rPr>
@@ -1759,7 +1759,7 @@
               <w14:ligatures w14:val="standardContextual"/>
             </w:rPr>
           </w:pPr>
-          <w:hyperlink w:anchor="_Toc241179112" w:history="1">
+          <w:hyperlink w:anchor="_Toc241461317" w:history="1">
             <w:r>
               <w:rPr>
                 <w:rStyle w:val="Hyperlink"/>
@@ -1783,7 +1783,7 @@
               <w:rPr>
                 <w:noProof/>
               </w:rPr>
-              <w:instrText xml:space="preserve"> PAGEREF _Toc241179112 \h </w:instrText>
+              <w:instrText xml:space="preserve"> PAGEREF _Toc241461317 \h </w:instrText>
             </w:r>
             <w:r>
               <w:rPr>
@@ -1825,7 +1825,7 @@
               <w14:ligatures w14:val="standardContextual"/>
             </w:rPr>
           </w:pPr>
-          <w:hyperlink w:anchor="_Toc241179113" w:history="1">
+          <w:hyperlink w:anchor="_Toc241461318" w:history="1">
             <w:r>
               <w:rPr>
                 <w:rStyle w:val="Hyperlink"/>
@@ -1849,7 +1849,7 @@
               <w:rPr>
                 <w:noProof/>
               </w:rPr>
-              <w:instrText xml:space="preserve"> PAGEREF _Toc241179113 \h </w:instrText>
+              <w:instrText xml:space="preserve"> PAGEREF _Toc241461318 \h </w:instrText>
             </w:r>
             <w:r>
               <w:rPr>
@@ -1891,7 +1891,7 @@
               <w14:ligatures w14:val="standardContextual"/>
             </w:rPr>
           </w:pPr>
-          <w:hyperlink w:anchor="_Toc241179114" w:history="1">
+          <w:hyperlink w:anchor="_Toc241461319" w:history="1">
             <w:r>
               <w:rPr>
                 <w:rStyle w:val="Hyperlink"/>
@@ -1915,7 +1915,7 @@
               <w:rPr>
                 <w:noProof/>
               </w:rPr>
-              <w:instrText xml:space="preserve"> PAGEREF _Toc241179114 \h </w:instrText>
+              <w:instrText xml:space="preserve"> PAGEREF _Toc241461319 \h </w:instrText>
             </w:r>
             <w:r>
               <w:rPr>
@@ -1957,7 +1957,7 @@
               <w14:ligatures w14:val="standardContextual"/>
             </w:rPr>
           </w:pPr>
-          <w:hyperlink w:anchor="_Toc241179115" w:history="1">
+          <w:hyperlink w:anchor="_Toc241461320" w:history="1">
             <w:r>
               <w:rPr>
                 <w:rStyle w:val="Hyperlink"/>
@@ -1981,7 +1981,7 @@
               <w:rPr>
                 <w:noProof/>
               </w:rPr>
-              <w:instrText xml:space="preserve"> PAGEREF _Toc241179115 \h </w:instrText>
+              <w:instrText xml:space="preserve"> PAGEREF _Toc241461320 \h </w:instrText>
             </w:r>
             <w:r>
               <w:rPr>
@@ -2023,7 +2023,7 @@
               <w14:ligatures w14:val="standardContextual"/>
             </w:rPr>
           </w:pPr>
-          <w:hyperlink w:anchor="_Toc241179116" w:history="1">
+          <w:hyperlink w:anchor="_Toc241461321" w:history="1">
             <w:r>
               <w:rPr>
                 <w:rStyle w:val="Hyperlink"/>
@@ -2047,7 +2047,7 @@
               <w:rPr>
                 <w:noProof/>
               </w:rPr>
-              <w:instrText xml:space="preserve"> PAGEREF _Toc241179116 \h </w:instrText>
+              <w:instrText xml:space="preserve"> PAGEREF _Toc241461321 \h </w:instrText>
             </w:r>
             <w:r>
               <w:rPr>
@@ -2089,7 +2089,7 @@
               <w14:ligatures w14:val="standardContextual"/>
             </w:rPr>
           </w:pPr>
-          <w:hyperlink w:anchor="_Toc241179117" w:history="1">
+          <w:hyperlink w:anchor="_Toc241461322" w:history="1">
             <w:r>
               <w:rPr>
                 <w:rStyle w:val="Hyperlink"/>
@@ -2113,7 +2113,7 @@
               <w:rPr>
                 <w:noProof/>
               </w:rPr>
-              <w:instrText xml:space="preserve"> PAGEREF _Toc241179117 \h </w:instrText>
+              <w:instrText xml:space="preserve"> PAGEREF _Toc241461322 \h </w:instrText>
             </w:r>
             <w:r>
               <w:rPr>
@@ -2155,7 +2155,7 @@
               <w14:ligatures w14:val="standardContextual"/>
             </w:rPr>
           </w:pPr>
-          <w:hyperlink w:anchor="_Toc241179118" w:history="1">
+          <w:hyperlink w:anchor="_Toc241461323" w:history="1">
             <w:r>
               <w:rPr>
                 <w:rStyle w:val="Hyperlink"/>
@@ -2179,7 +2179,7 @@
               <w:rPr>
                 <w:noProof/>
               </w:rPr>
-              <w:instrText xml:space="preserve"> PAGEREF _Toc241179118 \h </w:instrText>
+              <w:instrText xml:space="preserve"> PAGEREF _Toc241461323 \h </w:instrText>
             </w:r>
             <w:r>
               <w:rPr>
@@ -2221,7 +2221,7 @@
               <w14:ligatures w14:val="standardContextual"/>
             </w:rPr>
           </w:pPr>
-          <w:hyperlink w:anchor="_Toc241179119" w:history="1">
+          <w:hyperlink w:anchor="_Toc241461324" w:history="1">
             <w:r>
               <w:rPr>
                 <w:rStyle w:val="Hyperlink"/>
@@ -2245,7 +2245,7 @@
               <w:rPr>
                 <w:noProof/>
               </w:rPr>
-              <w:instrText xml:space="preserve"> PAGEREF _Toc241179119 \h </w:instrText>
+              <w:instrText xml:space="preserve"> PAGEREF _Toc241461324 \h </w:instrText>
             </w:r>
             <w:r>
               <w:rPr>
@@ -2287,7 +2287,7 @@
               <w14:ligatures w14:val="standardContextual"/>
             </w:rPr>
           </w:pPr>
-          <w:hyperlink w:anchor="_Toc241179120" w:history="1">
+          <w:hyperlink w:anchor="_Toc241461325" w:history="1">
             <w:r>
               <w:rPr>
                 <w:rStyle w:val="Hyperlink"/>
@@ -2311,7 +2311,7 @@
               <w:rPr>
                 <w:noProof/>
               </w:rPr>
-              <w:instrText xml:space="preserve"> PAGEREF _Toc241179120 \h </w:instrText>
+              <w:instrText xml:space="preserve"> PAGEREF _Toc241461325 \h </w:instrText>
             </w:r>
             <w:r>
               <w:rPr>
@@ -2353,7 +2353,7 @@
               <w14:ligatures w14:val="standardContextual"/>
             </w:rPr>
           </w:pPr>
-          <w:hyperlink w:anchor="_Toc241179121" w:history="1">
+          <w:hyperlink w:anchor="_Toc241461326" w:history="1">
             <w:r>
               <w:rPr>
                 <w:rStyle w:val="Hyperlink"/>
@@ -2377,7 +2377,7 @@
               <w:rPr>
                 <w:noProof/>
               </w:rPr>
-              <w:instrText xml:space="preserve"> PAGEREF _Toc241179121 \h </w:instrText>
+              <w:instrText xml:space="preserve"> PAGEREF _Toc241461326 \h </w:instrText>
             </w:r>
             <w:r>
               <w:rPr>
@@ -2419,7 +2419,7 @@
               <w14:ligatures w14:val="standardContextual"/>
             </w:rPr>
           </w:pPr>
-          <w:hyperlink w:anchor="_Toc241179122" w:history="1">
+          <w:hyperlink w:anchor="_Toc241461327" w:history="1">
             <w:r>
               <w:rPr>
                 <w:rStyle w:val="Hyperlink"/>
@@ -2443,7 +2443,7 @@
               <w:rPr>
                 <w:noProof/>
               </w:rPr>
-              <w:instrText xml:space="preserve"> PAGEREF _Toc241179122 \h </w:instrText>
+              <w:instrText xml:space="preserve"> PAGEREF _Toc241461327 \h </w:instrText>
             </w:r>
             <w:r>
               <w:rPr>
@@ -2485,7 +2485,7 @@
               <w14:ligatures w14:val="standardContextual"/>
             </w:rPr>
           </w:pPr>
-          <w:hyperlink w:anchor="_Toc241179123" w:history="1">
+          <w:hyperlink w:anchor="_Toc241461328" w:history="1">
             <w:r>
               <w:rPr>
                 <w:rStyle w:val="Hyperlink"/>
@@ -2509,7 +2509,7 @@
               <w:rPr>
                 <w:noProof/>
               </w:rPr>
-              <w:instrText xml:space="preserve"> PAGEREF _Toc241179123 \h </w:instrText>
+              <w:instrText xml:space="preserve"> PAGEREF _Toc241461328 \h </w:instrText>
             </w:r>
             <w:r>
               <w:rPr>
@@ -2551,7 +2551,7 @@
               <w14:ligatures w14:val="standardContextual"/>
             </w:rPr>
           </w:pPr>
-          <w:hyperlink w:anchor="_Toc241179124" w:history="1">
+          <w:hyperlink w:anchor="_Toc241461329" w:history="1">
             <w:r>
               <w:rPr>
                 <w:rStyle w:val="Hyperlink"/>
@@ -2575,7 +2575,7 @@
               <w:rPr>
                 <w:noProof/>
               </w:rPr>
-              <w:instrText xml:space="preserve"> PAGEREF _Toc241179124 \h </w:instrText>
+              <w:instrText xml:space="preserve"> PAGEREF _Toc241461329 \h </w:instrText>
             </w:r>
             <w:r>
               <w:rPr>
@@ -2617,7 +2617,7 @@
               <w14:ligatures w14:val="standardContextual"/>
             </w:rPr>
           </w:pPr>
-          <w:hyperlink w:anchor="_Toc241179125" w:history="1">
+          <w:hyperlink w:anchor="_Toc241461330" w:history="1">
             <w:r>
               <w:rPr>
                 <w:rStyle w:val="Hyperlink"/>
@@ -2641,7 +2641,7 @@
               <w:rPr>
                 <w:noProof/>
               </w:rPr>
-              <w:instrText xml:space="preserve"> PAGEREF _Toc241179125 \h </w:instrText>
+              <w:instrText xml:space="preserve"> PAGEREF _Toc241461330 \h </w:instrText>
             </w:r>
             <w:r>
               <w:rPr>
@@ -2683,7 +2683,7 @@
               <w14:ligatures w14:val="standardContextual"/>
             </w:rPr>
           </w:pPr>
-          <w:hyperlink w:anchor="_Toc241179126" w:history="1">
+          <w:hyperlink w:anchor="_Toc241461331" w:history="1">
             <w:r>
               <w:rPr>
                 <w:rStyle w:val="Hyperlink"/>
@@ -2707,7 +2707,7 @@
               <w:rPr>
                 <w:noProof/>
               </w:rPr>
-              <w:instrText xml:space="preserve"> PAGEREF _Toc241179126 \h </w:instrText>
+              <w:instrText xml:space="preserve"> PAGEREF _Toc241461331 \h </w:instrText>
             </w:r>
             <w:r>
               <w:rPr>
@@ -2749,7 +2749,7 @@
               <w14:ligatures w14:val="standardContextual"/>
             </w:rPr>
           </w:pPr>
-          <w:hyperlink w:anchor="_Toc241179127" w:history="1">
+          <w:hyperlink w:anchor="_Toc241461332" w:history="1">
             <w:r>
               <w:rPr>
                 <w:rStyle w:val="Hyperlink"/>
@@ -2773,7 +2773,7 @@
               <w:rPr>
                 <w:noProof/>
               </w:rPr>
-              <w:instrText xml:space="preserve"> PAGEREF _Toc241179127 \h </w:instrText>
+              <w:instrText xml:space="preserve"> PAGEREF _Toc241461332 \h </w:instrText>
             </w:r>
             <w:r>
               <w:rPr>
@@ -2815,7 +2815,7 @@
               <w14:ligatures w14:val="standardContextual"/>
             </w:rPr>
           </w:pPr>
-          <w:hyperlink w:anchor="_Toc241179128" w:history="1">
+          <w:hyperlink w:anchor="_Toc241461333" w:history="1">
             <w:r>
               <w:rPr>
                 <w:rStyle w:val="Hyperlink"/>
@@ -2839,7 +2839,7 @@
               <w:rPr>
                 <w:noProof/>
               </w:rPr>
-              <w:instrText xml:space="preserve"> PAGEREF _Toc241179128 \h </w:instrText>
+              <w:instrText xml:space="preserve"> PAGEREF _Toc241461333 \h </w:instrText>
             </w:r>
             <w:r>
               <w:rPr>
@@ -2881,7 +2881,7 @@
               <w14:ligatures w14:val="standardContextual"/>
             </w:rPr>
           </w:pPr>
-          <w:hyperlink w:anchor="_Toc241179129" w:history="1">
+          <w:hyperlink w:anchor="_Toc241461334" w:history="1">
             <w:r>
               <w:rPr>
                 <w:rStyle w:val="Hyperlink"/>
@@ -2905,7 +2905,7 @@
               <w:rPr>
                 <w:noProof/>
               </w:rPr>
-              <w:instrText xml:space="preserve"> PAGEREF _Toc241179129 \h </w:instrText>
+              <w:instrText xml:space="preserve"> PAGEREF _Toc241461334 \h </w:instrText>
             </w:r>
             <w:r>
               <w:rPr>
@@ -2947,7 +2947,7 @@
               <w14:ligatures w14:val="standardContextual"/>
             </w:rPr>
           </w:pPr>
-          <w:hyperlink w:anchor="_Toc241179130" w:history="1">
+          <w:hyperlink w:anchor="_Toc241461335" w:history="1">
             <w:r>
               <w:rPr>
                 <w:rStyle w:val="Hyperlink"/>
@@ -2971,7 +2971,7 @@
               <w:rPr>
                 <w:noProof/>
               </w:rPr>
-              <w:instrText xml:space="preserve"> PAGEREF _Toc241179130 \h </w:instrText>
+              <w:instrText xml:space="preserve"> PAGEREF _Toc241461335 \h </w:instrText>
             </w:r>
             <w:r>
               <w:rPr>
@@ -3013,7 +3013,7 @@
               <w14:ligatures w14:val="standardContextual"/>
             </w:rPr>
           </w:pPr>
-          <w:hyperlink w:anchor="_Toc241179131" w:history="1">
+          <w:hyperlink w:anchor="_Toc241461336" w:history="1">
             <w:r>
               <w:rPr>
                 <w:rStyle w:val="Hyperlink"/>
@@ -3037,7 +3037,7 @@
               <w:rPr>
                 <w:noProof/>
               </w:rPr>
-              <w:instrText xml:space="preserve"> PAGEREF _Toc241179131 \h </w:instrText>
+              <w:instrText xml:space="preserve"> PAGEREF _Toc241461336 \h </w:instrText>
             </w:r>
             <w:r>
               <w:rPr>
@@ -3079,7 +3079,7 @@
               <w14:ligatures w14:val="standardContextual"/>
             </w:rPr>
           </w:pPr>
-          <w:hyperlink w:anchor="_Toc241179132" w:history="1">
+          <w:hyperlink w:anchor="_Toc241461337" w:history="1">
             <w:r>
               <w:rPr>
                 <w:rStyle w:val="Hyperlink"/>
@@ -3103,7 +3103,7 @@
               <w:rPr>
                 <w:noProof/>
               </w:rPr>
-              <w:instrText xml:space="preserve"> PAGEREF _Toc241179132 \h </w:instrText>
+              <w:instrText xml:space="preserve"> PAGEREF _Toc241461337 \h </w:instrText>
             </w:r>
             <w:r>
               <w:rPr>
@@ -3145,7 +3145,7 @@
               <w14:ligatures w14:val="standardContextual"/>
             </w:rPr>
           </w:pPr>
-          <w:hyperlink w:anchor="_Toc241179133" w:history="1">
+          <w:hyperlink w:anchor="_Toc241461338" w:history="1">
             <w:r>
               <w:rPr>
                 <w:rStyle w:val="Hyperlink"/>
@@ -3169,7 +3169,7 @@
               <w:rPr>
                 <w:noProof/>
               </w:rPr>
-              <w:instrText xml:space="preserve"> PAGEREF _Toc241179133 \h </w:instrText>
+              <w:instrText xml:space="preserve"> PAGEREF _Toc241461338 \h </w:instrText>
             </w:r>
             <w:r>
               <w:rPr>
@@ -3211,7 +3211,7 @@
               <w14:ligatures w14:val="standardContextual"/>
             </w:rPr>
           </w:pPr>
-          <w:hyperlink w:anchor="_Toc241179134" w:history="1">
+          <w:hyperlink w:anchor="_Toc241461339" w:history="1">
             <w:r>
               <w:rPr>
                 <w:rStyle w:val="Hyperlink"/>
@@ -3235,7 +3235,7 @@
               <w:rPr>
                 <w:noProof/>
               </w:rPr>
-              <w:instrText xml:space="preserve"> PAGEREF _Toc241179134 \h </w:instrText>
+              <w:instrText xml:space="preserve"> PAGEREF _Toc241461339 \h </w:instrText>
             </w:r>
             <w:r>
               <w:rPr>
@@ -3277,7 +3277,7 @@
               <w14:ligatures w14:val="standardContextual"/>
             </w:rPr>
           </w:pPr>
-          <w:hyperlink w:anchor="_Toc241179135" w:history="1">
+          <w:hyperlink w:anchor="_Toc241461340" w:history="1">
             <w:r>
               <w:rPr>
                 <w:rStyle w:val="Hyperlink"/>
@@ -3301,7 +3301,7 @@
               <w:rPr>
                 <w:noProof/>
               </w:rPr>
-              <w:instrText xml:space="preserve"> PAGEREF _Toc241179135 \h </w:instrText>
+              <w:instrText xml:space="preserve"> PAGEREF _Toc241461340 \h </w:instrText>
             </w:r>
             <w:r>
               <w:rPr>
@@ -3343,7 +3343,7 @@
               <w14:ligatures w14:val="standardContextual"/>
             </w:rPr>
           </w:pPr>
-          <w:hyperlink w:anchor="_Toc241179136" w:history="1">
+          <w:hyperlink w:anchor="_Toc241461341" w:history="1">
             <w:r>
               <w:rPr>
                 <w:rStyle w:val="Hyperlink"/>
@@ -3367,7 +3367,7 @@
               <w:rPr>
                 <w:noProof/>
               </w:rPr>
-              <w:instrText xml:space="preserve"> PAGEREF _Toc241179136 \h </w:instrText>
+              <w:instrText xml:space="preserve"> PAGEREF _Toc241461341 \h </w:instrText>
             </w:r>
             <w:r>
               <w:rPr>
@@ -3409,7 +3409,7 @@
               <w14:ligatures w14:val="standardContextual"/>
             </w:rPr>
           </w:pPr>
-          <w:hyperlink w:anchor="_Toc241179137" w:history="1">
+          <w:hyperlink w:anchor="_Toc241461342" w:history="1">
             <w:r>
               <w:rPr>
                 <w:rStyle w:val="Hyperlink"/>
@@ -3433,7 +3433,7 @@
               <w:rPr>
                 <w:noProof/>
               </w:rPr>
-              <w:instrText xml:space="preserve"> PAGEREF _Toc241179137 \h </w:instrText>
+              <w:instrText xml:space="preserve"> PAGEREF _Toc241461342 \h </w:instrText>
             </w:r>
             <w:r>
               <w:rPr>
@@ -3475,7 +3475,7 @@
               <w14:ligatures w14:val="standardContextual"/>
             </w:rPr>
           </w:pPr>
-          <w:hyperlink w:anchor="_Toc241179138" w:history="1">
+          <w:hyperlink w:anchor="_Toc241461343" w:history="1">
             <w:r>
               <w:rPr>
                 <w:rStyle w:val="Hyperlink"/>
@@ -3499,7 +3499,7 @@
               <w:rPr>
                 <w:noProof/>
               </w:rPr>
-              <w:instrText xml:space="preserve"> PAGEREF _Toc241179138 \h </w:instrText>
+              <w:instrText xml:space="preserve"> PAGEREF _Toc241461343 \h </w:instrText>
             </w:r>
             <w:r>
               <w:rPr>
@@ -3541,7 +3541,7 @@
               <w14:ligatures w14:val="standardContextual"/>
             </w:rPr>
           </w:pPr>
-          <w:hyperlink w:anchor="_Toc241179139" w:history="1">
+          <w:hyperlink w:anchor="_Toc241461344" w:history="1">
             <w:r>
               <w:rPr>
                 <w:rStyle w:val="Hyperlink"/>
@@ -3565,7 +3565,7 @@
               <w:rPr>
                 <w:noProof/>
               </w:rPr>
-              <w:instrText xml:space="preserve"> PAGEREF _Toc241179139 \h </w:instrText>
+              <w:instrText xml:space="preserve"> PAGEREF _Toc241461344 \h </w:instrText>
             </w:r>
             <w:r>
               <w:rPr>
@@ -3607,7 +3607,7 @@
               <w14:ligatures w14:val="standardContextual"/>
             </w:rPr>
           </w:pPr>
-          <w:hyperlink w:anchor="_Toc241179140" w:history="1">
+          <w:hyperlink w:anchor="_Toc241461345" w:history="1">
             <w:r>
               <w:rPr>
                 <w:rStyle w:val="Hyperlink"/>
@@ -3631,7 +3631,7 @@
               <w:rPr>
                 <w:noProof/>
               </w:rPr>
-              <w:instrText xml:space="preserve"> PAGEREF _Toc241179140 \h </w:instrText>
+              <w:instrText xml:space="preserve"> PAGEREF _Toc241461345 \h </w:instrText>
             </w:r>
             <w:r>
               <w:rPr>
@@ -3673,7 +3673,7 @@
               <w14:ligatures w14:val="standardContextual"/>
             </w:rPr>
           </w:pPr>
-          <w:hyperlink w:anchor="_Toc241179141" w:history="1">
+          <w:hyperlink w:anchor="_Toc241461346" w:history="1">
             <w:r>
               <w:rPr>
                 <w:rStyle w:val="Hyperlink"/>
@@ -3697,7 +3697,7 @@
               <w:rPr>
                 <w:noProof/>
               </w:rPr>
-              <w:instrText xml:space="preserve"> PAGEREF _Toc241179141 \h </w:instrText>
+              <w:instrText xml:space="preserve"> PAGEREF _Toc241461346 \h </w:instrText>
             </w:r>
             <w:r>
               <w:rPr>
@@ -3739,7 +3739,7 @@
               <w14:ligatures w14:val="standardContextual"/>
             </w:rPr>
           </w:pPr>
-          <w:hyperlink w:anchor="_Toc241179142" w:history="1">
+          <w:hyperlink w:anchor="_Toc241461347" w:history="1">
             <w:r>
               <w:rPr>
                 <w:rStyle w:val="Hyperlink"/>
@@ -3763,7 +3763,7 @@
               <w:rPr>
                 <w:noProof/>
               </w:rPr>
-              <w:instrText xml:space="preserve"> PAGEREF _Toc241179142 \h </w:instrText>
+              <w:instrText xml:space="preserve"> PAGEREF _Toc241461347 \h </w:instrText>
             </w:r>
             <w:r>
               <w:rPr>
@@ -3805,7 +3805,7 @@
               <w14:ligatures w14:val="standardContextual"/>
             </w:rPr>
           </w:pPr>
-          <w:hyperlink w:anchor="_Toc241179143" w:history="1">
+          <w:hyperlink w:anchor="_Toc241461348" w:history="1">
             <w:r>
               <w:rPr>
                 <w:rStyle w:val="Hyperlink"/>
@@ -3829,7 +3829,7 @@
               <w:rPr>
                 <w:noProof/>
               </w:rPr>
-              <w:instrText xml:space="preserve"> PAGEREF _Toc241179143 \h </w:instrText>
+              <w:instrText xml:space="preserve"> PAGEREF _Toc241461348 \h </w:instrText>
             </w:r>
             <w:r>
               <w:rPr>
@@ -3871,7 +3871,7 @@
               <w14:ligatures w14:val="standardContextual"/>
             </w:rPr>
           </w:pPr>
-          <w:hyperlink w:anchor="_Toc241179144" w:history="1">
+          <w:hyperlink w:anchor="_Toc241461349" w:history="1">
             <w:r>
               <w:rPr>
                 <w:rStyle w:val="Hyperlink"/>
@@ -3895,7 +3895,7 @@
               <w:rPr>
                 <w:noProof/>
               </w:rPr>
-              <w:instrText xml:space="preserve"> PAGEREF _Toc241179144 \h </w:instrText>
+              <w:instrText xml:space="preserve"> PAGEREF _Toc241461349 \h </w:instrText>
             </w:r>
             <w:r>
               <w:rPr>
@@ -3937,7 +3937,7 @@
               <w14:ligatures w14:val="standardContextual"/>
             </w:rPr>
           </w:pPr>
-          <w:hyperlink w:anchor="_Toc241179145" w:history="1">
+          <w:hyperlink w:anchor="_Toc241461350" w:history="1">
             <w:r>
               <w:rPr>
                 <w:rStyle w:val="Hyperlink"/>
@@ -3961,7 +3961,7 @@
               <w:rPr>
                 <w:noProof/>
               </w:rPr>
-              <w:instrText xml:space="preserve"> PAGEREF _Toc241179145 \h </w:instrText>
+              <w:instrText xml:space="preserve"> PAGEREF _Toc241461350 \h </w:instrText>
             </w:r>
             <w:r>
               <w:rPr>
@@ -4003,7 +4003,7 @@
               <w14:ligatures w14:val="standardContextual"/>
             </w:rPr>
           </w:pPr>
-          <w:hyperlink w:anchor="_Toc241179146" w:history="1">
+          <w:hyperlink w:anchor="_Toc241461351" w:history="1">
             <w:r>
               <w:rPr>
                 <w:rStyle w:val="Hyperlink"/>
@@ -4027,7 +4027,7 @@
               <w:rPr>
                 <w:noProof/>
               </w:rPr>
-              <w:instrText xml:space="preserve"> PAGEREF _Toc241179146 \h </w:instrText>
+              <w:instrText xml:space="preserve"> PAGEREF _Toc241461351 \h </w:instrText>
             </w:r>
             <w:r>
               <w:rPr>
@@ -4069,7 +4069,7 @@
               <w14:ligatures w14:val="standardContextual"/>
             </w:rPr>
           </w:pPr>
-          <w:hyperlink w:anchor="_Toc241179147" w:history="1">
+          <w:hyperlink w:anchor="_Toc241461352" w:history="1">
             <w:r>
               <w:rPr>
                 <w:rStyle w:val="Hyperlink"/>
@@ -4093,7 +4093,7 @@
               <w:rPr>
                 <w:noProof/>
               </w:rPr>
-              <w:instrText xml:space="preserve"> PAGEREF _Toc241179147 \h </w:instrText>
+              <w:instrText xml:space="preserve"> PAGEREF _Toc241461352 \h </w:instrText>
             </w:r>
             <w:r>
               <w:rPr>
@@ -4135,7 +4135,7 @@
               <w14:ligatures w14:val="standardContextual"/>
             </w:rPr>
           </w:pPr>
-          <w:hyperlink w:anchor="_Toc241179148" w:history="1">
+          <w:hyperlink w:anchor="_Toc241461353" w:history="1">
             <w:r>
               <w:rPr>
                 <w:rStyle w:val="Hyperlink"/>
@@ -4159,7 +4159,7 @@
               <w:rPr>
                 <w:noProof/>
               </w:rPr>
-              <w:instrText xml:space="preserve"> PAGEREF _Toc241179148 \h </w:instrText>
+              <w:instrText xml:space="preserve"> PAGEREF _Toc241461353 \h </w:instrText>
             </w:r>
             <w:r>
               <w:rPr>
@@ -4201,7 +4201,7 @@
               <w14:ligatures w14:val="standardContextual"/>
             </w:rPr>
           </w:pPr>
-          <w:hyperlink w:anchor="_Toc241179149" w:history="1">
+          <w:hyperlink w:anchor="_Toc241461354" w:history="1">
             <w:r>
               <w:rPr>
                 <w:rStyle w:val="Hyperlink"/>
@@ -4225,7 +4225,7 @@
               <w:rPr>
                 <w:noProof/>
               </w:rPr>
-              <w:instrText xml:space="preserve"> PAGEREF _Toc241179149 \h </w:instrText>
+              <w:instrText xml:space="preserve"> PAGEREF _Toc241461354 \h </w:instrText>
             </w:r>
             <w:r>
               <w:rPr>
@@ -4267,7 +4267,7 @@
               <w14:ligatures w14:val="standardContextual"/>
             </w:rPr>
           </w:pPr>
-          <w:hyperlink w:anchor="_Toc241179150" w:history="1">
+          <w:hyperlink w:anchor="_Toc241461355" w:history="1">
             <w:r>
               <w:rPr>
                 <w:rStyle w:val="Hyperlink"/>
@@ -4291,7 +4291,7 @@
               <w:rPr>
                 <w:noProof/>
               </w:rPr>
-              <w:instrText xml:space="preserve"> PAGEREF _Toc241179150 \h </w:instrText>
+              <w:instrText xml:space="preserve"> PAGEREF _Toc241461355 \h </w:instrText>
             </w:r>
             <w:r>
               <w:rPr>
@@ -4333,7 +4333,7 @@
               <w14:ligatures w14:val="standardContextual"/>
             </w:rPr>
           </w:pPr>
-          <w:hyperlink w:anchor="_Toc241179151" w:history="1">
+          <w:hyperlink w:anchor="_Toc241461356" w:history="1">
             <w:r>
               <w:rPr>
                 <w:rStyle w:val="Hyperlink"/>
@@ -4357,7 +4357,7 @@
               <w:rPr>
                 <w:noProof/>
               </w:rPr>
-              <w:instrText xml:space="preserve"> PAGEREF _Toc241179151 \h </w:instrText>
+              <w:instrText xml:space="preserve"> PAGEREF _Toc241461356 \h </w:instrText>
             </w:r>
             <w:r>
               <w:rPr>
@@ -4399,7 +4399,7 @@
               <w14:ligatures w14:val="standardContextual"/>
             </w:rPr>
           </w:pPr>
-          <w:hyperlink w:anchor="_Toc241179152" w:history="1">
+          <w:hyperlink w:anchor="_Toc241461357" w:history="1">
             <w:r>
               <w:rPr>
                 <w:rStyle w:val="Hyperlink"/>
@@ -4423,7 +4423,7 @@
               <w:rPr>
                 <w:noProof/>
               </w:rPr>
-              <w:instrText xml:space="preserve"> PAGEREF _Toc241179152 \h </w:instrText>
+              <w:instrText xml:space="preserve"> PAGEREF _Toc241461357 \h </w:instrText>
             </w:r>
             <w:r>
               <w:rPr>
@@ -4470,7 +4470,7 @@
     <w:sdt>
       <w:sdtPr>
         <w:alias w:val="List of Figures"/>
-        <w:id w:val="970329277"/>
+        <w:id w:val="1741524237"/>
       </w:sdtPr>
       <w:sdtEndPr>
         <w:rPr>
@@ -4502,7 +4502,7 @@
           <w:r>
             <w:fldChar w:fldCharType="separate"/>
           </w:r>
-          <w:hyperlink w:anchor="_Toc241179153" w:history="1">
+          <w:hyperlink w:anchor="_Toc241461358" w:history="1">
             <w:r>
               <w:rPr>
                 <w:rStyle w:val="Hyperlink"/>
@@ -4535,7 +4535,7 @@
               <w:rPr>
                 <w:noProof/>
               </w:rPr>
-              <w:instrText xml:space="preserve"> PAGEREF _Toc241179153 \h </w:instrText>
+              <w:instrText xml:space="preserve"> PAGEREF _Toc241461358 \h </w:instrText>
             </w:r>
             <w:r>
               <w:rPr>
@@ -4577,7 +4577,7 @@
               <w14:ligatures w14:val="standardContextual"/>
             </w:rPr>
           </w:pPr>
-          <w:hyperlink w:anchor="_Toc241179154" w:history="1">
+          <w:hyperlink w:anchor="_Toc241461359" w:history="1">
             <w:r>
               <w:rPr>
                 <w:rStyle w:val="Hyperlink"/>
@@ -4610,7 +4610,7 @@
               <w:rPr>
                 <w:noProof/>
               </w:rPr>
-              <w:instrText xml:space="preserve"> PAGEREF _Toc241179154 \h </w:instrText>
+              <w:instrText xml:space="preserve"> PAGEREF _Toc241461359 \h </w:instrText>
             </w:r>
             <w:r>
               <w:rPr>
@@ -4652,7 +4652,7 @@
               <w14:ligatures w14:val="standardContextual"/>
             </w:rPr>
           </w:pPr>
-          <w:hyperlink w:anchor="_Toc241179155" w:history="1">
+          <w:hyperlink w:anchor="_Toc241461360" w:history="1">
             <w:r>
               <w:rPr>
                 <w:rStyle w:val="Hyperlink"/>
@@ -4685,7 +4685,7 @@
               <w:rPr>
                 <w:noProof/>
               </w:rPr>
-              <w:instrText xml:space="preserve"> PAGEREF _Toc241179155 \h </w:instrText>
+              <w:instrText xml:space="preserve"> PAGEREF _Toc241461360 \h </w:instrText>
             </w:r>
             <w:r>
               <w:rPr>
@@ -4727,7 +4727,7 @@
               <w14:ligatures w14:val="standardContextual"/>
             </w:rPr>
           </w:pPr>
-          <w:hyperlink w:anchor="_Toc241179156" w:history="1">
+          <w:hyperlink w:anchor="_Toc241461361" w:history="1">
             <w:r>
               <w:rPr>
                 <w:rStyle w:val="Hyperlink"/>
@@ -4760,7 +4760,7 @@
               <w:rPr>
                 <w:noProof/>
               </w:rPr>
-              <w:instrText xml:space="preserve"> PAGEREF _Toc241179156 \h </w:instrText>
+              <w:instrText xml:space="preserve"> PAGEREF _Toc241461361 \h </w:instrText>
             </w:r>
             <w:r>
               <w:rPr>
@@ -4802,7 +4802,7 @@
               <w14:ligatures w14:val="standardContextual"/>
             </w:rPr>
           </w:pPr>
-          <w:hyperlink w:anchor="_Toc241179157" w:history="1">
+          <w:hyperlink w:anchor="_Toc241461362" w:history="1">
             <w:r>
               <w:rPr>
                 <w:rStyle w:val="Hyperlink"/>
@@ -4850,7 +4850,7 @@
               <w:rPr>
                 <w:noProof/>
               </w:rPr>
-              <w:instrText xml:space="preserve"> PAGEREF _Toc241179157 \h </w:instrText>
+              <w:instrText xml:space="preserve"> PAGEREF _Toc241461362 \h </w:instrText>
             </w:r>
             <w:r>
               <w:rPr>
@@ -4892,7 +4892,7 @@
               <w14:ligatures w14:val="standardContextual"/>
             </w:rPr>
           </w:pPr>
-          <w:hyperlink w:anchor="_Toc241179158" w:history="1">
+          <w:hyperlink w:anchor="_Toc241461363" w:history="1">
             <w:r>
               <w:rPr>
                 <w:rStyle w:val="Hyperlink"/>
@@ -4925,7 +4925,7 @@
               <w:rPr>
                 <w:noProof/>
               </w:rPr>
-              <w:instrText xml:space="preserve"> PAGEREF _Toc241179158 \h </w:instrText>
+              <w:instrText xml:space="preserve"> PAGEREF _Toc241461363 \h </w:instrText>
             </w:r>
             <w:r>
               <w:rPr>
@@ -4967,7 +4967,7 @@
               <w14:ligatures w14:val="standardContextual"/>
             </w:rPr>
           </w:pPr>
-          <w:hyperlink w:anchor="_Toc241179159" w:history="1">
+          <w:hyperlink w:anchor="_Toc241461364" w:history="1">
             <w:r>
               <w:rPr>
                 <w:rStyle w:val="Hyperlink"/>
@@ -5000,7 +5000,7 @@
               <w:rPr>
                 <w:noProof/>
               </w:rPr>
-              <w:instrText xml:space="preserve"> PAGEREF _Toc241179159 \h </w:instrText>
+              <w:instrText xml:space="preserve"> PAGEREF _Toc241461364 \h </w:instrText>
             </w:r>
             <w:r>
               <w:rPr>
@@ -5042,7 +5042,7 @@
               <w14:ligatures w14:val="standardContextual"/>
             </w:rPr>
           </w:pPr>
-          <w:hyperlink w:anchor="_Toc241179160" w:history="1">
+          <w:hyperlink w:anchor="_Toc241461365" w:history="1">
             <w:r>
               <w:rPr>
                 <w:rStyle w:val="Hyperlink"/>
@@ -5075,7 +5075,7 @@
               <w:rPr>
                 <w:noProof/>
               </w:rPr>
-              <w:instrText xml:space="preserve"> PAGEREF _Toc241179160 \h </w:instrText>
+              <w:instrText xml:space="preserve"> PAGEREF _Toc241461365 \h </w:instrText>
             </w:r>
             <w:r>
               <w:rPr>
@@ -5117,7 +5117,7 @@
               <w14:ligatures w14:val="standardContextual"/>
             </w:rPr>
           </w:pPr>
-          <w:hyperlink w:anchor="_Toc241179161" w:history="1">
+          <w:hyperlink w:anchor="_Toc241461366" w:history="1">
             <w:r>
               <w:rPr>
                 <w:rStyle w:val="Hyperlink"/>
@@ -5150,7 +5150,7 @@
               <w:rPr>
                 <w:noProof/>
               </w:rPr>
-              <w:instrText xml:space="preserve"> PAGEREF _Toc241179161 \h </w:instrText>
+              <w:instrText xml:space="preserve"> PAGEREF _Toc241461366 \h </w:instrText>
             </w:r>
             <w:r>
               <w:rPr>
@@ -5192,7 +5192,7 @@
               <w14:ligatures w14:val="standardContextual"/>
             </w:rPr>
           </w:pPr>
-          <w:hyperlink w:anchor="_Toc241179162" w:history="1">
+          <w:hyperlink w:anchor="_Toc241461367" w:history="1">
             <w:r>
               <w:rPr>
                 <w:rStyle w:val="Hyperlink"/>
@@ -5225,7 +5225,7 @@
               <w:rPr>
                 <w:noProof/>
               </w:rPr>
-              <w:instrText xml:space="preserve"> PAGEREF _Toc241179162 \h </w:instrText>
+              <w:instrText xml:space="preserve"> PAGEREF _Toc241461367 \h </w:instrText>
             </w:r>
             <w:r>
               <w:rPr>
@@ -5267,7 +5267,7 @@
               <w14:ligatures w14:val="standardContextual"/>
             </w:rPr>
           </w:pPr>
-          <w:hyperlink w:anchor="_Toc241179163" w:history="1">
+          <w:hyperlink w:anchor="_Toc241461368" w:history="1">
             <w:r>
               <w:rPr>
                 <w:rStyle w:val="Hyperlink"/>
@@ -5300,7 +5300,7 @@
               <w:rPr>
                 <w:noProof/>
               </w:rPr>
-              <w:instrText xml:space="preserve"> PAGEREF _Toc241179163 \h </w:instrText>
+              <w:instrText xml:space="preserve"> PAGEREF _Toc241461368 \h </w:instrText>
             </w:r>
             <w:r>
               <w:rPr>
@@ -5342,7 +5342,7 @@
               <w14:ligatures w14:val="standardContextual"/>
             </w:rPr>
           </w:pPr>
-          <w:hyperlink w:anchor="_Toc241179164" w:history="1">
+          <w:hyperlink w:anchor="_Toc241461369" w:history="1">
             <w:r>
               <w:rPr>
                 <w:rStyle w:val="Hyperlink"/>
@@ -5375,7 +5375,7 @@
               <w:rPr>
                 <w:noProof/>
               </w:rPr>
-              <w:instrText xml:space="preserve"> PAGEREF _Toc241179164 \h </w:instrText>
+              <w:instrText xml:space="preserve"> PAGEREF _Toc241461369 \h </w:instrText>
             </w:r>
             <w:r>
               <w:rPr>
@@ -5417,7 +5417,7 @@
               <w14:ligatures w14:val="standardContextual"/>
             </w:rPr>
           </w:pPr>
-          <w:hyperlink w:anchor="_Toc241179165" w:history="1">
+          <w:hyperlink w:anchor="_Toc241461370" w:history="1">
             <w:r>
               <w:rPr>
                 <w:rStyle w:val="Hyperlink"/>
@@ -5450,7 +5450,7 @@
               <w:rPr>
                 <w:noProof/>
               </w:rPr>
-              <w:instrText xml:space="preserve"> PAGEREF _Toc241179165 \h </w:instrText>
+              <w:instrText xml:space="preserve"> PAGEREF _Toc241461370 \h </w:instrText>
             </w:r>
             <w:r>
               <w:rPr>
@@ -5492,7 +5492,7 @@
               <w14:ligatures w14:val="standardContextual"/>
             </w:rPr>
           </w:pPr>
-          <w:hyperlink w:anchor="_Toc241179166" w:history="1">
+          <w:hyperlink w:anchor="_Toc241461371" w:history="1">
             <w:r>
               <w:rPr>
                 <w:rStyle w:val="Hyperlink"/>
@@ -5525,7 +5525,7 @@
               <w:rPr>
                 <w:noProof/>
               </w:rPr>
-              <w:instrText xml:space="preserve"> PAGEREF _Toc241179166 \h </w:instrText>
+              <w:instrText xml:space="preserve"> PAGEREF _Toc241461371 \h </w:instrText>
             </w:r>
             <w:r>
               <w:rPr>
@@ -5567,7 +5567,7 @@
               <w14:ligatures w14:val="standardContextual"/>
             </w:rPr>
           </w:pPr>
-          <w:hyperlink w:anchor="_Toc241179167" w:history="1">
+          <w:hyperlink w:anchor="_Toc241461372" w:history="1">
             <w:r>
               <w:rPr>
                 <w:rStyle w:val="Hyperlink"/>
@@ -5600,7 +5600,7 @@
               <w:rPr>
                 <w:noProof/>
               </w:rPr>
-              <w:instrText xml:space="preserve"> PAGEREF _Toc241179167 \h </w:instrText>
+              <w:instrText xml:space="preserve"> PAGEREF _Toc241461372 \h </w:instrText>
             </w:r>
             <w:r>
               <w:rPr>
@@ -5642,7 +5642,7 @@
               <w14:ligatures w14:val="standardContextual"/>
             </w:rPr>
           </w:pPr>
-          <w:hyperlink w:anchor="_Toc241179168" w:history="1">
+          <w:hyperlink w:anchor="_Toc241461373" w:history="1">
             <w:r>
               <w:rPr>
                 <w:rStyle w:val="Hyperlink"/>
@@ -5690,7 +5690,7 @@
               <w:rPr>
                 <w:noProof/>
               </w:rPr>
-              <w:instrText xml:space="preserve"> PAGEREF _Toc241179168 \h </w:instrText>
+              <w:instrText xml:space="preserve"> PAGEREF _Toc241461373 \h </w:instrText>
             </w:r>
             <w:r>
               <w:rPr>
@@ -5732,7 +5732,7 @@
               <w14:ligatures w14:val="standardContextual"/>
             </w:rPr>
           </w:pPr>
-          <w:hyperlink w:anchor="_Toc241179169" w:history="1">
+          <w:hyperlink w:anchor="_Toc241461374" w:history="1">
             <w:r>
               <w:rPr>
                 <w:rStyle w:val="Hyperlink"/>
@@ -5765,7 +5765,7 @@
               <w:rPr>
                 <w:noProof/>
               </w:rPr>
-              <w:instrText xml:space="preserve"> PAGEREF _Toc241179169 \h </w:instrText>
+              <w:instrText xml:space="preserve"> PAGEREF _Toc241461374 \h </w:instrText>
             </w:r>
             <w:r>
               <w:rPr>
@@ -5807,7 +5807,7 @@
               <w14:ligatures w14:val="standardContextual"/>
             </w:rPr>
           </w:pPr>
-          <w:hyperlink w:anchor="_Toc241179170" w:history="1">
+          <w:hyperlink w:anchor="_Toc241461375" w:history="1">
             <w:r>
               <w:rPr>
                 <w:rStyle w:val="Hyperlink"/>
@@ -5840,7 +5840,7 @@
               <w:rPr>
                 <w:noProof/>
               </w:rPr>
-              <w:instrText xml:space="preserve"> PAGEREF _Toc241179170 \h </w:instrText>
+              <w:instrText xml:space="preserve"> PAGEREF _Toc241461375 \h </w:instrText>
             </w:r>
             <w:r>
               <w:rPr>
@@ -5882,7 +5882,7 @@
               <w14:ligatures w14:val="standardContextual"/>
             </w:rPr>
           </w:pPr>
-          <w:hyperlink w:anchor="_Toc241179171" w:history="1">
+          <w:hyperlink w:anchor="_Toc241461376" w:history="1">
             <w:r>
               <w:rPr>
                 <w:rStyle w:val="Hyperlink"/>
@@ -5915,7 +5915,7 @@
               <w:rPr>
                 <w:noProof/>
               </w:rPr>
-              <w:instrText xml:space="preserve"> PAGEREF _Toc241179171 \h </w:instrText>
+              <w:instrText xml:space="preserve"> PAGEREF _Toc241461376 \h </w:instrText>
             </w:r>
             <w:r>
               <w:rPr>
@@ -5957,7 +5957,7 @@
               <w14:ligatures w14:val="standardContextual"/>
             </w:rPr>
           </w:pPr>
-          <w:hyperlink w:anchor="_Toc241179172" w:history="1">
+          <w:hyperlink w:anchor="_Toc241461377" w:history="1">
             <w:r>
               <w:rPr>
                 <w:rStyle w:val="Hyperlink"/>
@@ -5990,7 +5990,7 @@
               <w:rPr>
                 <w:noProof/>
               </w:rPr>
-              <w:instrText xml:space="preserve"> PAGEREF _Toc241179172 \h </w:instrText>
+              <w:instrText xml:space="preserve"> PAGEREF _Toc241461377 \h </w:instrText>
             </w:r>
             <w:r>
               <w:rPr>
@@ -6032,7 +6032,7 @@
               <w14:ligatures w14:val="standardContextual"/>
             </w:rPr>
           </w:pPr>
-          <w:hyperlink w:anchor="_Toc241179173" w:history="1">
+          <w:hyperlink w:anchor="_Toc241461378" w:history="1">
             <w:r>
               <w:rPr>
                 <w:rStyle w:val="Hyperlink"/>
@@ -6065,7 +6065,7 @@
               <w:rPr>
                 <w:noProof/>
               </w:rPr>
-              <w:instrText xml:space="preserve"> PAGEREF _Toc241179173 \h </w:instrText>
+              <w:instrText xml:space="preserve"> PAGEREF _Toc241461378 \h </w:instrText>
             </w:r>
             <w:r>
               <w:rPr>
@@ -6107,7 +6107,7 @@
               <w14:ligatures w14:val="standardContextual"/>
             </w:rPr>
           </w:pPr>
-          <w:hyperlink w:anchor="_Toc241179174" w:history="1">
+          <w:hyperlink w:anchor="_Toc241461379" w:history="1">
             <w:r>
               <w:rPr>
                 <w:rStyle w:val="Hyperlink"/>
@@ -6140,7 +6140,7 @@
               <w:rPr>
                 <w:noProof/>
               </w:rPr>
-              <w:instrText xml:space="preserve"> PAGEREF _Toc241179174 \h </w:instrText>
+              <w:instrText xml:space="preserve"> PAGEREF _Toc241461379 \h </w:instrText>
             </w:r>
             <w:r>
               <w:rPr>
@@ -6182,7 +6182,7 @@
               <w14:ligatures w14:val="standardContextual"/>
             </w:rPr>
           </w:pPr>
-          <w:hyperlink w:anchor="_Toc241179175" w:history="1">
+          <w:hyperlink w:anchor="_Toc241461380" w:history="1">
             <w:r>
               <w:rPr>
                 <w:rStyle w:val="Hyperlink"/>
@@ -6230,7 +6230,7 @@
               <w:rPr>
                 <w:noProof/>
               </w:rPr>
-              <w:instrText xml:space="preserve"> PAGEREF _Toc241179175 \h </w:instrText>
+              <w:instrText xml:space="preserve"> PAGEREF _Toc241461380 \h </w:instrText>
             </w:r>
             <w:r>
               <w:rPr>
@@ -6272,7 +6272,7 @@
               <w14:ligatures w14:val="standardContextual"/>
             </w:rPr>
           </w:pPr>
-          <w:hyperlink w:anchor="_Toc241179176" w:history="1">
+          <w:hyperlink w:anchor="_Toc241461381" w:history="1">
             <w:r>
               <w:rPr>
                 <w:rStyle w:val="Hyperlink"/>
@@ -6305,7 +6305,7 @@
               <w:rPr>
                 <w:noProof/>
               </w:rPr>
-              <w:instrText xml:space="preserve"> PAGEREF _Toc241179176 \h </w:instrText>
+              <w:instrText xml:space="preserve"> PAGEREF _Toc241461381 \h </w:instrText>
             </w:r>
             <w:r>
               <w:rPr>
@@ -6347,7 +6347,7 @@
               <w14:ligatures w14:val="standardContextual"/>
             </w:rPr>
           </w:pPr>
-          <w:hyperlink w:anchor="_Toc241179177" w:history="1">
+          <w:hyperlink w:anchor="_Toc241461382" w:history="1">
             <w:r>
               <w:rPr>
                 <w:rStyle w:val="Hyperlink"/>
@@ -6380,7 +6380,7 @@
               <w:rPr>
                 <w:noProof/>
               </w:rPr>
-              <w:instrText xml:space="preserve"> PAGEREF _Toc241179177 \h </w:instrText>
+              <w:instrText xml:space="preserve"> PAGEREF _Toc241461382 \h </w:instrText>
             </w:r>
             <w:r>
               <w:rPr>
@@ -6427,7 +6427,7 @@
     <w:sdt>
       <w:sdtPr>
         <w:alias w:val="List of Tables"/>
-        <w:id w:val="89435731"/>
+        <w:id w:val="-1773695106"/>
       </w:sdtPr>
       <w:sdtEndPr>
         <w:rPr>
@@ -6459,7 +6459,7 @@
           <w:r>
             <w:fldChar w:fldCharType="separate"/>
           </w:r>
-          <w:hyperlink w:anchor="_Toc241179178" w:history="1">
+          <w:hyperlink w:anchor="_Toc241461383" w:history="1">
             <w:r>
               <w:rPr>
                 <w:rStyle w:val="Hyperlink"/>
@@ -6492,7 +6492,7 @@
               <w:rPr>
                 <w:noProof/>
               </w:rPr>
-              <w:instrText xml:space="preserve"> PAGEREF _Toc241179178 \h </w:instrText>
+              <w:instrText xml:space="preserve"> PAGEREF _Toc241461383 \h </w:instrText>
             </w:r>
             <w:r>
               <w:rPr>
@@ -6534,7 +6534,7 @@
               <w14:ligatures w14:val="standardContextual"/>
             </w:rPr>
           </w:pPr>
-          <w:hyperlink w:anchor="_Toc241179179" w:history="1">
+          <w:hyperlink w:anchor="_Toc241461384" w:history="1">
             <w:r>
               <w:rPr>
                 <w:rStyle w:val="Hyperlink"/>
@@ -6567,7 +6567,7 @@
               <w:rPr>
                 <w:noProof/>
               </w:rPr>
-              <w:instrText xml:space="preserve"> PAGEREF _Toc241179179 \h </w:instrText>
+              <w:instrText xml:space="preserve"> PAGEREF _Toc241461384 \h </w:instrText>
             </w:r>
             <w:r>
               <w:rPr>
@@ -6609,7 +6609,7 @@
               <w14:ligatures w14:val="standardContextual"/>
             </w:rPr>
           </w:pPr>
-          <w:hyperlink w:anchor="_Toc241179180" w:history="1">
+          <w:hyperlink w:anchor="_Toc241461385" w:history="1">
             <w:r>
               <w:rPr>
                 <w:rStyle w:val="Hyperlink"/>
@@ -6642,7 +6642,7 @@
               <w:rPr>
                 <w:noProof/>
               </w:rPr>
-              <w:instrText xml:space="preserve"> PAGEREF _Toc241179180 \h </w:instrText>
+              <w:instrText xml:space="preserve"> PAGEREF _Toc241461385 \h </w:instrText>
             </w:r>
             <w:r>
               <w:rPr>
@@ -6684,7 +6684,7 @@
               <w14:ligatures w14:val="standardContextual"/>
             </w:rPr>
           </w:pPr>
-          <w:hyperlink w:anchor="_Toc241179181" w:history="1">
+          <w:hyperlink w:anchor="_Toc241461386" w:history="1">
             <w:r>
               <w:rPr>
                 <w:rStyle w:val="Hyperlink"/>
@@ -6717,7 +6717,7 @@
               <w:rPr>
                 <w:noProof/>
               </w:rPr>
-              <w:instrText xml:space="preserve"> PAGEREF _Toc241179181 \h </w:instrText>
+              <w:instrText xml:space="preserve"> PAGEREF _Toc241461386 \h </w:instrText>
             </w:r>
             <w:r>
               <w:rPr>
@@ -6759,7 +6759,7 @@
               <w14:ligatures w14:val="standardContextual"/>
             </w:rPr>
           </w:pPr>
-          <w:hyperlink w:anchor="_Toc241179182" w:history="1">
+          <w:hyperlink w:anchor="_Toc241461387" w:history="1">
             <w:r>
               <w:rPr>
                 <w:rStyle w:val="Hyperlink"/>
@@ -6792,7 +6792,7 @@
               <w:rPr>
                 <w:noProof/>
               </w:rPr>
-              <w:instrText xml:space="preserve"> PAGEREF _Toc241179182 \h </w:instrText>
+              <w:instrText xml:space="preserve"> PAGEREF _Toc241461387 \h </w:instrText>
             </w:r>
             <w:r>
               <w:rPr>
@@ -6834,7 +6834,7 @@
               <w14:ligatures w14:val="standardContextual"/>
             </w:rPr>
           </w:pPr>
-          <w:hyperlink w:anchor="_Toc241179183" w:history="1">
+          <w:hyperlink w:anchor="_Toc241461388" w:history="1">
             <w:r>
               <w:rPr>
                 <w:rStyle w:val="Hyperlink"/>
@@ -6867,7 +6867,7 @@
               <w:rPr>
                 <w:noProof/>
               </w:rPr>
-              <w:instrText xml:space="preserve"> PAGEREF _Toc241179183 \h </w:instrText>
+              <w:instrText xml:space="preserve"> PAGEREF _Toc241461388 \h </w:instrText>
             </w:r>
             <w:r>
               <w:rPr>
@@ -6909,7 +6909,7 @@
               <w14:ligatures w14:val="standardContextual"/>
             </w:rPr>
           </w:pPr>
-          <w:hyperlink w:anchor="_Toc241179184" w:history="1">
+          <w:hyperlink w:anchor="_Toc241461389" w:history="1">
             <w:r>
               <w:rPr>
                 <w:rStyle w:val="Hyperlink"/>
@@ -6942,7 +6942,7 @@
               <w:rPr>
                 <w:noProof/>
               </w:rPr>
-              <w:instrText xml:space="preserve"> PAGEREF _Toc241179184 \h </w:instrText>
+              <w:instrText xml:space="preserve"> PAGEREF _Toc241461389 \h </w:instrText>
             </w:r>
             <w:r>
               <w:rPr>
@@ -6984,7 +6984,7 @@
               <w14:ligatures w14:val="standardContextual"/>
             </w:rPr>
           </w:pPr>
-          <w:hyperlink w:anchor="_Toc241179185" w:history="1">
+          <w:hyperlink w:anchor="_Toc241461390" w:history="1">
             <w:r>
               <w:rPr>
                 <w:rStyle w:val="Hyperlink"/>
@@ -7017,7 +7017,7 @@
               <w:rPr>
                 <w:noProof/>
               </w:rPr>
-              <w:instrText xml:space="preserve"> PAGEREF _Toc241179185 \h </w:instrText>
+              <w:instrText xml:space="preserve"> PAGEREF _Toc241461390 \h </w:instrText>
             </w:r>
             <w:r>
               <w:rPr>
@@ -7059,7 +7059,7 @@
               <w14:ligatures w14:val="standardContextual"/>
             </w:rPr>
           </w:pPr>
-          <w:hyperlink w:anchor="_Toc241179186" w:history="1">
+          <w:hyperlink w:anchor="_Toc241461391" w:history="1">
             <w:r>
               <w:rPr>
                 <w:rStyle w:val="Hyperlink"/>
@@ -7092,7 +7092,7 @@
               <w:rPr>
                 <w:noProof/>
               </w:rPr>
-              <w:instrText xml:space="preserve"> PAGEREF _Toc241179186 \h </w:instrText>
+              <w:instrText xml:space="preserve"> PAGEREF _Toc241461391 \h </w:instrText>
             </w:r>
             <w:r>
               <w:rPr>
@@ -7134,7 +7134,7 @@
               <w14:ligatures w14:val="standardContextual"/>
             </w:rPr>
           </w:pPr>
-          <w:hyperlink w:anchor="_Toc241179187" w:history="1">
+          <w:hyperlink w:anchor="_Toc241461392" w:history="1">
             <w:r>
               <w:rPr>
                 <w:rStyle w:val="Hyperlink"/>
@@ -7167,7 +7167,7 @@
               <w:rPr>
                 <w:noProof/>
               </w:rPr>
-              <w:instrText xml:space="preserve"> PAGEREF _Toc241179187 \h </w:instrText>
+              <w:instrText xml:space="preserve"> PAGEREF _Toc241461392 \h </w:instrText>
             </w:r>
             <w:r>
               <w:rPr>
@@ -7209,7 +7209,7 @@
               <w14:ligatures w14:val="standardContextual"/>
             </w:rPr>
           </w:pPr>
-          <w:hyperlink w:anchor="_Toc241179188" w:history="1">
+          <w:hyperlink w:anchor="_Toc241461393" w:history="1">
             <w:r>
               <w:rPr>
                 <w:rStyle w:val="Hyperlink"/>
@@ -7242,7 +7242,7 @@
               <w:rPr>
                 <w:noProof/>
               </w:rPr>
-              <w:instrText xml:space="preserve"> PAGEREF _Toc241179188 \h </w:instrText>
+              <w:instrText xml:space="preserve"> PAGEREF _Toc241461393 \h </w:instrText>
             </w:r>
             <w:r>
               <w:rPr>
@@ -7284,7 +7284,7 @@
               <w14:ligatures w14:val="standardContextual"/>
             </w:rPr>
           </w:pPr>
-          <w:hyperlink w:anchor="_Toc241179189" w:history="1">
+          <w:hyperlink w:anchor="_Toc241461394" w:history="1">
             <w:r>
               <w:rPr>
                 <w:rStyle w:val="Hyperlink"/>
@@ -7317,7 +7317,7 @@
               <w:rPr>
                 <w:noProof/>
               </w:rPr>
-              <w:instrText xml:space="preserve"> PAGEREF _Toc241179189 \h </w:instrText>
+              <w:instrText xml:space="preserve"> PAGEREF _Toc241461394 \h </w:instrText>
             </w:r>
             <w:r>
               <w:rPr>
@@ -7359,7 +7359,7 @@
               <w14:ligatures w14:val="standardContextual"/>
             </w:rPr>
           </w:pPr>
-          <w:hyperlink w:anchor="_Toc241179190" w:history="1">
+          <w:hyperlink w:anchor="_Toc241461395" w:history="1">
             <w:r>
               <w:rPr>
                 <w:rStyle w:val="Hyperlink"/>
@@ -7392,7 +7392,7 @@
               <w:rPr>
                 <w:noProof/>
               </w:rPr>
-              <w:instrText xml:space="preserve"> PAGEREF _Toc241179190 \h </w:instrText>
+              <w:instrText xml:space="preserve"> PAGEREF _Toc241461395 \h </w:instrText>
             </w:r>
             <w:r>
               <w:rPr>
@@ -7434,7 +7434,7 @@
               <w14:ligatures w14:val="standardContextual"/>
             </w:rPr>
           </w:pPr>
-          <w:hyperlink w:anchor="_Toc241179191" w:history="1">
+          <w:hyperlink w:anchor="_Toc241461396" w:history="1">
             <w:r>
               <w:rPr>
                 <w:rStyle w:val="Hyperlink"/>
@@ -7467,7 +7467,7 @@
               <w:rPr>
                 <w:noProof/>
               </w:rPr>
-              <w:instrText xml:space="preserve"> PAGEREF _Toc241179191 \h </w:instrText>
+              <w:instrText xml:space="preserve"> PAGEREF _Toc241461396 \h </w:instrText>
             </w:r>
             <w:r>
               <w:rPr>
@@ -7509,7 +7509,7 @@
               <w14:ligatures w14:val="standardContextual"/>
             </w:rPr>
           </w:pPr>
-          <w:hyperlink w:anchor="_Toc241179192" w:history="1">
+          <w:hyperlink w:anchor="_Toc241461397" w:history="1">
             <w:r>
               <w:rPr>
                 <w:rStyle w:val="Hyperlink"/>
@@ -7542,7 +7542,7 @@
               <w:rPr>
                 <w:noProof/>
               </w:rPr>
-              <w:instrText xml:space="preserve"> PAGEREF _Toc241179192 \h </w:instrText>
+              <w:instrText xml:space="preserve"> PAGEREF _Toc241461397 \h </w:instrText>
             </w:r>
             <w:r>
               <w:rPr>
@@ -7584,7 +7584,7 @@
               <w14:ligatures w14:val="standardContextual"/>
             </w:rPr>
           </w:pPr>
-          <w:hyperlink w:anchor="_Toc241179193" w:history="1">
+          <w:hyperlink w:anchor="_Toc241461398" w:history="1">
             <w:r>
               <w:rPr>
                 <w:rStyle w:val="Hyperlink"/>
@@ -7617,7 +7617,7 @@
               <w:rPr>
                 <w:noProof/>
               </w:rPr>
-              <w:instrText xml:space="preserve"> PAGEREF _Toc241179193 \h </w:instrText>
+              <w:instrText xml:space="preserve"> PAGEREF _Toc241461398 \h </w:instrText>
             </w:r>
             <w:r>
               <w:rPr>
@@ -7659,7 +7659,7 @@
               <w14:ligatures w14:val="standardContextual"/>
             </w:rPr>
           </w:pPr>
-          <w:hyperlink w:anchor="_Toc241179194" w:history="1">
+          <w:hyperlink w:anchor="_Toc241461399" w:history="1">
             <w:r>
               <w:rPr>
                 <w:rStyle w:val="Hyperlink"/>
@@ -7692,7 +7692,7 @@
               <w:rPr>
                 <w:noProof/>
               </w:rPr>
-              <w:instrText xml:space="preserve"> PAGEREF _Toc241179194 \h </w:instrText>
+              <w:instrText xml:space="preserve"> PAGEREF _Toc241461399 \h </w:instrText>
             </w:r>
             <w:r>
               <w:rPr>
@@ -7734,7 +7734,7 @@
               <w14:ligatures w14:val="standardContextual"/>
             </w:rPr>
           </w:pPr>
-          <w:hyperlink w:anchor="_Toc241179195" w:history="1">
+          <w:hyperlink w:anchor="_Toc241461400" w:history="1">
             <w:r>
               <w:rPr>
                 <w:rStyle w:val="Hyperlink"/>
@@ -7767,7 +7767,7 @@
               <w:rPr>
                 <w:noProof/>
               </w:rPr>
-              <w:instrText xml:space="preserve"> PAGEREF _Toc241179195 \h </w:instrText>
+              <w:instrText xml:space="preserve"> PAGEREF _Toc241461400 \h </w:instrText>
             </w:r>
             <w:r>
               <w:rPr>
@@ -7809,7 +7809,7 @@
               <w14:ligatures w14:val="standardContextual"/>
             </w:rPr>
           </w:pPr>
-          <w:hyperlink w:anchor="_Toc241179196" w:history="1">
+          <w:hyperlink w:anchor="_Toc241461401" w:history="1">
             <w:r>
               <w:rPr>
                 <w:rStyle w:val="Hyperlink"/>
@@ -7842,7 +7842,7 @@
               <w:rPr>
                 <w:noProof/>
               </w:rPr>
-              <w:instrText xml:space="preserve"> PAGEREF _Toc241179196 \h </w:instrText>
+              <w:instrText xml:space="preserve"> PAGEREF _Toc241461401 \h </w:instrText>
             </w:r>
             <w:r>
               <w:rPr>
@@ -7884,7 +7884,7 @@
               <w14:ligatures w14:val="standardContextual"/>
             </w:rPr>
           </w:pPr>
-          <w:hyperlink w:anchor="_Toc241179197" w:history="1">
+          <w:hyperlink w:anchor="_Toc241461402" w:history="1">
             <w:r>
               <w:rPr>
                 <w:rStyle w:val="Hyperlink"/>
@@ -7917,7 +7917,7 @@
               <w:rPr>
                 <w:noProof/>
               </w:rPr>
-              <w:instrText xml:space="preserve"> PAGEREF _Toc241179197 \h </w:instrText>
+              <w:instrText xml:space="preserve"> PAGEREF _Toc241461402 \h </w:instrText>
             </w:r>
             <w:r>
               <w:rPr>
@@ -7959,7 +7959,7 @@
               <w14:ligatures w14:val="standardContextual"/>
             </w:rPr>
           </w:pPr>
-          <w:hyperlink w:anchor="_Toc241179198" w:history="1">
+          <w:hyperlink w:anchor="_Toc241461403" w:history="1">
             <w:r>
               <w:rPr>
                 <w:rStyle w:val="Hyperlink"/>
@@ -7992,7 +7992,7 @@
               <w:rPr>
                 <w:noProof/>
               </w:rPr>
-              <w:instrText xml:space="preserve"> PAGEREF _Toc241179198 \h </w:instrText>
+              <w:instrText xml:space="preserve"> PAGEREF _Toc241461403 \h </w:instrText>
             </w:r>
             <w:r>
               <w:rPr>
@@ -9556,7 +9556,7 @@
         <w:pStyle w:val="Heading1"/>
         <w:pageBreakBefore/>
       </w:pPr>
-      <w:bookmarkStart w:id="0" w:name="_Toc241179090"/>
+      <w:bookmarkStart w:id="0" w:name="_Toc241461295"/>
       <w:r>
         <w:lastRenderedPageBreak/>
         <w:t>1  Introduction</w:t>
@@ -9567,7 +9567,7 @@
       <w:pPr>
         <w:pStyle w:val="Heading2"/>
       </w:pPr>
-      <w:bookmarkStart w:id="1" w:name="_Toc241179091"/>
+      <w:bookmarkStart w:id="1" w:name="_Toc241461296"/>
       <w:r>
         <w:t>1.1  Background and motivation</w:t>
       </w:r>
@@ -9596,7 +9596,7 @@
       <w:pPr>
         <w:pStyle w:val="Heading2"/>
       </w:pPr>
-      <w:bookmarkStart w:id="2" w:name="_Toc241179092"/>
+      <w:bookmarkStart w:id="2" w:name="_Toc241461297"/>
       <w:r>
         <w:t>1.2  Problem statement</w:t>
       </w:r>
@@ -9614,7 +9614,7 @@
       <w:pPr>
         <w:pStyle w:val="Heading2"/>
       </w:pPr>
-      <w:bookmarkStart w:id="3" w:name="_Toc241179093"/>
+      <w:bookmarkStart w:id="3" w:name="_Toc241461298"/>
       <w:r>
         <w:t>1.3  Objectives</w:t>
       </w:r>
@@ -9624,7 +9624,7 @@
       <w:pPr>
         <w:pStyle w:val="TableCaption"/>
       </w:pPr>
-      <w:bookmarkStart w:id="4" w:name="_Toc241179178"/>
+      <w:bookmarkStart w:id="4" w:name="_Toc241461383"/>
       <w:r>
         <w:rPr>
           <w:b/>
@@ -10282,7 +10282,7 @@
       <w:pPr>
         <w:pStyle w:val="Heading2"/>
       </w:pPr>
-      <w:bookmarkStart w:id="5" w:name="_Toc241179094"/>
+      <w:bookmarkStart w:id="5" w:name="_Toc241461299"/>
       <w:r>
         <w:lastRenderedPageBreak/>
         <w:t>1.4  Scope</w:t>
@@ -10323,7 +10323,7 @@
       <w:pPr>
         <w:pStyle w:val="Heading2"/>
       </w:pPr>
-      <w:bookmarkStart w:id="6" w:name="_Toc241179095"/>
+      <w:bookmarkStart w:id="6" w:name="_Toc241461300"/>
       <w:r>
         <w:t>1.5  Contributions</w:t>
       </w:r>
@@ -10403,7 +10403,7 @@
       <w:pPr>
         <w:pStyle w:val="Heading2"/>
       </w:pPr>
-      <w:bookmarkStart w:id="7" w:name="_Toc241179096"/>
+      <w:bookmarkStart w:id="7" w:name="_Toc241461301"/>
       <w:r>
         <w:t>1.6  Organisation of this report</w:t>
       </w:r>
@@ -10425,7 +10425,7 @@
         <w:pStyle w:val="Heading1"/>
         <w:pageBreakBefore/>
       </w:pPr>
-      <w:bookmarkStart w:id="8" w:name="_Toc241179097"/>
+      <w:bookmarkStart w:id="8" w:name="_Toc241461302"/>
       <w:r>
         <w:lastRenderedPageBreak/>
         <w:t>2  Background and Related Work</w:t>
@@ -10436,7 +10436,7 @@
       <w:pPr>
         <w:pStyle w:val="Heading2"/>
       </w:pPr>
-      <w:bookmarkStart w:id="9" w:name="_Toc241179098"/>
+      <w:bookmarkStart w:id="9" w:name="_Toc241461303"/>
       <w:r>
         <w:t>2.1  Levels of sentiment analysis</w:t>
       </w:r>
@@ -10457,7 +10457,7 @@
       <w:pPr>
         <w:pStyle w:val="Heading2"/>
       </w:pPr>
-      <w:bookmarkStart w:id="10" w:name="_Toc241179099"/>
+      <w:bookmarkStart w:id="10" w:name="_Toc241461304"/>
       <w:r>
         <w:t>2.2  Lexicon- and knowledge-based methods</w:t>
       </w:r>
@@ -10532,7 +10532,7 @@
       <w:pPr>
         <w:pStyle w:val="Heading2"/>
       </w:pPr>
-      <w:bookmarkStart w:id="11" w:name="_Toc241179100"/>
+      <w:bookmarkStart w:id="11" w:name="_Toc241461305"/>
       <w:r>
         <w:t>2.3  Machine-learning and deep-learning methods</w:t>
       </w:r>
@@ -10550,7 +10550,7 @@
       <w:pPr>
         <w:pStyle w:val="Heading2"/>
       </w:pPr>
-      <w:bookmarkStart w:id="12" w:name="_Toc241179101"/>
+      <w:bookmarkStart w:id="12" w:name="_Toc241461306"/>
       <w:r>
         <w:t>2.4  Transformers and FinBERT</w:t>
       </w:r>
@@ -10568,7 +10568,7 @@
       <w:pPr>
         <w:pStyle w:val="Heading2"/>
       </w:pPr>
-      <w:bookmarkStart w:id="13" w:name="_Toc241179102"/>
+      <w:bookmarkStart w:id="13" w:name="_Toc241461307"/>
       <w:r>
         <w:t>2.5  LLM agents, hallucination and grounding</w:t>
       </w:r>
@@ -10596,7 +10596,7 @@
       <w:pPr>
         <w:pStyle w:val="Heading2"/>
       </w:pPr>
-      <w:bookmarkStart w:id="14" w:name="_Toc241179103"/>
+      <w:bookmarkStart w:id="14" w:name="_Toc241461308"/>
       <w:r>
         <w:lastRenderedPageBreak/>
         <w:t>2.6  Monitoring deployed models</w:t>
@@ -10636,7 +10636,7 @@
         <w:pStyle w:val="Heading1"/>
         <w:pageBreakBefore/>
       </w:pPr>
-      <w:bookmarkStart w:id="15" w:name="_Toc241179104"/>
+      <w:bookmarkStart w:id="15" w:name="_Toc241461309"/>
       <w:r>
         <w:lastRenderedPageBreak/>
         <w:t>3  System Design</w:t>
@@ -10647,7 +10647,7 @@
       <w:pPr>
         <w:pStyle w:val="Heading2"/>
       </w:pPr>
-      <w:bookmarkStart w:id="16" w:name="_Toc241179105"/>
+      <w:bookmarkStart w:id="16" w:name="_Toc241461310"/>
       <w:r>
         <w:t>3.1  Architecture overview</w:t>
       </w:r>
@@ -10673,7 +10673,7 @@
         </w:rPr>
         <w:lastRenderedPageBreak/>
         <w:drawing>
-          <wp:inline distT="0" distB="0" distL="0" distR="0" wp14:anchorId="18A511B4" wp14:editId="18A511B5">
+          <wp:inline distT="0" distB="0" distL="0" distR="0" wp14:anchorId="0E7B18B1" wp14:editId="0E7B18B2">
             <wp:extent cx="4762500" cy="7591425"/>
             <wp:effectExtent l="0" t="0" r="0" b="0"/>
             <wp:docPr id="1" name="Figure 3.1" descr="System architecture. Dark arrows follow the processing order; grey arrows are reads and writes to the database; the dashed arrow is the registry selecting the serving model." title="Figure 3.1"/>
@@ -10716,7 +10716,7 @@
       <w:pPr>
         <w:pStyle w:val="FigureCaption"/>
       </w:pPr>
-      <w:bookmarkStart w:id="17" w:name="_Toc241179153"/>
+      <w:bookmarkStart w:id="17" w:name="_Toc241461358"/>
       <w:r>
         <w:rPr>
           <w:b/>
@@ -10733,7 +10733,7 @@
       <w:pPr>
         <w:pStyle w:val="Heading2"/>
       </w:pPr>
-      <w:bookmarkStart w:id="18" w:name="_Toc241179106"/>
+      <w:bookmarkStart w:id="18" w:name="_Toc241461311"/>
       <w:r>
         <w:t>3.2  End-to-end data flow</w:t>
       </w:r>
@@ -10870,7 +10870,7 @@
       <w:pPr>
         <w:pStyle w:val="Heading2"/>
       </w:pPr>
-      <w:bookmarkStart w:id="19" w:name="_Toc241179107"/>
+      <w:bookmarkStart w:id="19" w:name="_Toc241461312"/>
       <w:r>
         <w:t>3.3  Database design</w:t>
       </w:r>
@@ -10895,10 +10895,10 @@
           <w:noProof/>
         </w:rPr>
         <w:drawing>
-          <wp:inline distT="0" distB="0" distL="0" distR="0" wp14:anchorId="18A511B6" wp14:editId="18A511B7">
+          <wp:inline distT="0" distB="0" distL="0" distR="0" wp14:anchorId="0E7B18B3" wp14:editId="0E7B18B4">
             <wp:extent cx="5667375" cy="1895475"/>
             <wp:effectExtent l="0" t="0" r="0" b="0"/>
-            <wp:docPr id="1349574957" name="Figure 3.2" descr="Database schema. Solid edges are foreign keys; dashed edges are logical references stored as values." title="Figure 3.2"/>
+            <wp:docPr id="1751005204" name="Figure 3.2" descr="Database schema. Solid edges are foreign keys; dashed edges are logical references stored as values." title="Figure 3.2"/>
             <wp:cNvGraphicFramePr>
               <a:graphicFrameLocks xmlns:a="http://schemas.openxmlformats.org/drawingml/2006/main" noChangeAspect="1"/>
             </wp:cNvGraphicFramePr>
@@ -10938,7 +10938,7 @@
       <w:pPr>
         <w:pStyle w:val="FigureCaption"/>
       </w:pPr>
-      <w:bookmarkStart w:id="20" w:name="_Toc241179154"/>
+      <w:bookmarkStart w:id="20" w:name="_Toc241461359"/>
       <w:r>
         <w:rPr>
           <w:b/>
@@ -10955,7 +10955,7 @@
       <w:pPr>
         <w:pStyle w:val="TableCaption"/>
       </w:pPr>
-      <w:bookmarkStart w:id="21" w:name="_Toc241179179"/>
+      <w:bookmarkStart w:id="21" w:name="_Toc241461384"/>
       <w:r>
         <w:rPr>
           <w:b/>
@@ -11933,7 +11933,7 @@
       <w:pPr>
         <w:pStyle w:val="Heading2"/>
       </w:pPr>
-      <w:bookmarkStart w:id="22" w:name="_Toc241179108"/>
+      <w:bookmarkStart w:id="22" w:name="_Toc241461313"/>
       <w:r>
         <w:t>3.4  Agent orchestration</w:t>
       </w:r>
@@ -11971,10 +11971,10 @@
         </w:rPr>
         <w:lastRenderedPageBreak/>
         <w:drawing>
-          <wp:inline distT="0" distB="0" distL="0" distR="0" wp14:anchorId="18A511B8" wp14:editId="18A511B9">
+          <wp:inline distT="0" distB="0" distL="0" distR="0" wp14:anchorId="0E7B18B5" wp14:editId="0E7B18B6">
             <wp:extent cx="5153025" cy="7591425"/>
             <wp:effectExtent l="0" t="0" r="0" b="0"/>
-            <wp:docPr id="2137357475" name="Figure 3.3" descr="Agent graph. Rejected claims never reach the Judge but remain in the audit trail." title="Figure 3.3"/>
+            <wp:docPr id="331542596" name="Figure 3.3" descr="Agent graph. Rejected claims never reach the Judge but remain in the audit trail." title="Figure 3.3"/>
             <wp:cNvGraphicFramePr>
               <a:graphicFrameLocks xmlns:a="http://schemas.openxmlformats.org/drawingml/2006/main" noChangeAspect="1"/>
             </wp:cNvGraphicFramePr>
@@ -12014,7 +12014,7 @@
       <w:pPr>
         <w:pStyle w:val="FigureCaption"/>
       </w:pPr>
-      <w:bookmarkStart w:id="23" w:name="_Toc241179155"/>
+      <w:bookmarkStart w:id="23" w:name="_Toc241461360"/>
       <w:r>
         <w:rPr>
           <w:b/>
@@ -12031,7 +12031,7 @@
       <w:pPr>
         <w:pStyle w:val="Heading2"/>
       </w:pPr>
-      <w:bookmarkStart w:id="24" w:name="_Toc241179109"/>
+      <w:bookmarkStart w:id="24" w:name="_Toc241461314"/>
       <w:r>
         <w:lastRenderedPageBreak/>
         <w:t>3.5  Technology stack</w:t>
@@ -12042,7 +12042,7 @@
       <w:pPr>
         <w:pStyle w:val="TableCaption"/>
       </w:pPr>
-      <w:bookmarkStart w:id="25" w:name="_Toc241179180"/>
+      <w:bookmarkStart w:id="25" w:name="_Toc241461385"/>
       <w:r>
         <w:rPr>
           <w:b/>
@@ -13358,7 +13358,7 @@
         <w:pStyle w:val="Heading1"/>
         <w:pageBreakBefore/>
       </w:pPr>
-      <w:bookmarkStart w:id="26" w:name="_Toc241179110"/>
+      <w:bookmarkStart w:id="26" w:name="_Toc241461315"/>
       <w:r>
         <w:lastRenderedPageBreak/>
         <w:t>4  Implementation</w:t>
@@ -13377,7 +13377,7 @@
       <w:pPr>
         <w:pStyle w:val="TableCaption"/>
       </w:pPr>
-      <w:bookmarkStart w:id="27" w:name="_Toc241179181"/>
+      <w:bookmarkStart w:id="27" w:name="_Toc241461386"/>
       <w:r>
         <w:rPr>
           <w:b/>
@@ -14341,7 +14341,7 @@
       <w:pPr>
         <w:pStyle w:val="Heading2"/>
       </w:pPr>
-      <w:bookmarkStart w:id="28" w:name="_Toc241179111"/>
+      <w:bookmarkStart w:id="28" w:name="_Toc241461316"/>
       <w:r>
         <w:t>4.1  Ingestion service</w:t>
       </w:r>
@@ -14381,7 +14381,7 @@
       <w:pPr>
         <w:pStyle w:val="TableCaption"/>
       </w:pPr>
-      <w:bookmarkStart w:id="29" w:name="_Toc241179182"/>
+      <w:bookmarkStart w:id="29" w:name="_Toc241461387"/>
       <w:r>
         <w:rPr>
           <w:b/>
@@ -15018,7 +15018,7 @@
       <w:pPr>
         <w:pStyle w:val="TableCaption"/>
       </w:pPr>
-      <w:bookmarkStart w:id="30" w:name="_Toc241179183"/>
+      <w:bookmarkStart w:id="30" w:name="_Toc241461388"/>
       <w:r>
         <w:rPr>
           <w:b/>
@@ -15977,7 +15977,7 @@
       <w:pPr>
         <w:pStyle w:val="Heading2"/>
       </w:pPr>
-      <w:bookmarkStart w:id="31" w:name="_Toc241179112"/>
+      <w:bookmarkStart w:id="31" w:name="_Toc241461317"/>
       <w:r>
         <w:t>4.2  Preprocessing</w:t>
       </w:r>
@@ -16086,7 +16086,7 @@
       <w:pPr>
         <w:pStyle w:val="Heading2"/>
       </w:pPr>
-      <w:bookmarkStart w:id="32" w:name="_Toc241179113"/>
+      <w:bookmarkStart w:id="32" w:name="_Toc241461318"/>
       <w:r>
         <w:t>4.3  Aspect extraction</w:t>
       </w:r>
@@ -16142,10 +16142,10 @@
         </w:rPr>
         <w:lastRenderedPageBreak/>
         <w:drawing>
-          <wp:inline distT="0" distB="0" distL="0" distR="0" wp14:anchorId="18A511BA" wp14:editId="18A511BB">
+          <wp:inline distT="0" distB="0" distL="0" distR="0" wp14:anchorId="0E7B18B7" wp14:editId="0E7B18B8">
             <wp:extent cx="5762625" cy="1000125"/>
             <wp:effectExtent l="0" t="0" r="0" b="0"/>
-            <wp:docPr id="753583054" name="Figure 4.1" descr="Command-line analysis of a five-sentence passage (rule-based model): each sentence yields one score per detected aspect, with the matched trigger in brackets." title="Figure 4.1"/>
+            <wp:docPr id="692453612" name="Figure 4.1" descr="Command-line analysis of a five-sentence passage (rule-based model): each sentence yields one score per detected aspect, with the matched trigger in brackets." title="Figure 4.1"/>
             <wp:cNvGraphicFramePr>
               <a:graphicFrameLocks xmlns:a="http://schemas.openxmlformats.org/drawingml/2006/main" noChangeAspect="1"/>
             </wp:cNvGraphicFramePr>
@@ -16185,7 +16185,7 @@
       <w:pPr>
         <w:pStyle w:val="FigureCaption"/>
       </w:pPr>
-      <w:bookmarkStart w:id="33" w:name="_Toc241179156"/>
+      <w:bookmarkStart w:id="33" w:name="_Toc241461361"/>
       <w:r>
         <w:rPr>
           <w:b/>
@@ -16220,7 +16220,7 @@
       <w:pPr>
         <w:pStyle w:val="Heading2"/>
       </w:pPr>
-      <w:bookmarkStart w:id="34" w:name="_Toc241179114"/>
+      <w:bookmarkStart w:id="34" w:name="_Toc241461319"/>
       <w:r>
         <w:t>4.4  The model ladder</w:t>
       </w:r>
@@ -16250,7 +16250,7 @@
       <w:pPr>
         <w:pStyle w:val="TableCaption"/>
       </w:pPr>
-      <w:bookmarkStart w:id="35" w:name="_Toc241179184"/>
+      <w:bookmarkStart w:id="35" w:name="_Toc241461389"/>
       <w:r>
         <w:rPr>
           <w:b/>
@@ -17373,7 +17373,7 @@
       <w:pPr>
         <w:pStyle w:val="Heading2"/>
       </w:pPr>
-      <w:bookmarkStart w:id="36" w:name="_Toc241179115"/>
+      <w:bookmarkStart w:id="36" w:name="_Toc241461320"/>
       <w:r>
         <w:t>4.5  Scoring and the prepared-versus-Q&amp;A signal</w:t>
       </w:r>
@@ -17443,7 +17443,7 @@
       <w:pPr>
         <w:pStyle w:val="Heading2"/>
       </w:pPr>
-      <w:bookmarkStart w:id="37" w:name="_Toc241179116"/>
+      <w:bookmarkStart w:id="37" w:name="_Toc241461321"/>
       <w:r>
         <w:t>4.6  Model registry and serving</w:t>
       </w:r>
@@ -17507,7 +17507,7 @@
       <w:pPr>
         <w:pStyle w:val="Heading2"/>
       </w:pPr>
-      <w:bookmarkStart w:id="38" w:name="_Toc241179117"/>
+      <w:bookmarkStart w:id="38" w:name="_Toc241461322"/>
       <w:r>
         <w:t>4.7  Agent layer</w:t>
       </w:r>
@@ -17620,7 +17620,7 @@
       <w:pPr>
         <w:pStyle w:val="TableCaption"/>
       </w:pPr>
-      <w:bookmarkStart w:id="39" w:name="_Toc241179185"/>
+      <w:bookmarkStart w:id="39" w:name="_Toc241461390"/>
       <w:r>
         <w:rPr>
           <w:b/>
@@ -18286,7 +18286,7 @@
       <w:pPr>
         <w:pStyle w:val="Heading2"/>
       </w:pPr>
-      <w:bookmarkStart w:id="40" w:name="_Toc241179118"/>
+      <w:bookmarkStart w:id="40" w:name="_Toc241461323"/>
       <w:r>
         <w:t>4.8  Drift monitoring</w:t>
       </w:r>
@@ -18336,7 +18336,7 @@
       <w:pPr>
         <w:pStyle w:val="Heading2"/>
       </w:pPr>
-      <w:bookmarkStart w:id="41" w:name="_Toc241179119"/>
+      <w:bookmarkStart w:id="41" w:name="_Toc241461324"/>
       <w:r>
         <w:lastRenderedPageBreak/>
         <w:t>4.9  API and delivery</w:t>
@@ -18362,10 +18362,10 @@
           <w:noProof/>
         </w:rPr>
         <w:drawing>
-          <wp:inline distT="0" distB="0" distL="0" distR="0" wp14:anchorId="18A511BC" wp14:editId="18A511BD">
+          <wp:inline distT="0" distB="0" distL="0" distR="0" wp14:anchorId="0E7B18B9" wp14:editId="0E7B18BA">
             <wp:extent cx="5667375" cy="3581400"/>
             <wp:effectExtent l="0" t="0" r="0" b="0"/>
-            <wp:docPr id="1759126716" name="Figure 4.2" descr="Interactive API documentation generated by FastAPI (`/docs`)." title="Figure 4.2"/>
+            <wp:docPr id="1775625895" name="Figure 4.2" descr="Interactive API documentation generated by FastAPI (`/docs`)." title="Figure 4.2"/>
             <wp:cNvGraphicFramePr>
               <a:graphicFrameLocks xmlns:a="http://schemas.openxmlformats.org/drawingml/2006/main" noChangeAspect="1"/>
             </wp:cNvGraphicFramePr>
@@ -18405,7 +18405,7 @@
       <w:pPr>
         <w:pStyle w:val="FigureCaption"/>
       </w:pPr>
-      <w:bookmarkStart w:id="42" w:name="_Toc241179157"/>
+      <w:bookmarkStart w:id="42" w:name="_Toc241461362"/>
       <w:r>
         <w:rPr>
           <w:b/>
@@ -18432,7 +18432,7 @@
       <w:pPr>
         <w:pStyle w:val="Heading2"/>
       </w:pPr>
-      <w:bookmarkStart w:id="43" w:name="_Toc241179120"/>
+      <w:bookmarkStart w:id="43" w:name="_Toc241461325"/>
       <w:r>
         <w:t>4.10  Dashboard</w:t>
       </w:r>
@@ -18450,7 +18450,7 @@
       <w:pPr>
         <w:pStyle w:val="Heading2"/>
       </w:pPr>
-      <w:bookmarkStart w:id="44" w:name="_Toc241179121"/>
+      <w:bookmarkStart w:id="44" w:name="_Toc241461326"/>
       <w:r>
         <w:t>4.11  Configuration and deployment</w:t>
       </w:r>
@@ -18613,7 +18613,7 @@
         <w:pStyle w:val="Heading1"/>
         <w:pageBreakBefore/>
       </w:pPr>
-      <w:bookmarkStart w:id="45" w:name="_Toc241179122"/>
+      <w:bookmarkStart w:id="45" w:name="_Toc241461327"/>
       <w:r>
         <w:lastRenderedPageBreak/>
         <w:t>5  User Interface Walkthrough</w:t>
@@ -18632,7 +18632,7 @@
       <w:pPr>
         <w:pStyle w:val="Heading2"/>
       </w:pPr>
-      <w:bookmarkStart w:id="46" w:name="_Toc241179123"/>
+      <w:bookmarkStart w:id="46" w:name="_Toc241461328"/>
       <w:r>
         <w:t>5.1  Watchlist</w:t>
       </w:r>
@@ -18657,10 +18657,10 @@
           <w:noProof/>
         </w:rPr>
         <w:drawing>
-          <wp:inline distT="0" distB="0" distL="0" distR="0" wp14:anchorId="18A511BE" wp14:editId="18A511BF">
+          <wp:inline distT="0" distB="0" distL="0" distR="0" wp14:anchorId="0E7B18BB" wp14:editId="0E7B18BC">
             <wp:extent cx="5667375" cy="3581400"/>
             <wp:effectExtent l="0" t="0" r="0" b="0"/>
-            <wp:docPr id="587880900" name="Figure 5.1" descr="Watchlist: top aspect moves and per-ticker aspect scores from the latest call." title="Figure 5.1"/>
+            <wp:docPr id="846703411" name="Figure 5.1" descr="Watchlist: top aspect moves and per-ticker aspect scores from the latest call." title="Figure 5.1"/>
             <wp:cNvGraphicFramePr>
               <a:graphicFrameLocks xmlns:a="http://schemas.openxmlformats.org/drawingml/2006/main" noChangeAspect="1"/>
             </wp:cNvGraphicFramePr>
@@ -18700,7 +18700,7 @@
       <w:pPr>
         <w:pStyle w:val="FigureCaption"/>
       </w:pPr>
-      <w:bookmarkStart w:id="47" w:name="_Toc241179158"/>
+      <w:bookmarkStart w:id="47" w:name="_Toc241461363"/>
       <w:r>
         <w:rPr>
           <w:b/>
@@ -18717,7 +18717,7 @@
       <w:pPr>
         <w:pStyle w:val="Heading2"/>
       </w:pPr>
-      <w:bookmarkStart w:id="48" w:name="_Toc241179124"/>
+      <w:bookmarkStart w:id="48" w:name="_Toc241461329"/>
       <w:r>
         <w:t>5.2  Aspect trajectories and drill-down</w:t>
       </w:r>
@@ -18743,10 +18743,10 @@
         </w:rPr>
         <w:lastRenderedPageBreak/>
         <w:drawing>
-          <wp:inline distT="0" distB="0" distL="0" distR="0" wp14:anchorId="18A511C0" wp14:editId="18A511C1">
+          <wp:inline distT="0" distB="0" distL="0" distR="0" wp14:anchorId="0E7B18BD" wp14:editId="0E7B18BE">
             <wp:extent cx="5667375" cy="3581400"/>
             <wp:effectExtent l="0" t="0" r="0" b="0"/>
-            <wp:docPr id="285454267" name="Figure 5.2" descr="Ticker view for ACMX: six aspect trajectories with prepared-remarks and Q&amp;A lines." title="Figure 5.2"/>
+            <wp:docPr id="1239018859" name="Figure 5.2" descr="Ticker view for ACMX: six aspect trajectories with prepared-remarks and Q&amp;A lines." title="Figure 5.2"/>
             <wp:cNvGraphicFramePr>
               <a:graphicFrameLocks xmlns:a="http://schemas.openxmlformats.org/drawingml/2006/main" noChangeAspect="1"/>
             </wp:cNvGraphicFramePr>
@@ -18786,7 +18786,7 @@
       <w:pPr>
         <w:pStyle w:val="FigureCaption"/>
       </w:pPr>
-      <w:bookmarkStart w:id="49" w:name="_Toc241179159"/>
+      <w:bookmarkStart w:id="49" w:name="_Toc241461364"/>
       <w:r>
         <w:rPr>
           <w:b/>
@@ -18818,10 +18818,10 @@
           <w:noProof/>
         </w:rPr>
         <w:drawing>
-          <wp:inline distT="0" distB="0" distL="0" distR="0" wp14:anchorId="18A511C2" wp14:editId="18A511C3">
+          <wp:inline distT="0" distB="0" distL="0" distR="0" wp14:anchorId="0E7B18BF" wp14:editId="0E7B18C0">
             <wp:extent cx="5667375" cy="3581400"/>
             <wp:effectExtent l="0" t="0" r="0" b="0"/>
-            <wp:docPr id="1425696940" name="Figure 5.3" descr="Drill-down: the management-tone point for the Q2 call opens the sentences, sections, scores and model behind it." title="Figure 5.3"/>
+            <wp:docPr id="972953482" name="Figure 5.3" descr="Drill-down: the management-tone point for the Q2 call opens the sentences, sections, scores and model behind it." title="Figure 5.3"/>
             <wp:cNvGraphicFramePr>
               <a:graphicFrameLocks xmlns:a="http://schemas.openxmlformats.org/drawingml/2006/main" noChangeAspect="1"/>
             </wp:cNvGraphicFramePr>
@@ -18861,7 +18861,7 @@
       <w:pPr>
         <w:pStyle w:val="FigureCaption"/>
       </w:pPr>
-      <w:bookmarkStart w:id="50" w:name="_Toc241179160"/>
+      <w:bookmarkStart w:id="50" w:name="_Toc241461365"/>
       <w:r>
         <w:rPr>
           <w:b/>
@@ -18886,10 +18886,10 @@
         </w:rPr>
         <w:lastRenderedPageBreak/>
         <w:drawing>
-          <wp:inline distT="0" distB="0" distL="0" distR="0" wp14:anchorId="18A511C4" wp14:editId="18A511C5">
+          <wp:inline distT="0" distB="0" distL="0" distR="0" wp14:anchorId="0E7B18C1" wp14:editId="0E7B18C2">
             <wp:extent cx="5667375" cy="3581400"/>
             <wp:effectExtent l="0" t="0" r="0" b="0"/>
-            <wp:docPr id="503305023" name="Figure 5.4" descr="Source drawer: the selected sentence highlighted in its surrounding transcript, with the model's verdict." title="Figure 5.4"/>
+            <wp:docPr id="830435189" name="Figure 5.4" descr="Source drawer: the selected sentence highlighted in its surrounding transcript, with the model's verdict." title="Figure 5.4"/>
             <wp:cNvGraphicFramePr>
               <a:graphicFrameLocks xmlns:a="http://schemas.openxmlformats.org/drawingml/2006/main" noChangeAspect="1"/>
             </wp:cNvGraphicFramePr>
@@ -18929,7 +18929,7 @@
       <w:pPr>
         <w:pStyle w:val="FigureCaption"/>
       </w:pPr>
-      <w:bookmarkStart w:id="51" w:name="_Toc241179161"/>
+      <w:bookmarkStart w:id="51" w:name="_Toc241461366"/>
       <w:r>
         <w:rPr>
           <w:b/>
@@ -18946,7 +18946,7 @@
       <w:pPr>
         <w:pStyle w:val="Heading2"/>
       </w:pPr>
-      <w:bookmarkStart w:id="52" w:name="_Toc241179125"/>
+      <w:bookmarkStart w:id="52" w:name="_Toc241461330"/>
       <w:r>
         <w:t>5.3  Grounded brief</w:t>
       </w:r>
@@ -18981,10 +18981,10 @@
           <w:noProof/>
         </w:rPr>
         <w:drawing>
-          <wp:inline distT="0" distB="0" distL="0" distR="0" wp14:anchorId="18A511C6" wp14:editId="18A511C7">
+          <wp:inline distT="0" distB="0" distL="0" distR="0" wp14:anchorId="0E7B18C3" wp14:editId="0E7B18C4">
             <wp:extent cx="5667375" cy="3581400"/>
             <wp:effectExtent l="0" t="0" r="0" b="0"/>
-            <wp:docPr id="1214094307" name="Figure 5.5" descr="Brief for ACMX: stance, confidence breakdown and a summary in which every claim is cited." title="Figure 5.5"/>
+            <wp:docPr id="620256913" name="Figure 5.5" descr="Brief for ACMX: stance, confidence breakdown and a summary in which every claim is cited." title="Figure 5.5"/>
             <wp:cNvGraphicFramePr>
               <a:graphicFrameLocks xmlns:a="http://schemas.openxmlformats.org/drawingml/2006/main" noChangeAspect="1"/>
             </wp:cNvGraphicFramePr>
@@ -19024,7 +19024,7 @@
       <w:pPr>
         <w:pStyle w:val="FigureCaption"/>
       </w:pPr>
-      <w:bookmarkStart w:id="53" w:name="_Toc241179162"/>
+      <w:bookmarkStart w:id="53" w:name="_Toc241461367"/>
       <w:r>
         <w:rPr>
           <w:b/>
@@ -19049,10 +19049,10 @@
         </w:rPr>
         <w:lastRenderedPageBreak/>
         <w:drawing>
-          <wp:inline distT="0" distB="0" distL="0" distR="0" wp14:anchorId="18A511C8" wp14:editId="18A511C9">
+          <wp:inline distT="0" distB="0" distL="0" distR="0" wp14:anchorId="0E7B18C5" wp14:editId="0E7B18C6">
             <wp:extent cx="5667375" cy="3581400"/>
             <wp:effectExtent l="0" t="0" r="0" b="0"/>
-            <wp:docPr id="109662227" name="Figure 5.6" descr="Verified bull and bear claims grouped by aspect." title="Figure 5.6"/>
+            <wp:docPr id="2000720852" name="Figure 5.6" descr="Verified bull and bear claims grouped by aspect." title="Figure 5.6"/>
             <wp:cNvGraphicFramePr>
               <a:graphicFrameLocks xmlns:a="http://schemas.openxmlformats.org/drawingml/2006/main" noChangeAspect="1"/>
             </wp:cNvGraphicFramePr>
@@ -19092,7 +19092,7 @@
       <w:pPr>
         <w:pStyle w:val="FigureCaption"/>
       </w:pPr>
-      <w:bookmarkStart w:id="54" w:name="_Toc241179163"/>
+      <w:bookmarkStart w:id="54" w:name="_Toc241461368"/>
       <w:r>
         <w:rPr>
           <w:b/>
@@ -19183,10 +19183,10 @@
         </w:rPr>
         <w:lastRenderedPageBreak/>
         <w:drawing>
-          <wp:inline distT="0" distB="0" distL="0" distR="0" wp14:anchorId="18A511CA" wp14:editId="18A511CB">
+          <wp:inline distT="0" distB="0" distL="0" distR="0" wp14:anchorId="0E7B18C7" wp14:editId="0E7B18C8">
             <wp:extent cx="5667375" cy="3581400"/>
             <wp:effectExtent l="0" t="0" r="0" b="0"/>
-            <wp:docPr id="1280254684" name="Figure 5.7" descr="Following a citation from the brief to its source sentence." title="Figure 5.7"/>
+            <wp:docPr id="2027782240" name="Figure 5.7" descr="Following a citation from the brief to its source sentence." title="Figure 5.7"/>
             <wp:cNvGraphicFramePr>
               <a:graphicFrameLocks xmlns:a="http://schemas.openxmlformats.org/drawingml/2006/main" noChangeAspect="1"/>
             </wp:cNvGraphicFramePr>
@@ -19226,7 +19226,7 @@
       <w:pPr>
         <w:pStyle w:val="FigureCaption"/>
       </w:pPr>
-      <w:bookmarkStart w:id="55" w:name="_Toc241179164"/>
+      <w:bookmarkStart w:id="55" w:name="_Toc241461369"/>
       <w:r>
         <w:rPr>
           <w:b/>
@@ -19258,10 +19258,10 @@
           <w:noProof/>
         </w:rPr>
         <w:drawing>
-          <wp:inline distT="0" distB="0" distL="0" distR="0" wp14:anchorId="18A511CC" wp14:editId="18A511CD">
+          <wp:inline distT="0" distB="0" distL="0" distR="0" wp14:anchorId="0E7B18C9" wp14:editId="0E7B18CA">
             <wp:extent cx="5667375" cy="3581400"/>
             <wp:effectExtent l="0" t="0" r="0" b="0"/>
-            <wp:docPr id="1166464600" name="Figure 5.8" descr="Agent audit trail: the Skeptic's per-claim checks and NLI probabilities." title="Figure 5.8"/>
+            <wp:docPr id="256800551" name="Figure 5.8" descr="Agent audit trail: the Skeptic's per-claim checks and NLI probabilities." title="Figure 5.8"/>
             <wp:cNvGraphicFramePr>
               <a:graphicFrameLocks xmlns:a="http://schemas.openxmlformats.org/drawingml/2006/main" noChangeAspect="1"/>
             </wp:cNvGraphicFramePr>
@@ -19301,7 +19301,7 @@
       <w:pPr>
         <w:pStyle w:val="FigureCaption"/>
       </w:pPr>
-      <w:bookmarkStart w:id="56" w:name="_Toc241179165"/>
+      <w:bookmarkStart w:id="56" w:name="_Toc241461370"/>
       <w:r>
         <w:rPr>
           <w:b/>
@@ -19318,7 +19318,7 @@
       <w:pPr>
         <w:pStyle w:val="Heading2"/>
       </w:pPr>
-      <w:bookmarkStart w:id="57" w:name="_Toc241179126"/>
+      <w:bookmarkStart w:id="57" w:name="_Toc241461331"/>
       <w:r>
         <w:lastRenderedPageBreak/>
         <w:t>5.4  Drift monitor and model registry</w:t>
@@ -19336,10 +19336,10 @@
           <w:noProof/>
         </w:rPr>
         <w:drawing>
-          <wp:inline distT="0" distB="0" distL="0" distR="0" wp14:anchorId="18A511CE" wp14:editId="18A511CF">
+          <wp:inline distT="0" distB="0" distL="0" distR="0" wp14:anchorId="0E7B18CB" wp14:editId="0E7B18CC">
             <wp:extent cx="5667375" cy="3581400"/>
             <wp:effectExtent l="0" t="0" r="0" b="0"/>
-            <wp:docPr id="1473854875" name="Figure 5.9" descr="Drift monitor: PSI and confidence shift per ticker and for the whole watchlist, with baseline versus current aspect mix." title="Figure 5.9"/>
+            <wp:docPr id="1035970933" name="Figure 5.9" descr="Drift monitor: PSI and confidence shift per ticker and for the whole watchlist, with baseline versus current aspect mix." title="Figure 5.9"/>
             <wp:cNvGraphicFramePr>
               <a:graphicFrameLocks xmlns:a="http://schemas.openxmlformats.org/drawingml/2006/main" noChangeAspect="1"/>
             </wp:cNvGraphicFramePr>
@@ -19379,7 +19379,7 @@
       <w:pPr>
         <w:pStyle w:val="FigureCaption"/>
       </w:pPr>
-      <w:bookmarkStart w:id="58" w:name="_Toc241179166"/>
+      <w:bookmarkStart w:id="58" w:name="_Toc241461371"/>
       <w:r>
         <w:rPr>
           <w:b/>
@@ -19412,10 +19412,10 @@
         </w:rPr>
         <w:lastRenderedPageBreak/>
         <w:drawing>
-          <wp:inline distT="0" distB="0" distL="0" distR="0" wp14:anchorId="18A511D0" wp14:editId="18A511D1">
+          <wp:inline distT="0" distB="0" distL="0" distR="0" wp14:anchorId="0E7B18CD" wp14:editId="0E7B18CE">
             <wp:extent cx="5667375" cy="3581400"/>
             <wp:effectExtent l="0" t="0" r="0" b="0"/>
-            <wp:docPr id="1743627478" name="Figure 5.10" descr="Model registry: every rung with gold-set metrics and the serving flag." title="Figure 5.10"/>
+            <wp:docPr id="1440910347" name="Figure 5.10" descr="Model registry: every rung with gold-set metrics and the serving flag." title="Figure 5.10"/>
             <wp:cNvGraphicFramePr>
               <a:graphicFrameLocks xmlns:a="http://schemas.openxmlformats.org/drawingml/2006/main" noChangeAspect="1"/>
             </wp:cNvGraphicFramePr>
@@ -19455,7 +19455,7 @@
       <w:pPr>
         <w:pStyle w:val="FigureCaption"/>
       </w:pPr>
-      <w:bookmarkStart w:id="59" w:name="_Toc241179167"/>
+      <w:bookmarkStart w:id="59" w:name="_Toc241461372"/>
       <w:r>
         <w:rPr>
           <w:b/>
@@ -19479,10 +19479,10 @@
           <w:noProof/>
         </w:rPr>
         <w:drawing>
-          <wp:inline distT="0" distB="0" distL="0" distR="0" wp14:anchorId="18A511D2" wp14:editId="18A511D3">
+          <wp:inline distT="0" distB="0" distL="0" distR="0" wp14:anchorId="0E7B18CF" wp14:editId="0E7B18D0">
             <wp:extent cx="5667375" cy="3581400"/>
             <wp:effectExtent l="0" t="0" r="0" b="0"/>
-            <wp:docPr id="957097784" name="Figure 5.11" descr="MLflow experiment `sentari-absa-ladder` with one run per model. (Durations are logging times; training times are in Section 6.2.)" title="Figure 5.11"/>
+            <wp:docPr id="952384568" name="Figure 5.11" descr="MLflow experiment `sentari-absa-ladder` with one run per model. (Durations are logging times; training times are in Section 6.2.)" title="Figure 5.11"/>
             <wp:cNvGraphicFramePr>
               <a:graphicFrameLocks xmlns:a="http://schemas.openxmlformats.org/drawingml/2006/main" noChangeAspect="1"/>
             </wp:cNvGraphicFramePr>
@@ -19522,7 +19522,7 @@
       <w:pPr>
         <w:pStyle w:val="FigureCaption"/>
       </w:pPr>
-      <w:bookmarkStart w:id="60" w:name="_Toc241179168"/>
+      <w:bookmarkStart w:id="60" w:name="_Toc241461373"/>
       <w:r>
         <w:rPr>
           <w:b/>
@@ -19549,7 +19549,7 @@
       <w:pPr>
         <w:pStyle w:val="Heading2"/>
       </w:pPr>
-      <w:bookmarkStart w:id="61" w:name="_Toc241179127"/>
+      <w:bookmarkStart w:id="61" w:name="_Toc241461332"/>
       <w:r>
         <w:lastRenderedPageBreak/>
         <w:t>5.5  Dark mode and small screens</w:t>
@@ -19567,10 +19567,10 @@
           <w:noProof/>
         </w:rPr>
         <w:drawing>
-          <wp:inline distT="0" distB="0" distL="0" distR="0" wp14:anchorId="18A511D4" wp14:editId="18A511D5">
+          <wp:inline distT="0" distB="0" distL="0" distR="0" wp14:anchorId="0E7B18D1" wp14:editId="0E7B18D2">
             <wp:extent cx="5667375" cy="3581400"/>
             <wp:effectExtent l="0" t="0" r="0" b="0"/>
-            <wp:docPr id="1637757888" name="Figure 5.12" descr="Ticker view in dark mode (NVLT)." title="Figure 5.12"/>
+            <wp:docPr id="1468962858" name="Figure 5.12" descr="Ticker view in dark mode (NVLT)." title="Figure 5.12"/>
             <wp:cNvGraphicFramePr>
               <a:graphicFrameLocks xmlns:a="http://schemas.openxmlformats.org/drawingml/2006/main" noChangeAspect="1"/>
             </wp:cNvGraphicFramePr>
@@ -19610,7 +19610,7 @@
       <w:pPr>
         <w:pStyle w:val="FigureCaption"/>
       </w:pPr>
-      <w:bookmarkStart w:id="62" w:name="_Toc241179169"/>
+      <w:bookmarkStart w:id="62" w:name="_Toc241461374"/>
       <w:r>
         <w:rPr>
           <w:b/>
@@ -19635,10 +19635,10 @@
         </w:rPr>
         <w:lastRenderedPageBreak/>
         <w:drawing>
-          <wp:inline distT="0" distB="0" distL="0" distR="0" wp14:anchorId="18A511D6" wp14:editId="18A511D7">
+          <wp:inline distT="0" distB="0" distL="0" distR="0" wp14:anchorId="0E7B18D3" wp14:editId="0E7B18D4">
             <wp:extent cx="2381250" cy="5143500"/>
             <wp:effectExtent l="0" t="0" r="0" b="0"/>
-            <wp:docPr id="2018969792" name="Figure 5.13" descr="Watchlist at phone width (390 px)." title="Figure 5.13"/>
+            <wp:docPr id="1299259898" name="Figure 5.13" descr="Watchlist at phone width (390 px)." title="Figure 5.13"/>
             <wp:cNvGraphicFramePr>
               <a:graphicFrameLocks xmlns:a="http://schemas.openxmlformats.org/drawingml/2006/main" noChangeAspect="1"/>
             </wp:cNvGraphicFramePr>
@@ -19678,7 +19678,7 @@
       <w:pPr>
         <w:pStyle w:val="FigureCaption"/>
       </w:pPr>
-      <w:bookmarkStart w:id="63" w:name="_Toc241179170"/>
+      <w:bookmarkStart w:id="63" w:name="_Toc241461375"/>
       <w:r>
         <w:rPr>
           <w:b/>
@@ -19704,7 +19704,7 @@
         <w:pStyle w:val="Heading1"/>
         <w:pageBreakBefore/>
       </w:pPr>
-      <w:bookmarkStart w:id="64" w:name="_Toc241179128"/>
+      <w:bookmarkStart w:id="64" w:name="_Toc241461333"/>
       <w:r>
         <w:lastRenderedPageBreak/>
         <w:t>6  Evaluation</w:t>
@@ -19723,7 +19723,7 @@
       <w:pPr>
         <w:pStyle w:val="TableCaption"/>
       </w:pPr>
-      <w:bookmarkStart w:id="65" w:name="_Toc241179186"/>
+      <w:bookmarkStart w:id="65" w:name="_Toc241461391"/>
       <w:r>
         <w:rPr>
           <w:b/>
@@ -20371,7 +20371,7 @@
       <w:pPr>
         <w:pStyle w:val="Heading2"/>
       </w:pPr>
-      <w:bookmarkStart w:id="66" w:name="_Toc241179129"/>
+      <w:bookmarkStart w:id="66" w:name="_Toc241461334"/>
       <w:r>
         <w:t>6.1  Data and protocol</w:t>
       </w:r>
@@ -20448,7 +20448,7 @@
       <w:pPr>
         <w:pStyle w:val="Heading2"/>
       </w:pPr>
-      <w:bookmarkStart w:id="67" w:name="_Toc241179130"/>
+      <w:bookmarkStart w:id="67" w:name="_Toc241461335"/>
       <w:r>
         <w:t>6.2  Model ladder</w:t>
       </w:r>
@@ -20458,7 +20458,7 @@
       <w:pPr>
         <w:pStyle w:val="TableCaption"/>
       </w:pPr>
-      <w:bookmarkStart w:id="68" w:name="_Toc241179187"/>
+      <w:bookmarkStart w:id="68" w:name="_Toc241461392"/>
       <w:r>
         <w:rPr>
           <w:b/>
@@ -23253,10 +23253,10 @@
           <w:noProof/>
         </w:rPr>
         <w:drawing>
-          <wp:inline distT="0" distB="0" distL="0" distR="0" wp14:anchorId="18A511D8" wp14:editId="18A511D9">
+          <wp:inline distT="0" distB="0" distL="0" distR="0" wp14:anchorId="0E7B18D5" wp14:editId="0E7B18D6">
             <wp:extent cx="5667375" cy="3124200"/>
             <wp:effectExtent l="0" t="0" r="0" b="0"/>
-            <wp:docPr id="156452863" name="Figure 6.1" descr="Macro-F1 by model, coloured by rung." title="Figure 6.1"/>
+            <wp:docPr id="1508982824" name="Figure 6.1" descr="Macro-F1 by model, coloured by rung." title="Figure 6.1"/>
             <wp:cNvGraphicFramePr>
               <a:graphicFrameLocks xmlns:a="http://schemas.openxmlformats.org/drawingml/2006/main" noChangeAspect="1"/>
             </wp:cNvGraphicFramePr>
@@ -23296,7 +23296,7 @@
       <w:pPr>
         <w:pStyle w:val="FigureCaption"/>
       </w:pPr>
-      <w:bookmarkStart w:id="69" w:name="_Toc241179171"/>
+      <w:bookmarkStart w:id="69" w:name="_Toc241461376"/>
       <w:r>
         <w:rPr>
           <w:b/>
@@ -23328,10 +23328,10 @@
           <w:noProof/>
         </w:rPr>
         <w:drawing>
-          <wp:inline distT="0" distB="0" distL="0" distR="0" wp14:anchorId="18A511DA" wp14:editId="18A511DB">
+          <wp:inline distT="0" distB="0" distL="0" distR="0" wp14:anchorId="0E7B18D7" wp14:editId="0E7B18D8">
             <wp:extent cx="5667375" cy="2181225"/>
             <wp:effectExtent l="0" t="0" r="0" b="0"/>
-            <wp:docPr id="138876689" name="Figure 6.2" descr="Confusion matrices for the general-purpose lexicon, the best rule model and the best learned model." title="Figure 6.2"/>
+            <wp:docPr id="430884379" name="Figure 6.2" descr="Confusion matrices for the general-purpose lexicon, the best rule model and the best learned model." title="Figure 6.2"/>
             <wp:cNvGraphicFramePr>
               <a:graphicFrameLocks xmlns:a="http://schemas.openxmlformats.org/drawingml/2006/main" noChangeAspect="1"/>
             </wp:cNvGraphicFramePr>
@@ -23371,7 +23371,7 @@
       <w:pPr>
         <w:pStyle w:val="FigureCaption"/>
       </w:pPr>
-      <w:bookmarkStart w:id="70" w:name="_Toc241179172"/>
+      <w:bookmarkStart w:id="70" w:name="_Toc241461377"/>
       <w:r>
         <w:rPr>
           <w:b/>
@@ -23407,10 +23407,10 @@
           <w:noProof/>
         </w:rPr>
         <w:drawing>
-          <wp:inline distT="0" distB="0" distL="0" distR="0" wp14:anchorId="18A511DC" wp14:editId="18A511DD">
+          <wp:inline distT="0" distB="0" distL="0" distR="0" wp14:anchorId="0E7B18D9" wp14:editId="0E7B18DA">
             <wp:extent cx="5667375" cy="2857500"/>
             <wp:effectExtent l="0" t="0" r="0" b="0"/>
-            <wp:docPr id="827815087" name="Figure 6.3" descr="Accuracy against inference cost per sentence on CPU (log scale)." title="Figure 6.3"/>
+            <wp:docPr id="666721215" name="Figure 6.3" descr="Accuracy against inference cost per sentence on CPU (log scale)." title="Figure 6.3"/>
             <wp:cNvGraphicFramePr>
               <a:graphicFrameLocks xmlns:a="http://schemas.openxmlformats.org/drawingml/2006/main" noChangeAspect="1"/>
             </wp:cNvGraphicFramePr>
@@ -23450,7 +23450,7 @@
       <w:pPr>
         <w:pStyle w:val="FigureCaption"/>
       </w:pPr>
-      <w:bookmarkStart w:id="71" w:name="_Toc241179173"/>
+      <w:bookmarkStart w:id="71" w:name="_Toc241461378"/>
       <w:r>
         <w:rPr>
           <w:b/>
@@ -23578,7 +23578,7 @@
       <w:pPr>
         <w:pStyle w:val="Heading2"/>
       </w:pPr>
-      <w:bookmarkStart w:id="72" w:name="_Toc241179131"/>
+      <w:bookmarkStart w:id="72" w:name="_Toc241461336"/>
       <w:r>
         <w:t>6.3  Lexicon failure analysis</w:t>
       </w:r>
@@ -23596,7 +23596,7 @@
       <w:pPr>
         <w:pStyle w:val="TableCaption"/>
       </w:pPr>
-      <w:bookmarkStart w:id="73" w:name="_Toc241179188"/>
+      <w:bookmarkStart w:id="73" w:name="_Toc241461393"/>
       <w:r>
         <w:rPr>
           <w:b/>
@@ -24690,10 +24690,10 @@
           <w:noProof/>
         </w:rPr>
         <w:drawing>
-          <wp:inline distT="0" distB="0" distL="0" distR="0" wp14:anchorId="18A511DE" wp14:editId="18A511DF">
+          <wp:inline distT="0" distB="0" distL="0" distR="0" wp14:anchorId="0E7B18DB" wp14:editId="0E7B18DC">
             <wp:extent cx="5667375" cy="3409950"/>
             <wp:effectExtent l="0" t="0" r="0" b="0"/>
-            <wp:docPr id="1805271426" name="Figure 6.4" descr="Error rate on finance-inverted (trap) sentences versus the rest." title="Figure 6.4"/>
+            <wp:docPr id="152392074" name="Figure 6.4" descr="Error rate on finance-inverted (trap) sentences versus the rest." title="Figure 6.4"/>
             <wp:cNvGraphicFramePr>
               <a:graphicFrameLocks xmlns:a="http://schemas.openxmlformats.org/drawingml/2006/main" noChangeAspect="1"/>
             </wp:cNvGraphicFramePr>
@@ -24733,7 +24733,7 @@
       <w:pPr>
         <w:pStyle w:val="FigureCaption"/>
       </w:pPr>
-      <w:bookmarkStart w:id="74" w:name="_Toc241179174"/>
+      <w:bookmarkStart w:id="74" w:name="_Toc241461379"/>
       <w:r>
         <w:rPr>
           <w:b/>
@@ -24768,7 +24768,7 @@
       <w:pPr>
         <w:pStyle w:val="TableCaption"/>
       </w:pPr>
-      <w:bookmarkStart w:id="75" w:name="_Toc241179189"/>
+      <w:bookmarkStart w:id="75" w:name="_Toc241461394"/>
       <w:r>
         <w:rPr>
           <w:b/>
@@ -26956,10 +26956,10 @@
           <w:noProof/>
         </w:rPr>
         <w:drawing>
-          <wp:inline distT="0" distB="0" distL="0" distR="0" wp14:anchorId="18A511E0" wp14:editId="18A511E1">
+          <wp:inline distT="0" distB="0" distL="0" distR="0" wp14:anchorId="0E7B18DD" wp14:editId="0E7B18DE">
             <wp:extent cx="4933950" cy="1114425"/>
             <wp:effectExtent l="0" t="0" r="0" b="0"/>
-            <wp:docPr id="82081990" name="Figure 6.5" descr="Output of `python -m evaluation.lexicon_failure`." title="Figure 6.5"/>
+            <wp:docPr id="1130294599" name="Figure 6.5" descr="Output of `python -m evaluation.lexicon_failure`." title="Figure 6.5"/>
             <wp:cNvGraphicFramePr>
               <a:graphicFrameLocks xmlns:a="http://schemas.openxmlformats.org/drawingml/2006/main" noChangeAspect="1"/>
             </wp:cNvGraphicFramePr>
@@ -26999,7 +26999,7 @@
       <w:pPr>
         <w:pStyle w:val="FigureCaption"/>
       </w:pPr>
-      <w:bookmarkStart w:id="76" w:name="_Toc241179175"/>
+      <w:bookmarkStart w:id="76" w:name="_Toc241461380"/>
       <w:r>
         <w:rPr>
           <w:b/>
@@ -27026,7 +27026,7 @@
       <w:pPr>
         <w:pStyle w:val="Heading2"/>
       </w:pPr>
-      <w:bookmarkStart w:id="77" w:name="_Toc241179132"/>
+      <w:bookmarkStart w:id="77" w:name="_Toc241461337"/>
       <w:r>
         <w:t>6.4  Grounding audit</w:t>
       </w:r>
@@ -27061,7 +27061,7 @@
       <w:pPr>
         <w:pStyle w:val="TableCaption"/>
       </w:pPr>
-      <w:bookmarkStart w:id="78" w:name="_Toc241179190"/>
+      <w:bookmarkStart w:id="78" w:name="_Toc241461395"/>
       <w:r>
         <w:rPr>
           <w:b/>
@@ -28448,10 +28448,10 @@
         </w:rPr>
         <w:lastRenderedPageBreak/>
         <w:drawing>
-          <wp:inline distT="0" distB="0" distL="0" distR="0" wp14:anchorId="18A511E2" wp14:editId="18A511E3">
+          <wp:inline distT="0" distB="0" distL="0" distR="0" wp14:anchorId="0E7B18DF" wp14:editId="0E7B18E0">
             <wp:extent cx="5667375" cy="3590925"/>
             <wp:effectExtent l="0" t="0" r="0" b="0"/>
-            <wp:docPr id="825701896" name="Figure 6.6" descr="Skeptic catch rate by corruption type, heuristic versus NLI entailment." title="Figure 6.6"/>
+            <wp:docPr id="656434270" name="Figure 6.6" descr="Skeptic catch rate by corruption type, heuristic versus NLI entailment." title="Figure 6.6"/>
             <wp:cNvGraphicFramePr>
               <a:graphicFrameLocks xmlns:a="http://schemas.openxmlformats.org/drawingml/2006/main" noChangeAspect="1"/>
             </wp:cNvGraphicFramePr>
@@ -28491,7 +28491,7 @@
       <w:pPr>
         <w:pStyle w:val="FigureCaption"/>
       </w:pPr>
-      <w:bookmarkStart w:id="79" w:name="_Toc241179176"/>
+      <w:bookmarkStart w:id="79" w:name="_Toc241461381"/>
       <w:r>
         <w:rPr>
           <w:b/>
@@ -28575,7 +28575,7 @@
       <w:pPr>
         <w:pStyle w:val="Heading2"/>
       </w:pPr>
-      <w:bookmarkStart w:id="80" w:name="_Toc241179133"/>
+      <w:bookmarkStart w:id="80" w:name="_Toc241461338"/>
       <w:r>
         <w:t>6.5  Signal validity</w:t>
       </w:r>
@@ -28624,7 +28624,7 @@
       <w:pPr>
         <w:pStyle w:val="Heading2"/>
       </w:pPr>
-      <w:bookmarkStart w:id="81" w:name="_Toc241179134"/>
+      <w:bookmarkStart w:id="81" w:name="_Toc241461339"/>
       <w:r>
         <w:t>6.6  Latency and cost</w:t>
       </w:r>
@@ -28634,7 +28634,7 @@
       <w:pPr>
         <w:pStyle w:val="TableCaption"/>
       </w:pPr>
-      <w:bookmarkStart w:id="82" w:name="_Toc241179191"/>
+      <w:bookmarkStart w:id="82" w:name="_Toc241461396"/>
       <w:r>
         <w:rPr>
           <w:b/>
@@ -29489,7 +29489,7 @@
       <w:pPr>
         <w:pStyle w:val="Heading2"/>
       </w:pPr>
-      <w:bookmarkStart w:id="83" w:name="_Toc241179135"/>
+      <w:bookmarkStart w:id="83" w:name="_Toc241461340"/>
       <w:r>
         <w:t>6.7  Qualitative findings from the end-to-end run</w:t>
       </w:r>
@@ -29606,7 +29606,7 @@
         <w:pStyle w:val="Heading1"/>
         <w:pageBreakBefore/>
       </w:pPr>
-      <w:bookmarkStart w:id="84" w:name="_Toc241179136"/>
+      <w:bookmarkStart w:id="84" w:name="_Toc241461341"/>
       <w:r>
         <w:lastRenderedPageBreak/>
         <w:t>7  Testing</w:t>
@@ -29617,7 +29617,7 @@
       <w:pPr>
         <w:pStyle w:val="Heading2"/>
       </w:pPr>
-      <w:bookmarkStart w:id="85" w:name="_Toc241179137"/>
+      <w:bookmarkStart w:id="85" w:name="_Toc241461342"/>
       <w:r>
         <w:t>7.1  Strategy</w:t>
       </w:r>
@@ -29647,7 +29647,7 @@
       <w:pPr>
         <w:pStyle w:val="TableCaption"/>
       </w:pPr>
-      <w:bookmarkStart w:id="86" w:name="_Toc241179192"/>
+      <w:bookmarkStart w:id="86" w:name="_Toc241461397"/>
       <w:r>
         <w:rPr>
           <w:b/>
@@ -30415,10 +30415,10 @@
           <w:noProof/>
         </w:rPr>
         <w:drawing>
-          <wp:inline distT="0" distB="0" distL="0" distR="0" wp14:anchorId="18A511E4" wp14:editId="18A511E5">
+          <wp:inline distT="0" distB="0" distL="0" distR="0" wp14:anchorId="0E7B18E1" wp14:editId="0E7B18E2">
             <wp:extent cx="4933950" cy="523875"/>
             <wp:effectExtent l="0" t="0" r="0" b="0"/>
-            <wp:docPr id="866559037" name="Figure 7.1" descr="Test run: 58 passed." title="Figure 7.1"/>
+            <wp:docPr id="602240759" name="Figure 7.1" descr="Test run: 58 passed." title="Figure 7.1"/>
             <wp:cNvGraphicFramePr>
               <a:graphicFrameLocks xmlns:a="http://schemas.openxmlformats.org/drawingml/2006/main" noChangeAspect="1"/>
             </wp:cNvGraphicFramePr>
@@ -30458,7 +30458,7 @@
       <w:pPr>
         <w:pStyle w:val="FigureCaption"/>
       </w:pPr>
-      <w:bookmarkStart w:id="87" w:name="_Toc241179177"/>
+      <w:bookmarkStart w:id="87" w:name="_Toc241461382"/>
       <w:r>
         <w:rPr>
           <w:b/>
@@ -30475,7 +30475,7 @@
       <w:pPr>
         <w:pStyle w:val="Heading2"/>
       </w:pPr>
-      <w:bookmarkStart w:id="88" w:name="_Toc241179138"/>
+      <w:bookmarkStart w:id="88" w:name="_Toc241461343"/>
       <w:r>
         <w:t>7.2  Continuous integration</w:t>
       </w:r>
@@ -30493,7 +30493,7 @@
       <w:pPr>
         <w:pStyle w:val="Heading2"/>
       </w:pPr>
-      <w:bookmarkStart w:id="89" w:name="_Toc241179139"/>
+      <w:bookmarkStart w:id="89" w:name="_Toc241461344"/>
       <w:r>
         <w:lastRenderedPageBreak/>
         <w:t>7.3  Defects found and fixed</w:t>
@@ -30504,7 +30504,7 @@
       <w:pPr>
         <w:pStyle w:val="TableCaption"/>
       </w:pPr>
-      <w:bookmarkStart w:id="90" w:name="_Toc241179193"/>
+      <w:bookmarkStart w:id="90" w:name="_Toc241461398"/>
       <w:r>
         <w:rPr>
           <w:b/>
@@ -31519,7 +31519,7 @@
         <w:pStyle w:val="Heading1"/>
         <w:pageBreakBefore/>
       </w:pPr>
-      <w:bookmarkStart w:id="91" w:name="_Toc241179140"/>
+      <w:bookmarkStart w:id="91" w:name="_Toc241461345"/>
       <w:r>
         <w:lastRenderedPageBreak/>
         <w:t>8  Syllabus Mapping</w:t>
@@ -31530,7 +31530,7 @@
       <w:pPr>
         <w:pStyle w:val="TableCaption"/>
       </w:pPr>
-      <w:bookmarkStart w:id="92" w:name="_Toc241179194"/>
+      <w:bookmarkStart w:id="92" w:name="_Toc241461399"/>
       <w:r>
         <w:rPr>
           <w:b/>
@@ -32292,7 +32292,7 @@
         <w:pStyle w:val="Heading1"/>
         <w:pageBreakBefore/>
       </w:pPr>
-      <w:bookmarkStart w:id="93" w:name="_Toc241179141"/>
+      <w:bookmarkStart w:id="93" w:name="_Toc241461346"/>
       <w:r>
         <w:lastRenderedPageBreak/>
         <w:t>9  Ethical and Legal Considerations</w:t>
@@ -32411,7 +32411,7 @@
         <w:pStyle w:val="Heading1"/>
         <w:pageBreakBefore/>
       </w:pPr>
-      <w:bookmarkStart w:id="94" w:name="_Toc241179142"/>
+      <w:bookmarkStart w:id="94" w:name="_Toc241461347"/>
       <w:r>
         <w:lastRenderedPageBreak/>
         <w:t>10  Project Status Against the Plan</w:t>
@@ -32422,7 +32422,7 @@
       <w:pPr>
         <w:pStyle w:val="TableCaption"/>
       </w:pPr>
-      <w:bookmarkStart w:id="95" w:name="_Toc241179195"/>
+      <w:bookmarkStart w:id="95" w:name="_Toc241461400"/>
       <w:r>
         <w:rPr>
           <w:b/>
@@ -33589,7 +33589,7 @@
       <w:pPr>
         <w:pStyle w:val="Heading2"/>
       </w:pPr>
-      <w:bookmarkStart w:id="96" w:name="_Toc241179143"/>
+      <w:bookmarkStart w:id="96" w:name="_Toc241461348"/>
       <w:r>
         <w:t>10.1  Remaining work, in priority order</w:t>
       </w:r>
@@ -33714,7 +33714,7 @@
         <w:pStyle w:val="Heading1"/>
         <w:pageBreakBefore/>
       </w:pPr>
-      <w:bookmarkStart w:id="97" w:name="_Toc241179144"/>
+      <w:bookmarkStart w:id="97" w:name="_Toc241461349"/>
       <w:r>
         <w:lastRenderedPageBreak/>
         <w:t>11  Limitations and Future Work</w:t>
@@ -33725,7 +33725,7 @@
       <w:pPr>
         <w:pStyle w:val="Heading2"/>
       </w:pPr>
-      <w:bookmarkStart w:id="98" w:name="_Toc241179145"/>
+      <w:bookmarkStart w:id="98" w:name="_Toc241461350"/>
       <w:r>
         <w:t>11.1  Limitations</w:t>
       </w:r>
@@ -33869,7 +33869,7 @@
       <w:pPr>
         <w:pStyle w:val="Heading2"/>
       </w:pPr>
-      <w:bookmarkStart w:id="99" w:name="_Toc241179146"/>
+      <w:bookmarkStart w:id="99" w:name="_Toc241461351"/>
       <w:r>
         <w:t>11.2  Future work</w:t>
       </w:r>
@@ -33952,7 +33952,7 @@
         <w:pStyle w:val="Heading1"/>
         <w:pageBreakBefore/>
       </w:pPr>
-      <w:bookmarkStart w:id="100" w:name="_Toc241179147"/>
+      <w:bookmarkStart w:id="100" w:name="_Toc241461352"/>
       <w:r>
         <w:lastRenderedPageBreak/>
         <w:t>12  Conclusion</w:t>
@@ -33991,7 +33991,7 @@
         <w:pStyle w:val="Heading1"/>
         <w:pageBreakBefore/>
       </w:pPr>
-      <w:bookmarkStart w:id="101" w:name="_Toc241179148"/>
+      <w:bookmarkStart w:id="101" w:name="_Toc241461353"/>
       <w:r>
         <w:lastRenderedPageBreak/>
         <w:t>References</w:t>
@@ -34462,7 +34462,7 @@
         <w:pStyle w:val="Heading1"/>
         <w:pageBreakBefore/>
       </w:pPr>
-      <w:bookmarkStart w:id="102" w:name="_Toc241179149"/>
+      <w:bookmarkStart w:id="102" w:name="_Toc241461354"/>
       <w:r>
         <w:lastRenderedPageBreak/>
         <w:t>Appendix A  Running the System</w:t>
@@ -34653,7 +34653,7 @@
         <w:pStyle w:val="Heading1"/>
         <w:pageBreakBefore/>
       </w:pPr>
-      <w:bookmarkStart w:id="103" w:name="_Toc241179150"/>
+      <w:bookmarkStart w:id="103" w:name="_Toc241461355"/>
       <w:r>
         <w:lastRenderedPageBreak/>
         <w:t>Appendix B  Configuration</w:t>
@@ -34708,7 +34708,7 @@
       <w:pPr>
         <w:pStyle w:val="TableCaption"/>
       </w:pPr>
-      <w:bookmarkStart w:id="104" w:name="_Toc241179196"/>
+      <w:bookmarkStart w:id="104" w:name="_Toc241461401"/>
       <w:r>
         <w:rPr>
           <w:b/>
@@ -35708,7 +35708,7 @@
         <w:pStyle w:val="Heading1"/>
         <w:pageBreakBefore/>
       </w:pPr>
-      <w:bookmarkStart w:id="105" w:name="_Toc241179151"/>
+      <w:bookmarkStart w:id="105" w:name="_Toc241461356"/>
       <w:r>
         <w:lastRenderedPageBreak/>
         <w:t>Appendix C  API Reference</w:t>
@@ -35719,7 +35719,7 @@
       <w:pPr>
         <w:pStyle w:val="TableCaption"/>
       </w:pPr>
-      <w:bookmarkStart w:id="106" w:name="_Toc241179197"/>
+      <w:bookmarkStart w:id="106" w:name="_Toc241461402"/>
       <w:r>
         <w:rPr>
           <w:b/>
@@ -37265,7 +37265,7 @@
         <w:pStyle w:val="Heading1"/>
         <w:pageBreakBefore/>
       </w:pPr>
-      <w:bookmarkStart w:id="107" w:name="_Toc241179152"/>
+      <w:bookmarkStart w:id="107" w:name="_Toc241461357"/>
       <w:r>
         <w:lastRenderedPageBreak/>
         <w:t>Appendix D  Repository Structure</w:t>
@@ -37276,7 +37276,7 @@
       <w:pPr>
         <w:pStyle w:val="TableCaption"/>
       </w:pPr>
-      <w:bookmarkStart w:id="108" w:name="_Toc241179198"/>
+      <w:bookmarkStart w:id="108" w:name="_Toc241461403"/>
       <w:r>
         <w:rPr>
           <w:b/>
@@ -38267,7 +38267,7 @@
         <w:t>Development tooling.</w:t>
       </w:r>
       <w:r>
-        <w:t xml:space="preserve"> Git and GitHub for version control; pytest; Playwright for the screenshots in this report; and Claude Code, an AI coding assistant, used during development (commits it helped write are marked as co-authored in the Git history).</w:t>
+        <w:t xml:space="preserve"> Git and GitHub for version control; pytest; Playwright for the screenshots in this report; and Claude Code, an AI coding assistant, used during development.</w:t>
       </w:r>
     </w:p>
     <w:sectPr>
@@ -38480,10 +38480,10 @@
 <file path=word/numbering.xml><?xml version="1.0" encoding="utf-8"?>
 <w:numbering xmlns:wpc="http://schemas.microsoft.com/office/word/2010/wordprocessingCanvas" xmlns:cx="http://schemas.microsoft.com/office/drawing/2014/chartex" xmlns:cx1="http://schemas.microsoft.com/office/drawing/2015/9/8/chartex" xmlns:cx2="http://schemas.microsoft.com/office/drawing/2015/10/21/chartex" xmlns:cx3="http://schemas.microsoft.com/office/drawing/2016/5/9/chartex" xmlns:cx4="http://schemas.microsoft.com/office/drawing/2016/5/10/chartex" xmlns:cx5="http://schemas.microsoft.com/office/drawing/2016/5/11/chartex" xmlns:cx6="http://schemas.microsoft.com/office/drawing/2016/5/12/chartex" xmlns:cx7="http://schemas.microsoft.com/office/drawing/2016/5/13/chartex" xmlns:cx8="http://schemas.microsoft.com/office/drawing/2016/5/14/chartex" xmlns:mc="http://schemas.openxmlformats.org/markup-compatibility/2006" xmlns:aink="http://schemas.microsoft.com/office/drawing/2016/ink" xmlns:am3d="http://schemas.microsoft.com/office/drawing/2017/model3d" xmlns:o="urn:schemas-microsoft-com:office:office" xmlns:oel="http://schemas.microsoft.com/office/2019/extlst" xmlns:r="http://schemas.openxmlformats.org/officeDocument/2006/relationships" xmlns:m="http://schemas.openxmlformats.org/officeDocument/2006/math" xmlns:v="urn:schemas-microsoft-com:vml" xmlns:wp14="http://schemas.microsoft.com/office/word/2010/wordprocessingDrawing" xmlns:wp="http://schemas.openxmlformats.org/drawingml/2006/wordprocessingDrawing" xmlns:w10="urn:schemas-microsoft-com:office:word" xmlns:w="http://schemas.openxmlformats.org/wordprocessingml/2006/main" xmlns:w14="http://schemas.microsoft.com/office/word/2010/wordml" xmlns:w15="http://schemas.microsoft.com/office/word/2012/wordml" xmlns:w16cex="http://schemas.microsoft.com/office/word/2018/wordml/cex" xmlns:w16cid="http://schemas.microsoft.com/office/word/2016/wordml/cid" xmlns:w16="http://schemas.microsoft.com/office/word/2018/wordml" xmlns:w16du="http://schemas.microsoft.com/office/word/2023/wordml/word16du" xmlns:w16sdtdh="http://schemas.microsoft.com/office/word/2020/wordml/sdtdatahash" xmlns:w16sdtfl="http://schemas.microsoft.com/office/word/2024/wordml/sdtformatlock" xmlns:w16se="http://schemas.microsoft.com/office/word/2015/wordml/symex" xmlns:wpg="http://schemas.microsoft.com/office/word/2010/wordprocessingGroup" xmlns:wpi="http://schemas.microsoft.com/office/word/2010/wordprocessingInk" xmlns:wne="http://schemas.microsoft.com/office/word/2006/wordml" xmlns:wps="http://schemas.microsoft.com/office/word/2010/wordprocessingShape" mc:Ignorable="w14 w15 w16se w16cid w16 w16cex w16sdtdh w16sdtfl w16du wp14">
   <w:abstractNum w:abstractNumId="0" w15:restartNumberingAfterBreak="0">
-    <w:nsid w:val="0BB2528E"/>
+    <w:nsid w:val="0DCC0E1B"/>
     <w:multiLevelType w:val="hybridMultilevel"/>
-    <w:tmpl w:val="99F61516"/>
-    <w:lvl w:ilvl="0" w:tplc="3A5A1766">
+    <w:tmpl w:val="AB1AAB9C"/>
+    <w:lvl w:ilvl="0" w:tplc="E9C84DA0">
       <w:start w:val="1"/>
       <w:numFmt w:val="decimal"/>
       <w:lvlText w:val="%1."/>
@@ -38492,52 +38492,160 @@
         <w:ind w:left="540" w:hanging="360"/>
       </w:pPr>
     </w:lvl>
-    <w:lvl w:ilvl="1" w:tplc="078AB3C4">
+    <w:lvl w:ilvl="1" w:tplc="8C9CC55A">
       <w:numFmt w:val="decimal"/>
       <w:lvlText w:val=""/>
       <w:lvlJc w:val="left"/>
     </w:lvl>
-    <w:lvl w:ilvl="2" w:tplc="1A1275B4">
+    <w:lvl w:ilvl="2" w:tplc="ACCC9900">
       <w:numFmt w:val="decimal"/>
       <w:lvlText w:val=""/>
       <w:lvlJc w:val="left"/>
     </w:lvl>
-    <w:lvl w:ilvl="3" w:tplc="DB2CD45E">
+    <w:lvl w:ilvl="3" w:tplc="1DD4C922">
       <w:numFmt w:val="decimal"/>
       <w:lvlText w:val=""/>
       <w:lvlJc w:val="left"/>
     </w:lvl>
-    <w:lvl w:ilvl="4" w:tplc="ABB27966">
+    <w:lvl w:ilvl="4" w:tplc="9FD8D086">
       <w:numFmt w:val="decimal"/>
       <w:lvlText w:val=""/>
       <w:lvlJc w:val="left"/>
     </w:lvl>
-    <w:lvl w:ilvl="5" w:tplc="CC1A8B68">
+    <w:lvl w:ilvl="5" w:tplc="43183B70">
       <w:numFmt w:val="decimal"/>
       <w:lvlText w:val=""/>
       <w:lvlJc w:val="left"/>
     </w:lvl>
-    <w:lvl w:ilvl="6" w:tplc="9388731A">
+    <w:lvl w:ilvl="6" w:tplc="9EA82D96">
       <w:numFmt w:val="decimal"/>
       <w:lvlText w:val=""/>
       <w:lvlJc w:val="left"/>
     </w:lvl>
-    <w:lvl w:ilvl="7" w:tplc="05CEF48E">
+    <w:lvl w:ilvl="7" w:tplc="567E7556">
       <w:numFmt w:val="decimal"/>
       <w:lvlText w:val=""/>
       <w:lvlJc w:val="left"/>
     </w:lvl>
-    <w:lvl w:ilvl="8" w:tplc="77627E82">
+    <w:lvl w:ilvl="8" w:tplc="084A6942">
       <w:numFmt w:val="decimal"/>
       <w:lvlText w:val=""/>
       <w:lvlJc w:val="left"/>
     </w:lvl>
   </w:abstractNum>
   <w:abstractNum w:abstractNumId="1" w15:restartNumberingAfterBreak="0">
-    <w:nsid w:val="0EE7605C"/>
+    <w:nsid w:val="180F258E"/>
     <w:multiLevelType w:val="hybridMultilevel"/>
-    <w:tmpl w:val="E12A9EF6"/>
-    <w:lvl w:ilvl="0" w:tplc="F32EED42">
+    <w:tmpl w:val="E174B6F6"/>
+    <w:lvl w:ilvl="0" w:tplc="9EF83B3E">
+      <w:start w:val="1"/>
+      <w:numFmt w:val="decimal"/>
+      <w:lvlText w:val="%1."/>
+      <w:lvlJc w:val="left"/>
+      <w:pPr>
+        <w:ind w:left="540" w:hanging="360"/>
+      </w:pPr>
+    </w:lvl>
+    <w:lvl w:ilvl="1" w:tplc="109217D8">
+      <w:numFmt w:val="decimal"/>
+      <w:lvlText w:val=""/>
+      <w:lvlJc w:val="left"/>
+    </w:lvl>
+    <w:lvl w:ilvl="2" w:tplc="28B891F4">
+      <w:numFmt w:val="decimal"/>
+      <w:lvlText w:val=""/>
+      <w:lvlJc w:val="left"/>
+    </w:lvl>
+    <w:lvl w:ilvl="3" w:tplc="C00C1046">
+      <w:numFmt w:val="decimal"/>
+      <w:lvlText w:val=""/>
+      <w:lvlJc w:val="left"/>
+    </w:lvl>
+    <w:lvl w:ilvl="4" w:tplc="9BC8CCB0">
+      <w:numFmt w:val="decimal"/>
+      <w:lvlText w:val=""/>
+      <w:lvlJc w:val="left"/>
+    </w:lvl>
+    <w:lvl w:ilvl="5" w:tplc="197021B0">
+      <w:numFmt w:val="decimal"/>
+      <w:lvlText w:val=""/>
+      <w:lvlJc w:val="left"/>
+    </w:lvl>
+    <w:lvl w:ilvl="6" w:tplc="B98E2B92">
+      <w:numFmt w:val="decimal"/>
+      <w:lvlText w:val=""/>
+      <w:lvlJc w:val="left"/>
+    </w:lvl>
+    <w:lvl w:ilvl="7" w:tplc="C84A4202">
+      <w:numFmt w:val="decimal"/>
+      <w:lvlText w:val=""/>
+      <w:lvlJc w:val="left"/>
+    </w:lvl>
+    <w:lvl w:ilvl="8" w:tplc="AE28A742">
+      <w:numFmt w:val="decimal"/>
+      <w:lvlText w:val=""/>
+      <w:lvlJc w:val="left"/>
+    </w:lvl>
+  </w:abstractNum>
+  <w:abstractNum w:abstractNumId="2" w15:restartNumberingAfterBreak="0">
+    <w:nsid w:val="1D5D2C5A"/>
+    <w:multiLevelType w:val="hybridMultilevel"/>
+    <w:tmpl w:val="61660614"/>
+    <w:lvl w:ilvl="0" w:tplc="898A006A">
+      <w:start w:val="1"/>
+      <w:numFmt w:val="decimal"/>
+      <w:lvlText w:val="%1."/>
+      <w:lvlJc w:val="left"/>
+      <w:pPr>
+        <w:ind w:left="540" w:hanging="360"/>
+      </w:pPr>
+    </w:lvl>
+    <w:lvl w:ilvl="1" w:tplc="5706D742">
+      <w:numFmt w:val="decimal"/>
+      <w:lvlText w:val=""/>
+      <w:lvlJc w:val="left"/>
+    </w:lvl>
+    <w:lvl w:ilvl="2" w:tplc="B4F25E08">
+      <w:numFmt w:val="decimal"/>
+      <w:lvlText w:val=""/>
+      <w:lvlJc w:val="left"/>
+    </w:lvl>
+    <w:lvl w:ilvl="3" w:tplc="D19833A2">
+      <w:numFmt w:val="decimal"/>
+      <w:lvlText w:val=""/>
+      <w:lvlJc w:val="left"/>
+    </w:lvl>
+    <w:lvl w:ilvl="4" w:tplc="4B56A65C">
+      <w:numFmt w:val="decimal"/>
+      <w:lvlText w:val=""/>
+      <w:lvlJc w:val="left"/>
+    </w:lvl>
+    <w:lvl w:ilvl="5" w:tplc="8BF0F2D4">
+      <w:numFmt w:val="decimal"/>
+      <w:lvlText w:val=""/>
+      <w:lvlJc w:val="left"/>
+    </w:lvl>
+    <w:lvl w:ilvl="6" w:tplc="3F366FF6">
+      <w:numFmt w:val="decimal"/>
+      <w:lvlText w:val=""/>
+      <w:lvlJc w:val="left"/>
+    </w:lvl>
+    <w:lvl w:ilvl="7" w:tplc="AA8664FC">
+      <w:numFmt w:val="decimal"/>
+      <w:lvlText w:val=""/>
+      <w:lvlJc w:val="left"/>
+    </w:lvl>
+    <w:lvl w:ilvl="8" w:tplc="A2AE6D2E">
+      <w:numFmt w:val="decimal"/>
+      <w:lvlText w:val=""/>
+      <w:lvlJc w:val="left"/>
+    </w:lvl>
+  </w:abstractNum>
+  <w:abstractNum w:abstractNumId="3" w15:restartNumberingAfterBreak="0">
+    <w:nsid w:val="22B10F14"/>
+    <w:multiLevelType w:val="hybridMultilevel"/>
+    <w:tmpl w:val="99980C4A"/>
+    <w:lvl w:ilvl="0" w:tplc="CD2ED1EC">
       <w:start w:val="1"/>
       <w:numFmt w:val="bullet"/>
       <w:lvlText w:val="●"/>
@@ -38546,7 +38654,7 @@
         <w:ind w:left="720" w:hanging="360"/>
       </w:pPr>
     </w:lvl>
-    <w:lvl w:ilvl="1" w:tplc="8EBE8916">
+    <w:lvl w:ilvl="1" w:tplc="F81261E6">
       <w:start w:val="1"/>
       <w:numFmt w:val="bullet"/>
       <w:lvlText w:val="○"/>
@@ -38555,7 +38663,7 @@
         <w:ind w:left="1440" w:hanging="360"/>
       </w:pPr>
     </w:lvl>
-    <w:lvl w:ilvl="2" w:tplc="B8B81D7E">
+    <w:lvl w:ilvl="2" w:tplc="306C18B2">
       <w:start w:val="1"/>
       <w:numFmt w:val="bullet"/>
       <w:lvlText w:val="■"/>
@@ -38564,7 +38672,7 @@
         <w:ind w:left="2160" w:hanging="360"/>
       </w:pPr>
     </w:lvl>
-    <w:lvl w:ilvl="3" w:tplc="CBD8CCB0">
+    <w:lvl w:ilvl="3" w:tplc="AAD2EAC0">
       <w:start w:val="1"/>
       <w:numFmt w:val="bullet"/>
       <w:lvlText w:val="●"/>
@@ -38573,7 +38681,7 @@
         <w:ind w:left="2880" w:hanging="360"/>
       </w:pPr>
     </w:lvl>
-    <w:lvl w:ilvl="4" w:tplc="14EC13E8">
+    <w:lvl w:ilvl="4" w:tplc="45F42A62">
       <w:start w:val="1"/>
       <w:numFmt w:val="bullet"/>
       <w:lvlText w:val="○"/>
@@ -38582,7 +38690,7 @@
         <w:ind w:left="3600" w:hanging="360"/>
       </w:pPr>
     </w:lvl>
-    <w:lvl w:ilvl="5" w:tplc="04F6CB50">
+    <w:lvl w:ilvl="5" w:tplc="3E34C2B0">
       <w:start w:val="1"/>
       <w:numFmt w:val="bullet"/>
       <w:lvlText w:val="■"/>
@@ -38591,7 +38699,7 @@
         <w:ind w:left="4320" w:hanging="360"/>
       </w:pPr>
     </w:lvl>
-    <w:lvl w:ilvl="6" w:tplc="7AA21BA2">
+    <w:lvl w:ilvl="6" w:tplc="721C24DA">
       <w:start w:val="1"/>
       <w:numFmt w:val="bullet"/>
       <w:lvlText w:val="●"/>
@@ -38600,7 +38708,7 @@
         <w:ind w:left="5040" w:hanging="360"/>
       </w:pPr>
     </w:lvl>
-    <w:lvl w:ilvl="7" w:tplc="9244AB44">
+    <w:lvl w:ilvl="7" w:tplc="3F04FA32">
       <w:start w:val="1"/>
       <w:numFmt w:val="bullet"/>
       <w:lvlText w:val="●"/>
@@ -38609,7 +38717,7 @@
         <w:ind w:left="5760" w:hanging="360"/>
       </w:pPr>
     </w:lvl>
-    <w:lvl w:ilvl="8" w:tplc="C63A54F4">
+    <w:lvl w:ilvl="8" w:tplc="16D41E3A">
       <w:start w:val="1"/>
       <w:numFmt w:val="bullet"/>
       <w:lvlText w:val="●"/>
@@ -38619,11 +38727,11 @@
       </w:pPr>
     </w:lvl>
   </w:abstractNum>
-  <w:abstractNum w:abstractNumId="2" w15:restartNumberingAfterBreak="0">
-    <w:nsid w:val="1E415CBC"/>
+  <w:abstractNum w:abstractNumId="4" w15:restartNumberingAfterBreak="0">
+    <w:nsid w:val="4BA30449"/>
     <w:multiLevelType w:val="hybridMultilevel"/>
-    <w:tmpl w:val="A1C6C46E"/>
-    <w:lvl w:ilvl="0" w:tplc="6ACC6B7A">
+    <w:tmpl w:val="48901DA2"/>
+    <w:lvl w:ilvl="0" w:tplc="181C29BC">
       <w:start w:val="1"/>
       <w:numFmt w:val="decimal"/>
       <w:lvlText w:val="%1."/>
@@ -38632,52 +38740,52 @@
         <w:ind w:left="540" w:hanging="360"/>
       </w:pPr>
     </w:lvl>
-    <w:lvl w:ilvl="1" w:tplc="C360D244">
+    <w:lvl w:ilvl="1" w:tplc="68EA3992">
       <w:numFmt w:val="decimal"/>
       <w:lvlText w:val=""/>
       <w:lvlJc w:val="left"/>
     </w:lvl>
-    <w:lvl w:ilvl="2" w:tplc="006EB7C8">
+    <w:lvl w:ilvl="2" w:tplc="236C41EA">
       <w:numFmt w:val="decimal"/>
       <w:lvlText w:val=""/>
       <w:lvlJc w:val="left"/>
     </w:lvl>
-    <w:lvl w:ilvl="3" w:tplc="E46E01EA">
+    <w:lvl w:ilvl="3" w:tplc="19A417EC">
       <w:numFmt w:val="decimal"/>
       <w:lvlText w:val=""/>
       <w:lvlJc w:val="left"/>
     </w:lvl>
-    <w:lvl w:ilvl="4" w:tplc="A6A6A5C8">
+    <w:lvl w:ilvl="4" w:tplc="06403C0E">
       <w:numFmt w:val="decimal"/>
       <w:lvlText w:val=""/>
       <w:lvlJc w:val="left"/>
     </w:lvl>
-    <w:lvl w:ilvl="5" w:tplc="7B54CF88">
+    <w:lvl w:ilvl="5" w:tplc="492A40B0">
       <w:numFmt w:val="decimal"/>
       <w:lvlText w:val=""/>
       <w:lvlJc w:val="left"/>
     </w:lvl>
-    <w:lvl w:ilvl="6" w:tplc="1414B622">
+    <w:lvl w:ilvl="6" w:tplc="1BB44C54">
       <w:numFmt w:val="decimal"/>
       <w:lvlText w:val=""/>
       <w:lvlJc w:val="left"/>
     </w:lvl>
-    <w:lvl w:ilvl="7" w:tplc="B34258F6">
+    <w:lvl w:ilvl="7" w:tplc="B824AB60">
       <w:numFmt w:val="decimal"/>
       <w:lvlText w:val=""/>
       <w:lvlJc w:val="left"/>
     </w:lvl>
-    <w:lvl w:ilvl="8" w:tplc="47B41E0A">
+    <w:lvl w:ilvl="8" w:tplc="09DC9482">
       <w:numFmt w:val="decimal"/>
       <w:lvlText w:val=""/>
       <w:lvlJc w:val="left"/>
     </w:lvl>
   </w:abstractNum>
-  <w:abstractNum w:abstractNumId="3" w15:restartNumberingAfterBreak="0">
-    <w:nsid w:val="26036E16"/>
+  <w:abstractNum w:abstractNumId="5" w15:restartNumberingAfterBreak="0">
+    <w:nsid w:val="61497D0C"/>
     <w:multiLevelType w:val="hybridMultilevel"/>
-    <w:tmpl w:val="2D9299C0"/>
-    <w:lvl w:ilvl="0" w:tplc="FB684C90">
+    <w:tmpl w:val="F0D6EE1C"/>
+    <w:lvl w:ilvl="0" w:tplc="5F68A296">
       <w:start w:val="1"/>
       <w:numFmt w:val="decimal"/>
       <w:lvlText w:val="%1."/>
@@ -38686,52 +38794,52 @@
         <w:ind w:left="540" w:hanging="360"/>
       </w:pPr>
     </w:lvl>
-    <w:lvl w:ilvl="1" w:tplc="B6FC52B0">
+    <w:lvl w:ilvl="1" w:tplc="C4662620">
       <w:numFmt w:val="decimal"/>
       <w:lvlText w:val=""/>
       <w:lvlJc w:val="left"/>
     </w:lvl>
-    <w:lvl w:ilvl="2" w:tplc="A0DCA8C6">
+    <w:lvl w:ilvl="2" w:tplc="F704E90E">
       <w:numFmt w:val="decimal"/>
       <w:lvlText w:val=""/>
       <w:lvlJc w:val="left"/>
     </w:lvl>
-    <w:lvl w:ilvl="3" w:tplc="5C326D98">
+    <w:lvl w:ilvl="3" w:tplc="5A56FF30">
       <w:numFmt w:val="decimal"/>
       <w:lvlText w:val=""/>
       <w:lvlJc w:val="left"/>
     </w:lvl>
-    <w:lvl w:ilvl="4" w:tplc="EED29EC6">
+    <w:lvl w:ilvl="4" w:tplc="82103370">
       <w:numFmt w:val="decimal"/>
       <w:lvlText w:val=""/>
       <w:lvlJc w:val="left"/>
     </w:lvl>
-    <w:lvl w:ilvl="5" w:tplc="843C8176">
+    <w:lvl w:ilvl="5" w:tplc="DCA4170A">
       <w:numFmt w:val="decimal"/>
       <w:lvlText w:val=""/>
       <w:lvlJc w:val="left"/>
     </w:lvl>
-    <w:lvl w:ilvl="6" w:tplc="EE503D38">
+    <w:lvl w:ilvl="6" w:tplc="433227FC">
       <w:numFmt w:val="decimal"/>
       <w:lvlText w:val=""/>
       <w:lvlJc w:val="left"/>
     </w:lvl>
-    <w:lvl w:ilvl="7" w:tplc="FF7E44F2">
+    <w:lvl w:ilvl="7" w:tplc="4C023930">
       <w:numFmt w:val="decimal"/>
       <w:lvlText w:val=""/>
       <w:lvlJc w:val="left"/>
     </w:lvl>
-    <w:lvl w:ilvl="8" w:tplc="54E672BE">
+    <w:lvl w:ilvl="8" w:tplc="65D62566">
       <w:numFmt w:val="decimal"/>
       <w:lvlText w:val=""/>
       <w:lvlJc w:val="left"/>
     </w:lvl>
   </w:abstractNum>
-  <w:abstractNum w:abstractNumId="4" w15:restartNumberingAfterBreak="0">
-    <w:nsid w:val="326342FB"/>
+  <w:abstractNum w:abstractNumId="6" w15:restartNumberingAfterBreak="0">
+    <w:nsid w:val="616407AD"/>
     <w:multiLevelType w:val="hybridMultilevel"/>
-    <w:tmpl w:val="B5B8F392"/>
-    <w:lvl w:ilvl="0" w:tplc="E530EE50">
+    <w:tmpl w:val="59FA51FA"/>
+    <w:lvl w:ilvl="0" w:tplc="37C86686">
       <w:start w:val="1"/>
       <w:numFmt w:val="decimal"/>
       <w:lvlText w:val="%1."/>
@@ -38740,52 +38848,106 @@
         <w:ind w:left="540" w:hanging="360"/>
       </w:pPr>
     </w:lvl>
-    <w:lvl w:ilvl="1" w:tplc="2FB6ACAA">
+    <w:lvl w:ilvl="1" w:tplc="91AE62F6">
       <w:numFmt w:val="decimal"/>
       <w:lvlText w:val=""/>
       <w:lvlJc w:val="left"/>
     </w:lvl>
-    <w:lvl w:ilvl="2" w:tplc="6DC82F98">
+    <w:lvl w:ilvl="2" w:tplc="E69A4DDC">
       <w:numFmt w:val="decimal"/>
       <w:lvlText w:val=""/>
       <w:lvlJc w:val="left"/>
     </w:lvl>
-    <w:lvl w:ilvl="3" w:tplc="331C3282">
+    <w:lvl w:ilvl="3" w:tplc="4E0EF99A">
       <w:numFmt w:val="decimal"/>
       <w:lvlText w:val=""/>
       <w:lvlJc w:val="left"/>
     </w:lvl>
-    <w:lvl w:ilvl="4" w:tplc="311C7026">
+    <w:lvl w:ilvl="4" w:tplc="169A65E0">
       <w:numFmt w:val="decimal"/>
       <w:lvlText w:val=""/>
       <w:lvlJc w:val="left"/>
     </w:lvl>
-    <w:lvl w:ilvl="5" w:tplc="BD18E52C">
+    <w:lvl w:ilvl="5" w:tplc="C2523B38">
       <w:numFmt w:val="decimal"/>
       <w:lvlText w:val=""/>
       <w:lvlJc w:val="left"/>
     </w:lvl>
-    <w:lvl w:ilvl="6" w:tplc="886AE1D0">
+    <w:lvl w:ilvl="6" w:tplc="28F0E5BC">
       <w:numFmt w:val="decimal"/>
       <w:lvlText w:val=""/>
       <w:lvlJc w:val="left"/>
     </w:lvl>
-    <w:lvl w:ilvl="7" w:tplc="6BD8C392">
+    <w:lvl w:ilvl="7" w:tplc="EC749E14">
       <w:numFmt w:val="decimal"/>
       <w:lvlText w:val=""/>
       <w:lvlJc w:val="left"/>
     </w:lvl>
-    <w:lvl w:ilvl="8" w:tplc="54408134">
+    <w:lvl w:ilvl="8" w:tplc="F7E6C0DC">
       <w:numFmt w:val="decimal"/>
       <w:lvlText w:val=""/>
       <w:lvlJc w:val="left"/>
     </w:lvl>
   </w:abstractNum>
-  <w:abstractNum w:abstractNumId="5" w15:restartNumberingAfterBreak="0">
-    <w:nsid w:val="3ABD29DA"/>
+  <w:abstractNum w:abstractNumId="7" w15:restartNumberingAfterBreak="0">
+    <w:nsid w:val="6298213B"/>
     <w:multiLevelType w:val="hybridMultilevel"/>
-    <w:tmpl w:val="895AC8D2"/>
-    <w:lvl w:ilvl="0" w:tplc="BAEEE028">
+    <w:tmpl w:val="23BC289C"/>
+    <w:lvl w:ilvl="0" w:tplc="2CF411D4">
+      <w:start w:val="1"/>
+      <w:numFmt w:val="bullet"/>
+      <w:lvlText w:val="•"/>
+      <w:lvlJc w:val="left"/>
+      <w:pPr>
+        <w:ind w:left="540" w:hanging="300"/>
+      </w:pPr>
+    </w:lvl>
+    <w:lvl w:ilvl="1" w:tplc="76EC9F0E">
+      <w:numFmt w:val="decimal"/>
+      <w:lvlText w:val=""/>
+      <w:lvlJc w:val="left"/>
+    </w:lvl>
+    <w:lvl w:ilvl="2" w:tplc="6704A578">
+      <w:numFmt w:val="decimal"/>
+      <w:lvlText w:val=""/>
+      <w:lvlJc w:val="left"/>
+    </w:lvl>
+    <w:lvl w:ilvl="3" w:tplc="5A5CE0AE">
+      <w:numFmt w:val="decimal"/>
+      <w:lvlText w:val=""/>
+      <w:lvlJc w:val="left"/>
+    </w:lvl>
+    <w:lvl w:ilvl="4" w:tplc="F2FC37DE">
+      <w:numFmt w:val="decimal"/>
+      <w:lvlText w:val=""/>
+      <w:lvlJc w:val="left"/>
+    </w:lvl>
+    <w:lvl w:ilvl="5" w:tplc="98D6FA24">
+      <w:numFmt w:val="decimal"/>
+      <w:lvlText w:val=""/>
+      <w:lvlJc w:val="left"/>
+    </w:lvl>
+    <w:lvl w:ilvl="6" w:tplc="0038D018">
+      <w:numFmt w:val="decimal"/>
+      <w:lvlText w:val=""/>
+      <w:lvlJc w:val="left"/>
+    </w:lvl>
+    <w:lvl w:ilvl="7" w:tplc="E11C73AE">
+      <w:numFmt w:val="decimal"/>
+      <w:lvlText w:val=""/>
+      <w:lvlJc w:val="left"/>
+    </w:lvl>
+    <w:lvl w:ilvl="8" w:tplc="520276BC">
+      <w:numFmt w:val="decimal"/>
+      <w:lvlText w:val=""/>
+      <w:lvlJc w:val="left"/>
+    </w:lvl>
+  </w:abstractNum>
+  <w:abstractNum w:abstractNumId="8" w15:restartNumberingAfterBreak="0">
+    <w:nsid w:val="633F46C0"/>
+    <w:multiLevelType w:val="hybridMultilevel"/>
+    <w:tmpl w:val="F63295EA"/>
+    <w:lvl w:ilvl="0" w:tplc="D0C6EF98">
       <w:start w:val="1"/>
       <w:numFmt w:val="decimal"/>
       <w:lvlText w:val="%1."/>
@@ -38794,52 +38956,52 @@
         <w:ind w:left="540" w:hanging="360"/>
       </w:pPr>
     </w:lvl>
-    <w:lvl w:ilvl="1" w:tplc="1FC63F8A">
+    <w:lvl w:ilvl="1" w:tplc="4D48579E">
       <w:numFmt w:val="decimal"/>
       <w:lvlText w:val=""/>
       <w:lvlJc w:val="left"/>
     </w:lvl>
-    <w:lvl w:ilvl="2" w:tplc="DD7ED88C">
+    <w:lvl w:ilvl="2" w:tplc="C70499E8">
       <w:numFmt w:val="decimal"/>
       <w:lvlText w:val=""/>
       <w:lvlJc w:val="left"/>
     </w:lvl>
-    <w:lvl w:ilvl="3" w:tplc="F0B048B6">
+    <w:lvl w:ilvl="3" w:tplc="D7102DE0">
       <w:numFmt w:val="decimal"/>
       <w:lvlText w:val=""/>
       <w:lvlJc w:val="left"/>
     </w:lvl>
-    <w:lvl w:ilvl="4" w:tplc="BC0A7AE8">
+    <w:lvl w:ilvl="4" w:tplc="4B08DBCC">
       <w:numFmt w:val="decimal"/>
       <w:lvlText w:val=""/>
       <w:lvlJc w:val="left"/>
     </w:lvl>
-    <w:lvl w:ilvl="5" w:tplc="B234E54A">
+    <w:lvl w:ilvl="5" w:tplc="B35E8FFC">
       <w:numFmt w:val="decimal"/>
       <w:lvlText w:val=""/>
       <w:lvlJc w:val="left"/>
     </w:lvl>
-    <w:lvl w:ilvl="6" w:tplc="D68A1E6A">
+    <w:lvl w:ilvl="6" w:tplc="58843354">
       <w:numFmt w:val="decimal"/>
       <w:lvlText w:val=""/>
       <w:lvlJc w:val="left"/>
     </w:lvl>
-    <w:lvl w:ilvl="7" w:tplc="0B18FEA8">
+    <w:lvl w:ilvl="7" w:tplc="7D34B290">
       <w:numFmt w:val="decimal"/>
       <w:lvlText w:val=""/>
       <w:lvlJc w:val="left"/>
     </w:lvl>
-    <w:lvl w:ilvl="8" w:tplc="38E03712">
+    <w:lvl w:ilvl="8" w:tplc="DE72614C">
       <w:numFmt w:val="decimal"/>
       <w:lvlText w:val=""/>
       <w:lvlJc w:val="left"/>
     </w:lvl>
   </w:abstractNum>
-  <w:abstractNum w:abstractNumId="6" w15:restartNumberingAfterBreak="0">
-    <w:nsid w:val="460437D4"/>
+  <w:abstractNum w:abstractNumId="9" w15:restartNumberingAfterBreak="0">
+    <w:nsid w:val="64E62059"/>
     <w:multiLevelType w:val="hybridMultilevel"/>
-    <w:tmpl w:val="1C5686F4"/>
-    <w:lvl w:ilvl="0" w:tplc="C49C36C0">
+    <w:tmpl w:val="375C3CA2"/>
+    <w:lvl w:ilvl="0" w:tplc="8E26BBF4">
       <w:start w:val="1"/>
       <w:numFmt w:val="decimal"/>
       <w:lvlText w:val="%1."/>
@@ -38848,52 +39010,52 @@
         <w:ind w:left="540" w:hanging="360"/>
       </w:pPr>
     </w:lvl>
-    <w:lvl w:ilvl="1" w:tplc="BD0AB25A">
+    <w:lvl w:ilvl="1" w:tplc="1B829AB2">
       <w:numFmt w:val="decimal"/>
       <w:lvlText w:val=""/>
       <w:lvlJc w:val="left"/>
     </w:lvl>
-    <w:lvl w:ilvl="2" w:tplc="9454E012">
+    <w:lvl w:ilvl="2" w:tplc="312E2EC0">
       <w:numFmt w:val="decimal"/>
       <w:lvlText w:val=""/>
       <w:lvlJc w:val="left"/>
     </w:lvl>
-    <w:lvl w:ilvl="3" w:tplc="9B2A275C">
+    <w:lvl w:ilvl="3" w:tplc="FC24894E">
       <w:numFmt w:val="decimal"/>
       <w:lvlText w:val=""/>
       <w:lvlJc w:val="left"/>
     </w:lvl>
-    <w:lvl w:ilvl="4" w:tplc="44C6D65A">
+    <w:lvl w:ilvl="4" w:tplc="181090CC">
       <w:numFmt w:val="decimal"/>
       <w:lvlText w:val=""/>
       <w:lvlJc w:val="left"/>
     </w:lvl>
-    <w:lvl w:ilvl="5" w:tplc="B96AA2BE">
+    <w:lvl w:ilvl="5" w:tplc="65420A3A">
       <w:numFmt w:val="decimal"/>
       <w:lvlText w:val=""/>
       <w:lvlJc w:val="left"/>
     </w:lvl>
-    <w:lvl w:ilvl="6" w:tplc="F8104938">
+    <w:lvl w:ilvl="6" w:tplc="96B41DC0">
       <w:numFmt w:val="decimal"/>
       <w:lvlText w:val=""/>
       <w:lvlJc w:val="left"/>
     </w:lvl>
-    <w:lvl w:ilvl="7" w:tplc="58A63AE2">
+    <w:lvl w:ilvl="7" w:tplc="9168A91C">
       <w:numFmt w:val="decimal"/>
       <w:lvlText w:val=""/>
       <w:lvlJc w:val="left"/>
     </w:lvl>
-    <w:lvl w:ilvl="8" w:tplc="7C78AD60">
+    <w:lvl w:ilvl="8" w:tplc="21ECDEA8">
       <w:numFmt w:val="decimal"/>
       <w:lvlText w:val=""/>
       <w:lvlJc w:val="left"/>
     </w:lvl>
   </w:abstractNum>
-  <w:abstractNum w:abstractNumId="7" w15:restartNumberingAfterBreak="0">
-    <w:nsid w:val="46AD0D22"/>
+  <w:abstractNum w:abstractNumId="10" w15:restartNumberingAfterBreak="0">
+    <w:nsid w:val="65DC6F52"/>
     <w:multiLevelType w:val="hybridMultilevel"/>
-    <w:tmpl w:val="E9ECB614"/>
-    <w:lvl w:ilvl="0" w:tplc="979E0CE0">
+    <w:tmpl w:val="E4E26D04"/>
+    <w:lvl w:ilvl="0" w:tplc="8E6E7560">
       <w:start w:val="1"/>
       <w:numFmt w:val="decimal"/>
       <w:lvlText w:val="%1."/>
@@ -38902,52 +39064,52 @@
         <w:ind w:left="540" w:hanging="360"/>
       </w:pPr>
     </w:lvl>
-    <w:lvl w:ilvl="1" w:tplc="27AC4AC0">
+    <w:lvl w:ilvl="1" w:tplc="776E1C12">
       <w:numFmt w:val="decimal"/>
       <w:lvlText w:val=""/>
       <w:lvlJc w:val="left"/>
     </w:lvl>
-    <w:lvl w:ilvl="2" w:tplc="3ADA284C">
+    <w:lvl w:ilvl="2" w:tplc="23F010C6">
       <w:numFmt w:val="decimal"/>
       <w:lvlText w:val=""/>
       <w:lvlJc w:val="left"/>
     </w:lvl>
-    <w:lvl w:ilvl="3" w:tplc="2EEED306">
+    <w:lvl w:ilvl="3" w:tplc="F440F24A">
       <w:numFmt w:val="decimal"/>
       <w:lvlText w:val=""/>
       <w:lvlJc w:val="left"/>
     </w:lvl>
-    <w:lvl w:ilvl="4" w:tplc="3F74B23A">
+    <w:lvl w:ilvl="4" w:tplc="B78E46E4">
       <w:numFmt w:val="decimal"/>
       <w:lvlText w:val=""/>
       <w:lvlJc w:val="left"/>
     </w:lvl>
-    <w:lvl w:ilvl="5" w:tplc="D6B21CF4">
+    <w:lvl w:ilvl="5" w:tplc="271259FC">
       <w:numFmt w:val="decimal"/>
       <w:lvlText w:val=""/>
       <w:lvlJc w:val="left"/>
     </w:lvl>
-    <w:lvl w:ilvl="6" w:tplc="1442760A">
+    <w:lvl w:ilvl="6" w:tplc="732E3C46">
       <w:numFmt w:val="decimal"/>
       <w:lvlText w:val=""/>
       <w:lvlJc w:val="left"/>
     </w:lvl>
-    <w:lvl w:ilvl="7" w:tplc="BE381F5E">
+    <w:lvl w:ilvl="7" w:tplc="B5226464">
       <w:numFmt w:val="decimal"/>
       <w:lvlText w:val=""/>
       <w:lvlJc w:val="left"/>
     </w:lvl>
-    <w:lvl w:ilvl="8" w:tplc="B9104614">
+    <w:lvl w:ilvl="8" w:tplc="E81ABB58">
       <w:numFmt w:val="decimal"/>
       <w:lvlText w:val=""/>
       <w:lvlJc w:val="left"/>
     </w:lvl>
   </w:abstractNum>
-  <w:abstractNum w:abstractNumId="8" w15:restartNumberingAfterBreak="0">
-    <w:nsid w:val="4C9E0799"/>
+  <w:abstractNum w:abstractNumId="11" w15:restartNumberingAfterBreak="0">
+    <w:nsid w:val="6765524D"/>
     <w:multiLevelType w:val="hybridMultilevel"/>
-    <w:tmpl w:val="4B8C8FDC"/>
-    <w:lvl w:ilvl="0" w:tplc="50D0CBB6">
+    <w:tmpl w:val="5B7AC15C"/>
+    <w:lvl w:ilvl="0" w:tplc="6686A7E4">
       <w:start w:val="1"/>
       <w:numFmt w:val="decimal"/>
       <w:lvlText w:val="%1."/>
@@ -38956,52 +39118,52 @@
         <w:ind w:left="540" w:hanging="360"/>
       </w:pPr>
     </w:lvl>
-    <w:lvl w:ilvl="1" w:tplc="BB9E47AC">
+    <w:lvl w:ilvl="1" w:tplc="7200F768">
       <w:numFmt w:val="decimal"/>
       <w:lvlText w:val=""/>
       <w:lvlJc w:val="left"/>
     </w:lvl>
-    <w:lvl w:ilvl="2" w:tplc="13D66BD0">
+    <w:lvl w:ilvl="2" w:tplc="F1E6974E">
       <w:numFmt w:val="decimal"/>
       <w:lvlText w:val=""/>
       <w:lvlJc w:val="left"/>
     </w:lvl>
-    <w:lvl w:ilvl="3" w:tplc="8F72A21A">
+    <w:lvl w:ilvl="3" w:tplc="323CAA66">
       <w:numFmt w:val="decimal"/>
       <w:lvlText w:val=""/>
       <w:lvlJc w:val="left"/>
     </w:lvl>
-    <w:lvl w:ilvl="4" w:tplc="2A28C692">
+    <w:lvl w:ilvl="4" w:tplc="8BB0443A">
       <w:numFmt w:val="decimal"/>
       <w:lvlText w:val=""/>
       <w:lvlJc w:val="left"/>
     </w:lvl>
-    <w:lvl w:ilvl="5" w:tplc="4EF22B92">
+    <w:lvl w:ilvl="5" w:tplc="B2A4E2C4">
       <w:numFmt w:val="decimal"/>
       <w:lvlText w:val=""/>
       <w:lvlJc w:val="left"/>
     </w:lvl>
-    <w:lvl w:ilvl="6" w:tplc="F5766292">
+    <w:lvl w:ilvl="6" w:tplc="338E44C6">
       <w:numFmt w:val="decimal"/>
       <w:lvlText w:val=""/>
       <w:lvlJc w:val="left"/>
     </w:lvl>
-    <w:lvl w:ilvl="7" w:tplc="06E4D4BE">
+    <w:lvl w:ilvl="7" w:tplc="D14E5512">
       <w:numFmt w:val="decimal"/>
       <w:lvlText w:val=""/>
       <w:lvlJc w:val="left"/>
     </w:lvl>
-    <w:lvl w:ilvl="8" w:tplc="278EFEF2">
+    <w:lvl w:ilvl="8" w:tplc="1226C1CC">
       <w:numFmt w:val="decimal"/>
       <w:lvlText w:val=""/>
       <w:lvlJc w:val="left"/>
     </w:lvl>
   </w:abstractNum>
-  <w:abstractNum w:abstractNumId="9" w15:restartNumberingAfterBreak="0">
-    <w:nsid w:val="5AF95CC6"/>
+  <w:abstractNum w:abstractNumId="12" w15:restartNumberingAfterBreak="0">
+    <w:nsid w:val="705950FF"/>
     <w:multiLevelType w:val="hybridMultilevel"/>
-    <w:tmpl w:val="B29C873A"/>
-    <w:lvl w:ilvl="0" w:tplc="4B625136">
+    <w:tmpl w:val="00A2B2EA"/>
+    <w:lvl w:ilvl="0" w:tplc="5A2E13BE">
       <w:start w:val="1"/>
       <w:numFmt w:val="decimal"/>
       <w:lvlText w:val="%1."/>
@@ -39010,52 +39172,52 @@
         <w:ind w:left="540" w:hanging="360"/>
       </w:pPr>
     </w:lvl>
-    <w:lvl w:ilvl="1" w:tplc="0ECE4F72">
+    <w:lvl w:ilvl="1" w:tplc="B5C279F2">
       <w:numFmt w:val="decimal"/>
       <w:lvlText w:val=""/>
       <w:lvlJc w:val="left"/>
     </w:lvl>
-    <w:lvl w:ilvl="2" w:tplc="60A0763A">
+    <w:lvl w:ilvl="2" w:tplc="97AC3DD0">
       <w:numFmt w:val="decimal"/>
       <w:lvlText w:val=""/>
       <w:lvlJc w:val="left"/>
     </w:lvl>
-    <w:lvl w:ilvl="3" w:tplc="301E6724">
+    <w:lvl w:ilvl="3" w:tplc="D61CA43A">
       <w:numFmt w:val="decimal"/>
       <w:lvlText w:val=""/>
       <w:lvlJc w:val="left"/>
     </w:lvl>
-    <w:lvl w:ilvl="4" w:tplc="47644022">
+    <w:lvl w:ilvl="4" w:tplc="E22C2F0A">
       <w:numFmt w:val="decimal"/>
       <w:lvlText w:val=""/>
       <w:lvlJc w:val="left"/>
     </w:lvl>
-    <w:lvl w:ilvl="5" w:tplc="CFFEE034">
+    <w:lvl w:ilvl="5" w:tplc="EEA86A92">
       <w:numFmt w:val="decimal"/>
       <w:lvlText w:val=""/>
       <w:lvlJc w:val="left"/>
     </w:lvl>
-    <w:lvl w:ilvl="6" w:tplc="C4B6156C">
+    <w:lvl w:ilvl="6" w:tplc="DB1A00EA">
       <w:numFmt w:val="decimal"/>
       <w:lvlText w:val=""/>
       <w:lvlJc w:val="left"/>
     </w:lvl>
-    <w:lvl w:ilvl="7" w:tplc="482056F4">
+    <w:lvl w:ilvl="7" w:tplc="4E20B3F6">
       <w:numFmt w:val="decimal"/>
       <w:lvlText w:val=""/>
       <w:lvlJc w:val="left"/>
     </w:lvl>
-    <w:lvl w:ilvl="8" w:tplc="33D6F676">
+    <w:lvl w:ilvl="8" w:tplc="6E68FEC6">
       <w:numFmt w:val="decimal"/>
       <w:lvlText w:val=""/>
       <w:lvlJc w:val="left"/>
     </w:lvl>
   </w:abstractNum>
-  <w:abstractNum w:abstractNumId="10" w15:restartNumberingAfterBreak="0">
-    <w:nsid w:val="6019741D"/>
+  <w:abstractNum w:abstractNumId="13" w15:restartNumberingAfterBreak="0">
+    <w:nsid w:val="7E170CF2"/>
     <w:multiLevelType w:val="hybridMultilevel"/>
-    <w:tmpl w:val="AA66ABF6"/>
-    <w:lvl w:ilvl="0" w:tplc="8F6A7A14">
+    <w:tmpl w:val="AC585374"/>
+    <w:lvl w:ilvl="0" w:tplc="0C54593C">
       <w:start w:val="1"/>
       <w:numFmt w:val="decimal"/>
       <w:lvlText w:val="%1."/>
@@ -39064,229 +39226,67 @@
         <w:ind w:left="540" w:hanging="360"/>
       </w:pPr>
     </w:lvl>
-    <w:lvl w:ilvl="1" w:tplc="B45C9F20">
+    <w:lvl w:ilvl="1" w:tplc="A58A2002">
       <w:numFmt w:val="decimal"/>
       <w:lvlText w:val=""/>
       <w:lvlJc w:val="left"/>
     </w:lvl>
-    <w:lvl w:ilvl="2" w:tplc="F5D21A0A">
+    <w:lvl w:ilvl="2" w:tplc="43F6B682">
       <w:numFmt w:val="decimal"/>
       <w:lvlText w:val=""/>
       <w:lvlJc w:val="left"/>
     </w:lvl>
-    <w:lvl w:ilvl="3" w:tplc="35DCBA74">
+    <w:lvl w:ilvl="3" w:tplc="52365F26">
       <w:numFmt w:val="decimal"/>
       <w:lvlText w:val=""/>
       <w:lvlJc w:val="left"/>
     </w:lvl>
-    <w:lvl w:ilvl="4" w:tplc="7C0E8E04">
+    <w:lvl w:ilvl="4" w:tplc="B0705A12">
       <w:numFmt w:val="decimal"/>
       <w:lvlText w:val=""/>
       <w:lvlJc w:val="left"/>
     </w:lvl>
-    <w:lvl w:ilvl="5" w:tplc="CCD80418">
+    <w:lvl w:ilvl="5" w:tplc="EE583AFA">
       <w:numFmt w:val="decimal"/>
       <w:lvlText w:val=""/>
       <w:lvlJc w:val="left"/>
     </w:lvl>
-    <w:lvl w:ilvl="6" w:tplc="70D63808">
+    <w:lvl w:ilvl="6" w:tplc="183892C4">
       <w:numFmt w:val="decimal"/>
       <w:lvlText w:val=""/>
       <w:lvlJc w:val="left"/>
     </w:lvl>
-    <w:lvl w:ilvl="7" w:tplc="120E10F6">
+    <w:lvl w:ilvl="7" w:tplc="156669F0">
       <w:numFmt w:val="decimal"/>
       <w:lvlText w:val=""/>
       <w:lvlJc w:val="left"/>
     </w:lvl>
-    <w:lvl w:ilvl="8" w:tplc="F73C7808">
+    <w:lvl w:ilvl="8" w:tplc="A3709E50">
       <w:numFmt w:val="decimal"/>
       <w:lvlText w:val=""/>
       <w:lvlJc w:val="left"/>
     </w:lvl>
   </w:abstractNum>
-  <w:abstractNum w:abstractNumId="11" w15:restartNumberingAfterBreak="0">
-    <w:nsid w:val="61512090"/>
-    <w:multiLevelType w:val="hybridMultilevel"/>
-    <w:tmpl w:val="D89698BA"/>
-    <w:lvl w:ilvl="0" w:tplc="86C0D948">
-      <w:start w:val="1"/>
-      <w:numFmt w:val="decimal"/>
-      <w:lvlText w:val="%1."/>
-      <w:lvlJc w:val="left"/>
-      <w:pPr>
-        <w:ind w:left="540" w:hanging="360"/>
-      </w:pPr>
-    </w:lvl>
-    <w:lvl w:ilvl="1" w:tplc="4282BF78">
-      <w:numFmt w:val="decimal"/>
-      <w:lvlText w:val=""/>
-      <w:lvlJc w:val="left"/>
-    </w:lvl>
-    <w:lvl w:ilvl="2" w:tplc="0ECAB7DE">
-      <w:numFmt w:val="decimal"/>
-      <w:lvlText w:val=""/>
-      <w:lvlJc w:val="left"/>
-    </w:lvl>
-    <w:lvl w:ilvl="3" w:tplc="30CA0F86">
-      <w:numFmt w:val="decimal"/>
-      <w:lvlText w:val=""/>
-      <w:lvlJc w:val="left"/>
-    </w:lvl>
-    <w:lvl w:ilvl="4" w:tplc="C3F4FA60">
-      <w:numFmt w:val="decimal"/>
-      <w:lvlText w:val=""/>
-      <w:lvlJc w:val="left"/>
-    </w:lvl>
-    <w:lvl w:ilvl="5" w:tplc="D3E484B0">
-      <w:numFmt w:val="decimal"/>
-      <w:lvlText w:val=""/>
-      <w:lvlJc w:val="left"/>
-    </w:lvl>
-    <w:lvl w:ilvl="6" w:tplc="B386B278">
-      <w:numFmt w:val="decimal"/>
-      <w:lvlText w:val=""/>
-      <w:lvlJc w:val="left"/>
-    </w:lvl>
-    <w:lvl w:ilvl="7" w:tplc="2A880D02">
-      <w:numFmt w:val="decimal"/>
-      <w:lvlText w:val=""/>
-      <w:lvlJc w:val="left"/>
-    </w:lvl>
-    <w:lvl w:ilvl="8" w:tplc="7A021DEE">
-      <w:numFmt w:val="decimal"/>
-      <w:lvlText w:val=""/>
-      <w:lvlJc w:val="left"/>
-    </w:lvl>
-  </w:abstractNum>
-  <w:abstractNum w:abstractNumId="12" w15:restartNumberingAfterBreak="0">
-    <w:nsid w:val="66A46372"/>
-    <w:multiLevelType w:val="hybridMultilevel"/>
-    <w:tmpl w:val="D2742A40"/>
-    <w:lvl w:ilvl="0" w:tplc="5B0E90E4">
-      <w:start w:val="1"/>
-      <w:numFmt w:val="decimal"/>
-      <w:lvlText w:val="%1."/>
-      <w:lvlJc w:val="left"/>
-      <w:pPr>
-        <w:ind w:left="540" w:hanging="360"/>
-      </w:pPr>
-    </w:lvl>
-    <w:lvl w:ilvl="1" w:tplc="205E0AA8">
-      <w:numFmt w:val="decimal"/>
-      <w:lvlText w:val=""/>
-      <w:lvlJc w:val="left"/>
-    </w:lvl>
-    <w:lvl w:ilvl="2" w:tplc="4E84AB60">
-      <w:numFmt w:val="decimal"/>
-      <w:lvlText w:val=""/>
-      <w:lvlJc w:val="left"/>
-    </w:lvl>
-    <w:lvl w:ilvl="3" w:tplc="F17827C8">
-      <w:numFmt w:val="decimal"/>
-      <w:lvlText w:val=""/>
-      <w:lvlJc w:val="left"/>
-    </w:lvl>
-    <w:lvl w:ilvl="4" w:tplc="9528AEEA">
-      <w:numFmt w:val="decimal"/>
-      <w:lvlText w:val=""/>
-      <w:lvlJc w:val="left"/>
-    </w:lvl>
-    <w:lvl w:ilvl="5" w:tplc="F8C422CE">
-      <w:numFmt w:val="decimal"/>
-      <w:lvlText w:val=""/>
-      <w:lvlJc w:val="left"/>
-    </w:lvl>
-    <w:lvl w:ilvl="6" w:tplc="8ED4E1C6">
-      <w:numFmt w:val="decimal"/>
-      <w:lvlText w:val=""/>
-      <w:lvlJc w:val="left"/>
-    </w:lvl>
-    <w:lvl w:ilvl="7" w:tplc="01A6B420">
-      <w:numFmt w:val="decimal"/>
-      <w:lvlText w:val=""/>
-      <w:lvlJc w:val="left"/>
-    </w:lvl>
-    <w:lvl w:ilvl="8" w:tplc="E5B4ED8A">
-      <w:numFmt w:val="decimal"/>
-      <w:lvlText w:val=""/>
-      <w:lvlJc w:val="left"/>
-    </w:lvl>
-  </w:abstractNum>
-  <w:abstractNum w:abstractNumId="13" w15:restartNumberingAfterBreak="0">
-    <w:nsid w:val="72F740E4"/>
-    <w:multiLevelType w:val="hybridMultilevel"/>
-    <w:tmpl w:val="43D0E154"/>
-    <w:lvl w:ilvl="0" w:tplc="E4447F50">
-      <w:start w:val="1"/>
-      <w:numFmt w:val="bullet"/>
-      <w:lvlText w:val="•"/>
-      <w:lvlJc w:val="left"/>
-      <w:pPr>
-        <w:ind w:left="540" w:hanging="300"/>
-      </w:pPr>
-    </w:lvl>
-    <w:lvl w:ilvl="1" w:tplc="8410E294">
-      <w:numFmt w:val="decimal"/>
-      <w:lvlText w:val=""/>
-      <w:lvlJc w:val="left"/>
-    </w:lvl>
-    <w:lvl w:ilvl="2" w:tplc="067ADEEA">
-      <w:numFmt w:val="decimal"/>
-      <w:lvlText w:val=""/>
-      <w:lvlJc w:val="left"/>
-    </w:lvl>
-    <w:lvl w:ilvl="3" w:tplc="714CF5D6">
-      <w:numFmt w:val="decimal"/>
-      <w:lvlText w:val=""/>
-      <w:lvlJc w:val="left"/>
-    </w:lvl>
-    <w:lvl w:ilvl="4" w:tplc="A574F48E">
-      <w:numFmt w:val="decimal"/>
-      <w:lvlText w:val=""/>
-      <w:lvlJc w:val="left"/>
-    </w:lvl>
-    <w:lvl w:ilvl="5" w:tplc="9E5E01C2">
-      <w:numFmt w:val="decimal"/>
-      <w:lvlText w:val=""/>
-      <w:lvlJc w:val="left"/>
-    </w:lvl>
-    <w:lvl w:ilvl="6" w:tplc="E2383E18">
-      <w:numFmt w:val="decimal"/>
-      <w:lvlText w:val=""/>
-      <w:lvlJc w:val="left"/>
-    </w:lvl>
-    <w:lvl w:ilvl="7" w:tplc="9EE68160">
-      <w:numFmt w:val="decimal"/>
-      <w:lvlText w:val=""/>
-      <w:lvlJc w:val="left"/>
-    </w:lvl>
-    <w:lvl w:ilvl="8" w:tplc="D668E532">
-      <w:numFmt w:val="decimal"/>
-      <w:lvlText w:val=""/>
-      <w:lvlJc w:val="left"/>
-    </w:lvl>
-  </w:abstractNum>
-  <w:num w:numId="1" w16cid:durableId="1772123646">
-    <w:abstractNumId w:val="1"/>
+  <w:num w:numId="1" w16cid:durableId="609091984">
+    <w:abstractNumId w:val="3"/>
     <w:lvlOverride w:ilvl="0">
       <w:startOverride w:val="1"/>
     </w:lvlOverride>
   </w:num>
-  <w:num w:numId="2" w16cid:durableId="1094938925">
-    <w:abstractNumId w:val="13"/>
+  <w:num w:numId="2" w16cid:durableId="1012951210">
+    <w:abstractNumId w:val="7"/>
     <w:lvlOverride w:ilvl="0">
       <w:startOverride w:val="1"/>
     </w:lvlOverride>
   </w:num>
-  <w:num w:numId="3" w16cid:durableId="391124974">
-    <w:abstractNumId w:val="0"/>
+  <w:num w:numId="3" w16cid:durableId="274169004">
+    <w:abstractNumId w:val="10"/>
     <w:lvlOverride w:ilvl="0">
       <w:startOverride w:val="1"/>
     </w:lvlOverride>
   </w:num>
-  <w:num w:numId="4" w16cid:durableId="1250894755">
-    <w:abstractNumId w:val="3"/>
+  <w:num w:numId="4" w16cid:durableId="784813058">
+    <w:abstractNumId w:val="9"/>
     <w:lvlOverride w:ilvl="0">
       <w:startOverride w:val="1"/>
     </w:lvlOverride>
@@ -39974,7 +39974,7 @@
     <w:autoRedefine/>
     <w:uiPriority w:val="39"/>
     <w:unhideWhenUsed/>
-    <w:rsid w:val="0098637B"/>
+    <w:rsid w:val="003B03D8"/>
     <w:pPr>
       <w:spacing w:after="100"/>
     </w:pPr>
@@ -39989,7 +39989,7 @@
     <w:autoRedefine/>
     <w:uiPriority w:val="39"/>
     <w:unhideWhenUsed/>
-    <w:rsid w:val="0098637B"/>
+    <w:rsid w:val="003B03D8"/>
     <w:pPr>
       <w:spacing w:after="100"/>
       <w:ind w:left="220"/>
